--- a/Documents/SCI_SE_01.ProjectProposal.docx
+++ b/Documents/SCI_SE_01.ProjectProposal.docx
@@ -2923,9 +2923,18 @@
                 <w:rFonts w:hint="default" w:ascii="Times New Roman" w:hAnsi="Times New Roman" w:cs="Times New Roman"/>
                 <w:sz w:val="26"/>
                 <w:szCs w:val="26"/>
+                <w:lang w:val="vi-VN"/>
+              </w:rPr>
+              <w:t>15</w:t>
+            </w:r>
+            <w:r>
+              <w:rPr>
+                <w:rFonts w:hint="default" w:ascii="Times New Roman" w:hAnsi="Times New Roman" w:cs="Times New Roman"/>
+                <w:sz w:val="26"/>
+                <w:szCs w:val="26"/>
                 <w:lang w:val="en-US"/>
               </w:rPr>
-              <w:t>21/03/2026</w:t>
+              <w:t>/03/2026</w:t>
             </w:r>
           </w:p>
         </w:tc>
@@ -3058,7 +3067,18 @@
                 <w:szCs w:val="26"/>
                 <w:lang w:val="vi-VN"/>
               </w:rPr>
-              <w:t>22/03/2026</w:t>
+              <w:t>16/03/2</w:t>
+            </w:r>
+            <w:bookmarkStart w:id="67" w:name="_GoBack"/>
+            <w:bookmarkEnd w:id="67"/>
+            <w:r>
+              <w:rPr>
+                <w:rFonts w:hint="default" w:ascii="Times New Roman" w:hAnsi="Times New Roman" w:cs="Times New Roman"/>
+                <w:sz w:val="26"/>
+                <w:szCs w:val="26"/>
+                <w:lang w:val="vi-VN"/>
+              </w:rPr>
+              <w:t>026</w:t>
             </w:r>
           </w:p>
         </w:tc>
@@ -4815,12 +4835,15 @@
     <w:sdt>
       <w:sdtPr>
         <w:rPr>
-          <w:rFonts w:ascii="Times New Roman" w:hAnsi="Times New Roman" w:cs="Times New Roman" w:eastAsiaTheme="minorHAnsi"/>
-          <w:color w:val="auto"/>
-          <w:sz w:val="26"/>
-          <w:szCs w:val="26"/>
-        </w:rPr>
-        <w:id w:val="-634488350"/>
+          <w:rFonts w:hint="default" w:ascii="Times New Roman" w:hAnsi="Times New Roman" w:eastAsia="SimSun" w:cs="Times New Roman"/>
+          <w:b/>
+          <w:bCs/>
+          <w:sz w:val="32"/>
+          <w:szCs w:val="32"/>
+          <w:lang w:val="en-US" w:eastAsia="en-US" w:bidi="ar-SA"/>
+        </w:rPr>
+        <w:id w:val="147483179"/>
+        <w15:color w:val="DBDBDB"/>
         <w:docPartObj>
           <w:docPartGallery w:val="Table of Contents"/>
           <w:docPartUnique/>
@@ -4828,29 +4851,36 @@
       </w:sdtPr>
       <w:sdtEndPr>
         <w:rPr>
-          <w:rFonts w:asciiTheme="minorHAnsi" w:hAnsiTheme="minorHAnsi" w:eastAsiaTheme="minorHAnsi" w:cstheme="minorBidi"/>
-          <w:b/>
-          <w:bCs/>
-          <w:color w:val="auto"/>
-          <w:sz w:val="22"/>
-          <w:szCs w:val="22"/>
+          <w:rFonts w:hint="default" w:ascii="Times New Roman" w:hAnsi="Times New Roman" w:cs="Times New Roman" w:eastAsiaTheme="minorHAnsi"/>
+          <w:sz w:val="26"/>
+          <w:szCs w:val="26"/>
+          <w:lang w:val="en-US" w:eastAsia="en-US" w:bidi="ar-SA"/>
         </w:rPr>
       </w:sdtEndPr>
       <w:sdtContent>
         <w:p>
           <w:pPr>
-            <w:pStyle w:val="21"/>
-            <w:spacing w:before="0" w:line="360" w:lineRule="auto"/>
+            <w:spacing w:before="0" w:beforeLines="0" w:after="0" w:afterLines="0" w:line="240" w:lineRule="auto"/>
+            <w:ind w:left="0" w:leftChars="0" w:right="0" w:rightChars="0" w:firstLine="0" w:firstLineChars="0"/>
             <w:jc w:val="center"/>
             <w:rPr>
-              <w:rFonts w:ascii="Times New Roman" w:hAnsi="Times New Roman" w:cs="Times New Roman"/>
+              <w:rFonts w:hint="default" w:ascii="Times New Roman" w:hAnsi="Times New Roman" w:cs="Times New Roman"/>
               <w:b/>
+              <w:bCs/>
+              <w:sz w:val="32"/>
+              <w:szCs w:val="32"/>
+              <w:lang w:val="vi-VN"/>
             </w:rPr>
           </w:pPr>
           <w:r>
             <w:rPr>
-              <w:rFonts w:ascii="Times New Roman" w:hAnsi="Times New Roman" w:cs="Times New Roman"/>
+              <w:rFonts w:hint="default" w:ascii="Times New Roman" w:hAnsi="Times New Roman" w:eastAsia="SimSun" w:cs="Times New Roman"/>
               <w:b/>
+              <w:bCs/>
+              <w:color w:val="2E75B6" w:themeColor="accent1" w:themeShade="BF"/>
+              <w:sz w:val="32"/>
+              <w:szCs w:val="32"/>
+              <w:lang w:val="vi-VN" w:eastAsia="en-US" w:bidi="ar-SA"/>
             </w:rPr>
             <w:t>MỤC LỤC</w:t>
           </w:r>
@@ -4868,12 +4898,27 @@
             </w:rPr>
           </w:pPr>
           <w:r>
+            <w:rPr>
+              <w:rFonts w:hint="default" w:ascii="Times New Roman" w:hAnsi="Times New Roman" w:cs="Times New Roman"/>
+              <w:sz w:val="26"/>
+              <w:szCs w:val="26"/>
+            </w:rPr>
             <w:fldChar w:fldCharType="begin"/>
           </w:r>
           <w:r>
-            <w:instrText xml:space="preserve"> TOC \o "1-3" \h \z \u </w:instrText>
-          </w:r>
-          <w:r>
+            <w:rPr>
+              <w:rFonts w:hint="default" w:ascii="Times New Roman" w:hAnsi="Times New Roman" w:cs="Times New Roman"/>
+              <w:sz w:val="26"/>
+              <w:szCs w:val="26"/>
+            </w:rPr>
+            <w:instrText xml:space="preserve">TOC \o "1-3" \h \u </w:instrText>
+          </w:r>
+          <w:r>
+            <w:rPr>
+              <w:rFonts w:hint="default" w:ascii="Times New Roman" w:hAnsi="Times New Roman" w:cs="Times New Roman"/>
+              <w:sz w:val="26"/>
+              <w:szCs w:val="26"/>
+            </w:rPr>
             <w:fldChar w:fldCharType="separate"/>
           </w:r>
           <w:r>
@@ -4890,7 +4935,7 @@
               <w:sz w:val="26"/>
               <w:szCs w:val="26"/>
             </w:rPr>
-            <w:instrText xml:space="preserve"> HYPERLINK \l _Toc2442 </w:instrText>
+            <w:instrText xml:space="preserve"> HYPERLINK \l _Toc729 </w:instrText>
           </w:r>
           <w:r>
             <w:rPr>
@@ -4930,7 +4975,7 @@
               <w:sz w:val="26"/>
               <w:szCs w:val="26"/>
             </w:rPr>
-            <w:instrText xml:space="preserve"> PAGEREF _Toc2442 \h </w:instrText>
+            <w:instrText xml:space="preserve"> PAGEREF _Toc729 \h </w:instrText>
           </w:r>
           <w:r>
             <w:rPr>
@@ -4982,7 +5027,6 @@
           <w:r>
             <w:rPr>
               <w:rFonts w:hint="default" w:ascii="Times New Roman" w:hAnsi="Times New Roman" w:cs="Times New Roman"/>
-              <w:bCs/>
               <w:sz w:val="26"/>
               <w:szCs w:val="26"/>
             </w:rPr>
@@ -4991,16 +5035,14 @@
           <w:r>
             <w:rPr>
               <w:rFonts w:hint="default" w:ascii="Times New Roman" w:hAnsi="Times New Roman" w:cs="Times New Roman"/>
-              <w:bCs/>
-              <w:sz w:val="26"/>
-              <w:szCs w:val="26"/>
-            </w:rPr>
-            <w:instrText xml:space="preserve"> HYPERLINK \l _Toc22077 </w:instrText>
-          </w:r>
-          <w:r>
-            <w:rPr>
-              <w:rFonts w:hint="default" w:ascii="Times New Roman" w:hAnsi="Times New Roman" w:cs="Times New Roman"/>
-              <w:bCs/>
+              <w:sz w:val="26"/>
+              <w:szCs w:val="26"/>
+            </w:rPr>
+            <w:instrText xml:space="preserve"> HYPERLINK \l _Toc22676 </w:instrText>
+          </w:r>
+          <w:r>
+            <w:rPr>
+              <w:rFonts w:hint="default" w:ascii="Times New Roman" w:hAnsi="Times New Roman" w:cs="Times New Roman"/>
               <w:sz w:val="26"/>
               <w:szCs w:val="26"/>
             </w:rPr>
@@ -5036,7 +5078,7 @@
               <w:sz w:val="26"/>
               <w:szCs w:val="26"/>
             </w:rPr>
-            <w:instrText xml:space="preserve"> PAGEREF _Toc22077 \h </w:instrText>
+            <w:instrText xml:space="preserve"> PAGEREF _Toc22676 \h </w:instrText>
           </w:r>
           <w:r>
             <w:rPr>
@@ -5065,7 +5107,6 @@
           <w:r>
             <w:rPr>
               <w:rFonts w:hint="default" w:ascii="Times New Roman" w:hAnsi="Times New Roman" w:cs="Times New Roman"/>
-              <w:bCs/>
               <w:sz w:val="26"/>
               <w:szCs w:val="26"/>
             </w:rPr>
@@ -5089,7 +5130,6 @@
           <w:r>
             <w:rPr>
               <w:rFonts w:hint="default" w:ascii="Times New Roman" w:hAnsi="Times New Roman" w:cs="Times New Roman"/>
-              <w:bCs/>
               <w:sz w:val="26"/>
               <w:szCs w:val="26"/>
             </w:rPr>
@@ -5098,16 +5138,14 @@
           <w:r>
             <w:rPr>
               <w:rFonts w:hint="default" w:ascii="Times New Roman" w:hAnsi="Times New Roman" w:cs="Times New Roman"/>
-              <w:bCs/>
-              <w:sz w:val="26"/>
-              <w:szCs w:val="26"/>
-            </w:rPr>
-            <w:instrText xml:space="preserve"> HYPERLINK \l _Toc25180 </w:instrText>
-          </w:r>
-          <w:r>
-            <w:rPr>
-              <w:rFonts w:hint="default" w:ascii="Times New Roman" w:hAnsi="Times New Roman" w:cs="Times New Roman"/>
-              <w:bCs/>
+              <w:sz w:val="26"/>
+              <w:szCs w:val="26"/>
+            </w:rPr>
+            <w:instrText xml:space="preserve"> HYPERLINK \l _Toc5002 </w:instrText>
+          </w:r>
+          <w:r>
+            <w:rPr>
+              <w:rFonts w:hint="default" w:ascii="Times New Roman" w:hAnsi="Times New Roman" w:cs="Times New Roman"/>
               <w:sz w:val="26"/>
               <w:szCs w:val="26"/>
             </w:rPr>
@@ -5143,7 +5181,7 @@
               <w:sz w:val="26"/>
               <w:szCs w:val="26"/>
             </w:rPr>
-            <w:instrText xml:space="preserve"> PAGEREF _Toc25180 \h </w:instrText>
+            <w:instrText xml:space="preserve"> PAGEREF _Toc5002 \h </w:instrText>
           </w:r>
           <w:r>
             <w:rPr>
@@ -5172,7 +5210,6 @@
           <w:r>
             <w:rPr>
               <w:rFonts w:hint="default" w:ascii="Times New Roman" w:hAnsi="Times New Roman" w:cs="Times New Roman"/>
-              <w:bCs/>
               <w:sz w:val="26"/>
               <w:szCs w:val="26"/>
             </w:rPr>
@@ -5196,7 +5233,6 @@
           <w:r>
             <w:rPr>
               <w:rFonts w:hint="default" w:ascii="Times New Roman" w:hAnsi="Times New Roman" w:cs="Times New Roman"/>
-              <w:bCs/>
               <w:sz w:val="26"/>
               <w:szCs w:val="26"/>
             </w:rPr>
@@ -5205,16 +5241,14 @@
           <w:r>
             <w:rPr>
               <w:rFonts w:hint="default" w:ascii="Times New Roman" w:hAnsi="Times New Roman" w:cs="Times New Roman"/>
-              <w:bCs/>
-              <w:sz w:val="26"/>
-              <w:szCs w:val="26"/>
-            </w:rPr>
-            <w:instrText xml:space="preserve"> HYPERLINK \l _Toc22278 </w:instrText>
-          </w:r>
-          <w:r>
-            <w:rPr>
-              <w:rFonts w:hint="default" w:ascii="Times New Roman" w:hAnsi="Times New Roman" w:cs="Times New Roman"/>
-              <w:bCs/>
+              <w:sz w:val="26"/>
+              <w:szCs w:val="26"/>
+            </w:rPr>
+            <w:instrText xml:space="preserve"> HYPERLINK \l _Toc4586 </w:instrText>
+          </w:r>
+          <w:r>
+            <w:rPr>
+              <w:rFonts w:hint="default" w:ascii="Times New Roman" w:hAnsi="Times New Roman" w:cs="Times New Roman"/>
               <w:sz w:val="26"/>
               <w:szCs w:val="26"/>
             </w:rPr>
@@ -5250,7 +5284,7 @@
               <w:sz w:val="26"/>
               <w:szCs w:val="26"/>
             </w:rPr>
-            <w:instrText xml:space="preserve"> PAGEREF _Toc22278 \h </w:instrText>
+            <w:instrText xml:space="preserve"> PAGEREF _Toc4586 \h </w:instrText>
           </w:r>
           <w:r>
             <w:rPr>
@@ -5279,7 +5313,6 @@
           <w:r>
             <w:rPr>
               <w:rFonts w:hint="default" w:ascii="Times New Roman" w:hAnsi="Times New Roman" w:cs="Times New Roman"/>
-              <w:bCs/>
               <w:sz w:val="26"/>
               <w:szCs w:val="26"/>
             </w:rPr>
@@ -5301,7 +5334,6 @@
           <w:r>
             <w:rPr>
               <w:rFonts w:hint="default" w:ascii="Times New Roman" w:hAnsi="Times New Roman" w:cs="Times New Roman"/>
-              <w:bCs/>
               <w:sz w:val="26"/>
               <w:szCs w:val="26"/>
             </w:rPr>
@@ -5310,16 +5342,14 @@
           <w:r>
             <w:rPr>
               <w:rFonts w:hint="default" w:ascii="Times New Roman" w:hAnsi="Times New Roman" w:cs="Times New Roman"/>
-              <w:bCs/>
-              <w:sz w:val="26"/>
-              <w:szCs w:val="26"/>
-            </w:rPr>
-            <w:instrText xml:space="preserve"> HYPERLINK \l _Toc7907 </w:instrText>
-          </w:r>
-          <w:r>
-            <w:rPr>
-              <w:rFonts w:hint="default" w:ascii="Times New Roman" w:hAnsi="Times New Roman" w:cs="Times New Roman"/>
-              <w:bCs/>
+              <w:sz w:val="26"/>
+              <w:szCs w:val="26"/>
+            </w:rPr>
+            <w:instrText xml:space="preserve"> HYPERLINK \l _Toc7672 </w:instrText>
+          </w:r>
+          <w:r>
+            <w:rPr>
+              <w:rFonts w:hint="default" w:ascii="Times New Roman" w:hAnsi="Times New Roman" w:cs="Times New Roman"/>
               <w:sz w:val="26"/>
               <w:szCs w:val="26"/>
             </w:rPr>
@@ -5355,7 +5385,7 @@
               <w:sz w:val="26"/>
               <w:szCs w:val="26"/>
             </w:rPr>
-            <w:instrText xml:space="preserve"> PAGEREF _Toc7907 \h </w:instrText>
+            <w:instrText xml:space="preserve"> PAGEREF _Toc7672 \h </w:instrText>
           </w:r>
           <w:r>
             <w:rPr>
@@ -5384,7 +5414,6 @@
           <w:r>
             <w:rPr>
               <w:rFonts w:hint="default" w:ascii="Times New Roman" w:hAnsi="Times New Roman" w:cs="Times New Roman"/>
-              <w:bCs/>
               <w:sz w:val="26"/>
               <w:szCs w:val="26"/>
             </w:rPr>
@@ -5408,7 +5437,6 @@
           <w:r>
             <w:rPr>
               <w:rFonts w:hint="default" w:ascii="Times New Roman" w:hAnsi="Times New Roman" w:cs="Times New Roman"/>
-              <w:bCs/>
               <w:sz w:val="26"/>
               <w:szCs w:val="26"/>
             </w:rPr>
@@ -5417,16 +5445,14 @@
           <w:r>
             <w:rPr>
               <w:rFonts w:hint="default" w:ascii="Times New Roman" w:hAnsi="Times New Roman" w:cs="Times New Roman"/>
-              <w:bCs/>
-              <w:sz w:val="26"/>
-              <w:szCs w:val="26"/>
-            </w:rPr>
-            <w:instrText xml:space="preserve"> HYPERLINK \l _Toc17137 </w:instrText>
-          </w:r>
-          <w:r>
-            <w:rPr>
-              <w:rFonts w:hint="default" w:ascii="Times New Roman" w:hAnsi="Times New Roman" w:cs="Times New Roman"/>
-              <w:bCs/>
+              <w:sz w:val="26"/>
+              <w:szCs w:val="26"/>
+            </w:rPr>
+            <w:instrText xml:space="preserve"> HYPERLINK \l _Toc25969 </w:instrText>
+          </w:r>
+          <w:r>
+            <w:rPr>
+              <w:rFonts w:hint="default" w:ascii="Times New Roman" w:hAnsi="Times New Roman" w:cs="Times New Roman"/>
               <w:sz w:val="26"/>
               <w:szCs w:val="26"/>
             </w:rPr>
@@ -5462,7 +5488,7 @@
               <w:sz w:val="26"/>
               <w:szCs w:val="26"/>
             </w:rPr>
-            <w:instrText xml:space="preserve"> PAGEREF _Toc17137 \h </w:instrText>
+            <w:instrText xml:space="preserve"> PAGEREF _Toc25969 \h </w:instrText>
           </w:r>
           <w:r>
             <w:rPr>
@@ -5491,7 +5517,6 @@
           <w:r>
             <w:rPr>
               <w:rFonts w:hint="default" w:ascii="Times New Roman" w:hAnsi="Times New Roman" w:cs="Times New Roman"/>
-              <w:bCs/>
               <w:sz w:val="26"/>
               <w:szCs w:val="26"/>
             </w:rPr>
@@ -5515,7 +5540,6 @@
           <w:r>
             <w:rPr>
               <w:rFonts w:hint="default" w:ascii="Times New Roman" w:hAnsi="Times New Roman" w:cs="Times New Roman"/>
-              <w:bCs/>
               <w:sz w:val="26"/>
               <w:szCs w:val="26"/>
             </w:rPr>
@@ -5524,16 +5548,14 @@
           <w:r>
             <w:rPr>
               <w:rFonts w:hint="default" w:ascii="Times New Roman" w:hAnsi="Times New Roman" w:cs="Times New Roman"/>
-              <w:bCs/>
-              <w:sz w:val="26"/>
-              <w:szCs w:val="26"/>
-            </w:rPr>
-            <w:instrText xml:space="preserve"> HYPERLINK \l _Toc23629 </w:instrText>
-          </w:r>
-          <w:r>
-            <w:rPr>
-              <w:rFonts w:hint="default" w:ascii="Times New Roman" w:hAnsi="Times New Roman" w:cs="Times New Roman"/>
-              <w:bCs/>
+              <w:sz w:val="26"/>
+              <w:szCs w:val="26"/>
+            </w:rPr>
+            <w:instrText xml:space="preserve"> HYPERLINK \l _Toc2185 </w:instrText>
+          </w:r>
+          <w:r>
+            <w:rPr>
+              <w:rFonts w:hint="default" w:ascii="Times New Roman" w:hAnsi="Times New Roman" w:cs="Times New Roman"/>
               <w:sz w:val="26"/>
               <w:szCs w:val="26"/>
             </w:rPr>
@@ -5569,7 +5591,7 @@
               <w:sz w:val="26"/>
               <w:szCs w:val="26"/>
             </w:rPr>
-            <w:instrText xml:space="preserve"> PAGEREF _Toc23629 \h </w:instrText>
+            <w:instrText xml:space="preserve"> PAGEREF _Toc2185 \h </w:instrText>
           </w:r>
           <w:r>
             <w:rPr>
@@ -5598,7 +5620,6 @@
           <w:r>
             <w:rPr>
               <w:rFonts w:hint="default" w:ascii="Times New Roman" w:hAnsi="Times New Roman" w:cs="Times New Roman"/>
-              <w:bCs/>
               <w:sz w:val="26"/>
               <w:szCs w:val="26"/>
             </w:rPr>
@@ -5622,7 +5643,6 @@
           <w:r>
             <w:rPr>
               <w:rFonts w:hint="default" w:ascii="Times New Roman" w:hAnsi="Times New Roman" w:cs="Times New Roman"/>
-              <w:bCs/>
               <w:sz w:val="26"/>
               <w:szCs w:val="26"/>
             </w:rPr>
@@ -5631,16 +5651,14 @@
           <w:r>
             <w:rPr>
               <w:rFonts w:hint="default" w:ascii="Times New Roman" w:hAnsi="Times New Roman" w:cs="Times New Roman"/>
-              <w:bCs/>
-              <w:sz w:val="26"/>
-              <w:szCs w:val="26"/>
-            </w:rPr>
-            <w:instrText xml:space="preserve"> HYPERLINK \l _Toc22103 </w:instrText>
-          </w:r>
-          <w:r>
-            <w:rPr>
-              <w:rFonts w:hint="default" w:ascii="Times New Roman" w:hAnsi="Times New Roman" w:cs="Times New Roman"/>
-              <w:bCs/>
+              <w:sz w:val="26"/>
+              <w:szCs w:val="26"/>
+            </w:rPr>
+            <w:instrText xml:space="preserve"> HYPERLINK \l _Toc15719 </w:instrText>
+          </w:r>
+          <w:r>
+            <w:rPr>
+              <w:rFonts w:hint="default" w:ascii="Times New Roman" w:hAnsi="Times New Roman" w:cs="Times New Roman"/>
               <w:sz w:val="26"/>
               <w:szCs w:val="26"/>
             </w:rPr>
@@ -5676,7 +5694,7 @@
               <w:sz w:val="26"/>
               <w:szCs w:val="26"/>
             </w:rPr>
-            <w:instrText xml:space="preserve"> PAGEREF _Toc22103 \h </w:instrText>
+            <w:instrText xml:space="preserve"> PAGEREF _Toc15719 \h </w:instrText>
           </w:r>
           <w:r>
             <w:rPr>
@@ -5705,7 +5723,6 @@
           <w:r>
             <w:rPr>
               <w:rFonts w:hint="default" w:ascii="Times New Roman" w:hAnsi="Times New Roman" w:cs="Times New Roman"/>
-              <w:bCs/>
               <w:sz w:val="26"/>
               <w:szCs w:val="26"/>
             </w:rPr>
@@ -5729,7 +5746,6 @@
           <w:r>
             <w:rPr>
               <w:rFonts w:hint="default" w:ascii="Times New Roman" w:hAnsi="Times New Roman" w:cs="Times New Roman"/>
-              <w:bCs/>
               <w:sz w:val="26"/>
               <w:szCs w:val="26"/>
             </w:rPr>
@@ -5738,16 +5754,14 @@
           <w:r>
             <w:rPr>
               <w:rFonts w:hint="default" w:ascii="Times New Roman" w:hAnsi="Times New Roman" w:cs="Times New Roman"/>
-              <w:bCs/>
-              <w:sz w:val="26"/>
-              <w:szCs w:val="26"/>
-            </w:rPr>
-            <w:instrText xml:space="preserve"> HYPERLINK \l _Toc20942 </w:instrText>
-          </w:r>
-          <w:r>
-            <w:rPr>
-              <w:rFonts w:hint="default" w:ascii="Times New Roman" w:hAnsi="Times New Roman" w:cs="Times New Roman"/>
-              <w:bCs/>
+              <w:sz w:val="26"/>
+              <w:szCs w:val="26"/>
+            </w:rPr>
+            <w:instrText xml:space="preserve"> HYPERLINK \l _Toc25672 </w:instrText>
+          </w:r>
+          <w:r>
+            <w:rPr>
+              <w:rFonts w:hint="default" w:ascii="Times New Roman" w:hAnsi="Times New Roman" w:cs="Times New Roman"/>
               <w:sz w:val="26"/>
               <w:szCs w:val="26"/>
             </w:rPr>
@@ -5783,7 +5797,7 @@
               <w:sz w:val="26"/>
               <w:szCs w:val="26"/>
             </w:rPr>
-            <w:instrText xml:space="preserve"> PAGEREF _Toc20942 \h </w:instrText>
+            <w:instrText xml:space="preserve"> PAGEREF _Toc25672 \h </w:instrText>
           </w:r>
           <w:r>
             <w:rPr>
@@ -5812,7 +5826,6 @@
           <w:r>
             <w:rPr>
               <w:rFonts w:hint="default" w:ascii="Times New Roman" w:hAnsi="Times New Roman" w:cs="Times New Roman"/>
-              <w:bCs/>
               <w:sz w:val="26"/>
               <w:szCs w:val="26"/>
             </w:rPr>
@@ -5836,7 +5849,6 @@
           <w:r>
             <w:rPr>
               <w:rFonts w:hint="default" w:ascii="Times New Roman" w:hAnsi="Times New Roman" w:cs="Times New Roman"/>
-              <w:bCs/>
               <w:sz w:val="26"/>
               <w:szCs w:val="26"/>
             </w:rPr>
@@ -5845,16 +5857,14 @@
           <w:r>
             <w:rPr>
               <w:rFonts w:hint="default" w:ascii="Times New Roman" w:hAnsi="Times New Roman" w:cs="Times New Roman"/>
-              <w:bCs/>
-              <w:sz w:val="26"/>
-              <w:szCs w:val="26"/>
-            </w:rPr>
-            <w:instrText xml:space="preserve"> HYPERLINK \l _Toc11992 </w:instrText>
-          </w:r>
-          <w:r>
-            <w:rPr>
-              <w:rFonts w:hint="default" w:ascii="Times New Roman" w:hAnsi="Times New Roman" w:cs="Times New Roman"/>
-              <w:bCs/>
+              <w:sz w:val="26"/>
+              <w:szCs w:val="26"/>
+            </w:rPr>
+            <w:instrText xml:space="preserve"> HYPERLINK \l _Toc32613 </w:instrText>
+          </w:r>
+          <w:r>
+            <w:rPr>
+              <w:rFonts w:hint="default" w:ascii="Times New Roman" w:hAnsi="Times New Roman" w:cs="Times New Roman"/>
               <w:sz w:val="26"/>
               <w:szCs w:val="26"/>
             </w:rPr>
@@ -5899,7 +5909,7 @@
               <w:sz w:val="26"/>
               <w:szCs w:val="26"/>
             </w:rPr>
-            <w:instrText xml:space="preserve"> PAGEREF _Toc11992 \h </w:instrText>
+            <w:instrText xml:space="preserve"> PAGEREF _Toc32613 \h </w:instrText>
           </w:r>
           <w:r>
             <w:rPr>
@@ -5928,7 +5938,6 @@
           <w:r>
             <w:rPr>
               <w:rFonts w:hint="default" w:ascii="Times New Roman" w:hAnsi="Times New Roman" w:cs="Times New Roman"/>
-              <w:bCs/>
               <w:sz w:val="26"/>
               <w:szCs w:val="26"/>
             </w:rPr>
@@ -5952,7 +5961,6 @@
           <w:r>
             <w:rPr>
               <w:rFonts w:hint="default" w:ascii="Times New Roman" w:hAnsi="Times New Roman" w:cs="Times New Roman"/>
-              <w:bCs/>
               <w:sz w:val="26"/>
               <w:szCs w:val="26"/>
             </w:rPr>
@@ -5961,16 +5969,14 @@
           <w:r>
             <w:rPr>
               <w:rFonts w:hint="default" w:ascii="Times New Roman" w:hAnsi="Times New Roman" w:cs="Times New Roman"/>
-              <w:bCs/>
-              <w:sz w:val="26"/>
-              <w:szCs w:val="26"/>
-            </w:rPr>
-            <w:instrText xml:space="preserve"> HYPERLINK \l _Toc17627 </w:instrText>
-          </w:r>
-          <w:r>
-            <w:rPr>
-              <w:rFonts w:hint="default" w:ascii="Times New Roman" w:hAnsi="Times New Roman" w:cs="Times New Roman"/>
-              <w:bCs/>
+              <w:sz w:val="26"/>
+              <w:szCs w:val="26"/>
+            </w:rPr>
+            <w:instrText xml:space="preserve"> HYPERLINK \l _Toc7739 </w:instrText>
+          </w:r>
+          <w:r>
+            <w:rPr>
+              <w:rFonts w:hint="default" w:ascii="Times New Roman" w:hAnsi="Times New Roman" w:cs="Times New Roman"/>
               <w:sz w:val="26"/>
               <w:szCs w:val="26"/>
             </w:rPr>
@@ -6006,7 +6012,7 @@
               <w:sz w:val="26"/>
               <w:szCs w:val="26"/>
             </w:rPr>
-            <w:instrText xml:space="preserve"> PAGEREF _Toc17627 \h </w:instrText>
+            <w:instrText xml:space="preserve"> PAGEREF _Toc7739 \h </w:instrText>
           </w:r>
           <w:r>
             <w:rPr>
@@ -6035,7 +6041,6 @@
           <w:r>
             <w:rPr>
               <w:rFonts w:hint="default" w:ascii="Times New Roman" w:hAnsi="Times New Roman" w:cs="Times New Roman"/>
-              <w:bCs/>
               <w:sz w:val="26"/>
               <w:szCs w:val="26"/>
             </w:rPr>
@@ -6059,7 +6064,6 @@
           <w:r>
             <w:rPr>
               <w:rFonts w:hint="default" w:ascii="Times New Roman" w:hAnsi="Times New Roman" w:cs="Times New Roman"/>
-              <w:bCs/>
               <w:sz w:val="26"/>
               <w:szCs w:val="26"/>
             </w:rPr>
@@ -6068,16 +6072,14 @@
           <w:r>
             <w:rPr>
               <w:rFonts w:hint="default" w:ascii="Times New Roman" w:hAnsi="Times New Roman" w:cs="Times New Roman"/>
-              <w:bCs/>
-              <w:sz w:val="26"/>
-              <w:szCs w:val="26"/>
-            </w:rPr>
-            <w:instrText xml:space="preserve"> HYPERLINK \l _Toc26915 </w:instrText>
-          </w:r>
-          <w:r>
-            <w:rPr>
-              <w:rFonts w:hint="default" w:ascii="Times New Roman" w:hAnsi="Times New Roman" w:cs="Times New Roman"/>
-              <w:bCs/>
+              <w:sz w:val="26"/>
+              <w:szCs w:val="26"/>
+            </w:rPr>
+            <w:instrText xml:space="preserve"> HYPERLINK \l _Toc21220 </w:instrText>
+          </w:r>
+          <w:r>
+            <w:rPr>
+              <w:rFonts w:hint="default" w:ascii="Times New Roman" w:hAnsi="Times New Roman" w:cs="Times New Roman"/>
               <w:sz w:val="26"/>
               <w:szCs w:val="26"/>
             </w:rPr>
@@ -6113,7 +6115,7 @@
               <w:sz w:val="26"/>
               <w:szCs w:val="26"/>
             </w:rPr>
-            <w:instrText xml:space="preserve"> PAGEREF _Toc26915 \h </w:instrText>
+            <w:instrText xml:space="preserve"> PAGEREF _Toc21220 \h </w:instrText>
           </w:r>
           <w:r>
             <w:rPr>
@@ -6142,7 +6144,6 @@
           <w:r>
             <w:rPr>
               <w:rFonts w:hint="default" w:ascii="Times New Roman" w:hAnsi="Times New Roman" w:cs="Times New Roman"/>
-              <w:bCs/>
               <w:sz w:val="26"/>
               <w:szCs w:val="26"/>
             </w:rPr>
@@ -6166,7 +6167,6 @@
           <w:r>
             <w:rPr>
               <w:rFonts w:hint="default" w:ascii="Times New Roman" w:hAnsi="Times New Roman" w:cs="Times New Roman"/>
-              <w:bCs/>
               <w:sz w:val="26"/>
               <w:szCs w:val="26"/>
             </w:rPr>
@@ -6175,16 +6175,14 @@
           <w:r>
             <w:rPr>
               <w:rFonts w:hint="default" w:ascii="Times New Roman" w:hAnsi="Times New Roman" w:cs="Times New Roman"/>
-              <w:bCs/>
-              <w:sz w:val="26"/>
-              <w:szCs w:val="26"/>
-            </w:rPr>
-            <w:instrText xml:space="preserve"> HYPERLINK \l _Toc16456 </w:instrText>
-          </w:r>
-          <w:r>
-            <w:rPr>
-              <w:rFonts w:hint="default" w:ascii="Times New Roman" w:hAnsi="Times New Roman" w:cs="Times New Roman"/>
-              <w:bCs/>
+              <w:sz w:val="26"/>
+              <w:szCs w:val="26"/>
+            </w:rPr>
+            <w:instrText xml:space="preserve"> HYPERLINK \l _Toc7261 </w:instrText>
+          </w:r>
+          <w:r>
+            <w:rPr>
+              <w:rFonts w:hint="default" w:ascii="Times New Roman" w:hAnsi="Times New Roman" w:cs="Times New Roman"/>
               <w:sz w:val="26"/>
               <w:szCs w:val="26"/>
             </w:rPr>
@@ -6220,7 +6218,7 @@
               <w:sz w:val="26"/>
               <w:szCs w:val="26"/>
             </w:rPr>
-            <w:instrText xml:space="preserve"> PAGEREF _Toc16456 \h </w:instrText>
+            <w:instrText xml:space="preserve"> PAGEREF _Toc7261 \h </w:instrText>
           </w:r>
           <w:r>
             <w:rPr>
@@ -6249,7 +6247,6 @@
           <w:r>
             <w:rPr>
               <w:rFonts w:hint="default" w:ascii="Times New Roman" w:hAnsi="Times New Roman" w:cs="Times New Roman"/>
-              <w:bCs/>
               <w:sz w:val="26"/>
               <w:szCs w:val="26"/>
             </w:rPr>
@@ -6271,7 +6268,6 @@
           <w:r>
             <w:rPr>
               <w:rFonts w:hint="default" w:ascii="Times New Roman" w:hAnsi="Times New Roman" w:cs="Times New Roman"/>
-              <w:bCs/>
               <w:sz w:val="26"/>
               <w:szCs w:val="26"/>
             </w:rPr>
@@ -6280,16 +6276,14 @@
           <w:r>
             <w:rPr>
               <w:rFonts w:hint="default" w:ascii="Times New Roman" w:hAnsi="Times New Roman" w:cs="Times New Roman"/>
-              <w:bCs/>
-              <w:sz w:val="26"/>
-              <w:szCs w:val="26"/>
-            </w:rPr>
-            <w:instrText xml:space="preserve"> HYPERLINK \l _Toc18961 </w:instrText>
-          </w:r>
-          <w:r>
-            <w:rPr>
-              <w:rFonts w:hint="default" w:ascii="Times New Roman" w:hAnsi="Times New Roman" w:cs="Times New Roman"/>
-              <w:bCs/>
+              <w:sz w:val="26"/>
+              <w:szCs w:val="26"/>
+            </w:rPr>
+            <w:instrText xml:space="preserve"> HYPERLINK \l _Toc30923 </w:instrText>
+          </w:r>
+          <w:r>
+            <w:rPr>
+              <w:rFonts w:hint="default" w:ascii="Times New Roman" w:hAnsi="Times New Roman" w:cs="Times New Roman"/>
               <w:sz w:val="26"/>
               <w:szCs w:val="26"/>
             </w:rPr>
@@ -6325,7 +6319,7 @@
               <w:sz w:val="26"/>
               <w:szCs w:val="26"/>
             </w:rPr>
-            <w:instrText xml:space="preserve"> PAGEREF _Toc18961 \h </w:instrText>
+            <w:instrText xml:space="preserve"> PAGEREF _Toc30923 \h </w:instrText>
           </w:r>
           <w:r>
             <w:rPr>
@@ -6354,7 +6348,6 @@
           <w:r>
             <w:rPr>
               <w:rFonts w:hint="default" w:ascii="Times New Roman" w:hAnsi="Times New Roman" w:cs="Times New Roman"/>
-              <w:bCs/>
               <w:sz w:val="26"/>
               <w:szCs w:val="26"/>
             </w:rPr>
@@ -6378,7 +6371,6 @@
           <w:r>
             <w:rPr>
               <w:rFonts w:hint="default" w:ascii="Times New Roman" w:hAnsi="Times New Roman" w:cs="Times New Roman"/>
-              <w:bCs/>
               <w:sz w:val="26"/>
               <w:szCs w:val="26"/>
             </w:rPr>
@@ -6387,16 +6379,14 @@
           <w:r>
             <w:rPr>
               <w:rFonts w:hint="default" w:ascii="Times New Roman" w:hAnsi="Times New Roman" w:cs="Times New Roman"/>
-              <w:bCs/>
-              <w:sz w:val="26"/>
-              <w:szCs w:val="26"/>
-            </w:rPr>
-            <w:instrText xml:space="preserve"> HYPERLINK \l _Toc11644 </w:instrText>
-          </w:r>
-          <w:r>
-            <w:rPr>
-              <w:rFonts w:hint="default" w:ascii="Times New Roman" w:hAnsi="Times New Roman" w:cs="Times New Roman"/>
-              <w:bCs/>
+              <w:sz w:val="26"/>
+              <w:szCs w:val="26"/>
+            </w:rPr>
+            <w:instrText xml:space="preserve"> HYPERLINK \l _Toc11108 </w:instrText>
+          </w:r>
+          <w:r>
+            <w:rPr>
+              <w:rFonts w:hint="default" w:ascii="Times New Roman" w:hAnsi="Times New Roman" w:cs="Times New Roman"/>
               <w:sz w:val="26"/>
               <w:szCs w:val="26"/>
             </w:rPr>
@@ -6432,7 +6422,7 @@
               <w:sz w:val="26"/>
               <w:szCs w:val="26"/>
             </w:rPr>
-            <w:instrText xml:space="preserve"> PAGEREF _Toc11644 \h </w:instrText>
+            <w:instrText xml:space="preserve"> PAGEREF _Toc11108 \h </w:instrText>
           </w:r>
           <w:r>
             <w:rPr>
@@ -6461,7 +6451,6 @@
           <w:r>
             <w:rPr>
               <w:rFonts w:hint="default" w:ascii="Times New Roman" w:hAnsi="Times New Roman" w:cs="Times New Roman"/>
-              <w:bCs/>
               <w:sz w:val="26"/>
               <w:szCs w:val="26"/>
             </w:rPr>
@@ -6485,7 +6474,6 @@
           <w:r>
             <w:rPr>
               <w:rFonts w:hint="default" w:ascii="Times New Roman" w:hAnsi="Times New Roman" w:cs="Times New Roman"/>
-              <w:bCs/>
               <w:sz w:val="26"/>
               <w:szCs w:val="26"/>
             </w:rPr>
@@ -6494,16 +6482,14 @@
           <w:r>
             <w:rPr>
               <w:rFonts w:hint="default" w:ascii="Times New Roman" w:hAnsi="Times New Roman" w:cs="Times New Roman"/>
-              <w:bCs/>
-              <w:sz w:val="26"/>
-              <w:szCs w:val="26"/>
-            </w:rPr>
-            <w:instrText xml:space="preserve"> HYPERLINK \l _Toc13722 </w:instrText>
-          </w:r>
-          <w:r>
-            <w:rPr>
-              <w:rFonts w:hint="default" w:ascii="Times New Roman" w:hAnsi="Times New Roman" w:cs="Times New Roman"/>
-              <w:bCs/>
+              <w:sz w:val="26"/>
+              <w:szCs w:val="26"/>
+            </w:rPr>
+            <w:instrText xml:space="preserve"> HYPERLINK \l _Toc9378 </w:instrText>
+          </w:r>
+          <w:r>
+            <w:rPr>
+              <w:rFonts w:hint="default" w:ascii="Times New Roman" w:hAnsi="Times New Roman" w:cs="Times New Roman"/>
               <w:sz w:val="26"/>
               <w:szCs w:val="26"/>
             </w:rPr>
@@ -6539,7 +6525,7 @@
               <w:sz w:val="26"/>
               <w:szCs w:val="26"/>
             </w:rPr>
-            <w:instrText xml:space="preserve"> PAGEREF _Toc13722 \h </w:instrText>
+            <w:instrText xml:space="preserve"> PAGEREF _Toc9378 \h </w:instrText>
           </w:r>
           <w:r>
             <w:rPr>
@@ -6568,7 +6554,6 @@
           <w:r>
             <w:rPr>
               <w:rFonts w:hint="default" w:ascii="Times New Roman" w:hAnsi="Times New Roman" w:cs="Times New Roman"/>
-              <w:bCs/>
               <w:sz w:val="26"/>
               <w:szCs w:val="26"/>
             </w:rPr>
@@ -6592,7 +6577,6 @@
           <w:r>
             <w:rPr>
               <w:rFonts w:hint="default" w:ascii="Times New Roman" w:hAnsi="Times New Roman" w:cs="Times New Roman"/>
-              <w:bCs/>
               <w:sz w:val="26"/>
               <w:szCs w:val="26"/>
             </w:rPr>
@@ -6601,16 +6585,14 @@
           <w:r>
             <w:rPr>
               <w:rFonts w:hint="default" w:ascii="Times New Roman" w:hAnsi="Times New Roman" w:cs="Times New Roman"/>
-              <w:bCs/>
-              <w:sz w:val="26"/>
-              <w:szCs w:val="26"/>
-            </w:rPr>
-            <w:instrText xml:space="preserve"> HYPERLINK \l _Toc10257 </w:instrText>
-          </w:r>
-          <w:r>
-            <w:rPr>
-              <w:rFonts w:hint="default" w:ascii="Times New Roman" w:hAnsi="Times New Roman" w:cs="Times New Roman"/>
-              <w:bCs/>
+              <w:sz w:val="26"/>
+              <w:szCs w:val="26"/>
+            </w:rPr>
+            <w:instrText xml:space="preserve"> HYPERLINK \l _Toc3005 </w:instrText>
+          </w:r>
+          <w:r>
+            <w:rPr>
+              <w:rFonts w:hint="default" w:ascii="Times New Roman" w:hAnsi="Times New Roman" w:cs="Times New Roman"/>
               <w:sz w:val="26"/>
               <w:szCs w:val="26"/>
             </w:rPr>
@@ -6663,7 +6645,7 @@
               <w:sz w:val="26"/>
               <w:szCs w:val="26"/>
             </w:rPr>
-            <w:instrText xml:space="preserve"> PAGEREF _Toc10257 \h </w:instrText>
+            <w:instrText xml:space="preserve"> PAGEREF _Toc3005 \h </w:instrText>
           </w:r>
           <w:r>
             <w:rPr>
@@ -6692,7 +6674,6 @@
           <w:r>
             <w:rPr>
               <w:rFonts w:hint="default" w:ascii="Times New Roman" w:hAnsi="Times New Roman" w:cs="Times New Roman"/>
-              <w:bCs/>
               <w:sz w:val="26"/>
               <w:szCs w:val="26"/>
             </w:rPr>
@@ -6716,7 +6697,6 @@
           <w:r>
             <w:rPr>
               <w:rFonts w:hint="default" w:ascii="Times New Roman" w:hAnsi="Times New Roman" w:cs="Times New Roman"/>
-              <w:bCs/>
               <w:sz w:val="26"/>
               <w:szCs w:val="26"/>
             </w:rPr>
@@ -6725,16 +6705,14 @@
           <w:r>
             <w:rPr>
               <w:rFonts w:hint="default" w:ascii="Times New Roman" w:hAnsi="Times New Roman" w:cs="Times New Roman"/>
-              <w:bCs/>
-              <w:sz w:val="26"/>
-              <w:szCs w:val="26"/>
-            </w:rPr>
-            <w:instrText xml:space="preserve"> HYPERLINK \l _Toc2666 </w:instrText>
-          </w:r>
-          <w:r>
-            <w:rPr>
-              <w:rFonts w:hint="default" w:ascii="Times New Roman" w:hAnsi="Times New Roman" w:cs="Times New Roman"/>
-              <w:bCs/>
+              <w:sz w:val="26"/>
+              <w:szCs w:val="26"/>
+            </w:rPr>
+            <w:instrText xml:space="preserve"> HYPERLINK \l _Toc3098 </w:instrText>
+          </w:r>
+          <w:r>
+            <w:rPr>
+              <w:rFonts w:hint="default" w:ascii="Times New Roman" w:hAnsi="Times New Roman" w:cs="Times New Roman"/>
               <w:sz w:val="26"/>
               <w:szCs w:val="26"/>
             </w:rPr>
@@ -6746,17 +6724,7 @@
               <w:sz w:val="26"/>
               <w:szCs w:val="26"/>
             </w:rPr>
-            <w:t>3.1.3. Process (</w:t>
-          </w:r>
-          <w:bookmarkStart w:id="67" w:name="_GoBack"/>
-          <w:bookmarkEnd w:id="67"/>
-          <w:r>
-            <w:rPr>
-              <w:rFonts w:hint="default" w:ascii="Times New Roman" w:hAnsi="Times New Roman" w:cs="Times New Roman"/>
-              <w:sz w:val="26"/>
-              <w:szCs w:val="26"/>
-            </w:rPr>
-            <w:t>Quá trình)</w:t>
+            <w:t>3.1.3. Process (Quá trình)</w:t>
           </w:r>
           <w:r>
             <w:rPr>
@@ -6780,7 +6748,7 @@
               <w:sz w:val="26"/>
               <w:szCs w:val="26"/>
             </w:rPr>
-            <w:instrText xml:space="preserve"> PAGEREF _Toc2666 \h </w:instrText>
+            <w:instrText xml:space="preserve"> PAGEREF _Toc3098 \h </w:instrText>
           </w:r>
           <w:r>
             <w:rPr>
@@ -6809,7 +6777,6 @@
           <w:r>
             <w:rPr>
               <w:rFonts w:hint="default" w:ascii="Times New Roman" w:hAnsi="Times New Roman" w:cs="Times New Roman"/>
-              <w:bCs/>
               <w:sz w:val="26"/>
               <w:szCs w:val="26"/>
             </w:rPr>
@@ -6833,7 +6800,6 @@
           <w:r>
             <w:rPr>
               <w:rFonts w:hint="default" w:ascii="Times New Roman" w:hAnsi="Times New Roman" w:cs="Times New Roman"/>
-              <w:bCs/>
               <w:sz w:val="26"/>
               <w:szCs w:val="26"/>
             </w:rPr>
@@ -6842,16 +6808,14 @@
           <w:r>
             <w:rPr>
               <w:rFonts w:hint="default" w:ascii="Times New Roman" w:hAnsi="Times New Roman" w:cs="Times New Roman"/>
-              <w:bCs/>
-              <w:sz w:val="26"/>
-              <w:szCs w:val="26"/>
-            </w:rPr>
-            <w:instrText xml:space="preserve"> HYPERLINK \l _Toc26517 </w:instrText>
-          </w:r>
-          <w:r>
-            <w:rPr>
-              <w:rFonts w:hint="default" w:ascii="Times New Roman" w:hAnsi="Times New Roman" w:cs="Times New Roman"/>
-              <w:bCs/>
+              <w:sz w:val="26"/>
+              <w:szCs w:val="26"/>
+            </w:rPr>
+            <w:instrText xml:space="preserve"> HYPERLINK \l _Toc8038 </w:instrText>
+          </w:r>
+          <w:r>
+            <w:rPr>
+              <w:rFonts w:hint="default" w:ascii="Times New Roman" w:hAnsi="Times New Roman" w:cs="Times New Roman"/>
               <w:sz w:val="26"/>
               <w:szCs w:val="26"/>
             </w:rPr>
@@ -6887,7 +6851,7 @@
               <w:sz w:val="26"/>
               <w:szCs w:val="26"/>
             </w:rPr>
-            <w:instrText xml:space="preserve"> PAGEREF _Toc26517 \h </w:instrText>
+            <w:instrText xml:space="preserve"> PAGEREF _Toc8038 \h </w:instrText>
           </w:r>
           <w:r>
             <w:rPr>
@@ -6916,7 +6880,6 @@
           <w:r>
             <w:rPr>
               <w:rFonts w:hint="default" w:ascii="Times New Roman" w:hAnsi="Times New Roman" w:cs="Times New Roman"/>
-              <w:bCs/>
               <w:sz w:val="26"/>
               <w:szCs w:val="26"/>
             </w:rPr>
@@ -6940,7 +6903,6 @@
           <w:r>
             <w:rPr>
               <w:rFonts w:hint="default" w:ascii="Times New Roman" w:hAnsi="Times New Roman" w:cs="Times New Roman"/>
-              <w:bCs/>
               <w:sz w:val="26"/>
               <w:szCs w:val="26"/>
             </w:rPr>
@@ -6949,16 +6911,14 @@
           <w:r>
             <w:rPr>
               <w:rFonts w:hint="default" w:ascii="Times New Roman" w:hAnsi="Times New Roman" w:cs="Times New Roman"/>
-              <w:bCs/>
-              <w:sz w:val="26"/>
-              <w:szCs w:val="26"/>
-            </w:rPr>
-            <w:instrText xml:space="preserve"> HYPERLINK \l _Toc28447 </w:instrText>
-          </w:r>
-          <w:r>
-            <w:rPr>
-              <w:rFonts w:hint="default" w:ascii="Times New Roman" w:hAnsi="Times New Roman" w:cs="Times New Roman"/>
-              <w:bCs/>
+              <w:sz w:val="26"/>
+              <w:szCs w:val="26"/>
+            </w:rPr>
+            <w:instrText xml:space="preserve"> HYPERLINK \l _Toc18439 </w:instrText>
+          </w:r>
+          <w:r>
+            <w:rPr>
+              <w:rFonts w:hint="default" w:ascii="Times New Roman" w:hAnsi="Times New Roman" w:cs="Times New Roman"/>
               <w:sz w:val="26"/>
               <w:szCs w:val="26"/>
             </w:rPr>
@@ -6994,7 +6954,7 @@
               <w:sz w:val="26"/>
               <w:szCs w:val="26"/>
             </w:rPr>
-            <w:instrText xml:space="preserve"> PAGEREF _Toc28447 \h </w:instrText>
+            <w:instrText xml:space="preserve"> PAGEREF _Toc18439 \h </w:instrText>
           </w:r>
           <w:r>
             <w:rPr>
@@ -7023,7 +6983,6 @@
           <w:r>
             <w:rPr>
               <w:rFonts w:hint="default" w:ascii="Times New Roman" w:hAnsi="Times New Roman" w:cs="Times New Roman"/>
-              <w:bCs/>
               <w:sz w:val="26"/>
               <w:szCs w:val="26"/>
             </w:rPr>
@@ -7047,7 +7006,6 @@
           <w:r>
             <w:rPr>
               <w:rFonts w:hint="default" w:ascii="Times New Roman" w:hAnsi="Times New Roman" w:cs="Times New Roman"/>
-              <w:bCs/>
               <w:sz w:val="26"/>
               <w:szCs w:val="26"/>
             </w:rPr>
@@ -7056,16 +7014,14 @@
           <w:r>
             <w:rPr>
               <w:rFonts w:hint="default" w:ascii="Times New Roman" w:hAnsi="Times New Roman" w:cs="Times New Roman"/>
-              <w:bCs/>
-              <w:sz w:val="26"/>
-              <w:szCs w:val="26"/>
-            </w:rPr>
-            <w:instrText xml:space="preserve"> HYPERLINK \l _Toc14418 </w:instrText>
-          </w:r>
-          <w:r>
-            <w:rPr>
-              <w:rFonts w:hint="default" w:ascii="Times New Roman" w:hAnsi="Times New Roman" w:cs="Times New Roman"/>
-              <w:bCs/>
+              <w:sz w:val="26"/>
+              <w:szCs w:val="26"/>
+            </w:rPr>
+            <w:instrText xml:space="preserve"> HYPERLINK \l _Toc1929 </w:instrText>
+          </w:r>
+          <w:r>
+            <w:rPr>
+              <w:rFonts w:hint="default" w:ascii="Times New Roman" w:hAnsi="Times New Roman" w:cs="Times New Roman"/>
               <w:sz w:val="26"/>
               <w:szCs w:val="26"/>
             </w:rPr>
@@ -7101,7 +7057,7 @@
               <w:sz w:val="26"/>
               <w:szCs w:val="26"/>
             </w:rPr>
-            <w:instrText xml:space="preserve"> PAGEREF _Toc14418 \h </w:instrText>
+            <w:instrText xml:space="preserve"> PAGEREF _Toc1929 \h </w:instrText>
           </w:r>
           <w:r>
             <w:rPr>
@@ -7130,7 +7086,6 @@
           <w:r>
             <w:rPr>
               <w:rFonts w:hint="default" w:ascii="Times New Roman" w:hAnsi="Times New Roman" w:cs="Times New Roman"/>
-              <w:bCs/>
               <w:sz w:val="26"/>
               <w:szCs w:val="26"/>
             </w:rPr>
@@ -7145,11 +7100,15 @@
               <w:tab w:val="clear" w:pos="1134"/>
               <w:tab w:val="clear" w:pos="9678"/>
             </w:tabs>
+            <w:rPr>
+              <w:rFonts w:hint="default" w:ascii="Times New Roman" w:hAnsi="Times New Roman" w:cs="Times New Roman"/>
+              <w:sz w:val="26"/>
+              <w:szCs w:val="26"/>
+            </w:rPr>
           </w:pPr>
           <w:r>
             <w:rPr>
               <w:rFonts w:hint="default" w:ascii="Times New Roman" w:hAnsi="Times New Roman" w:cs="Times New Roman"/>
-              <w:bCs/>
               <w:sz w:val="26"/>
               <w:szCs w:val="26"/>
             </w:rPr>
@@ -7158,16 +7117,14 @@
           <w:r>
             <w:rPr>
               <w:rFonts w:hint="default" w:ascii="Times New Roman" w:hAnsi="Times New Roman" w:cs="Times New Roman"/>
-              <w:bCs/>
-              <w:sz w:val="26"/>
-              <w:szCs w:val="26"/>
-            </w:rPr>
-            <w:instrText xml:space="preserve"> HYPERLINK \l _Toc18039 </w:instrText>
-          </w:r>
-          <w:r>
-            <w:rPr>
-              <w:rFonts w:hint="default" w:ascii="Times New Roman" w:hAnsi="Times New Roman" w:cs="Times New Roman"/>
-              <w:bCs/>
+              <w:sz w:val="26"/>
+              <w:szCs w:val="26"/>
+            </w:rPr>
+            <w:instrText xml:space="preserve"> HYPERLINK \l _Toc14850 </w:instrText>
+          </w:r>
+          <w:r>
+            <w:rPr>
+              <w:rFonts w:hint="default" w:ascii="Times New Roman" w:hAnsi="Times New Roman" w:cs="Times New Roman"/>
               <w:sz w:val="26"/>
               <w:szCs w:val="26"/>
             </w:rPr>
@@ -7203,7 +7160,7 @@
               <w:sz w:val="26"/>
               <w:szCs w:val="26"/>
             </w:rPr>
-            <w:instrText xml:space="preserve"> PAGEREF _Toc18039 \h </w:instrText>
+            <w:instrText xml:space="preserve"> PAGEREF _Toc14850 \h </w:instrText>
           </w:r>
           <w:r>
             <w:rPr>
@@ -7232,7 +7189,6 @@
           <w:r>
             <w:rPr>
               <w:rFonts w:hint="default" w:ascii="Times New Roman" w:hAnsi="Times New Roman" w:cs="Times New Roman"/>
-              <w:bCs/>
               <w:sz w:val="26"/>
               <w:szCs w:val="26"/>
             </w:rPr>
@@ -7242,12 +7198,18 @@
         <w:p>
           <w:pPr>
             <w:spacing w:after="0" w:line="360" w:lineRule="auto"/>
-            <w:jc w:val="center"/>
+            <w:jc w:val="both"/>
+            <w:rPr>
+              <w:rFonts w:hint="default" w:ascii="Times New Roman" w:hAnsi="Times New Roman" w:cs="Times New Roman" w:eastAsiaTheme="minorHAnsi"/>
+              <w:sz w:val="26"/>
+              <w:szCs w:val="26"/>
+              <w:lang w:val="en-US" w:eastAsia="en-US" w:bidi="ar-SA"/>
+            </w:rPr>
           </w:pPr>
           <w:r>
             <w:rPr>
-              <w:rFonts w:ascii="Times New Roman" w:hAnsi="Times New Roman" w:cs="Times New Roman"/>
-              <w:bCs/>
+              <w:rFonts w:hint="default" w:ascii="Times New Roman" w:hAnsi="Times New Roman" w:cs="Times New Roman"/>
+              <w:sz w:val="26"/>
               <w:szCs w:val="26"/>
             </w:rPr>
             <w:fldChar w:fldCharType="end"/>
@@ -7260,9 +7222,10 @@
         <w:spacing w:after="0" w:line="360" w:lineRule="auto"/>
         <w:jc w:val="both"/>
         <w:rPr>
-          <w:rFonts w:ascii="Times New Roman" w:hAnsi="Times New Roman" w:cs="Times New Roman"/>
-          <w:sz w:val="26"/>
-          <w:szCs w:val="26"/>
+          <w:rFonts w:ascii="Times New Roman" w:hAnsi="Times New Roman" w:cs="Times New Roman" w:eastAsiaTheme="minorHAnsi"/>
+          <w:sz w:val="22"/>
+          <w:szCs w:val="26"/>
+          <w:lang w:val="en-US" w:eastAsia="en-US" w:bidi="ar-SA"/>
         </w:rPr>
       </w:pPr>
     </w:p>
@@ -7314,9 +7277,9 @@
         </w:rPr>
         <w:br w:type="page"/>
       </w:r>
-      <w:bookmarkStart w:id="1" w:name="_Toc71830092"/>
-      <w:bookmarkStart w:id="2" w:name="_Toc70258533"/>
-      <w:bookmarkStart w:id="3" w:name="_Toc2442"/>
+      <w:bookmarkStart w:id="1" w:name="_Toc70258533"/>
+      <w:bookmarkStart w:id="2" w:name="_Toc71830092"/>
+      <w:bookmarkStart w:id="3" w:name="_Toc729"/>
       <w:r>
         <w:rPr>
           <w:rFonts w:ascii="Times New Roman" w:hAnsi="Times New Roman" w:cs="Times New Roman"/>
@@ -7344,16 +7307,16 @@
           <w:numId w:val="1"/>
         </w:numPr>
         <w:spacing w:before="0" w:line="360" w:lineRule="auto"/>
-        <w:ind w:left="851" w:hanging="567"/>
+        <w:ind w:left="567" w:leftChars="0" w:hanging="567" w:firstLineChars="0"/>
         <w:rPr>
           <w:rFonts w:ascii="Times New Roman" w:hAnsi="Times New Roman" w:cs="Times New Roman"/>
           <w:b/>
           <w:color w:val="auto"/>
         </w:rPr>
       </w:pPr>
-      <w:bookmarkStart w:id="4" w:name="_Toc71830093"/>
-      <w:bookmarkStart w:id="5" w:name="_Toc70258534"/>
-      <w:bookmarkStart w:id="6" w:name="_Toc22077"/>
+      <w:bookmarkStart w:id="4" w:name="_Toc70258534"/>
+      <w:bookmarkStart w:id="5" w:name="_Toc71830093"/>
+      <w:bookmarkStart w:id="6" w:name="_Toc22676"/>
       <w:r>
         <w:rPr>
           <w:rFonts w:ascii="Times New Roman" w:hAnsi="Times New Roman" w:cs="Times New Roman"/>
@@ -7449,7 +7412,7 @@
           <w:numId w:val="1"/>
         </w:numPr>
         <w:spacing w:before="0" w:line="360" w:lineRule="auto"/>
-        <w:ind w:left="851" w:hanging="567"/>
+        <w:ind w:left="567" w:leftChars="0" w:hanging="567" w:firstLineChars="0"/>
         <w:rPr>
           <w:rFonts w:ascii="Times New Roman" w:hAnsi="Times New Roman" w:cs="Times New Roman"/>
           <w:b/>
@@ -7458,7 +7421,7 @@
       </w:pPr>
       <w:bookmarkStart w:id="7" w:name="_Toc71830094"/>
       <w:bookmarkStart w:id="8" w:name="_Toc70258535"/>
-      <w:bookmarkStart w:id="9" w:name="_Toc25180"/>
+      <w:bookmarkStart w:id="9" w:name="_Toc5002"/>
       <w:r>
         <w:rPr>
           <w:rFonts w:ascii="Times New Roman" w:hAnsi="Times New Roman" w:cs="Times New Roman"/>
@@ -7554,16 +7517,16 @@
           <w:numId w:val="1"/>
         </w:numPr>
         <w:spacing w:before="0" w:line="360" w:lineRule="auto"/>
-        <w:ind w:left="851" w:hanging="567"/>
+        <w:ind w:left="567" w:leftChars="0" w:hanging="567" w:firstLineChars="0"/>
         <w:rPr>
           <w:rFonts w:ascii="Times New Roman" w:hAnsi="Times New Roman" w:cs="Times New Roman"/>
           <w:b/>
           <w:color w:val="auto"/>
         </w:rPr>
       </w:pPr>
-      <w:bookmarkStart w:id="10" w:name="_Toc71830095"/>
-      <w:bookmarkStart w:id="11" w:name="_Toc70258536"/>
-      <w:bookmarkStart w:id="12" w:name="_Toc22278"/>
+      <w:bookmarkStart w:id="10" w:name="_Toc70258536"/>
+      <w:bookmarkStart w:id="11" w:name="_Toc71830095"/>
+      <w:bookmarkStart w:id="12" w:name="_Toc4586"/>
       <w:r>
         <w:rPr>
           <w:rFonts w:ascii="Times New Roman" w:hAnsi="Times New Roman" w:cs="Times New Roman"/>
@@ -7580,6 +7543,7 @@
       <w:pPr>
         <w:spacing w:after="0" w:line="360" w:lineRule="auto"/>
         <w:jc w:val="center"/>
+        <w:outlineLvl w:val="9"/>
         <w:rPr>
           <w:rFonts w:ascii="Times New Roman" w:hAnsi="Times New Roman" w:cs="Times New Roman"/>
           <w:i/>
@@ -8346,7 +8310,7 @@
       </w:pPr>
       <w:bookmarkStart w:id="13" w:name="_Toc70258537"/>
       <w:bookmarkStart w:id="14" w:name="_Toc71830096"/>
-      <w:bookmarkStart w:id="15" w:name="_Toc7907"/>
+      <w:bookmarkStart w:id="15" w:name="_Toc7672"/>
       <w:r>
         <w:rPr>
           <w:rFonts w:ascii="Times New Roman" w:hAnsi="Times New Roman" w:cs="Times New Roman"/>
@@ -8369,16 +8333,16 @@
           <w:numId w:val="1"/>
         </w:numPr>
         <w:spacing w:before="0" w:line="360" w:lineRule="auto"/>
-        <w:ind w:left="851" w:hanging="567"/>
+        <w:ind w:left="567" w:leftChars="0" w:hanging="567" w:firstLineChars="0"/>
         <w:rPr>
           <w:rFonts w:ascii="Times New Roman" w:hAnsi="Times New Roman" w:cs="Times New Roman"/>
           <w:b/>
           <w:color w:val="auto"/>
         </w:rPr>
       </w:pPr>
-      <w:bookmarkStart w:id="16" w:name="_Toc70258538"/>
-      <w:bookmarkStart w:id="17" w:name="_Toc71830097"/>
-      <w:bookmarkStart w:id="18" w:name="_Toc17137"/>
+      <w:bookmarkStart w:id="16" w:name="_Toc71830097"/>
+      <w:bookmarkStart w:id="17" w:name="_Toc70258538"/>
+      <w:bookmarkStart w:id="18" w:name="_Toc25969"/>
       <w:r>
         <w:rPr>
           <w:rFonts w:ascii="Times New Roman" w:hAnsi="Times New Roman" w:cs="Times New Roman"/>
@@ -8500,16 +8464,16 @@
           <w:numId w:val="1"/>
         </w:numPr>
         <w:spacing w:before="0" w:line="360" w:lineRule="auto"/>
-        <w:ind w:left="851" w:hanging="567"/>
+        <w:ind w:left="567" w:leftChars="0" w:hanging="567" w:firstLineChars="0"/>
         <w:rPr>
           <w:rFonts w:ascii="Times New Roman" w:hAnsi="Times New Roman" w:cs="Times New Roman"/>
           <w:b/>
           <w:color w:val="auto"/>
         </w:rPr>
       </w:pPr>
-      <w:bookmarkStart w:id="19" w:name="_Toc71830098"/>
-      <w:bookmarkStart w:id="20" w:name="_Toc70258539"/>
-      <w:bookmarkStart w:id="21" w:name="_Toc23629"/>
+      <w:bookmarkStart w:id="19" w:name="_Toc70258539"/>
+      <w:bookmarkStart w:id="20" w:name="_Toc71830098"/>
+      <w:bookmarkStart w:id="21" w:name="_Toc2185"/>
       <w:r>
         <w:rPr>
           <w:rFonts w:ascii="Times New Roman" w:hAnsi="Times New Roman" w:cs="Times New Roman"/>
@@ -8587,7 +8551,7 @@
           <w:numId w:val="1"/>
         </w:numPr>
         <w:spacing w:before="0" w:line="360" w:lineRule="auto"/>
-        <w:ind w:left="851" w:hanging="567"/>
+        <w:ind w:left="567" w:leftChars="0" w:hanging="567" w:firstLineChars="0"/>
         <w:rPr>
           <w:rFonts w:ascii="Times New Roman" w:hAnsi="Times New Roman" w:cs="Times New Roman"/>
           <w:b/>
@@ -8596,7 +8560,7 @@
       </w:pPr>
       <w:bookmarkStart w:id="22" w:name="_Toc70258540"/>
       <w:bookmarkStart w:id="23" w:name="_Toc71830099"/>
-      <w:bookmarkStart w:id="24" w:name="_Toc22103"/>
+      <w:bookmarkStart w:id="24" w:name="_Toc15719"/>
       <w:r>
         <w:rPr>
           <w:rFonts w:ascii="Times New Roman" w:hAnsi="Times New Roman" w:cs="Times New Roman"/>
@@ -8818,7 +8782,7 @@
           <w:numId w:val="1"/>
         </w:numPr>
         <w:spacing w:before="0" w:line="360" w:lineRule="auto"/>
-        <w:ind w:left="1276" w:hanging="709"/>
+        <w:ind w:left="709" w:leftChars="0" w:hanging="709" w:firstLineChars="0"/>
         <w:rPr>
           <w:rFonts w:ascii="Times New Roman" w:hAnsi="Times New Roman" w:cs="Times New Roman"/>
           <w:b/>
@@ -8828,7 +8792,7 @@
         </w:rPr>
       </w:pPr>
       <w:bookmarkStart w:id="26" w:name="_Toc71830100"/>
-      <w:bookmarkStart w:id="27" w:name="_Toc20942"/>
+      <w:bookmarkStart w:id="27" w:name="_Toc25672"/>
       <w:r>
         <w:rPr>
           <w:rFonts w:ascii="Times New Roman" w:hAnsi="Times New Roman" w:cs="Times New Roman"/>
@@ -9067,7 +9031,7 @@
           <w:numId w:val="1"/>
         </w:numPr>
         <w:spacing w:before="0" w:line="360" w:lineRule="auto"/>
-        <w:ind w:left="1276" w:hanging="709"/>
+        <w:ind w:left="709" w:leftChars="0" w:hanging="709" w:firstLineChars="0"/>
         <w:rPr>
           <w:rFonts w:ascii="Times New Roman" w:hAnsi="Times New Roman" w:cs="Times New Roman"/>
           <w:b/>
@@ -9078,7 +9042,7 @@
       </w:pPr>
       <w:bookmarkStart w:id="28" w:name="_Toc70258542"/>
       <w:bookmarkStart w:id="29" w:name="_Toc71830101"/>
-      <w:bookmarkStart w:id="30" w:name="_Toc11992"/>
+      <w:bookmarkStart w:id="30" w:name="_Toc32613"/>
       <w:r>
         <w:rPr>
           <w:rFonts w:ascii="Times New Roman" w:hAnsi="Times New Roman" w:cs="Times New Roman"/>
@@ -9630,7 +9594,7 @@
           <w:numId w:val="1"/>
         </w:numPr>
         <w:spacing w:before="0" w:line="360" w:lineRule="auto"/>
-        <w:ind w:left="1276" w:hanging="709"/>
+        <w:ind w:left="709" w:leftChars="0" w:hanging="709" w:firstLineChars="0"/>
         <w:rPr>
           <w:rFonts w:ascii="Times New Roman" w:hAnsi="Times New Roman" w:cs="Times New Roman"/>
           <w:b/>
@@ -9639,7 +9603,7 @@
           <w:szCs w:val="26"/>
         </w:rPr>
       </w:pPr>
-      <w:bookmarkStart w:id="33" w:name="_Toc17627"/>
+      <w:bookmarkStart w:id="33" w:name="_Toc7739"/>
       <w:r>
         <w:rPr>
           <w:rFonts w:ascii="Times New Roman" w:hAnsi="Times New Roman" w:cs="Times New Roman"/>
@@ -10662,7 +10626,7 @@
           <w:numId w:val="1"/>
         </w:numPr>
         <w:spacing w:before="0" w:line="360" w:lineRule="auto"/>
-        <w:ind w:left="1276"/>
+        <w:ind w:left="709" w:leftChars="0" w:firstLineChars="0"/>
         <w:rPr>
           <w:rFonts w:ascii="Times New Roman" w:hAnsi="Times New Roman" w:cs="Times New Roman"/>
           <w:b/>
@@ -10671,9 +10635,9 @@
           <w:szCs w:val="26"/>
         </w:rPr>
       </w:pPr>
-      <w:bookmarkStart w:id="34" w:name="_Toc71830103"/>
-      <w:bookmarkStart w:id="35" w:name="_Toc70258544"/>
-      <w:bookmarkStart w:id="36" w:name="_Toc26915"/>
+      <w:bookmarkStart w:id="34" w:name="_Toc70258544"/>
+      <w:bookmarkStart w:id="35" w:name="_Toc71830103"/>
+      <w:bookmarkStart w:id="36" w:name="_Toc21220"/>
       <w:r>
         <w:rPr>
           <w:rFonts w:ascii="Times New Roman" w:hAnsi="Times New Roman" w:cs="Times New Roman"/>
@@ -10868,7 +10832,7 @@
           <w:numId w:val="1"/>
         </w:numPr>
         <w:spacing w:before="0" w:line="360" w:lineRule="auto"/>
-        <w:ind w:left="1276" w:hanging="709"/>
+        <w:ind w:left="709" w:leftChars="0" w:hanging="709" w:firstLineChars="0"/>
         <w:rPr>
           <w:rFonts w:ascii="Times New Roman" w:hAnsi="Times New Roman" w:cs="Times New Roman"/>
           <w:b/>
@@ -10879,7 +10843,7 @@
       </w:pPr>
       <w:bookmarkStart w:id="37" w:name="_Toc71830104"/>
       <w:bookmarkStart w:id="38" w:name="_Toc70258545"/>
-      <w:bookmarkStart w:id="39" w:name="_Toc16456"/>
+      <w:bookmarkStart w:id="39" w:name="_Toc7261"/>
       <w:r>
         <w:rPr>
           <w:rFonts w:ascii="Times New Roman" w:hAnsi="Times New Roman" w:cs="Times New Roman"/>
@@ -11327,9 +11291,9 @@
           <w:szCs w:val="26"/>
         </w:rPr>
       </w:pPr>
-      <w:bookmarkStart w:id="40" w:name="_Toc71830105"/>
-      <w:bookmarkStart w:id="41" w:name="_Toc70258546"/>
-      <w:bookmarkStart w:id="42" w:name="_Toc18961"/>
+      <w:bookmarkStart w:id="40" w:name="_Toc70258546"/>
+      <w:bookmarkStart w:id="41" w:name="_Toc71830105"/>
+      <w:bookmarkStart w:id="42" w:name="_Toc30923"/>
       <w:r>
         <w:rPr>
           <w:rFonts w:ascii="Times New Roman" w:hAnsi="Times New Roman" w:cs="Times New Roman"/>
@@ -11352,7 +11316,7 @@
           <w:numId w:val="1"/>
         </w:numPr>
         <w:spacing w:before="0" w:line="360" w:lineRule="auto"/>
-        <w:ind w:left="851" w:hanging="567"/>
+        <w:ind w:left="567" w:leftChars="0" w:hanging="567" w:firstLineChars="0"/>
         <w:rPr>
           <w:rFonts w:ascii="Times New Roman" w:hAnsi="Times New Roman" w:cs="Times New Roman"/>
           <w:b/>
@@ -11361,7 +11325,7 @@
       </w:pPr>
       <w:bookmarkStart w:id="43" w:name="_Toc70258547"/>
       <w:bookmarkStart w:id="44" w:name="_Toc71830106"/>
-      <w:bookmarkStart w:id="45" w:name="_Toc11644"/>
+      <w:bookmarkStart w:id="45" w:name="_Toc11108"/>
       <w:r>
         <w:rPr>
           <w:rFonts w:ascii="Times New Roman" w:hAnsi="Times New Roman" w:cs="Times New Roman"/>
@@ -11407,7 +11371,7 @@
           <w:numId w:val="1"/>
         </w:numPr>
         <w:spacing w:before="0" w:line="360" w:lineRule="auto"/>
-        <w:ind w:left="1276" w:hanging="709"/>
+        <w:ind w:left="709" w:leftChars="0" w:hanging="709" w:firstLineChars="0"/>
         <w:rPr>
           <w:rFonts w:ascii="Times New Roman" w:hAnsi="Times New Roman" w:cs="Times New Roman"/>
           <w:b/>
@@ -11416,9 +11380,9 @@
           <w:szCs w:val="26"/>
         </w:rPr>
       </w:pPr>
-      <w:bookmarkStart w:id="46" w:name="_Toc71830107"/>
-      <w:bookmarkStart w:id="47" w:name="_Toc70258548"/>
-      <w:bookmarkStart w:id="48" w:name="_Toc13722"/>
+      <w:bookmarkStart w:id="46" w:name="_Toc70258548"/>
+      <w:bookmarkStart w:id="47" w:name="_Toc71830107"/>
+      <w:bookmarkStart w:id="48" w:name="_Toc9378"/>
       <w:r>
         <w:rPr>
           <w:rFonts w:ascii="Times New Roman" w:hAnsi="Times New Roman" w:cs="Times New Roman"/>
@@ -11564,7 +11528,6 @@
       <w:pPr>
         <w:pStyle w:val="4"/>
         <w:spacing w:before="0" w:line="360" w:lineRule="auto"/>
-        <w:ind w:left="1134" w:hanging="567"/>
         <w:rPr>
           <w:rFonts w:ascii="Times New Roman" w:hAnsi="Times New Roman" w:cs="Times New Roman"/>
           <w:color w:val="auto"/>
@@ -11572,9 +11535,9 @@
           <w:szCs w:val="26"/>
         </w:rPr>
       </w:pPr>
-      <w:bookmarkStart w:id="49" w:name="_Toc71830108"/>
-      <w:bookmarkStart w:id="50" w:name="_Toc70258549"/>
-      <w:bookmarkStart w:id="51" w:name="_Toc10257"/>
+      <w:bookmarkStart w:id="49" w:name="_Toc70258549"/>
+      <w:bookmarkStart w:id="50" w:name="_Toc71830108"/>
+      <w:bookmarkStart w:id="51" w:name="_Toc3005"/>
       <w:r>
         <w:rPr>
           <w:rFonts w:ascii="Times New Roman" w:hAnsi="Times New Roman" w:cs="Times New Roman"/>
@@ -11716,7 +11679,6 @@
       <w:pPr>
         <w:pStyle w:val="4"/>
         <w:spacing w:before="0" w:line="360" w:lineRule="auto"/>
-        <w:ind w:left="1134" w:hanging="567"/>
         <w:rPr>
           <w:rFonts w:ascii="Times New Roman" w:hAnsi="Times New Roman" w:cs="Times New Roman"/>
           <w:color w:val="auto"/>
@@ -11724,7 +11686,7 @@
           <w:szCs w:val="26"/>
         </w:rPr>
       </w:pPr>
-      <w:bookmarkStart w:id="52" w:name="_Toc2666"/>
+      <w:bookmarkStart w:id="52" w:name="_Toc3098"/>
       <w:r>
         <w:rPr>
           <w:rFonts w:ascii="Times New Roman" w:hAnsi="Times New Roman" w:cs="Times New Roman"/>
@@ -11836,6 +11798,7 @@
         <w:spacing w:after="0" w:line="360" w:lineRule="auto"/>
         <w:ind w:left="426"/>
         <w:jc w:val="center"/>
+        <w:outlineLvl w:val="9"/>
         <w:rPr>
           <w:rFonts w:ascii="Times New Roman" w:hAnsi="Times New Roman" w:cs="Times New Roman"/>
           <w:i/>
@@ -11861,16 +11824,16 @@
           <w:numId w:val="1"/>
         </w:numPr>
         <w:spacing w:before="0" w:line="360" w:lineRule="auto"/>
-        <w:ind w:left="851" w:hanging="567"/>
+        <w:ind w:left="567" w:leftChars="0" w:hanging="567" w:firstLineChars="0"/>
         <w:rPr>
           <w:rFonts w:ascii="Times New Roman" w:hAnsi="Times New Roman" w:cs="Times New Roman"/>
           <w:b/>
           <w:color w:val="auto"/>
         </w:rPr>
       </w:pPr>
-      <w:bookmarkStart w:id="55" w:name="_Toc71830110"/>
-      <w:bookmarkStart w:id="56" w:name="_Toc70258551"/>
-      <w:bookmarkStart w:id="57" w:name="_Toc26517"/>
+      <w:bookmarkStart w:id="55" w:name="_Toc70258551"/>
+      <w:bookmarkStart w:id="56" w:name="_Toc71830110"/>
+      <w:bookmarkStart w:id="57" w:name="_Toc8038"/>
       <w:r>
         <w:rPr>
           <w:rFonts w:ascii="Times New Roman" w:hAnsi="Times New Roman" w:cs="Times New Roman"/>
@@ -11887,6 +11850,7 @@
       <w:pPr>
         <w:spacing w:after="0" w:line="360" w:lineRule="auto"/>
         <w:jc w:val="center"/>
+        <w:outlineLvl w:val="9"/>
         <w:rPr>
           <w:rFonts w:ascii="Times New Roman" w:hAnsi="Times New Roman" w:cs="Times New Roman"/>
           <w:sz w:val="26"/>
@@ -14114,16 +14078,16 @@
           <w:numId w:val="1"/>
         </w:numPr>
         <w:spacing w:before="0" w:line="360" w:lineRule="auto"/>
-        <w:ind w:left="851" w:hanging="567"/>
+        <w:ind w:left="567" w:leftChars="0" w:hanging="567" w:firstLineChars="0"/>
         <w:rPr>
           <w:rFonts w:ascii="Times New Roman" w:hAnsi="Times New Roman" w:cs="Times New Roman"/>
           <w:b/>
           <w:color w:val="auto"/>
         </w:rPr>
       </w:pPr>
-      <w:bookmarkStart w:id="58" w:name="_Toc71830111"/>
-      <w:bookmarkStart w:id="59" w:name="_Toc70258552"/>
-      <w:bookmarkStart w:id="60" w:name="_Toc28447"/>
+      <w:bookmarkStart w:id="58" w:name="_Toc70258552"/>
+      <w:bookmarkStart w:id="59" w:name="_Toc71830111"/>
+      <w:bookmarkStart w:id="60" w:name="_Toc18439"/>
       <w:r>
         <w:rPr>
           <w:rFonts w:ascii="Times New Roman" w:hAnsi="Times New Roman" w:cs="Times New Roman"/>
@@ -14144,7 +14108,7 @@
           <w:numId w:val="1"/>
         </w:numPr>
         <w:spacing w:before="0" w:line="360" w:lineRule="auto"/>
-        <w:ind w:left="1276" w:hanging="709"/>
+        <w:ind w:left="709" w:leftChars="0" w:hanging="709" w:firstLineChars="0"/>
         <w:rPr>
           <w:rFonts w:ascii="Times New Roman" w:hAnsi="Times New Roman" w:cs="Times New Roman"/>
           <w:b/>
@@ -14155,7 +14119,7 @@
       </w:pPr>
       <w:bookmarkStart w:id="61" w:name="_Toc71830112"/>
       <w:bookmarkStart w:id="62" w:name="_Toc70258553"/>
-      <w:bookmarkStart w:id="63" w:name="_Toc14418"/>
+      <w:bookmarkStart w:id="63" w:name="_Toc1929"/>
       <w:r>
         <w:rPr>
           <w:rFonts w:ascii="Times New Roman" w:hAnsi="Times New Roman" w:cs="Times New Roman"/>
@@ -14177,6 +14141,7 @@
         </w:tabs>
         <w:spacing w:after="0" w:line="360" w:lineRule="auto"/>
         <w:jc w:val="center"/>
+        <w:outlineLvl w:val="9"/>
         <w:rPr>
           <w:rFonts w:ascii="Times New Roman" w:hAnsi="Times New Roman" w:cs="Times New Roman"/>
           <w:sz w:val="26"/>
@@ -14502,7 +14467,7 @@
                 <w:szCs w:val="26"/>
                 <w:lang w:val="vi-VN"/>
               </w:rPr>
-              <w:t>Nguyễn Quốc Long B</w:t>
+              <w:t>Nguyễn Quốc Long</w:t>
             </w:r>
           </w:p>
         </w:tc>
@@ -15159,7 +15124,7 @@
           <w:numId w:val="1"/>
         </w:numPr>
         <w:spacing w:before="0" w:line="360" w:lineRule="auto"/>
-        <w:ind w:left="1276" w:hanging="709"/>
+        <w:ind w:left="709" w:leftChars="0" w:hanging="709" w:firstLineChars="0"/>
         <w:rPr>
           <w:rFonts w:ascii="Times New Roman" w:hAnsi="Times New Roman" w:cs="Times New Roman"/>
           <w:b/>
@@ -15170,7 +15135,7 @@
       </w:pPr>
       <w:bookmarkStart w:id="64" w:name="_Toc70258554"/>
       <w:bookmarkStart w:id="65" w:name="_Toc71830113"/>
-      <w:bookmarkStart w:id="66" w:name="_Toc18039"/>
+      <w:bookmarkStart w:id="66" w:name="_Toc14850"/>
       <w:r>
         <w:rPr>
           <w:rFonts w:ascii="Times New Roman" w:hAnsi="Times New Roman" w:cs="Times New Roman"/>
@@ -17785,7 +17750,7 @@
       <w:lvlText w:val="%1.%2."/>
       <w:lvlJc w:val="left"/>
       <w:pPr>
-        <w:ind w:left="1440" w:hanging="720"/>
+        <w:ind w:left="1156" w:hanging="720"/>
       </w:pPr>
       <w:rPr>
         <w:rFonts w:hint="default"/>
@@ -17798,7 +17763,7 @@
       <w:lvlText w:val="%1.%2.%3."/>
       <w:lvlJc w:val="left"/>
       <w:pPr>
-        <w:ind w:left="1571" w:hanging="720"/>
+        <w:ind w:left="1004" w:hanging="720"/>
       </w:pPr>
       <w:rPr>
         <w:rFonts w:hint="default"/>
@@ -19202,6 +19167,39 @@
       </w:tblCellMar>
     </w:tblPr>
   </w:style>
+  <w:style w:type="paragraph" w:customStyle="1" w:styleId="32">
+    <w:name w:val="WPSOffice手动目录 1"/>
+    <w:uiPriority w:val="0"/>
+    <w:pPr>
+      <w:ind w:leftChars="0"/>
+    </w:pPr>
+    <w:rPr>
+      <w:sz w:val="20"/>
+      <w:szCs w:val="20"/>
+    </w:rPr>
+  </w:style>
+  <w:style w:type="paragraph" w:customStyle="1" w:styleId="33">
+    <w:name w:val="WPSOffice手动目录 2"/>
+    <w:uiPriority w:val="0"/>
+    <w:pPr>
+      <w:ind w:leftChars="200"/>
+    </w:pPr>
+    <w:rPr>
+      <w:sz w:val="20"/>
+      <w:szCs w:val="20"/>
+    </w:rPr>
+  </w:style>
+  <w:style w:type="paragraph" w:customStyle="1" w:styleId="34">
+    <w:name w:val="WPSOffice手动目录 3"/>
+    <w:uiPriority w:val="0"/>
+    <w:pPr>
+      <w:ind w:leftChars="400"/>
+    </w:pPr>
+    <w:rPr>
+      <w:sz w:val="20"/>
+      <w:szCs w:val="20"/>
+    </w:rPr>
+  </w:style>
 </w:styles>
 </file>
 

--- a/Documents/SCI_SE_01.ProjectProposal.docx
+++ b/Documents/SCI_SE_01.ProjectProposal.docx
@@ -5,15 +5,15 @@
     <w:p>
       <w:pPr>
         <w:pBdr>
-          <w:top w:val="single" w:color="000000" w:sz="24" w:space="1"/>
-          <w:left w:val="single" w:color="000000" w:sz="24" w:space="4"/>
-          <w:bottom w:val="single" w:color="000000" w:sz="24" w:space="31"/>
-          <w:right w:val="single" w:color="000000" w:sz="24" w:space="4"/>
+          <w:top w:val="thinThickThinSmallGap" w:color="auto" w:sz="24" w:space="1"/>
+          <w:left w:val="thinThickThinSmallGap" w:color="auto" w:sz="24" w:space="4"/>
+          <w:bottom w:val="thinThickThinSmallGap" w:color="auto" w:sz="24" w:space="1"/>
+          <w:right w:val="thinThickThinSmallGap" w:color="auto" w:sz="24" w:space="4"/>
         </w:pBdr>
-        <w:spacing w:after="0" w:line="360" w:lineRule="auto"/>
+        <w:spacing w:after="0" w:line="276" w:lineRule="auto"/>
         <w:jc w:val="center"/>
         <w:rPr>
-          <w:rFonts w:hint="default" w:ascii="Times New Roman" w:hAnsi="Times New Roman" w:cs="Times New Roman"/>
+          <w:rFonts w:ascii="Times New Roman" w:hAnsi="Times New Roman" w:eastAsia="Calibri" w:cs="Times New Roman"/>
           <w:b/>
           <w:sz w:val="36"/>
           <w:szCs w:val="36"/>
@@ -21,7 +21,7 @@
       </w:pPr>
       <w:r>
         <w:rPr>
-          <w:rFonts w:hint="default" w:ascii="Times New Roman" w:hAnsi="Times New Roman" w:cs="Times New Roman"/>
+          <w:rFonts w:ascii="Times New Roman" w:hAnsi="Times New Roman" w:eastAsia="Calibri" w:cs="Times New Roman"/>
           <w:b/>
           <w:sz w:val="36"/>
           <w:szCs w:val="36"/>
@@ -32,15 +32,15 @@
     <w:p>
       <w:pPr>
         <w:pBdr>
-          <w:top w:val="single" w:color="000000" w:sz="24" w:space="1"/>
-          <w:left w:val="single" w:color="000000" w:sz="24" w:space="4"/>
-          <w:bottom w:val="single" w:color="000000" w:sz="24" w:space="31"/>
-          <w:right w:val="single" w:color="000000" w:sz="24" w:space="4"/>
+          <w:top w:val="thinThickThinSmallGap" w:color="auto" w:sz="24" w:space="1"/>
+          <w:left w:val="thinThickThinSmallGap" w:color="auto" w:sz="24" w:space="4"/>
+          <w:bottom w:val="thinThickThinSmallGap" w:color="auto" w:sz="24" w:space="1"/>
+          <w:right w:val="thinThickThinSmallGap" w:color="auto" w:sz="24" w:space="4"/>
         </w:pBdr>
-        <w:spacing w:after="0" w:line="360" w:lineRule="auto"/>
+        <w:spacing w:after="0" w:line="276" w:lineRule="auto"/>
         <w:jc w:val="center"/>
         <w:rPr>
-          <w:rFonts w:hint="default" w:ascii="Times New Roman" w:hAnsi="Times New Roman" w:cs="Times New Roman"/>
+          <w:rFonts w:ascii="Times New Roman" w:hAnsi="Times New Roman" w:eastAsia="Calibri" w:cs="Times New Roman"/>
           <w:b/>
           <w:sz w:val="36"/>
           <w:szCs w:val="36"/>
@@ -48,25 +48,26 @@
       </w:pPr>
       <w:r>
         <w:rPr>
-          <w:rFonts w:hint="default" w:ascii="Times New Roman" w:hAnsi="Times New Roman" w:cs="Times New Roman"/>
+          <w:rFonts w:ascii="Times New Roman" w:hAnsi="Times New Roman" w:eastAsia="Calibri" w:cs="Times New Roman"/>
           <w:b/>
           <w:sz w:val="36"/>
           <w:szCs w:val="36"/>
         </w:rPr>
-        <w:t>TRƯỜNG ĐẠI HỌC DUY TÂN</w:t>
+        <w:t>ĐẠI HỌC DUY TÂN</w:t>
       </w:r>
     </w:p>
     <w:p>
       <w:pPr>
         <w:pBdr>
-          <w:top w:val="single" w:color="000000" w:sz="24" w:space="1"/>
-          <w:left w:val="single" w:color="000000" w:sz="24" w:space="4"/>
-          <w:bottom w:val="single" w:color="000000" w:sz="24" w:space="31"/>
-          <w:right w:val="single" w:color="000000" w:sz="24" w:space="4"/>
+          <w:top w:val="thinThickThinSmallGap" w:color="auto" w:sz="24" w:space="1"/>
+          <w:left w:val="thinThickThinSmallGap" w:color="auto" w:sz="24" w:space="4"/>
+          <w:bottom w:val="thinThickThinSmallGap" w:color="auto" w:sz="24" w:space="1"/>
+          <w:right w:val="thinThickThinSmallGap" w:color="auto" w:sz="24" w:space="4"/>
         </w:pBdr>
-        <w:spacing w:after="0" w:line="360" w:lineRule="auto"/>
+        <w:spacing w:after="0" w:line="276" w:lineRule="auto"/>
         <w:jc w:val="center"/>
         <w:rPr>
+          <w:rFonts w:ascii="Times New Roman" w:hAnsi="Times New Roman" w:eastAsia="Calibri" w:cs="Times New Roman"/>
           <w:b/>
           <w:sz w:val="36"/>
           <w:szCs w:val="36"/>
@@ -75,23 +76,32 @@
       <w:r>
         <w:rPr>
           <w:sz w:val="28"/>
-          <w:szCs w:val="28"/>
         </w:rPr>
         <w:drawing>
           <wp:inline distT="0" distB="0" distL="0" distR="0">
             <wp:extent cx="1038225" cy="942340"/>
             <wp:effectExtent l="0" t="0" r="13335" b="2540"/>
-            <wp:docPr id="2" name="image3.png" descr="logodtu_100"/>
-            <wp:cNvGraphicFramePr/>
+            <wp:docPr id="4" name="Picture 4" descr="logodtu_100"/>
+            <wp:cNvGraphicFramePr>
+              <a:graphicFrameLocks xmlns:a="http://schemas.openxmlformats.org/drawingml/2006/main" noChangeAspect="1"/>
+            </wp:cNvGraphicFramePr>
             <a:graphic xmlns:a="http://schemas.openxmlformats.org/drawingml/2006/main">
               <a:graphicData uri="http://schemas.openxmlformats.org/drawingml/2006/picture">
                 <pic:pic xmlns:pic="http://schemas.openxmlformats.org/drawingml/2006/picture">
                   <pic:nvPicPr>
-                    <pic:cNvPr id="2" name="image3.png" descr="logodtu_100"/>
-                    <pic:cNvPicPr preferRelativeResize="0"/>
+                    <pic:cNvPr id="4" name="Picture 4" descr="logodtu_100"/>
+                    <pic:cNvPicPr>
+                      <a:picLocks noChangeAspect="1" noChangeArrowheads="1"/>
+                    </pic:cNvPicPr>
                   </pic:nvPicPr>
                   <pic:blipFill>
-                    <a:blip r:embed="rId8"/>
+                    <a:blip r:embed="rId8">
+                      <a:extLst>
+                        <a:ext uri="{28A0092B-C50C-407E-A947-70E740481C1C}">
+                          <a14:useLocalDpi xmlns:a14="http://schemas.microsoft.com/office/drawing/2010/main" val="0"/>
+                        </a:ext>
+                      </a:extLst>
+                    </a:blip>
                     <a:srcRect/>
                     <a:stretch>
                       <a:fillRect/>
@@ -105,6 +115,10 @@
                     <a:prstGeom prst="rect">
                       <a:avLst/>
                     </a:prstGeom>
+                    <a:noFill/>
+                    <a:ln>
+                      <a:noFill/>
+                    </a:ln>
                   </pic:spPr>
                 </pic:pic>
               </a:graphicData>
@@ -116,33 +130,33 @@
     <w:p>
       <w:pPr>
         <w:pBdr>
-          <w:top w:val="single" w:color="000000" w:sz="24" w:space="1"/>
-          <w:left w:val="single" w:color="000000" w:sz="24" w:space="4"/>
-          <w:bottom w:val="single" w:color="000000" w:sz="24" w:space="31"/>
-          <w:right w:val="single" w:color="000000" w:sz="24" w:space="4"/>
+          <w:top w:val="thinThickThinSmallGap" w:color="auto" w:sz="24" w:space="1"/>
+          <w:left w:val="thinThickThinSmallGap" w:color="auto" w:sz="24" w:space="4"/>
+          <w:bottom w:val="thinThickThinSmallGap" w:color="auto" w:sz="24" w:space="1"/>
+          <w:right w:val="thinThickThinSmallGap" w:color="auto" w:sz="24" w:space="4"/>
+        </w:pBdr>
+        <w:spacing w:after="0" w:line="276" w:lineRule="auto"/>
+        <w:jc w:val="center"/>
+        <w:rPr>
+          <w:rFonts w:ascii="Times New Roman" w:hAnsi="Times New Roman" w:eastAsia="Calibri" w:cs="Times New Roman"/>
+          <w:b/>
+          <w:sz w:val="36"/>
+          <w:szCs w:val="36"/>
+        </w:rPr>
+      </w:pPr>
+    </w:p>
+    <w:p>
+      <w:pPr>
+        <w:pBdr>
+          <w:top w:val="thinThickThinSmallGap" w:color="auto" w:sz="24" w:space="1"/>
+          <w:left w:val="thinThickThinSmallGap" w:color="auto" w:sz="24" w:space="4"/>
+          <w:bottom w:val="thinThickThinSmallGap" w:color="auto" w:sz="24" w:space="1"/>
+          <w:right w:val="thinThickThinSmallGap" w:color="auto" w:sz="24" w:space="4"/>
         </w:pBdr>
         <w:spacing w:after="0" w:line="360" w:lineRule="auto"/>
         <w:jc w:val="center"/>
         <w:rPr>
-          <w:rFonts w:hint="default" w:ascii="Times New Roman" w:hAnsi="Times New Roman" w:cs="Times New Roman"/>
-          <w:b/>
-          <w:sz w:val="36"/>
-          <w:szCs w:val="36"/>
-        </w:rPr>
-      </w:pPr>
-    </w:p>
-    <w:p>
-      <w:pPr>
-        <w:pBdr>
-          <w:top w:val="single" w:color="000000" w:sz="24" w:space="1"/>
-          <w:left w:val="single" w:color="000000" w:sz="24" w:space="4"/>
-          <w:bottom w:val="single" w:color="000000" w:sz="24" w:space="31"/>
-          <w:right w:val="single" w:color="000000" w:sz="24" w:space="4"/>
-        </w:pBdr>
-        <w:spacing w:after="0" w:line="360" w:lineRule="auto"/>
-        <w:jc w:val="center"/>
-        <w:rPr>
-          <w:rFonts w:hint="default" w:ascii="Times New Roman" w:hAnsi="Times New Roman" w:cs="Times New Roman"/>
+          <w:rFonts w:ascii="Times New Roman" w:hAnsi="Times New Roman" w:eastAsia="Calibri" w:cs="Times New Roman"/>
           <w:b/>
           <w:sz w:val="40"/>
           <w:szCs w:val="40"/>
@@ -151,7 +165,7 @@
       </w:pPr>
       <w:r>
         <w:rPr>
-          <w:rFonts w:hint="default" w:ascii="Times New Roman" w:hAnsi="Times New Roman" w:cs="Times New Roman"/>
+          <w:rFonts w:ascii="Times New Roman" w:hAnsi="Times New Roman" w:eastAsia="Calibri" w:cs="Times New Roman"/>
           <w:b/>
           <w:sz w:val="40"/>
           <w:szCs w:val="40"/>
@@ -163,19 +177,19 @@
     <w:p>
       <w:pPr>
         <w:pBdr>
-          <w:top w:val="single" w:color="000000" w:sz="24" w:space="1"/>
-          <w:left w:val="single" w:color="000000" w:sz="24" w:space="4"/>
-          <w:bottom w:val="single" w:color="000000" w:sz="24" w:space="31"/>
-          <w:right w:val="single" w:color="000000" w:sz="24" w:space="4"/>
+          <w:top w:val="thinThickThinSmallGap" w:color="auto" w:sz="24" w:space="1"/>
+          <w:left w:val="thinThickThinSmallGap" w:color="auto" w:sz="24" w:space="4"/>
+          <w:bottom w:val="thinThickThinSmallGap" w:color="auto" w:sz="24" w:space="1"/>
+          <w:right w:val="thinThickThinSmallGap" w:color="auto" w:sz="24" w:space="4"/>
         </w:pBdr>
         <w:spacing w:after="0" w:line="360" w:lineRule="auto"/>
         <w:jc w:val="center"/>
         <w:rPr>
-          <w:rFonts w:hint="default" w:ascii="Times New Roman" w:hAnsi="Times New Roman" w:cs="Times New Roman"/>
+          <w:rFonts w:ascii="Times New Roman" w:hAnsi="Times New Roman" w:cs="Times New Roman"/>
           <w:b/>
-          <w:bCs/>
           <w:sz w:val="32"/>
           <w:szCs w:val="32"/>
+          <w:lang w:val="vi-VN"/>
         </w:rPr>
       </w:pPr>
       <w:r>
@@ -192,52 +206,99 @@
     <w:p>
       <w:pPr>
         <w:pBdr>
-          <w:top w:val="single" w:color="000000" w:sz="24" w:space="1"/>
-          <w:left w:val="single" w:color="000000" w:sz="24" w:space="4"/>
-          <w:bottom w:val="single" w:color="000000" w:sz="24" w:space="31"/>
-          <w:right w:val="single" w:color="000000" w:sz="24" w:space="4"/>
+          <w:top w:val="thinThickThinSmallGap" w:color="auto" w:sz="24" w:space="1"/>
+          <w:left w:val="thinThickThinSmallGap" w:color="auto" w:sz="24" w:space="4"/>
+          <w:bottom w:val="thinThickThinSmallGap" w:color="auto" w:sz="24" w:space="1"/>
+          <w:right w:val="thinThickThinSmallGap" w:color="auto" w:sz="24" w:space="4"/>
         </w:pBdr>
         <w:spacing w:after="0" w:line="360" w:lineRule="auto"/>
         <w:jc w:val="center"/>
         <w:rPr>
+          <w:rFonts w:ascii="Times New Roman" w:hAnsi="Times New Roman" w:eastAsia="Calibri" w:cs="Times New Roman"/>
           <w:b/>
           <w:sz w:val="44"/>
           <w:szCs w:val="44"/>
-        </w:rPr>
-      </w:pPr>
-      <w:r>
-        <w:rPr>
+          <w:lang w:val="vi-VN"/>
+        </w:rPr>
+      </w:pPr>
+      <w:r>
+        <w:rPr>
+          <w:rFonts w:ascii="Times New Roman" w:hAnsi="Times New Roman" w:eastAsia="Calibri" w:cs="Times New Roman"/>
           <w:b/>
           <w:sz w:val="44"/>
           <w:szCs w:val="44"/>
-        </w:rPr>
-        <w:t xml:space="preserve"> ·•🙞</w:t>
-      </w:r>
-      <w:r>
-        <w:rPr>
-          <w:rFonts w:ascii="Segoe UI Symbol" w:hAnsi="Segoe UI Symbol" w:cs="Segoe UI Symbol"/>
+          <w:lang w:val="vi-VN"/>
+        </w:rPr>
+        <w:sym w:font="Wingdings" w:char="F09E"/>
+      </w:r>
+      <w:r>
+        <w:rPr>
+          <w:rFonts w:ascii="Times New Roman" w:hAnsi="Times New Roman" w:eastAsia="Calibri" w:cs="Times New Roman"/>
           <w:b/>
           <w:sz w:val="44"/>
           <w:szCs w:val="44"/>
-        </w:rPr>
-        <w:t>✴</w:t>
-      </w:r>
-      <w:r>
-        <w:rPr>
+          <w:lang w:val="vi-VN"/>
+        </w:rPr>
+        <w:sym w:font="Wingdings" w:char="F09F"/>
+      </w:r>
+      <w:r>
+        <w:rPr>
+          <w:rFonts w:ascii="Times New Roman" w:hAnsi="Times New Roman" w:eastAsia="Calibri" w:cs="Times New Roman"/>
           <w:b/>
           <w:sz w:val="44"/>
           <w:szCs w:val="44"/>
-        </w:rPr>
-        <w:t>🙜•·</w:t>
+          <w:lang w:val="vi-VN"/>
+        </w:rPr>
+        <w:sym w:font="Wingdings" w:char="F09A"/>
+      </w:r>
+      <w:r>
+        <w:rPr>
+          <w:rFonts w:ascii="Times New Roman" w:hAnsi="Times New Roman" w:eastAsia="Calibri" w:cs="Times New Roman"/>
+          <w:b/>
+          <w:sz w:val="44"/>
+          <w:szCs w:val="44"/>
+          <w:lang w:val="vi-VN"/>
+        </w:rPr>
+        <w:sym w:font="Wingdings" w:char="F0AD"/>
+      </w:r>
+      <w:r>
+        <w:rPr>
+          <w:rFonts w:ascii="Times New Roman" w:hAnsi="Times New Roman" w:eastAsia="Calibri" w:cs="Times New Roman"/>
+          <w:b/>
+          <w:sz w:val="44"/>
+          <w:szCs w:val="44"/>
+          <w:lang w:val="vi-VN"/>
+        </w:rPr>
+        <w:sym w:font="Wingdings" w:char="F09B"/>
+      </w:r>
+      <w:r>
+        <w:rPr>
+          <w:rFonts w:ascii="Times New Roman" w:hAnsi="Times New Roman" w:eastAsia="Calibri" w:cs="Times New Roman"/>
+          <w:b/>
+          <w:sz w:val="44"/>
+          <w:szCs w:val="44"/>
+          <w:lang w:val="vi-VN"/>
+        </w:rPr>
+        <w:sym w:font="Wingdings" w:char="F09F"/>
+      </w:r>
+      <w:r>
+        <w:rPr>
+          <w:rFonts w:ascii="Times New Roman" w:hAnsi="Times New Roman" w:eastAsia="Calibri" w:cs="Times New Roman"/>
+          <w:b/>
+          <w:sz w:val="44"/>
+          <w:szCs w:val="44"/>
+          <w:lang w:val="vi-VN"/>
+        </w:rPr>
+        <w:sym w:font="Wingdings" w:char="F09E"/>
       </w:r>
     </w:p>
     <w:p>
       <w:pPr>
         <w:pBdr>
-          <w:top w:val="single" w:color="000000" w:sz="24" w:space="1"/>
-          <w:left w:val="single" w:color="000000" w:sz="24" w:space="4"/>
-          <w:bottom w:val="single" w:color="000000" w:sz="24" w:space="31"/>
-          <w:right w:val="single" w:color="000000" w:sz="24" w:space="4"/>
+          <w:top w:val="thinThickThinSmallGap" w:color="auto" w:sz="24" w:space="1"/>
+          <w:left w:val="thinThickThinSmallGap" w:color="auto" w:sz="24" w:space="4"/>
+          <w:bottom w:val="thinThickThinSmallGap" w:color="auto" w:sz="24" w:space="1"/>
+          <w:right w:val="thinThickThinSmallGap" w:color="auto" w:sz="24" w:space="4"/>
         </w:pBdr>
         <w:tabs>
           <w:tab w:val="left" w:pos="5245"/>
@@ -245,150 +306,188 @@
         <w:spacing w:after="0" w:line="360" w:lineRule="auto"/>
         <w:jc w:val="center"/>
         <w:rPr>
-          <w:rFonts w:hint="default" w:ascii="Times New Roman" w:hAnsi="Times New Roman" w:cs="Times New Roman"/>
+          <w:rFonts w:hint="default" w:ascii="Times New Roman" w:hAnsi="Times New Roman" w:eastAsia="Calibri" w:cs="Times New Roman"/>
+          <w:b/>
+          <w:sz w:val="36"/>
+          <w:szCs w:val="44"/>
+          <w:lang w:val="en-US"/>
+        </w:rPr>
+      </w:pPr>
+      <w:r>
+        <w:rPr>
+          <w:rFonts w:ascii="Times New Roman" w:hAnsi="Times New Roman" w:eastAsia="Calibri" w:cs="Times New Roman"/>
+          <w:b/>
+          <w:sz w:val="36"/>
+          <w:szCs w:val="44"/>
+          <w:lang w:val="vi-VN"/>
+        </w:rPr>
+        <w:t>TÀI LIỆU PRO</w:t>
+      </w:r>
+      <w:r>
+        <w:rPr>
+          <w:rFonts w:hint="default" w:ascii="Times New Roman" w:hAnsi="Times New Roman" w:eastAsia="Calibri" w:cs="Times New Roman"/>
+          <w:b/>
+          <w:sz w:val="36"/>
+          <w:szCs w:val="44"/>
+          <w:lang w:val="en-US"/>
+        </w:rPr>
+        <w:t>POSAL</w:t>
+      </w:r>
+    </w:p>
+    <w:p>
+      <w:pPr>
+        <w:pBdr>
+          <w:top w:val="thinThickThinSmallGap" w:color="auto" w:sz="24" w:space="1"/>
+          <w:left w:val="thinThickThinSmallGap" w:color="auto" w:sz="24" w:space="4"/>
+          <w:bottom w:val="thinThickThinSmallGap" w:color="auto" w:sz="24" w:space="1"/>
+          <w:right w:val="thinThickThinSmallGap" w:color="auto" w:sz="24" w:space="4"/>
+        </w:pBdr>
+        <w:tabs>
+          <w:tab w:val="left" w:pos="5245"/>
+        </w:tabs>
+        <w:spacing w:after="0" w:line="276" w:lineRule="auto"/>
+        <w:jc w:val="center"/>
+        <w:rPr>
+          <w:rFonts w:ascii="Times New Roman" w:hAnsi="Times New Roman" w:eastAsia="Calibri" w:cs="Times New Roman"/>
           <w:b/>
           <w:sz w:val="36"/>
           <w:szCs w:val="36"/>
-        </w:rPr>
-      </w:pPr>
-      <w:r>
-        <w:rPr>
-          <w:rFonts w:hint="default" w:ascii="Times New Roman" w:hAnsi="Times New Roman" w:cs="Times New Roman"/>
-          <w:b/>
+          <w:lang w:val="vi-VN"/>
+        </w:rPr>
+      </w:pPr>
+    </w:p>
+    <w:p>
+      <w:pPr>
+        <w:pBdr>
+          <w:top w:val="thinThickThinSmallGap" w:color="auto" w:sz="24" w:space="1"/>
+          <w:left w:val="thinThickThinSmallGap" w:color="auto" w:sz="24" w:space="4"/>
+          <w:bottom w:val="thinThickThinSmallGap" w:color="auto" w:sz="24" w:space="1"/>
+          <w:right w:val="thinThickThinSmallGap" w:color="auto" w:sz="24" w:space="4"/>
+        </w:pBdr>
+        <w:tabs>
+          <w:tab w:val="left" w:pos="4395"/>
+          <w:tab w:val="left" w:pos="6096"/>
+        </w:tabs>
+        <w:spacing w:after="0" w:line="276" w:lineRule="auto"/>
+        <w:rPr>
+          <w:rFonts w:ascii="Times New Roman" w:hAnsi="Times New Roman" w:eastAsia="Calibri" w:cs="Times New Roman"/>
+          <w:sz w:val="44"/>
+          <w:szCs w:val="44"/>
+          <w:lang w:val="vi-VN"/>
+        </w:rPr>
+      </w:pPr>
+      <w:r>
+        <w:rPr>
+          <w:rFonts w:ascii="Times New Roman" w:hAnsi="Times New Roman" w:eastAsia="Calibri" w:cs="Times New Roman"/>
           <w:sz w:val="36"/>
           <w:szCs w:val="36"/>
-        </w:rPr>
-        <w:t>TÀI LIỆU PROPOSAL</w:t>
+          <w:lang w:val="vi-VN"/>
+        </w:rPr>
+        <w:tab/>
       </w:r>
     </w:p>
     <w:p>
       <w:pPr>
         <w:pBdr>
-          <w:top w:val="single" w:color="000000" w:sz="24" w:space="1"/>
-          <w:left w:val="single" w:color="000000" w:sz="24" w:space="4"/>
-          <w:bottom w:val="single" w:color="000000" w:sz="24" w:space="31"/>
-          <w:right w:val="single" w:color="000000" w:sz="24" w:space="4"/>
+          <w:top w:val="thinThickThinSmallGap" w:color="auto" w:sz="24" w:space="1"/>
+          <w:left w:val="thinThickThinSmallGap" w:color="auto" w:sz="24" w:space="4"/>
+          <w:bottom w:val="thinThickThinSmallGap" w:color="auto" w:sz="24" w:space="1"/>
+          <w:right w:val="thinThickThinSmallGap" w:color="auto" w:sz="24" w:space="4"/>
         </w:pBdr>
         <w:tabs>
-          <w:tab w:val="left" w:pos="4111"/>
+          <w:tab w:val="left" w:pos="4395"/>
           <w:tab w:val="left" w:pos="6096"/>
         </w:tabs>
         <w:spacing w:after="0" w:line="360" w:lineRule="auto"/>
         <w:rPr>
-          <w:rFonts w:hint="default" w:ascii="Times New Roman" w:hAnsi="Times New Roman" w:cs="Times New Roman"/>
+          <w:rFonts w:hint="default" w:ascii="Times New Roman" w:hAnsi="Times New Roman" w:eastAsia="Calibri" w:cs="Times New Roman"/>
+          <w:sz w:val="26"/>
+          <w:szCs w:val="26"/>
+          <w:lang w:val="vi-VN"/>
+        </w:rPr>
+      </w:pPr>
+      <w:r>
+        <w:rPr>
+          <w:rFonts w:ascii="Times New Roman" w:hAnsi="Times New Roman" w:eastAsia="Calibri" w:cs="Times New Roman"/>
           <w:sz w:val="36"/>
           <w:szCs w:val="36"/>
-        </w:rPr>
-      </w:pPr>
+          <w:lang w:val="vi-VN"/>
+        </w:rPr>
+        <w:tab/>
+      </w:r>
+      <w:r>
+        <w:rPr>
+          <w:rFonts w:hint="default" w:ascii="Times New Roman" w:hAnsi="Times New Roman" w:eastAsia="Calibri" w:cs="Times New Roman"/>
+          <w:sz w:val="26"/>
+          <w:szCs w:val="26"/>
+          <w:lang w:val="vi-VN"/>
+        </w:rPr>
+        <w:t xml:space="preserve">GVHD: </w:t>
+      </w:r>
+      <w:r>
+        <w:rPr>
+          <w:rFonts w:hint="default" w:ascii="Times New Roman" w:hAnsi="Times New Roman" w:cs="Times New Roman"/>
+          <w:sz w:val="26"/>
+          <w:szCs w:val="26"/>
+        </w:rPr>
+        <w:t xml:space="preserve">ThS.Nguyễn </w:t>
+      </w:r>
+      <w:r>
+        <w:rPr>
+          <w:rFonts w:hint="default" w:ascii="Times New Roman" w:hAnsi="Times New Roman" w:cs="Times New Roman"/>
+          <w:sz w:val="26"/>
+          <w:szCs w:val="26"/>
+          <w:lang w:val="vi-VN"/>
+        </w:rPr>
+        <w:t>Quốc Long</w:t>
+      </w:r>
     </w:p>
     <w:p>
       <w:pPr>
         <w:pBdr>
-          <w:top w:val="single" w:color="000000" w:sz="24" w:space="1"/>
-          <w:left w:val="single" w:color="000000" w:sz="24" w:space="4"/>
-          <w:bottom w:val="single" w:color="000000" w:sz="24" w:space="31"/>
-          <w:right w:val="single" w:color="000000" w:sz="24" w:space="4"/>
+          <w:top w:val="thinThickThinSmallGap" w:color="auto" w:sz="24" w:space="1"/>
+          <w:left w:val="thinThickThinSmallGap" w:color="auto" w:sz="24" w:space="4"/>
+          <w:bottom w:val="thinThickThinSmallGap" w:color="auto" w:sz="24" w:space="1"/>
+          <w:right w:val="thinThickThinSmallGap" w:color="auto" w:sz="24" w:space="4"/>
         </w:pBdr>
         <w:tabs>
-          <w:tab w:val="left" w:pos="4111"/>
+          <w:tab w:val="left" w:pos="4395"/>
           <w:tab w:val="left" w:pos="6096"/>
         </w:tabs>
         <w:spacing w:after="0" w:line="360" w:lineRule="auto"/>
         <w:rPr>
-          <w:rFonts w:hint="default" w:ascii="Times New Roman" w:hAnsi="Times New Roman" w:cs="Times New Roman"/>
-          <w:sz w:val="36"/>
-          <w:szCs w:val="36"/>
-        </w:rPr>
-      </w:pPr>
+          <w:rFonts w:hint="default" w:ascii="Times New Roman" w:hAnsi="Times New Roman" w:eastAsia="Calibri" w:cs="Times New Roman"/>
+          <w:sz w:val="26"/>
+          <w:szCs w:val="26"/>
+          <w:lang w:val="vi-VN"/>
+        </w:rPr>
+      </w:pPr>
+      <w:r>
+        <w:rPr>
+          <w:rFonts w:hint="default" w:ascii="Times New Roman" w:hAnsi="Times New Roman" w:eastAsia="Calibri" w:cs="Times New Roman"/>
+          <w:sz w:val="26"/>
+          <w:szCs w:val="26"/>
+          <w:lang w:val="vi-VN"/>
+        </w:rPr>
+        <w:tab/>
+      </w:r>
+      <w:r>
+        <w:rPr>
+          <w:rFonts w:hint="default" w:ascii="Times New Roman" w:hAnsi="Times New Roman" w:eastAsia="Calibri" w:cs="Times New Roman"/>
+          <w:sz w:val="26"/>
+          <w:szCs w:val="26"/>
+          <w:lang w:val="vi-VN"/>
+        </w:rPr>
+        <w:t>Nhóm SVTH:</w:t>
+      </w:r>
     </w:p>
     <w:p>
       <w:pPr>
         <w:pBdr>
-          <w:top w:val="single" w:color="000000" w:sz="24" w:space="1"/>
-          <w:left w:val="single" w:color="000000" w:sz="24" w:space="4"/>
-          <w:bottom w:val="single" w:color="000000" w:sz="24" w:space="31"/>
-          <w:right w:val="single" w:color="000000" w:sz="24" w:space="4"/>
-        </w:pBdr>
-        <w:tabs>
-          <w:tab w:val="left" w:pos="4111"/>
-          <w:tab w:val="left" w:pos="6096"/>
-        </w:tabs>
-        <w:spacing w:after="0" w:line="360" w:lineRule="auto"/>
-        <w:rPr>
-          <w:rFonts w:hint="default" w:ascii="Times New Roman" w:hAnsi="Times New Roman" w:cs="Times New Roman"/>
-          <w:sz w:val="26"/>
-          <w:szCs w:val="26"/>
-        </w:rPr>
-      </w:pPr>
-      <w:r>
-        <w:rPr>
-          <w:rFonts w:hint="default" w:ascii="Times New Roman" w:hAnsi="Times New Roman" w:cs="Times New Roman"/>
-          <w:sz w:val="36"/>
-          <w:szCs w:val="36"/>
-        </w:rPr>
-        <w:tab/>
-      </w:r>
-      <w:r>
-        <w:rPr>
-          <w:rFonts w:hint="default" w:ascii="Times New Roman" w:hAnsi="Times New Roman" w:cs="Times New Roman"/>
-          <w:sz w:val="26"/>
-          <w:szCs w:val="26"/>
-        </w:rPr>
-        <w:t xml:space="preserve">GVHD: ThS.Nguyễn </w:t>
-      </w:r>
-      <w:r>
-        <w:rPr>
-          <w:rFonts w:hint="default" w:ascii="Times New Roman" w:hAnsi="Times New Roman" w:cs="Times New Roman"/>
-          <w:sz w:val="26"/>
-          <w:szCs w:val="26"/>
-          <w:lang w:val="vi-VN"/>
-        </w:rPr>
-        <w:t>Quốc Long</w:t>
-      </w:r>
-    </w:p>
-    <w:p>
-      <w:pPr>
-        <w:pBdr>
-          <w:top w:val="single" w:color="000000" w:sz="24" w:space="1"/>
-          <w:left w:val="single" w:color="000000" w:sz="24" w:space="4"/>
-          <w:bottom w:val="single" w:color="000000" w:sz="24" w:space="31"/>
-          <w:right w:val="single" w:color="000000" w:sz="24" w:space="4"/>
-        </w:pBdr>
-        <w:tabs>
-          <w:tab w:val="left" w:pos="4111"/>
-          <w:tab w:val="left" w:pos="6096"/>
-        </w:tabs>
-        <w:spacing w:after="0" w:line="360" w:lineRule="auto"/>
-        <w:rPr>
-          <w:rFonts w:hint="default" w:ascii="Times New Roman" w:hAnsi="Times New Roman" w:cs="Times New Roman"/>
-          <w:sz w:val="26"/>
-          <w:szCs w:val="26"/>
-        </w:rPr>
-      </w:pPr>
-      <w:r>
-        <w:rPr>
-          <w:rFonts w:hint="default" w:ascii="Times New Roman" w:hAnsi="Times New Roman" w:cs="Times New Roman"/>
-          <w:sz w:val="26"/>
-          <w:szCs w:val="26"/>
-        </w:rPr>
-        <w:tab/>
-      </w:r>
-      <w:r>
-        <w:rPr>
-          <w:rFonts w:hint="default" w:ascii="Times New Roman" w:hAnsi="Times New Roman" w:cs="Times New Roman"/>
-          <w:sz w:val="26"/>
-          <w:szCs w:val="26"/>
-        </w:rPr>
-        <w:t>Nhóm SVTH:</w:t>
-      </w:r>
-    </w:p>
-    <w:p>
-      <w:pPr>
-        <w:pBdr>
-          <w:top w:val="single" w:color="000000" w:sz="24" w:space="1"/>
-          <w:left w:val="single" w:color="000000" w:sz="24" w:space="4"/>
-          <w:bottom w:val="single" w:color="000000" w:sz="24" w:space="31"/>
-          <w:right w:val="single" w:color="000000" w:sz="24" w:space="4"/>
+          <w:top w:val="thinThickThinSmallGap" w:color="auto" w:sz="24" w:space="1"/>
+          <w:left w:val="thinThickThinSmallGap" w:color="auto" w:sz="24" w:space="4"/>
+          <w:bottom w:val="thinThickThinSmallGap" w:color="auto" w:sz="24" w:space="1"/>
+          <w:right w:val="thinThickThinSmallGap" w:color="auto" w:sz="24" w:space="4"/>
         </w:pBdr>
         <w:tabs>
           <w:tab w:val="left" w:pos="4678"/>
@@ -396,40 +495,45 @@
         </w:tabs>
         <w:spacing w:after="0" w:line="360" w:lineRule="auto"/>
         <w:rPr>
-          <w:rFonts w:hint="default" w:ascii="Times New Roman" w:hAnsi="Times New Roman" w:cs="Times New Roman"/>
-          <w:sz w:val="26"/>
-          <w:szCs w:val="26"/>
-        </w:rPr>
-      </w:pPr>
-      <w:r>
-        <w:rPr>
-          <w:rFonts w:hint="default" w:ascii="Times New Roman" w:hAnsi="Times New Roman" w:cs="Times New Roman"/>
-          <w:sz w:val="26"/>
-          <w:szCs w:val="26"/>
+          <w:rFonts w:hint="default" w:ascii="Times New Roman" w:hAnsi="Times New Roman" w:eastAsia="Calibri" w:cs="Times New Roman"/>
+          <w:sz w:val="26"/>
+          <w:szCs w:val="26"/>
+          <w:lang w:val="vi-VN"/>
+        </w:rPr>
+      </w:pPr>
+      <w:r>
+        <w:rPr>
+          <w:rFonts w:hint="default" w:ascii="Times New Roman" w:hAnsi="Times New Roman" w:eastAsia="Calibri" w:cs="Times New Roman"/>
+          <w:sz w:val="26"/>
+          <w:szCs w:val="26"/>
+          <w:lang w:val="vi-VN"/>
         </w:rPr>
         <w:tab/>
       </w:r>
       <w:r>
         <w:rPr>
-          <w:rFonts w:hint="default" w:ascii="Times New Roman" w:hAnsi="Times New Roman"/>
-          <w:sz w:val="26"/>
-          <w:szCs w:val="26"/>
+          <w:rFonts w:hint="default" w:ascii="Times New Roman" w:hAnsi="Times New Roman" w:eastAsia="Calibri" w:cs="Times New Roman"/>
+          <w:sz w:val="26"/>
+          <w:szCs w:val="26"/>
+          <w:lang w:val="vi-VN"/>
         </w:rPr>
         <w:t>Đặng Phước Hoàng Long</w:t>
       </w:r>
       <w:r>
         <w:rPr>
-          <w:rFonts w:hint="default" w:ascii="Times New Roman" w:hAnsi="Times New Roman" w:cs="Times New Roman"/>
-          <w:sz w:val="26"/>
-          <w:szCs w:val="26"/>
+          <w:rFonts w:hint="default" w:ascii="Times New Roman" w:hAnsi="Times New Roman" w:eastAsia="Calibri" w:cs="Times New Roman"/>
+          <w:sz w:val="26"/>
+          <w:szCs w:val="26"/>
+          <w:lang w:val="vi-VN"/>
         </w:rPr>
         <w:tab/>
       </w:r>
       <w:r>
         <w:rPr>
-          <w:rFonts w:hint="default" w:ascii="Times New Roman" w:hAnsi="Times New Roman"/>
-          <w:sz w:val="26"/>
-          <w:szCs w:val="26"/>
+          <w:rFonts w:hint="default" w:ascii="Times New Roman" w:hAnsi="Times New Roman" w:eastAsia="Calibri" w:cs="Times New Roman"/>
+          <w:sz w:val="26"/>
+          <w:szCs w:val="26"/>
+          <w:lang w:val="vi-VN"/>
         </w:rPr>
         <w:t>28211152886</w:t>
       </w:r>
@@ -437,10 +541,10 @@
     <w:p>
       <w:pPr>
         <w:pBdr>
-          <w:top w:val="single" w:color="000000" w:sz="24" w:space="1"/>
-          <w:left w:val="single" w:color="000000" w:sz="24" w:space="4"/>
-          <w:bottom w:val="single" w:color="000000" w:sz="24" w:space="31"/>
-          <w:right w:val="single" w:color="000000" w:sz="24" w:space="4"/>
+          <w:top w:val="thinThickThinSmallGap" w:color="auto" w:sz="24" w:space="1"/>
+          <w:left w:val="thinThickThinSmallGap" w:color="auto" w:sz="24" w:space="4"/>
+          <w:bottom w:val="thinThickThinSmallGap" w:color="auto" w:sz="24" w:space="1"/>
+          <w:right w:val="thinThickThinSmallGap" w:color="auto" w:sz="24" w:space="4"/>
         </w:pBdr>
         <w:tabs>
           <w:tab w:val="left" w:pos="4678"/>
@@ -448,59 +552,56 @@
         </w:tabs>
         <w:spacing w:after="0" w:line="360" w:lineRule="auto"/>
         <w:rPr>
-          <w:rFonts w:hint="default" w:ascii="Times New Roman" w:hAnsi="Times New Roman" w:cs="Times New Roman"/>
-          <w:sz w:val="26"/>
-          <w:szCs w:val="26"/>
-        </w:rPr>
-      </w:pPr>
-      <w:r>
-        <w:rPr>
-          <w:rFonts w:hint="default" w:ascii="Times New Roman" w:hAnsi="Times New Roman" w:cs="Times New Roman"/>
-          <w:sz w:val="26"/>
-          <w:szCs w:val="26"/>
+          <w:rFonts w:hint="default" w:ascii="Times New Roman" w:hAnsi="Times New Roman" w:eastAsia="Calibri" w:cs="Times New Roman"/>
+          <w:sz w:val="26"/>
+          <w:szCs w:val="26"/>
+          <w:lang w:val="vi-VN"/>
+        </w:rPr>
+      </w:pPr>
+      <w:r>
+        <w:rPr>
+          <w:rFonts w:hint="default" w:ascii="Times New Roman" w:hAnsi="Times New Roman" w:eastAsia="Calibri" w:cs="Times New Roman"/>
+          <w:sz w:val="26"/>
+          <w:szCs w:val="26"/>
+          <w:lang w:val="vi-VN"/>
         </w:rPr>
         <w:tab/>
       </w:r>
       <w:r>
         <w:rPr>
-          <w:rFonts w:hint="default" w:ascii="Times New Roman" w:hAnsi="Times New Roman"/>
-          <w:sz w:val="26"/>
-          <w:szCs w:val="26"/>
+          <w:rFonts w:hint="default" w:ascii="Times New Roman" w:hAnsi="Times New Roman" w:eastAsia="Calibri" w:cs="Times New Roman"/>
+          <w:sz w:val="26"/>
+          <w:szCs w:val="26"/>
+          <w:lang w:val="vi-VN"/>
         </w:rPr>
         <w:t>Nguyễn Đức Trí</w:t>
       </w:r>
       <w:r>
         <w:rPr>
-          <w:rFonts w:hint="default" w:ascii="Times New Roman" w:hAnsi="Times New Roman" w:cs="Times New Roman"/>
-          <w:sz w:val="26"/>
-          <w:szCs w:val="26"/>
+          <w:rFonts w:hint="default" w:ascii="Times New Roman" w:hAnsi="Times New Roman" w:eastAsia="Calibri" w:cs="Times New Roman"/>
+          <w:sz w:val="26"/>
+          <w:szCs w:val="26"/>
+          <w:lang w:val="vi-VN"/>
         </w:rPr>
         <w:tab/>
       </w:r>
       <w:r>
         <w:rPr>
-          <w:rFonts w:hint="default" w:ascii="Times New Roman" w:hAnsi="Times New Roman"/>
-          <w:sz w:val="26"/>
-          <w:szCs w:val="26"/>
+          <w:rFonts w:hint="default" w:ascii="Times New Roman" w:hAnsi="Times New Roman" w:eastAsia="Calibri" w:cs="Times New Roman"/>
+          <w:sz w:val="26"/>
+          <w:szCs w:val="26"/>
+          <w:lang w:val="vi-VN"/>
         </w:rPr>
         <w:t>28218004271</w:t>
-      </w:r>
-      <w:r>
-        <w:rPr>
-          <w:rFonts w:hint="default" w:ascii="Times New Roman" w:hAnsi="Times New Roman" w:cs="Times New Roman"/>
-          <w:sz w:val="26"/>
-          <w:szCs w:val="26"/>
-        </w:rPr>
-        <w:t xml:space="preserve">  </w:t>
       </w:r>
     </w:p>
     <w:p>
       <w:pPr>
         <w:pBdr>
-          <w:top w:val="single" w:color="000000" w:sz="24" w:space="1"/>
-          <w:left w:val="single" w:color="000000" w:sz="24" w:space="4"/>
-          <w:bottom w:val="single" w:color="000000" w:sz="24" w:space="31"/>
-          <w:right w:val="single" w:color="000000" w:sz="24" w:space="4"/>
+          <w:top w:val="thinThickThinSmallGap" w:color="auto" w:sz="24" w:space="1"/>
+          <w:left w:val="thinThickThinSmallGap" w:color="auto" w:sz="24" w:space="4"/>
+          <w:bottom w:val="thinThickThinSmallGap" w:color="auto" w:sz="24" w:space="1"/>
+          <w:right w:val="thinThickThinSmallGap" w:color="auto" w:sz="24" w:space="4"/>
         </w:pBdr>
         <w:tabs>
           <w:tab w:val="left" w:pos="4678"/>
@@ -508,40 +609,45 @@
         </w:tabs>
         <w:spacing w:after="0" w:line="360" w:lineRule="auto"/>
         <w:rPr>
-          <w:rFonts w:hint="default" w:ascii="Times New Roman" w:hAnsi="Times New Roman" w:cs="Times New Roman"/>
-          <w:sz w:val="26"/>
-          <w:szCs w:val="26"/>
-        </w:rPr>
-      </w:pPr>
-      <w:r>
-        <w:rPr>
-          <w:rFonts w:hint="default" w:ascii="Times New Roman" w:hAnsi="Times New Roman" w:cs="Times New Roman"/>
-          <w:sz w:val="26"/>
-          <w:szCs w:val="26"/>
+          <w:rFonts w:hint="default" w:ascii="Times New Roman" w:hAnsi="Times New Roman" w:eastAsia="Calibri" w:cs="Times New Roman"/>
+          <w:sz w:val="26"/>
+          <w:szCs w:val="26"/>
+          <w:lang w:val="vi-VN"/>
+        </w:rPr>
+      </w:pPr>
+      <w:r>
+        <w:rPr>
+          <w:rFonts w:hint="default" w:ascii="Times New Roman" w:hAnsi="Times New Roman" w:eastAsia="Calibri" w:cs="Times New Roman"/>
+          <w:sz w:val="26"/>
+          <w:szCs w:val="26"/>
+          <w:lang w:val="vi-VN"/>
         </w:rPr>
         <w:tab/>
       </w:r>
       <w:r>
         <w:rPr>
-          <w:rFonts w:hint="default" w:ascii="Times New Roman" w:hAnsi="Times New Roman"/>
-          <w:sz w:val="26"/>
-          <w:szCs w:val="26"/>
+          <w:rFonts w:hint="default" w:ascii="Times New Roman" w:hAnsi="Times New Roman" w:eastAsia="Calibri" w:cs="Times New Roman"/>
+          <w:sz w:val="26"/>
+          <w:szCs w:val="26"/>
+          <w:lang w:val="vi-VN"/>
         </w:rPr>
         <w:t>Doãn Khánh Mai</w:t>
       </w:r>
       <w:r>
         <w:rPr>
-          <w:rFonts w:hint="default" w:ascii="Times New Roman" w:hAnsi="Times New Roman" w:cs="Times New Roman"/>
-          <w:sz w:val="26"/>
-          <w:szCs w:val="26"/>
+          <w:rFonts w:hint="default" w:ascii="Times New Roman" w:hAnsi="Times New Roman" w:eastAsia="Calibri" w:cs="Times New Roman"/>
+          <w:sz w:val="26"/>
+          <w:szCs w:val="26"/>
+          <w:lang w:val="vi-VN"/>
         </w:rPr>
         <w:tab/>
       </w:r>
       <w:r>
         <w:rPr>
-          <w:rFonts w:hint="default" w:ascii="Times New Roman" w:hAnsi="Times New Roman"/>
-          <w:sz w:val="26"/>
-          <w:szCs w:val="26"/>
+          <w:rFonts w:hint="default" w:ascii="Times New Roman" w:hAnsi="Times New Roman" w:eastAsia="Calibri" w:cs="Times New Roman"/>
+          <w:sz w:val="26"/>
+          <w:szCs w:val="26"/>
+          <w:lang w:val="vi-VN"/>
         </w:rPr>
         <w:t>28211105593</w:t>
       </w:r>
@@ -549,10 +655,10 @@
     <w:p>
       <w:pPr>
         <w:pBdr>
-          <w:top w:val="single" w:color="000000" w:sz="24" w:space="1"/>
-          <w:left w:val="single" w:color="000000" w:sz="24" w:space="4"/>
-          <w:bottom w:val="single" w:color="000000" w:sz="24" w:space="31"/>
-          <w:right w:val="single" w:color="000000" w:sz="24" w:space="4"/>
+          <w:top w:val="thinThickThinSmallGap" w:color="auto" w:sz="24" w:space="1"/>
+          <w:left w:val="thinThickThinSmallGap" w:color="auto" w:sz="24" w:space="4"/>
+          <w:bottom w:val="thinThickThinSmallGap" w:color="auto" w:sz="24" w:space="1"/>
+          <w:right w:val="thinThickThinSmallGap" w:color="auto" w:sz="24" w:space="4"/>
         </w:pBdr>
         <w:tabs>
           <w:tab w:val="left" w:pos="4678"/>
@@ -560,40 +666,45 @@
         </w:tabs>
         <w:spacing w:after="0" w:line="360" w:lineRule="auto"/>
         <w:rPr>
-          <w:rFonts w:hint="default" w:ascii="Times New Roman" w:hAnsi="Times New Roman" w:cs="Times New Roman"/>
-          <w:sz w:val="26"/>
-          <w:szCs w:val="26"/>
-        </w:rPr>
-      </w:pPr>
-      <w:r>
-        <w:rPr>
-          <w:rFonts w:hint="default" w:ascii="Times New Roman" w:hAnsi="Times New Roman" w:cs="Times New Roman"/>
-          <w:sz w:val="26"/>
-          <w:szCs w:val="26"/>
+          <w:rFonts w:hint="default" w:ascii="Times New Roman" w:hAnsi="Times New Roman" w:eastAsia="Calibri" w:cs="Times New Roman"/>
+          <w:sz w:val="26"/>
+          <w:szCs w:val="26"/>
+          <w:lang w:val="vi-VN"/>
+        </w:rPr>
+      </w:pPr>
+      <w:r>
+        <w:rPr>
+          <w:rFonts w:hint="default" w:ascii="Times New Roman" w:hAnsi="Times New Roman" w:eastAsia="Calibri" w:cs="Times New Roman"/>
+          <w:sz w:val="26"/>
+          <w:szCs w:val="26"/>
+          <w:lang w:val="vi-VN"/>
         </w:rPr>
         <w:tab/>
       </w:r>
       <w:r>
         <w:rPr>
-          <w:rFonts w:hint="default" w:ascii="Times New Roman" w:hAnsi="Times New Roman"/>
-          <w:sz w:val="26"/>
-          <w:szCs w:val="26"/>
+          <w:rFonts w:hint="default" w:ascii="Times New Roman" w:hAnsi="Times New Roman" w:eastAsia="Calibri" w:cs="Times New Roman"/>
+          <w:sz w:val="26"/>
+          <w:szCs w:val="26"/>
+          <w:lang w:val="vi-VN"/>
         </w:rPr>
         <w:t>Trương Ngọc Gia Hưng</w:t>
       </w:r>
       <w:r>
         <w:rPr>
-          <w:rFonts w:hint="default" w:ascii="Times New Roman" w:hAnsi="Times New Roman" w:cs="Times New Roman"/>
-          <w:sz w:val="26"/>
-          <w:szCs w:val="26"/>
+          <w:rFonts w:hint="default" w:ascii="Times New Roman" w:hAnsi="Times New Roman" w:eastAsia="Calibri" w:cs="Times New Roman"/>
+          <w:sz w:val="26"/>
+          <w:szCs w:val="26"/>
+          <w:lang w:val="vi-VN"/>
         </w:rPr>
         <w:tab/>
       </w:r>
       <w:r>
         <w:rPr>
-          <w:rFonts w:hint="default" w:ascii="Times New Roman" w:hAnsi="Times New Roman"/>
-          <w:sz w:val="26"/>
-          <w:szCs w:val="26"/>
+          <w:rFonts w:hint="default" w:ascii="Times New Roman" w:hAnsi="Times New Roman" w:eastAsia="Calibri" w:cs="Times New Roman"/>
+          <w:sz w:val="26"/>
+          <w:szCs w:val="26"/>
+          <w:lang w:val="vi-VN"/>
         </w:rPr>
         <w:t>28211151740</w:t>
       </w:r>
@@ -601,10 +712,10 @@
     <w:p>
       <w:pPr>
         <w:pBdr>
-          <w:top w:val="single" w:color="000000" w:sz="24" w:space="1"/>
-          <w:left w:val="single" w:color="000000" w:sz="24" w:space="4"/>
-          <w:bottom w:val="single" w:color="000000" w:sz="24" w:space="31"/>
-          <w:right w:val="single" w:color="000000" w:sz="24" w:space="4"/>
+          <w:top w:val="thinThickThinSmallGap" w:color="auto" w:sz="24" w:space="1"/>
+          <w:left w:val="thinThickThinSmallGap" w:color="auto" w:sz="24" w:space="4"/>
+          <w:bottom w:val="thinThickThinSmallGap" w:color="auto" w:sz="24" w:space="1"/>
+          <w:right w:val="thinThickThinSmallGap" w:color="auto" w:sz="24" w:space="4"/>
         </w:pBdr>
         <w:tabs>
           <w:tab w:val="left" w:pos="4678"/>
@@ -612,38 +723,44 @@
         </w:tabs>
         <w:spacing w:after="0" w:line="360" w:lineRule="auto"/>
         <w:rPr>
-          <w:rFonts w:hint="default" w:ascii="Times New Roman" w:hAnsi="Times New Roman" w:cs="Times New Roman"/>
-        </w:rPr>
-      </w:pPr>
-      <w:r>
-        <w:rPr>
-          <w:rFonts w:hint="default" w:ascii="Times New Roman" w:hAnsi="Times New Roman" w:cs="Times New Roman"/>
-          <w:sz w:val="26"/>
-          <w:szCs w:val="26"/>
+          <w:rFonts w:ascii="Times New Roman" w:hAnsi="Times New Roman" w:eastAsia="Calibri" w:cs="Times New Roman"/>
+          <w:sz w:val="26"/>
+          <w:szCs w:val="26"/>
+        </w:rPr>
+      </w:pPr>
+      <w:r>
+        <w:rPr>
+          <w:rFonts w:hint="default" w:ascii="Times New Roman" w:hAnsi="Times New Roman" w:eastAsia="Calibri" w:cs="Times New Roman"/>
+          <w:sz w:val="26"/>
+          <w:szCs w:val="26"/>
+          <w:lang w:val="vi-VN"/>
         </w:rPr>
         <w:tab/>
       </w:r>
       <w:r>
         <w:rPr>
-          <w:rFonts w:hint="default" w:ascii="Times New Roman" w:hAnsi="Times New Roman"/>
-          <w:sz w:val="26"/>
-          <w:szCs w:val="26"/>
+          <w:rFonts w:hint="default" w:ascii="Times New Roman" w:hAnsi="Times New Roman" w:eastAsia="Calibri" w:cs="Times New Roman"/>
+          <w:sz w:val="26"/>
+          <w:szCs w:val="26"/>
+          <w:lang w:val="vi-VN"/>
         </w:rPr>
         <w:t>Lê Trương Ánh Dương</w:t>
       </w:r>
       <w:r>
         <w:rPr>
-          <w:rFonts w:hint="default" w:ascii="Times New Roman" w:hAnsi="Times New Roman" w:cs="Times New Roman"/>
-          <w:sz w:val="26"/>
-          <w:szCs w:val="26"/>
+          <w:rFonts w:hint="default" w:ascii="Times New Roman" w:hAnsi="Times New Roman" w:eastAsia="Calibri" w:cs="Times New Roman"/>
+          <w:sz w:val="26"/>
+          <w:szCs w:val="26"/>
+          <w:lang w:val="vi-VN"/>
         </w:rPr>
         <w:tab/>
       </w:r>
       <w:r>
         <w:rPr>
-          <w:rFonts w:hint="default" w:ascii="Times New Roman" w:hAnsi="Times New Roman"/>
-          <w:sz w:val="26"/>
-          <w:szCs w:val="26"/>
+          <w:rFonts w:hint="default" w:ascii="Times New Roman" w:hAnsi="Times New Roman" w:eastAsia="Calibri" w:cs="Times New Roman"/>
+          <w:sz w:val="26"/>
+          <w:szCs w:val="26"/>
+          <w:lang w:val="vi-VN"/>
         </w:rPr>
         <w:t>28211126611</w:t>
       </w:r>
@@ -651,36 +768,234 @@
     <w:p>
       <w:pPr>
         <w:pBdr>
-          <w:top w:val="single" w:color="000000" w:sz="24" w:space="1"/>
-          <w:left w:val="single" w:color="000000" w:sz="24" w:space="4"/>
-          <w:bottom w:val="single" w:color="000000" w:sz="24" w:space="31"/>
-          <w:right w:val="single" w:color="000000" w:sz="24" w:space="4"/>
+          <w:top w:val="thinThickThinSmallGap" w:color="auto" w:sz="24" w:space="1"/>
+          <w:left w:val="thinThickThinSmallGap" w:color="auto" w:sz="24" w:space="4"/>
+          <w:bottom w:val="thinThickThinSmallGap" w:color="auto" w:sz="24" w:space="1"/>
+          <w:right w:val="thinThickThinSmallGap" w:color="auto" w:sz="24" w:space="4"/>
         </w:pBdr>
         <w:tabs>
-          <w:tab w:val="left" w:pos="4678"/>
-          <w:tab w:val="left" w:pos="7655"/>
+          <w:tab w:val="left" w:pos="5245"/>
+          <w:tab w:val="left" w:pos="6096"/>
         </w:tabs>
-        <w:spacing w:after="0" w:line="360" w:lineRule="auto"/>
-        <w:rPr>
+        <w:spacing w:after="0" w:line="276" w:lineRule="auto"/>
+        <w:jc w:val="center"/>
+        <w:rPr>
+          <w:rFonts w:ascii="Times New Roman" w:hAnsi="Times New Roman" w:eastAsia="Calibri" w:cs="Times New Roman"/>
           <w:b/>
           <w:sz w:val="36"/>
           <w:szCs w:val="36"/>
-        </w:rPr>
-      </w:pPr>
-      <w:r>
-        <w:rPr>
-          <w:rFonts w:hint="default" w:ascii="Times New Roman" w:hAnsi="Times New Roman" w:cs="Times New Roman"/>
-        </w:rPr>
-        <w:tab/>
-      </w:r>
+          <w:lang w:val="vi-VN"/>
+        </w:rPr>
+      </w:pPr>
     </w:p>
     <w:p>
       <w:pPr>
         <w:pBdr>
-          <w:top w:val="single" w:color="000000" w:sz="24" w:space="1"/>
-          <w:left w:val="single" w:color="000000" w:sz="24" w:space="4"/>
-          <w:bottom w:val="single" w:color="000000" w:sz="24" w:space="31"/>
-          <w:right w:val="single" w:color="000000" w:sz="24" w:space="4"/>
+          <w:top w:val="thinThickThinSmallGap" w:color="auto" w:sz="24" w:space="1"/>
+          <w:left w:val="thinThickThinSmallGap" w:color="auto" w:sz="24" w:space="4"/>
+          <w:bottom w:val="thinThickThinSmallGap" w:color="auto" w:sz="24" w:space="1"/>
+          <w:right w:val="thinThickThinSmallGap" w:color="auto" w:sz="24" w:space="4"/>
+        </w:pBdr>
+        <w:tabs>
+          <w:tab w:val="left" w:pos="5245"/>
+          <w:tab w:val="left" w:pos="6096"/>
+        </w:tabs>
+        <w:spacing w:after="0" w:line="276" w:lineRule="auto"/>
+        <w:jc w:val="center"/>
+        <w:rPr>
+          <w:rFonts w:ascii="Times New Roman" w:hAnsi="Times New Roman" w:eastAsia="Calibri" w:cs="Times New Roman"/>
+          <w:b/>
+          <w:sz w:val="36"/>
+          <w:szCs w:val="36"/>
+          <w:lang w:val="vi-VN"/>
+        </w:rPr>
+      </w:pPr>
+    </w:p>
+    <w:p>
+      <w:pPr>
+        <w:pBdr>
+          <w:top w:val="thinThickThinSmallGap" w:color="auto" w:sz="24" w:space="1"/>
+          <w:left w:val="thinThickThinSmallGap" w:color="auto" w:sz="24" w:space="4"/>
+          <w:bottom w:val="thinThickThinSmallGap" w:color="auto" w:sz="24" w:space="1"/>
+          <w:right w:val="thinThickThinSmallGap" w:color="auto" w:sz="24" w:space="4"/>
+        </w:pBdr>
+        <w:tabs>
+          <w:tab w:val="left" w:pos="5245"/>
+          <w:tab w:val="left" w:pos="6096"/>
+        </w:tabs>
+        <w:spacing w:after="0" w:line="276" w:lineRule="auto"/>
+        <w:jc w:val="center"/>
+        <w:rPr>
+          <w:rFonts w:ascii="Times New Roman" w:hAnsi="Times New Roman" w:eastAsia="Calibri" w:cs="Times New Roman"/>
+          <w:b/>
+          <w:sz w:val="36"/>
+          <w:szCs w:val="36"/>
+          <w:lang w:val="vi-VN"/>
+        </w:rPr>
+      </w:pPr>
+    </w:p>
+    <w:p>
+      <w:pPr>
+        <w:pBdr>
+          <w:top w:val="thinThickThinSmallGap" w:color="auto" w:sz="24" w:space="1"/>
+          <w:left w:val="thinThickThinSmallGap" w:color="auto" w:sz="24" w:space="4"/>
+          <w:bottom w:val="thinThickThinSmallGap" w:color="auto" w:sz="24" w:space="1"/>
+          <w:right w:val="thinThickThinSmallGap" w:color="auto" w:sz="24" w:space="4"/>
+        </w:pBdr>
+        <w:tabs>
+          <w:tab w:val="left" w:pos="5245"/>
+          <w:tab w:val="left" w:pos="6096"/>
+        </w:tabs>
+        <w:spacing w:after="0" w:line="276" w:lineRule="auto"/>
+        <w:jc w:val="center"/>
+        <w:rPr>
+          <w:rFonts w:ascii="Times New Roman" w:hAnsi="Times New Roman" w:eastAsia="Calibri" w:cs="Times New Roman"/>
+          <w:b/>
+          <w:sz w:val="36"/>
+          <w:szCs w:val="36"/>
+          <w:lang w:val="vi-VN"/>
+        </w:rPr>
+      </w:pPr>
+    </w:p>
+    <w:p>
+      <w:pPr>
+        <w:pBdr>
+          <w:top w:val="thinThickThinSmallGap" w:color="auto" w:sz="24" w:space="1"/>
+          <w:left w:val="thinThickThinSmallGap" w:color="auto" w:sz="24" w:space="4"/>
+          <w:bottom w:val="thinThickThinSmallGap" w:color="auto" w:sz="24" w:space="1"/>
+          <w:right w:val="thinThickThinSmallGap" w:color="auto" w:sz="24" w:space="4"/>
+        </w:pBdr>
+        <w:tabs>
+          <w:tab w:val="left" w:pos="5245"/>
+          <w:tab w:val="left" w:pos="6096"/>
+        </w:tabs>
+        <w:spacing w:after="0" w:line="276" w:lineRule="auto"/>
+        <w:jc w:val="center"/>
+        <w:rPr>
+          <w:rFonts w:ascii="Times New Roman" w:hAnsi="Times New Roman" w:eastAsia="Calibri" w:cs="Times New Roman"/>
+          <w:b/>
+          <w:sz w:val="36"/>
+          <w:szCs w:val="36"/>
+          <w:lang w:val="vi-VN"/>
+        </w:rPr>
+      </w:pPr>
+    </w:p>
+    <w:p>
+      <w:pPr>
+        <w:pBdr>
+          <w:top w:val="thinThickThinSmallGap" w:color="auto" w:sz="24" w:space="1"/>
+          <w:left w:val="thinThickThinSmallGap" w:color="auto" w:sz="24" w:space="4"/>
+          <w:bottom w:val="thinThickThinSmallGap" w:color="auto" w:sz="24" w:space="1"/>
+          <w:right w:val="thinThickThinSmallGap" w:color="auto" w:sz="24" w:space="4"/>
+        </w:pBdr>
+        <w:tabs>
+          <w:tab w:val="left" w:pos="5245"/>
+          <w:tab w:val="left" w:pos="6096"/>
+        </w:tabs>
+        <w:spacing w:after="0" w:line="276" w:lineRule="auto"/>
+        <w:jc w:val="center"/>
+        <w:rPr>
+          <w:rFonts w:ascii="Times New Roman" w:hAnsi="Times New Roman" w:eastAsia="Calibri" w:cs="Times New Roman"/>
+          <w:b/>
+          <w:sz w:val="36"/>
+          <w:szCs w:val="36"/>
+          <w:lang w:val="vi-VN"/>
+        </w:rPr>
+      </w:pPr>
+    </w:p>
+    <w:p>
+      <w:pPr>
+        <w:pBdr>
+          <w:top w:val="thinThickThinSmallGap" w:color="auto" w:sz="24" w:space="1"/>
+          <w:left w:val="thinThickThinSmallGap" w:color="auto" w:sz="24" w:space="4"/>
+          <w:bottom w:val="thinThickThinSmallGap" w:color="auto" w:sz="24" w:space="1"/>
+          <w:right w:val="thinThickThinSmallGap" w:color="auto" w:sz="24" w:space="4"/>
+        </w:pBdr>
+        <w:tabs>
+          <w:tab w:val="left" w:pos="5245"/>
+          <w:tab w:val="left" w:pos="6096"/>
+        </w:tabs>
+        <w:spacing w:after="0" w:line="276" w:lineRule="auto"/>
+        <w:jc w:val="center"/>
+        <w:rPr>
+          <w:rFonts w:ascii="Times New Roman" w:hAnsi="Times New Roman" w:eastAsia="Calibri" w:cs="Times New Roman"/>
+          <w:b/>
+          <w:sz w:val="36"/>
+          <w:szCs w:val="36"/>
+          <w:lang w:val="vi-VN"/>
+        </w:rPr>
+      </w:pPr>
+    </w:p>
+    <w:p>
+      <w:pPr>
+        <w:pBdr>
+          <w:top w:val="thinThickThinSmallGap" w:color="auto" w:sz="24" w:space="1"/>
+          <w:left w:val="thinThickThinSmallGap" w:color="auto" w:sz="24" w:space="4"/>
+          <w:bottom w:val="thinThickThinSmallGap" w:color="auto" w:sz="24" w:space="1"/>
+          <w:right w:val="thinThickThinSmallGap" w:color="auto" w:sz="24" w:space="4"/>
+        </w:pBdr>
+        <w:tabs>
+          <w:tab w:val="left" w:pos="5245"/>
+          <w:tab w:val="left" w:pos="6096"/>
+        </w:tabs>
+        <w:spacing w:after="0" w:line="360" w:lineRule="auto"/>
+        <w:jc w:val="center"/>
+        <w:rPr>
+          <w:rFonts w:ascii="Times New Roman" w:hAnsi="Times New Roman" w:eastAsia="Calibri" w:cs="Times New Roman"/>
+          <w:b/>
+          <w:sz w:val="36"/>
+          <w:szCs w:val="36"/>
+          <w:lang w:val="vi-VN"/>
+        </w:rPr>
+      </w:pPr>
+      <w:r>
+        <w:rPr>
+          <w:rFonts w:ascii="Times New Roman" w:hAnsi="Times New Roman" w:eastAsia="Calibri" w:cs="Times New Roman"/>
+          <w:b/>
+          <w:sz w:val="32"/>
+          <w:szCs w:val="36"/>
+          <w:lang w:val="vi-VN"/>
+        </w:rPr>
+        <w:t xml:space="preserve">Đà Nẵng, tháng </w:t>
+      </w:r>
+      <w:r>
+        <w:rPr>
+          <w:rFonts w:hint="default" w:ascii="Times New Roman" w:hAnsi="Times New Roman" w:eastAsia="Calibri" w:cs="Times New Roman"/>
+          <w:b/>
+          <w:sz w:val="32"/>
+          <w:szCs w:val="36"/>
+          <w:lang w:val="vi-VN"/>
+        </w:rPr>
+        <w:t>05</w:t>
+      </w:r>
+      <w:r>
+        <w:rPr>
+          <w:rFonts w:ascii="Times New Roman" w:hAnsi="Times New Roman" w:eastAsia="Calibri" w:cs="Times New Roman"/>
+          <w:b/>
+          <w:sz w:val="32"/>
+          <w:szCs w:val="36"/>
+          <w:lang w:val="vi-VN"/>
+        </w:rPr>
+        <w:t xml:space="preserve"> năm 202</w:t>
+      </w:r>
+      <w:r>
+        <w:rPr>
+          <w:rFonts w:hint="default" w:ascii="Times New Roman" w:hAnsi="Times New Roman" w:eastAsia="Calibri" w:cs="Times New Roman"/>
+          <w:b/>
+          <w:sz w:val="32"/>
+          <w:szCs w:val="36"/>
+          <w:lang w:val="en-US"/>
+        </w:rPr>
+        <w:t>6</w:t>
+      </w:r>
+    </w:p>
+    <w:p>
+      <w:pPr>
+        <w:pBdr>
+          <w:top w:val="thinThickThinSmallGap" w:color="auto" w:sz="24" w:space="1"/>
+          <w:left w:val="thinThickThinSmallGap" w:color="auto" w:sz="24" w:space="4"/>
+          <w:bottom w:val="thinThickThinSmallGap" w:color="auto" w:sz="24" w:space="1"/>
+          <w:right w:val="thinThickThinSmallGap" w:color="auto" w:sz="24" w:space="4"/>
         </w:pBdr>
         <w:tabs>
           <w:tab w:val="left" w:pos="5245"/>
@@ -689,103 +1004,24 @@
         <w:spacing w:after="0" w:line="360" w:lineRule="auto"/>
         <w:jc w:val="both"/>
         <w:rPr>
+          <w:rFonts w:hint="default" w:ascii="Times New Roman" w:hAnsi="Times New Roman" w:eastAsia="Calibri" w:cs="Times New Roman"/>
           <w:b/>
-          <w:sz w:val="36"/>
+          <w:sz w:val="32"/>
           <w:szCs w:val="36"/>
-        </w:rPr>
-      </w:pPr>
-    </w:p>
-    <w:p>
-      <w:pPr>
-        <w:pBdr>
-          <w:top w:val="single" w:color="000000" w:sz="24" w:space="1"/>
-          <w:left w:val="single" w:color="000000" w:sz="24" w:space="4"/>
-          <w:bottom w:val="single" w:color="000000" w:sz="24" w:space="31"/>
-          <w:right w:val="single" w:color="000000" w:sz="24" w:space="4"/>
-        </w:pBdr>
-        <w:tabs>
-          <w:tab w:val="left" w:pos="5245"/>
-          <w:tab w:val="left" w:pos="6096"/>
-        </w:tabs>
-        <w:spacing w:after="0" w:line="360" w:lineRule="auto"/>
-        <w:jc w:val="center"/>
-        <w:rPr>
-          <w:rFonts w:hint="default" w:ascii="Times New Roman" w:hAnsi="Times New Roman" w:cs="Times New Roman"/>
-          <w:b/>
-          <w:sz w:val="36"/>
-          <w:szCs w:val="36"/>
-        </w:rPr>
-      </w:pPr>
-    </w:p>
-    <w:p>
-      <w:pPr>
-        <w:pBdr>
-          <w:top w:val="single" w:color="000000" w:sz="24" w:space="1"/>
-          <w:left w:val="single" w:color="000000" w:sz="24" w:space="4"/>
-          <w:bottom w:val="single" w:color="000000" w:sz="24" w:space="31"/>
-          <w:right w:val="single" w:color="000000" w:sz="24" w:space="4"/>
-        </w:pBdr>
-        <w:tabs>
-          <w:tab w:val="left" w:pos="5245"/>
-          <w:tab w:val="left" w:pos="6096"/>
-        </w:tabs>
-        <w:spacing w:after="0" w:line="360" w:lineRule="auto"/>
-        <w:jc w:val="center"/>
-        <w:rPr>
-          <w:rFonts w:hint="default" w:ascii="Times New Roman" w:hAnsi="Times New Roman" w:cs="Times New Roman"/>
-          <w:b/>
-          <w:lang w:val="vi-VN"/>
+          <w:lang w:val="en-US"/>
         </w:rPr>
         <w:sectPr>
           <w:pgSz w:w="11907" w:h="16839"/>
           <w:pgMar w:top="1134" w:right="851" w:bottom="1134" w:left="1701" w:header="720" w:footer="720" w:gutter="0"/>
-          <w:pgNumType w:start="1"/>
           <w:cols w:space="720" w:num="1"/>
+          <w:docGrid w:linePitch="360" w:charSpace="0"/>
         </w:sectPr>
       </w:pPr>
-      <w:r>
-        <w:rPr>
-          <w:rFonts w:hint="default" w:ascii="Times New Roman" w:hAnsi="Times New Roman" w:cs="Times New Roman"/>
-          <w:b/>
-          <w:sz w:val="32"/>
-          <w:szCs w:val="32"/>
-        </w:rPr>
-        <w:t>Đà Nẵng, tháng 0</w:t>
-      </w:r>
-      <w:r>
-        <w:rPr>
-          <w:rFonts w:hint="default" w:ascii="Times New Roman" w:hAnsi="Times New Roman" w:cs="Times New Roman"/>
-          <w:b/>
-          <w:sz w:val="32"/>
-          <w:szCs w:val="32"/>
-          <w:lang w:val="vi-VN"/>
-        </w:rPr>
-        <w:t>3</w:t>
-      </w:r>
-      <w:r>
-        <w:rPr>
-          <w:rFonts w:hint="default" w:ascii="Times New Roman" w:hAnsi="Times New Roman" w:cs="Times New Roman"/>
-          <w:b/>
-          <w:sz w:val="32"/>
-          <w:szCs w:val="32"/>
-        </w:rPr>
-        <w:t xml:space="preserve"> năm </w:t>
-      </w:r>
-      <w:r>
-        <w:rPr>
-          <w:rFonts w:hint="default" w:ascii="Times New Roman" w:hAnsi="Times New Roman" w:cs="Times New Roman"/>
-          <w:b/>
-          <w:sz w:val="32"/>
-          <w:szCs w:val="32"/>
-          <w:lang w:val="vi-VN"/>
-        </w:rPr>
-        <w:t>2026</w:t>
-      </w:r>
     </w:p>
     <w:p>
       <w:pPr>
         <w:spacing w:after="0" w:line="360" w:lineRule="auto"/>
-        <w:ind w:firstLine="720"/>
+        <w:ind w:left="0" w:leftChars="0" w:firstLine="0" w:firstLineChars="0"/>
         <w:jc w:val="center"/>
         <w:rPr>
           <w:rFonts w:ascii="Times New Roman" w:hAnsi="Times New Roman" w:cs="Times New Roman"/>
@@ -807,8 +1043,8 @@
     <w:tbl>
       <w:tblPr>
         <w:tblStyle w:val="13"/>
-        <w:tblW w:w="0" w:type="auto"/>
-        <w:tblInd w:w="137" w:type="dxa"/>
+        <w:tblW w:w="4999" w:type="pct"/>
+        <w:tblInd w:w="0" w:type="dxa"/>
         <w:tblBorders>
           <w:top w:val="single" w:color="auto" w:sz="4" w:space="0"/>
           <w:left w:val="single" w:color="auto" w:sz="4" w:space="0"/>
@@ -817,7 +1053,7 @@
           <w:insideH w:val="single" w:color="auto" w:sz="4" w:space="0"/>
           <w:insideV w:val="single" w:color="auto" w:sz="4" w:space="0"/>
         </w:tblBorders>
-        <w:tblLayout w:type="fixed"/>
+        <w:tblLayout w:type="autofit"/>
         <w:tblCellMar>
           <w:top w:w="0" w:type="dxa"/>
           <w:left w:w="108" w:type="dxa"/>
@@ -826,10 +1062,10 @@
         </w:tblCellMar>
       </w:tblPr>
       <w:tblGrid>
-        <w:gridCol w:w="1606"/>
-        <w:gridCol w:w="2421"/>
-        <w:gridCol w:w="3447"/>
-        <w:gridCol w:w="1569"/>
+        <w:gridCol w:w="1698"/>
+        <w:gridCol w:w="2561"/>
+        <w:gridCol w:w="3647"/>
+        <w:gridCol w:w="1664"/>
       </w:tblGrid>
       <w:tr>
         <w:tblPrEx>
@@ -850,7 +1086,7 @@
         </w:tblPrEx>
         <w:tc>
           <w:tcPr>
-            <w:tcW w:w="1606" w:type="dxa"/>
+            <w:tcW w:w="887" w:type="pct"/>
             <w:shd w:val="clear" w:color="auto" w:fill="DEEAF6" w:themeFill="accent1" w:themeFillTint="33"/>
           </w:tcPr>
           <w:p>
@@ -877,7 +1113,7 @@
         </w:tc>
         <w:tc>
           <w:tcPr>
-            <w:tcW w:w="7437" w:type="dxa"/>
+            <w:tcW w:w="4112" w:type="pct"/>
             <w:gridSpan w:val="3"/>
           </w:tcPr>
           <w:p>
@@ -890,6 +1126,14 @@
                 <w:szCs w:val="26"/>
               </w:rPr>
             </w:pPr>
+            <w:r>
+              <w:rPr>
+                <w:rFonts w:hint="default" w:ascii="Times New Roman" w:hAnsi="Times New Roman"/>
+                <w:sz w:val="26"/>
+                <w:szCs w:val="26"/>
+              </w:rPr>
+              <w:t>SmartJob AI</w:t>
+            </w:r>
           </w:p>
         </w:tc>
       </w:tr>
@@ -912,7 +1156,7 @@
         </w:tblPrEx>
         <w:tc>
           <w:tcPr>
-            <w:tcW w:w="1606" w:type="dxa"/>
+            <w:tcW w:w="887" w:type="pct"/>
             <w:shd w:val="clear" w:color="auto" w:fill="DEEAF6" w:themeFill="accent1" w:themeFillTint="33"/>
           </w:tcPr>
           <w:p>
@@ -939,7 +1183,7 @@
         </w:tc>
         <w:tc>
           <w:tcPr>
-            <w:tcW w:w="7437" w:type="dxa"/>
+            <w:tcW w:w="4112" w:type="pct"/>
             <w:gridSpan w:val="3"/>
           </w:tcPr>
           <w:p>
@@ -990,7 +1234,7 @@
         </w:tblPrEx>
         <w:tc>
           <w:tcPr>
-            <w:tcW w:w="1606" w:type="dxa"/>
+            <w:tcW w:w="887" w:type="pct"/>
             <w:shd w:val="clear" w:color="auto" w:fill="DEEAF6" w:themeFill="accent1" w:themeFillTint="33"/>
           </w:tcPr>
           <w:p>
@@ -1017,7 +1261,7 @@
         </w:tc>
         <w:tc>
           <w:tcPr>
-            <w:tcW w:w="2421" w:type="dxa"/>
+            <w:tcW w:w="1338" w:type="pct"/>
           </w:tcPr>
           <w:p>
             <w:pPr>
@@ -1041,7 +1285,7 @@
         </w:tc>
         <w:tc>
           <w:tcPr>
-            <w:tcW w:w="3447" w:type="dxa"/>
+            <w:tcW w:w="1905" w:type="pct"/>
             <w:shd w:val="clear" w:color="auto" w:fill="DEEAF6" w:themeFill="accent1" w:themeFillTint="33"/>
           </w:tcPr>
           <w:p>
@@ -1068,7 +1312,7 @@
         </w:tc>
         <w:tc>
           <w:tcPr>
-            <w:tcW w:w="1569" w:type="dxa"/>
+            <w:tcW w:w="868" w:type="pct"/>
           </w:tcPr>
           <w:p>
             <w:pPr>
@@ -1137,7 +1381,7 @@
         </w:tblPrEx>
         <w:tc>
           <w:tcPr>
-            <w:tcW w:w="1606" w:type="dxa"/>
+            <w:tcW w:w="887" w:type="pct"/>
             <w:shd w:val="clear" w:color="auto" w:fill="DEEAF6" w:themeFill="accent1" w:themeFillTint="33"/>
           </w:tcPr>
           <w:p>
@@ -1164,7 +1408,7 @@
         </w:tc>
         <w:tc>
           <w:tcPr>
-            <w:tcW w:w="7437" w:type="dxa"/>
+            <w:tcW w:w="4112" w:type="pct"/>
             <w:gridSpan w:val="3"/>
           </w:tcPr>
           <w:p>
@@ -1207,7 +1451,7 @@
         </w:tblPrEx>
         <w:tc>
           <w:tcPr>
-            <w:tcW w:w="1606" w:type="dxa"/>
+            <w:tcW w:w="887" w:type="pct"/>
             <w:shd w:val="clear" w:color="auto" w:fill="DEEAF6" w:themeFill="accent1" w:themeFillTint="33"/>
             <w:vAlign w:val="top"/>
           </w:tcPr>
@@ -1237,7 +1481,7 @@
         </w:tc>
         <w:tc>
           <w:tcPr>
-            <w:tcW w:w="7437" w:type="dxa"/>
+            <w:tcW w:w="4112" w:type="pct"/>
             <w:gridSpan w:val="3"/>
             <w:vAlign w:val="top"/>
           </w:tcPr>
@@ -1362,7 +1606,7 @@
         </w:tblPrEx>
         <w:tc>
           <w:tcPr>
-            <w:tcW w:w="1606" w:type="dxa"/>
+            <w:tcW w:w="887" w:type="pct"/>
             <w:shd w:val="clear" w:color="auto" w:fill="DEEAF6" w:themeFill="accent1" w:themeFillTint="33"/>
             <w:vAlign w:val="top"/>
           </w:tcPr>
@@ -1416,7 +1660,7 @@
         </w:tc>
         <w:tc>
           <w:tcPr>
-            <w:tcW w:w="7437" w:type="dxa"/>
+            <w:tcW w:w="4112" w:type="pct"/>
             <w:gridSpan w:val="3"/>
             <w:vAlign w:val="top"/>
           </w:tcPr>
@@ -1542,7 +1786,7 @@
         </w:tblPrEx>
         <w:tc>
           <w:tcPr>
-            <w:tcW w:w="1606" w:type="dxa"/>
+            <w:tcW w:w="887" w:type="pct"/>
             <w:shd w:val="clear" w:color="auto" w:fill="DEEAF6" w:themeFill="accent1" w:themeFillTint="33"/>
             <w:vAlign w:val="top"/>
           </w:tcPr>
@@ -1572,7 +1816,7 @@
         </w:tc>
         <w:tc>
           <w:tcPr>
-            <w:tcW w:w="2421" w:type="dxa"/>
+            <w:tcW w:w="1338" w:type="pct"/>
             <w:vAlign w:val="top"/>
           </w:tcPr>
           <w:p>
@@ -1598,7 +1842,7 @@
         </w:tc>
         <w:tc>
           <w:tcPr>
-            <w:tcW w:w="3447" w:type="dxa"/>
+            <w:tcW w:w="1905" w:type="pct"/>
             <w:vAlign w:val="top"/>
           </w:tcPr>
           <w:p>
@@ -1655,7 +1899,7 @@
         </w:tc>
         <w:tc>
           <w:tcPr>
-            <w:tcW w:w="1569" w:type="dxa"/>
+            <w:tcW w:w="868" w:type="pct"/>
             <w:vAlign w:val="top"/>
           </w:tcPr>
           <w:p>
@@ -1699,7 +1943,7 @@
         </w:tblPrEx>
         <w:tc>
           <w:tcPr>
-            <w:tcW w:w="1606" w:type="dxa"/>
+            <w:tcW w:w="887" w:type="pct"/>
             <w:vMerge w:val="restart"/>
             <w:shd w:val="clear" w:color="auto" w:fill="DEEAF6" w:themeFill="accent1" w:themeFillTint="33"/>
             <w:vAlign w:val="top"/>
@@ -1730,7 +1974,7 @@
         </w:tc>
         <w:tc>
           <w:tcPr>
-            <w:tcW w:w="2421" w:type="dxa"/>
+            <w:tcW w:w="1338" w:type="pct"/>
             <w:vAlign w:val="top"/>
           </w:tcPr>
           <w:p>
@@ -1757,7 +2001,7 @@
         </w:tc>
         <w:tc>
           <w:tcPr>
-            <w:tcW w:w="3447" w:type="dxa"/>
+            <w:tcW w:w="1905" w:type="pct"/>
             <w:vAlign w:val="top"/>
           </w:tcPr>
           <w:p>
@@ -1814,7 +2058,7 @@
         </w:tc>
         <w:tc>
           <w:tcPr>
-            <w:tcW w:w="1569" w:type="dxa"/>
+            <w:tcW w:w="868" w:type="pct"/>
             <w:vAlign w:val="top"/>
           </w:tcPr>
           <w:p>
@@ -1858,7 +2102,7 @@
         </w:tblPrEx>
         <w:tc>
           <w:tcPr>
-            <w:tcW w:w="1606" w:type="dxa"/>
+            <w:tcW w:w="887" w:type="pct"/>
             <w:vMerge w:val="continue"/>
             <w:shd w:val="clear" w:color="auto" w:fill="DEEAF6" w:themeFill="accent1" w:themeFillTint="33"/>
             <w:vAlign w:val="top"/>
@@ -1890,7 +2134,7 @@
         </w:tc>
         <w:tc>
           <w:tcPr>
-            <w:tcW w:w="2421" w:type="dxa"/>
+            <w:tcW w:w="1338" w:type="pct"/>
             <w:vAlign w:val="top"/>
           </w:tcPr>
           <w:p>
@@ -1917,7 +2161,7 @@
         </w:tc>
         <w:tc>
           <w:tcPr>
-            <w:tcW w:w="3447" w:type="dxa"/>
+            <w:tcW w:w="1905" w:type="pct"/>
             <w:vAlign w:val="top"/>
           </w:tcPr>
           <w:p>
@@ -1974,7 +2218,7 @@
         </w:tc>
         <w:tc>
           <w:tcPr>
-            <w:tcW w:w="1569" w:type="dxa"/>
+            <w:tcW w:w="868" w:type="pct"/>
             <w:vAlign w:val="top"/>
           </w:tcPr>
           <w:p>
@@ -2018,7 +2262,7 @@
         </w:tblPrEx>
         <w:tc>
           <w:tcPr>
-            <w:tcW w:w="1606" w:type="dxa"/>
+            <w:tcW w:w="887" w:type="pct"/>
             <w:vMerge w:val="continue"/>
             <w:shd w:val="clear" w:color="auto" w:fill="DEEAF6" w:themeFill="accent1" w:themeFillTint="33"/>
             <w:vAlign w:val="top"/>
@@ -2050,7 +2294,7 @@
         </w:tc>
         <w:tc>
           <w:tcPr>
-            <w:tcW w:w="2421" w:type="dxa"/>
+            <w:tcW w:w="1338" w:type="pct"/>
             <w:vAlign w:val="top"/>
           </w:tcPr>
           <w:p>
@@ -2077,7 +2321,7 @@
         </w:tc>
         <w:tc>
           <w:tcPr>
-            <w:tcW w:w="3447" w:type="dxa"/>
+            <w:tcW w:w="1905" w:type="pct"/>
             <w:vAlign w:val="top"/>
           </w:tcPr>
           <w:p>
@@ -2134,7 +2378,7 @@
         </w:tc>
         <w:tc>
           <w:tcPr>
-            <w:tcW w:w="1569" w:type="dxa"/>
+            <w:tcW w:w="868" w:type="pct"/>
             <w:vAlign w:val="top"/>
           </w:tcPr>
           <w:p>
@@ -2178,7 +2422,7 @@
         </w:tblPrEx>
         <w:tc>
           <w:tcPr>
-            <w:tcW w:w="1606" w:type="dxa"/>
+            <w:tcW w:w="887" w:type="pct"/>
             <w:vMerge w:val="continue"/>
             <w:shd w:val="clear" w:color="auto" w:fill="DEEAF6" w:themeFill="accent1" w:themeFillTint="33"/>
             <w:vAlign w:val="top"/>
@@ -2210,7 +2454,7 @@
         </w:tc>
         <w:tc>
           <w:tcPr>
-            <w:tcW w:w="2421" w:type="dxa"/>
+            <w:tcW w:w="1338" w:type="pct"/>
             <w:vAlign w:val="top"/>
           </w:tcPr>
           <w:p>
@@ -2237,7 +2481,7 @@
         </w:tc>
         <w:tc>
           <w:tcPr>
-            <w:tcW w:w="3447" w:type="dxa"/>
+            <w:tcW w:w="1905" w:type="pct"/>
             <w:vAlign w:val="top"/>
           </w:tcPr>
           <w:p>
@@ -2294,7 +2538,7 @@
         </w:tc>
         <w:tc>
           <w:tcPr>
-            <w:tcW w:w="1569" w:type="dxa"/>
+            <w:tcW w:w="868" w:type="pct"/>
             <w:vAlign w:val="top"/>
           </w:tcPr>
           <w:p>
@@ -2323,43 +2567,47 @@
     </w:tbl>
     <w:p>
       <w:pPr>
-        <w:spacing w:after="0" w:line="360" w:lineRule="auto"/>
-        <w:jc w:val="both"/>
-        <w:rPr>
-          <w:rFonts w:ascii="Times New Roman" w:hAnsi="Times New Roman" w:cs="Times New Roman"/>
-          <w:sz w:val="26"/>
-          <w:szCs w:val="26"/>
-        </w:rPr>
-      </w:pPr>
-    </w:p>
-    <w:p>
-      <w:pPr>
-        <w:spacing w:after="0" w:line="360" w:lineRule="auto"/>
-        <w:jc w:val="both"/>
-        <w:rPr>
-          <w:rFonts w:ascii="Times New Roman" w:hAnsi="Times New Roman" w:cs="Times New Roman"/>
-          <w:sz w:val="26"/>
-          <w:szCs w:val="26"/>
-        </w:rPr>
-      </w:pPr>
-      <w:r>
-        <w:rPr>
-          <w:rFonts w:ascii="Times New Roman" w:hAnsi="Times New Roman" w:cs="Times New Roman"/>
-          <w:sz w:val="26"/>
-          <w:szCs w:val="26"/>
-        </w:rPr>
-        <w:br w:type="page"/>
-      </w:r>
-    </w:p>
-    <w:p>
-      <w:pPr>
-        <w:spacing w:after="0" w:line="360" w:lineRule="auto"/>
-        <w:jc w:val="center"/>
         <w:rPr>
           <w:rFonts w:ascii="Times New Roman" w:hAnsi="Times New Roman" w:cs="Times New Roman"/>
           <w:b/>
           <w:sz w:val="32"/>
           <w:szCs w:val="32"/>
+        </w:rPr>
+      </w:pPr>
+      <w:r>
+        <w:rPr>
+          <w:rFonts w:ascii="Times New Roman" w:hAnsi="Times New Roman" w:cs="Times New Roman"/>
+          <w:b/>
+          <w:sz w:val="32"/>
+          <w:szCs w:val="32"/>
+        </w:rPr>
+        <w:br w:type="page"/>
+      </w:r>
+    </w:p>
+    <w:p>
+      <w:pPr>
+        <w:keepNext w:val="0"/>
+        <w:keepLines w:val="0"/>
+        <w:pageBreakBefore w:val="0"/>
+        <w:widowControl/>
+        <w:kinsoku/>
+        <w:wordWrap/>
+        <w:overflowPunct/>
+        <w:topLinePunct w:val="0"/>
+        <w:autoSpaceDE/>
+        <w:autoSpaceDN/>
+        <w:bidi w:val="0"/>
+        <w:adjustRightInd/>
+        <w:snapToGrid/>
+        <w:spacing w:before="160" w:after="0" w:line="360" w:lineRule="auto"/>
+        <w:jc w:val="center"/>
+        <w:textAlignment w:val="auto"/>
+        <w:rPr>
+          <w:rFonts w:hint="default" w:ascii="Times New Roman" w:hAnsi="Times New Roman" w:cs="Times New Roman"/>
+          <w:b/>
+          <w:sz w:val="32"/>
+          <w:szCs w:val="32"/>
+          <w:lang w:val="vi-VN"/>
         </w:rPr>
       </w:pPr>
       <w:r>
@@ -2375,8 +2623,8 @@
     <w:tbl>
       <w:tblPr>
         <w:tblStyle w:val="13"/>
-        <w:tblW w:w="0" w:type="auto"/>
-        <w:tblInd w:w="108" w:type="dxa"/>
+        <w:tblW w:w="4999" w:type="pct"/>
+        <w:tblInd w:w="0" w:type="dxa"/>
         <w:tblBorders>
           <w:top w:val="single" w:color="auto" w:sz="4" w:space="0"/>
           <w:left w:val="single" w:color="auto" w:sz="4" w:space="0"/>
@@ -2394,8 +2642,8 @@
         </w:tblCellMar>
       </w:tblPr>
       <w:tblGrid>
-        <w:gridCol w:w="2415"/>
-        <w:gridCol w:w="6657"/>
+        <w:gridCol w:w="2548"/>
+        <w:gridCol w:w="7022"/>
       </w:tblGrid>
       <w:tr>
         <w:tblPrEx>
@@ -2416,7 +2664,7 @@
         </w:tblPrEx>
         <w:tc>
           <w:tcPr>
-            <w:tcW w:w="2415" w:type="dxa"/>
+            <w:tcW w:w="1331" w:type="pct"/>
             <w:shd w:val="clear" w:color="auto" w:fill="DEEAF6" w:themeFill="accent1" w:themeFillTint="33"/>
           </w:tcPr>
           <w:p>
@@ -2443,7 +2691,7 @@
         </w:tc>
         <w:tc>
           <w:tcPr>
-            <w:tcW w:w="6657" w:type="dxa"/>
+            <w:tcW w:w="3668" w:type="pct"/>
           </w:tcPr>
           <w:p>
             <w:pPr>
@@ -2502,7 +2750,7 @@
         </w:tblPrEx>
         <w:tc>
           <w:tcPr>
-            <w:tcW w:w="2415" w:type="dxa"/>
+            <w:tcW w:w="1331" w:type="pct"/>
             <w:shd w:val="clear" w:color="auto" w:fill="DEEAF6" w:themeFill="accent1" w:themeFillTint="33"/>
           </w:tcPr>
           <w:p>
@@ -2529,7 +2777,7 @@
         </w:tc>
         <w:tc>
           <w:tcPr>
-            <w:tcW w:w="6657" w:type="dxa"/>
+            <w:tcW w:w="3668" w:type="pct"/>
           </w:tcPr>
           <w:p>
             <w:pPr>
@@ -2570,7 +2818,7 @@
         </w:tblPrEx>
         <w:tc>
           <w:tcPr>
-            <w:tcW w:w="2415" w:type="dxa"/>
+            <w:tcW w:w="1331" w:type="pct"/>
             <w:shd w:val="clear" w:color="auto" w:fill="DEEAF6" w:themeFill="accent1" w:themeFillTint="33"/>
           </w:tcPr>
           <w:p>
@@ -2597,7 +2845,7 @@
         </w:tc>
         <w:tc>
           <w:tcPr>
-            <w:tcW w:w="6657" w:type="dxa"/>
+            <w:tcW w:w="3668" w:type="pct"/>
           </w:tcPr>
           <w:p>
             <w:pPr>
@@ -2671,8 +2919,8 @@
     <w:tbl>
       <w:tblPr>
         <w:tblStyle w:val="13"/>
-        <w:tblW w:w="0" w:type="auto"/>
-        <w:tblInd w:w="108" w:type="dxa"/>
+        <w:tblW w:w="4999" w:type="pct"/>
+        <w:tblInd w:w="0" w:type="dxa"/>
         <w:tblBorders>
           <w:top w:val="single" w:color="auto" w:sz="4" w:space="0"/>
           <w:left w:val="single" w:color="auto" w:sz="4" w:space="0"/>
@@ -2690,10 +2938,10 @@
         </w:tblCellMar>
       </w:tblPr>
       <w:tblGrid>
-        <w:gridCol w:w="1874"/>
-        <w:gridCol w:w="3197"/>
-        <w:gridCol w:w="1805"/>
-        <w:gridCol w:w="2196"/>
+        <w:gridCol w:w="1976"/>
+        <w:gridCol w:w="3374"/>
+        <w:gridCol w:w="1903"/>
+        <w:gridCol w:w="2317"/>
       </w:tblGrid>
       <w:tr>
         <w:tblPrEx>
@@ -2714,7 +2962,7 @@
         </w:tblPrEx>
         <w:tc>
           <w:tcPr>
-            <w:tcW w:w="1874" w:type="dxa"/>
+            <w:tcW w:w="1032" w:type="pct"/>
             <w:shd w:val="clear" w:color="auto" w:fill="DEEAF6" w:themeFill="accent1" w:themeFillTint="33"/>
           </w:tcPr>
           <w:p>
@@ -2741,7 +2989,7 @@
         </w:tc>
         <w:tc>
           <w:tcPr>
-            <w:tcW w:w="3197" w:type="dxa"/>
+            <w:tcW w:w="1762" w:type="pct"/>
             <w:shd w:val="clear" w:color="auto" w:fill="DEEAF6" w:themeFill="accent1" w:themeFillTint="33"/>
           </w:tcPr>
           <w:p>
@@ -2768,7 +3016,7 @@
         </w:tc>
         <w:tc>
           <w:tcPr>
-            <w:tcW w:w="1805" w:type="dxa"/>
+            <w:tcW w:w="994" w:type="pct"/>
             <w:shd w:val="clear" w:color="auto" w:fill="DEEAF6" w:themeFill="accent1" w:themeFillTint="33"/>
           </w:tcPr>
           <w:p>
@@ -2795,7 +3043,7 @@
         </w:tc>
         <w:tc>
           <w:tcPr>
-            <w:tcW w:w="2196" w:type="dxa"/>
+            <w:tcW w:w="1210" w:type="pct"/>
             <w:shd w:val="clear" w:color="auto" w:fill="DEEAF6" w:themeFill="accent1" w:themeFillTint="33"/>
           </w:tcPr>
           <w:p>
@@ -2840,7 +3088,7 @@
         </w:tblPrEx>
         <w:tc>
           <w:tcPr>
-            <w:tcW w:w="1874" w:type="dxa"/>
+            <w:tcW w:w="1032" w:type="pct"/>
           </w:tcPr>
           <w:p>
             <w:pPr>
@@ -2864,7 +3112,7 @@
         </w:tc>
         <w:tc>
           <w:tcPr>
-            <w:tcW w:w="3197" w:type="dxa"/>
+            <w:tcW w:w="1762" w:type="pct"/>
             <w:vAlign w:val="top"/>
           </w:tcPr>
           <w:p>
@@ -2905,7 +3153,7 @@
         </w:tc>
         <w:tc>
           <w:tcPr>
-            <w:tcW w:w="1805" w:type="dxa"/>
+            <w:tcW w:w="994" w:type="pct"/>
           </w:tcPr>
           <w:p>
             <w:pPr>
@@ -2940,12 +3188,12 @@
         </w:tc>
         <w:tc>
           <w:tcPr>
-            <w:tcW w:w="2196" w:type="dxa"/>
+            <w:tcW w:w="1210" w:type="pct"/>
           </w:tcPr>
           <w:p>
             <w:pPr>
               <w:spacing w:after="0" w:line="360" w:lineRule="auto"/>
-              <w:jc w:val="center"/>
+              <w:jc w:val="left"/>
               <w:rPr>
                 <w:rFonts w:ascii="Times New Roman" w:hAnsi="Times New Roman" w:cs="Times New Roman"/>
                 <w:sz w:val="26"/>
@@ -2982,7 +3230,7 @@
         </w:tblPrEx>
         <w:tc>
           <w:tcPr>
-            <w:tcW w:w="1874" w:type="dxa"/>
+            <w:tcW w:w="1032" w:type="pct"/>
           </w:tcPr>
           <w:p>
             <w:pPr>
@@ -3006,7 +3254,7 @@
         </w:tc>
         <w:tc>
           <w:tcPr>
-            <w:tcW w:w="3197" w:type="dxa"/>
+            <w:tcW w:w="1762" w:type="pct"/>
             <w:vAlign w:val="top"/>
           </w:tcPr>
           <w:p>
@@ -3047,7 +3295,7 @@
         </w:tc>
         <w:tc>
           <w:tcPr>
-            <w:tcW w:w="1805" w:type="dxa"/>
+            <w:tcW w:w="994" w:type="pct"/>
           </w:tcPr>
           <w:p>
             <w:pPr>
@@ -3067,29 +3315,18 @@
                 <w:szCs w:val="26"/>
                 <w:lang w:val="vi-VN"/>
               </w:rPr>
-              <w:t>16/03/2</w:t>
-            </w:r>
-            <w:bookmarkStart w:id="67" w:name="_GoBack"/>
-            <w:bookmarkEnd w:id="67"/>
-            <w:r>
-              <w:rPr>
-                <w:rFonts w:hint="default" w:ascii="Times New Roman" w:hAnsi="Times New Roman" w:cs="Times New Roman"/>
-                <w:sz w:val="26"/>
-                <w:szCs w:val="26"/>
-                <w:lang w:val="vi-VN"/>
-              </w:rPr>
-              <w:t>026</w:t>
-            </w:r>
-          </w:p>
-        </w:tc>
-        <w:tc>
-          <w:tcPr>
-            <w:tcW w:w="2196" w:type="dxa"/>
+              <w:t>16/03/2026</w:t>
+            </w:r>
+          </w:p>
+        </w:tc>
+        <w:tc>
+          <w:tcPr>
+            <w:tcW w:w="1210" w:type="pct"/>
           </w:tcPr>
           <w:p>
             <w:pPr>
               <w:spacing w:after="0" w:line="360" w:lineRule="auto"/>
-              <w:jc w:val="center"/>
+              <w:jc w:val="left"/>
               <w:rPr>
                 <w:rFonts w:ascii="Times New Roman" w:hAnsi="Times New Roman" w:cs="Times New Roman"/>
                 <w:sz w:val="26"/>
@@ -3142,8 +3379,8 @@
     <w:tbl>
       <w:tblPr>
         <w:tblStyle w:val="13"/>
-        <w:tblW w:w="0" w:type="auto"/>
-        <w:tblInd w:w="108" w:type="dxa"/>
+        <w:tblW w:w="4998" w:type="pct"/>
+        <w:tblInd w:w="0" w:type="dxa"/>
         <w:tblBorders>
           <w:top w:val="single" w:color="auto" w:sz="4" w:space="0"/>
           <w:left w:val="single" w:color="auto" w:sz="4" w:space="0"/>
@@ -3161,10 +3398,10 @@
         </w:tblCellMar>
       </w:tblPr>
       <w:tblGrid>
-        <w:gridCol w:w="2204"/>
-        <w:gridCol w:w="3050"/>
-        <w:gridCol w:w="1555"/>
-        <w:gridCol w:w="2263"/>
+        <w:gridCol w:w="2324"/>
+        <w:gridCol w:w="3218"/>
+        <w:gridCol w:w="1639"/>
+        <w:gridCol w:w="2387"/>
       </w:tblGrid>
       <w:tr>
         <w:tblPrEx>
@@ -3188,7 +3425,7 @@
         </w:trPr>
         <w:tc>
           <w:tcPr>
-            <w:tcW w:w="2204" w:type="dxa"/>
+            <w:tcW w:w="1214" w:type="pct"/>
             <w:vMerge w:val="restart"/>
             <w:shd w:val="clear" w:color="auto" w:fill="DEEAF6" w:themeFill="accent1" w:themeFillTint="33"/>
           </w:tcPr>
@@ -3216,7 +3453,7 @@
         </w:tc>
         <w:tc>
           <w:tcPr>
-            <w:tcW w:w="3050" w:type="dxa"/>
+            <w:tcW w:w="1681" w:type="pct"/>
             <w:vMerge w:val="restart"/>
           </w:tcPr>
           <w:p>
@@ -3250,7 +3487,7 @@
         </w:tc>
         <w:tc>
           <w:tcPr>
-            <w:tcW w:w="1555" w:type="dxa"/>
+            <w:tcW w:w="856" w:type="pct"/>
             <w:shd w:val="clear" w:color="auto" w:fill="DEEAF6" w:themeFill="accent1" w:themeFillTint="33"/>
           </w:tcPr>
           <w:p>
@@ -3276,7 +3513,7 @@
         </w:tc>
         <w:tc>
           <w:tcPr>
-            <w:tcW w:w="2263" w:type="dxa"/>
+            <w:tcW w:w="1247" w:type="pct"/>
           </w:tcPr>
           <w:p>
             <w:pPr>
@@ -3310,7 +3547,7 @@
         </w:tblPrEx>
         <w:tc>
           <w:tcPr>
-            <w:tcW w:w="2204" w:type="dxa"/>
+            <w:tcW w:w="1214" w:type="pct"/>
             <w:vMerge w:val="continue"/>
             <w:shd w:val="clear" w:color="auto" w:fill="DEEAF6" w:themeFill="accent1" w:themeFillTint="33"/>
           </w:tcPr>
@@ -3329,7 +3566,7 @@
         </w:tc>
         <w:tc>
           <w:tcPr>
-            <w:tcW w:w="3050" w:type="dxa"/>
+            <w:tcW w:w="1681" w:type="pct"/>
             <w:vMerge w:val="continue"/>
           </w:tcPr>
           <w:p>
@@ -3345,7 +3582,7 @@
         </w:tc>
         <w:tc>
           <w:tcPr>
-            <w:tcW w:w="1555" w:type="dxa"/>
+            <w:tcW w:w="856" w:type="pct"/>
             <w:shd w:val="clear" w:color="auto" w:fill="DEEAF6" w:themeFill="accent1" w:themeFillTint="33"/>
           </w:tcPr>
           <w:p>
@@ -3371,7 +3608,7 @@
         </w:tc>
         <w:tc>
           <w:tcPr>
-            <w:tcW w:w="2263" w:type="dxa"/>
+            <w:tcW w:w="1247" w:type="pct"/>
           </w:tcPr>
           <w:p>
             <w:pPr>
@@ -3426,7 +3663,7 @@
         </w:trPr>
         <w:tc>
           <w:tcPr>
-            <w:tcW w:w="2204" w:type="dxa"/>
+            <w:tcW w:w="1214" w:type="pct"/>
             <w:vMerge w:val="restart"/>
             <w:shd w:val="clear" w:color="auto" w:fill="DEEAF6" w:themeFill="accent1" w:themeFillTint="33"/>
           </w:tcPr>
@@ -3454,7 +3691,7 @@
         </w:tc>
         <w:tc>
           <w:tcPr>
-            <w:tcW w:w="3050" w:type="dxa"/>
+            <w:tcW w:w="1681" w:type="pct"/>
             <w:vMerge w:val="restart"/>
             <w:vAlign w:val="top"/>
           </w:tcPr>
@@ -3484,7 +3721,7 @@
         </w:tc>
         <w:tc>
           <w:tcPr>
-            <w:tcW w:w="1555" w:type="dxa"/>
+            <w:tcW w:w="856" w:type="pct"/>
             <w:shd w:val="clear" w:color="auto" w:fill="DEEAF6" w:themeFill="accent1" w:themeFillTint="33"/>
           </w:tcPr>
           <w:p>
@@ -3510,7 +3747,7 @@
         </w:tc>
         <w:tc>
           <w:tcPr>
-            <w:tcW w:w="2263" w:type="dxa"/>
+            <w:tcW w:w="1247" w:type="pct"/>
           </w:tcPr>
           <w:p>
             <w:pPr>
@@ -3544,7 +3781,7 @@
         </w:tblPrEx>
         <w:tc>
           <w:tcPr>
-            <w:tcW w:w="2204" w:type="dxa"/>
+            <w:tcW w:w="1214" w:type="pct"/>
             <w:vMerge w:val="continue"/>
             <w:shd w:val="clear" w:color="auto" w:fill="DEEAF6" w:themeFill="accent1" w:themeFillTint="33"/>
           </w:tcPr>
@@ -3563,7 +3800,7 @@
         </w:tc>
         <w:tc>
           <w:tcPr>
-            <w:tcW w:w="3050" w:type="dxa"/>
+            <w:tcW w:w="1681" w:type="pct"/>
             <w:vMerge w:val="continue"/>
           </w:tcPr>
           <w:p>
@@ -3579,7 +3816,7 @@
         </w:tc>
         <w:tc>
           <w:tcPr>
-            <w:tcW w:w="1555" w:type="dxa"/>
+            <w:tcW w:w="856" w:type="pct"/>
             <w:shd w:val="clear" w:color="auto" w:fill="DEEAF6" w:themeFill="accent1" w:themeFillTint="33"/>
           </w:tcPr>
           <w:p>
@@ -3605,7 +3842,7 @@
         </w:tc>
         <w:tc>
           <w:tcPr>
-            <w:tcW w:w="2263" w:type="dxa"/>
+            <w:tcW w:w="1247" w:type="pct"/>
             <w:vAlign w:val="top"/>
           </w:tcPr>
           <w:p>
@@ -3660,7 +3897,7 @@
         </w:trPr>
         <w:tc>
           <w:tcPr>
-            <w:tcW w:w="2204" w:type="dxa"/>
+            <w:tcW w:w="1214" w:type="pct"/>
             <w:vMerge w:val="restart"/>
             <w:shd w:val="clear" w:color="auto" w:fill="DEEAF6" w:themeFill="accent1" w:themeFillTint="33"/>
           </w:tcPr>
@@ -3688,7 +3925,7 @@
         </w:tc>
         <w:tc>
           <w:tcPr>
-            <w:tcW w:w="3050" w:type="dxa"/>
+            <w:tcW w:w="1681" w:type="pct"/>
             <w:vMerge w:val="restart"/>
             <w:vAlign w:val="top"/>
           </w:tcPr>
@@ -3731,7 +3968,7 @@
         </w:tc>
         <w:tc>
           <w:tcPr>
-            <w:tcW w:w="1555" w:type="dxa"/>
+            <w:tcW w:w="856" w:type="pct"/>
             <w:shd w:val="clear" w:color="auto" w:fill="DEEAF6" w:themeFill="accent1" w:themeFillTint="33"/>
           </w:tcPr>
           <w:p>
@@ -3757,7 +3994,7 @@
         </w:tc>
         <w:tc>
           <w:tcPr>
-            <w:tcW w:w="2263" w:type="dxa"/>
+            <w:tcW w:w="1247" w:type="pct"/>
           </w:tcPr>
           <w:p>
             <w:pPr>
@@ -3791,7 +4028,7 @@
         </w:tblPrEx>
         <w:tc>
           <w:tcPr>
-            <w:tcW w:w="2204" w:type="dxa"/>
+            <w:tcW w:w="1214" w:type="pct"/>
             <w:vMerge w:val="continue"/>
             <w:shd w:val="clear" w:color="auto" w:fill="DEEAF6" w:themeFill="accent1" w:themeFillTint="33"/>
           </w:tcPr>
@@ -3810,7 +4047,7 @@
         </w:tc>
         <w:tc>
           <w:tcPr>
-            <w:tcW w:w="3050" w:type="dxa"/>
+            <w:tcW w:w="1681" w:type="pct"/>
             <w:vMerge w:val="continue"/>
           </w:tcPr>
           <w:p>
@@ -3826,7 +4063,7 @@
         </w:tc>
         <w:tc>
           <w:tcPr>
-            <w:tcW w:w="1555" w:type="dxa"/>
+            <w:tcW w:w="856" w:type="pct"/>
             <w:shd w:val="clear" w:color="auto" w:fill="DEEAF6" w:themeFill="accent1" w:themeFillTint="33"/>
           </w:tcPr>
           <w:p>
@@ -3852,7 +4089,7 @@
         </w:tc>
         <w:tc>
           <w:tcPr>
-            <w:tcW w:w="2263" w:type="dxa"/>
+            <w:tcW w:w="1247" w:type="pct"/>
             <w:vAlign w:val="top"/>
           </w:tcPr>
           <w:p>
@@ -3907,7 +4144,7 @@
         </w:trPr>
         <w:tc>
           <w:tcPr>
-            <w:tcW w:w="2204" w:type="dxa"/>
+            <w:tcW w:w="1214" w:type="pct"/>
             <w:vMerge w:val="restart"/>
             <w:shd w:val="clear" w:color="auto" w:fill="DEEAF6" w:themeFill="accent1" w:themeFillTint="33"/>
           </w:tcPr>
@@ -3935,7 +4172,7 @@
         </w:tc>
         <w:tc>
           <w:tcPr>
-            <w:tcW w:w="3050" w:type="dxa"/>
+            <w:tcW w:w="1681" w:type="pct"/>
             <w:vMerge w:val="restart"/>
             <w:vAlign w:val="top"/>
           </w:tcPr>
@@ -3965,7 +4202,7 @@
         </w:tc>
         <w:tc>
           <w:tcPr>
-            <w:tcW w:w="1555" w:type="dxa"/>
+            <w:tcW w:w="856" w:type="pct"/>
             <w:shd w:val="clear" w:color="auto" w:fill="DEEAF6" w:themeFill="accent1" w:themeFillTint="33"/>
           </w:tcPr>
           <w:p>
@@ -3991,7 +4228,7 @@
         </w:tc>
         <w:tc>
           <w:tcPr>
-            <w:tcW w:w="2263" w:type="dxa"/>
+            <w:tcW w:w="1247" w:type="pct"/>
           </w:tcPr>
           <w:p>
             <w:pPr>
@@ -4025,7 +4262,7 @@
         </w:tblPrEx>
         <w:tc>
           <w:tcPr>
-            <w:tcW w:w="2204" w:type="dxa"/>
+            <w:tcW w:w="1214" w:type="pct"/>
             <w:vMerge w:val="continue"/>
             <w:shd w:val="clear" w:color="auto" w:fill="DEEAF6" w:themeFill="accent1" w:themeFillTint="33"/>
           </w:tcPr>
@@ -4043,7 +4280,7 @@
         </w:tc>
         <w:tc>
           <w:tcPr>
-            <w:tcW w:w="3050" w:type="dxa"/>
+            <w:tcW w:w="1681" w:type="pct"/>
             <w:vMerge w:val="continue"/>
           </w:tcPr>
           <w:p>
@@ -4059,7 +4296,7 @@
         </w:tc>
         <w:tc>
           <w:tcPr>
-            <w:tcW w:w="1555" w:type="dxa"/>
+            <w:tcW w:w="856" w:type="pct"/>
             <w:shd w:val="clear" w:color="auto" w:fill="DEEAF6" w:themeFill="accent1" w:themeFillTint="33"/>
           </w:tcPr>
           <w:p>
@@ -4085,7 +4322,7 @@
         </w:tc>
         <w:tc>
           <w:tcPr>
-            <w:tcW w:w="2263" w:type="dxa"/>
+            <w:tcW w:w="1247" w:type="pct"/>
             <w:vAlign w:val="top"/>
           </w:tcPr>
           <w:p>
@@ -4141,7 +4378,7 @@
         </w:trPr>
         <w:tc>
           <w:tcPr>
-            <w:tcW w:w="2204" w:type="dxa"/>
+            <w:tcW w:w="1214" w:type="pct"/>
             <w:vMerge w:val="continue"/>
             <w:shd w:val="clear" w:color="auto" w:fill="DEEAF6" w:themeFill="accent1" w:themeFillTint="33"/>
           </w:tcPr>
@@ -4159,7 +4396,7 @@
         </w:tc>
         <w:tc>
           <w:tcPr>
-            <w:tcW w:w="3050" w:type="dxa"/>
+            <w:tcW w:w="1681" w:type="pct"/>
             <w:vMerge w:val="restart"/>
             <w:vAlign w:val="top"/>
           </w:tcPr>
@@ -4189,7 +4426,7 @@
         </w:tc>
         <w:tc>
           <w:tcPr>
-            <w:tcW w:w="1555" w:type="dxa"/>
+            <w:tcW w:w="856" w:type="pct"/>
             <w:shd w:val="clear" w:color="auto" w:fill="DEEAF6" w:themeFill="accent1" w:themeFillTint="33"/>
           </w:tcPr>
           <w:p>
@@ -4215,7 +4452,7 @@
         </w:tc>
         <w:tc>
           <w:tcPr>
-            <w:tcW w:w="2263" w:type="dxa"/>
+            <w:tcW w:w="1247" w:type="pct"/>
           </w:tcPr>
           <w:p>
             <w:pPr>
@@ -4249,7 +4486,7 @@
         </w:tblPrEx>
         <w:tc>
           <w:tcPr>
-            <w:tcW w:w="2204" w:type="dxa"/>
+            <w:tcW w:w="1214" w:type="pct"/>
             <w:vMerge w:val="continue"/>
             <w:shd w:val="clear" w:color="auto" w:fill="DEEAF6" w:themeFill="accent1" w:themeFillTint="33"/>
           </w:tcPr>
@@ -4267,7 +4504,7 @@
         </w:tc>
         <w:tc>
           <w:tcPr>
-            <w:tcW w:w="3050" w:type="dxa"/>
+            <w:tcW w:w="1681" w:type="pct"/>
             <w:vMerge w:val="continue"/>
           </w:tcPr>
           <w:p>
@@ -4283,7 +4520,7 @@
         </w:tc>
         <w:tc>
           <w:tcPr>
-            <w:tcW w:w="1555" w:type="dxa"/>
+            <w:tcW w:w="856" w:type="pct"/>
             <w:shd w:val="clear" w:color="auto" w:fill="DEEAF6" w:themeFill="accent1" w:themeFillTint="33"/>
           </w:tcPr>
           <w:p>
@@ -4309,7 +4546,7 @@
         </w:tc>
         <w:tc>
           <w:tcPr>
-            <w:tcW w:w="2263" w:type="dxa"/>
+            <w:tcW w:w="1247" w:type="pct"/>
             <w:vAlign w:val="top"/>
           </w:tcPr>
           <w:p>
@@ -4364,7 +4601,7 @@
         </w:trPr>
         <w:tc>
           <w:tcPr>
-            <w:tcW w:w="2204" w:type="dxa"/>
+            <w:tcW w:w="1214" w:type="pct"/>
             <w:vMerge w:val="continue"/>
             <w:shd w:val="clear" w:color="auto" w:fill="DEEAF6" w:themeFill="accent1" w:themeFillTint="33"/>
           </w:tcPr>
@@ -4382,7 +4619,7 @@
         </w:tc>
         <w:tc>
           <w:tcPr>
-            <w:tcW w:w="3050" w:type="dxa"/>
+            <w:tcW w:w="1681" w:type="pct"/>
             <w:vMerge w:val="restart"/>
             <w:vAlign w:val="top"/>
           </w:tcPr>
@@ -4412,7 +4649,7 @@
         </w:tc>
         <w:tc>
           <w:tcPr>
-            <w:tcW w:w="1555" w:type="dxa"/>
+            <w:tcW w:w="856" w:type="pct"/>
             <w:shd w:val="clear" w:color="auto" w:fill="DEEAF6" w:themeFill="accent1" w:themeFillTint="33"/>
           </w:tcPr>
           <w:p>
@@ -4438,7 +4675,7 @@
         </w:tc>
         <w:tc>
           <w:tcPr>
-            <w:tcW w:w="2263" w:type="dxa"/>
+            <w:tcW w:w="1247" w:type="pct"/>
           </w:tcPr>
           <w:p>
             <w:pPr>
@@ -4472,7 +4709,7 @@
         </w:tblPrEx>
         <w:tc>
           <w:tcPr>
-            <w:tcW w:w="2204" w:type="dxa"/>
+            <w:tcW w:w="1214" w:type="pct"/>
             <w:vMerge w:val="continue"/>
             <w:shd w:val="clear" w:color="auto" w:fill="DEEAF6" w:themeFill="accent1" w:themeFillTint="33"/>
           </w:tcPr>
@@ -4490,7 +4727,7 @@
         </w:tc>
         <w:tc>
           <w:tcPr>
-            <w:tcW w:w="3050" w:type="dxa"/>
+            <w:tcW w:w="1681" w:type="pct"/>
             <w:vMerge w:val="continue"/>
           </w:tcPr>
           <w:p>
@@ -4506,7 +4743,7 @@
         </w:tc>
         <w:tc>
           <w:tcPr>
-            <w:tcW w:w="1555" w:type="dxa"/>
+            <w:tcW w:w="856" w:type="pct"/>
             <w:shd w:val="clear" w:color="auto" w:fill="DEEAF6" w:themeFill="accent1" w:themeFillTint="33"/>
           </w:tcPr>
           <w:p>
@@ -4532,7 +4769,7 @@
         </w:tc>
         <w:tc>
           <w:tcPr>
-            <w:tcW w:w="2263" w:type="dxa"/>
+            <w:tcW w:w="1247" w:type="pct"/>
             <w:vAlign w:val="top"/>
           </w:tcPr>
           <w:p>
@@ -4587,7 +4824,7 @@
         </w:trPr>
         <w:tc>
           <w:tcPr>
-            <w:tcW w:w="2204" w:type="dxa"/>
+            <w:tcW w:w="1214" w:type="pct"/>
             <w:vMerge w:val="continue"/>
             <w:shd w:val="clear" w:color="auto" w:fill="DEEAF6" w:themeFill="accent1" w:themeFillTint="33"/>
           </w:tcPr>
@@ -4605,7 +4842,7 @@
         </w:tc>
         <w:tc>
           <w:tcPr>
-            <w:tcW w:w="3050" w:type="dxa"/>
+            <w:tcW w:w="1681" w:type="pct"/>
             <w:vMerge w:val="restart"/>
             <w:vAlign w:val="top"/>
           </w:tcPr>
@@ -4635,7 +4872,7 @@
         </w:tc>
         <w:tc>
           <w:tcPr>
-            <w:tcW w:w="1555" w:type="dxa"/>
+            <w:tcW w:w="856" w:type="pct"/>
             <w:shd w:val="clear" w:color="auto" w:fill="DEEAF6" w:themeFill="accent1" w:themeFillTint="33"/>
           </w:tcPr>
           <w:p>
@@ -4661,7 +4898,7 @@
         </w:tc>
         <w:tc>
           <w:tcPr>
-            <w:tcW w:w="2263" w:type="dxa"/>
+            <w:tcW w:w="1247" w:type="pct"/>
           </w:tcPr>
           <w:p>
             <w:pPr>
@@ -4698,7 +4935,7 @@
         </w:trPr>
         <w:tc>
           <w:tcPr>
-            <w:tcW w:w="2204" w:type="dxa"/>
+            <w:tcW w:w="1214" w:type="pct"/>
             <w:vMerge w:val="continue"/>
             <w:shd w:val="clear" w:color="auto" w:fill="DEEAF6" w:themeFill="accent1" w:themeFillTint="33"/>
           </w:tcPr>
@@ -4716,7 +4953,7 @@
         </w:tc>
         <w:tc>
           <w:tcPr>
-            <w:tcW w:w="3050" w:type="dxa"/>
+            <w:tcW w:w="1681" w:type="pct"/>
             <w:vMerge w:val="continue"/>
           </w:tcPr>
           <w:p>
@@ -4732,7 +4969,7 @@
         </w:tc>
         <w:tc>
           <w:tcPr>
-            <w:tcW w:w="1555" w:type="dxa"/>
+            <w:tcW w:w="856" w:type="pct"/>
             <w:shd w:val="clear" w:color="auto" w:fill="DEEAF6" w:themeFill="accent1" w:themeFillTint="33"/>
           </w:tcPr>
           <w:p>
@@ -4758,7 +4995,7 @@
         </w:tc>
         <w:tc>
           <w:tcPr>
-            <w:tcW w:w="2263" w:type="dxa"/>
+            <w:tcW w:w="1247" w:type="pct"/>
             <w:vAlign w:val="top"/>
           </w:tcPr>
           <w:p>
@@ -4852,6 +5089,8 @@
       <w:sdtEndPr>
         <w:rPr>
           <w:rFonts w:hint="default" w:ascii="Times New Roman" w:hAnsi="Times New Roman" w:cs="Times New Roman" w:eastAsiaTheme="minorHAnsi"/>
+          <w:b/>
+          <w:bCs/>
           <w:sz w:val="26"/>
           <w:szCs w:val="26"/>
           <w:lang w:val="en-US" w:eastAsia="en-US" w:bidi="ar-SA"/>
@@ -4889,7 +5128,9 @@
           <w:pPr>
             <w:pStyle w:val="14"/>
             <w:tabs>
+              <w:tab w:val="right" w:leader="dot" w:pos="9356"/>
               <w:tab w:val="clear" w:pos="284"/>
+              <w:tab w:val="clear" w:pos="9072"/>
             </w:tabs>
             <w:rPr>
               <w:rFonts w:hint="default" w:ascii="Times New Roman" w:hAnsi="Times New Roman" w:cs="Times New Roman"/>
@@ -4935,7 +5176,7 @@
               <w:sz w:val="26"/>
               <w:szCs w:val="26"/>
             </w:rPr>
-            <w:instrText xml:space="preserve"> HYPERLINK \l _Toc729 </w:instrText>
+            <w:instrText xml:space="preserve"> HYPERLINK \l _Toc9467 </w:instrText>
           </w:r>
           <w:r>
             <w:rPr>
@@ -4975,7 +5216,7 @@
               <w:sz w:val="26"/>
               <w:szCs w:val="26"/>
             </w:rPr>
-            <w:instrText xml:space="preserve"> PAGEREF _Toc729 \h </w:instrText>
+            <w:instrText xml:space="preserve"> PAGEREF _Toc9467 \h </w:instrText>
           </w:r>
           <w:r>
             <w:rPr>
@@ -5014,7 +5255,7 @@
           <w:pPr>
             <w:pStyle w:val="15"/>
             <w:tabs>
-              <w:tab w:val="right" w:leader="dot" w:pos="9072"/>
+              <w:tab w:val="right" w:leader="dot" w:pos="9356"/>
               <w:tab w:val="clear" w:pos="709"/>
               <w:tab w:val="clear" w:pos="9678"/>
             </w:tabs>
@@ -5038,7 +5279,7 @@
               <w:sz w:val="26"/>
               <w:szCs w:val="26"/>
             </w:rPr>
-            <w:instrText xml:space="preserve"> HYPERLINK \l _Toc22676 </w:instrText>
+            <w:instrText xml:space="preserve"> HYPERLINK \l _Toc21120 </w:instrText>
           </w:r>
           <w:r>
             <w:rPr>
@@ -5078,7 +5319,7 @@
               <w:sz w:val="26"/>
               <w:szCs w:val="26"/>
             </w:rPr>
-            <w:instrText xml:space="preserve"> PAGEREF _Toc22676 \h </w:instrText>
+            <w:instrText xml:space="preserve"> PAGEREF _Toc21120 \h </w:instrText>
           </w:r>
           <w:r>
             <w:rPr>
@@ -5117,7 +5358,7 @@
           <w:pPr>
             <w:pStyle w:val="15"/>
             <w:tabs>
-              <w:tab w:val="right" w:leader="dot" w:pos="9072"/>
+              <w:tab w:val="right" w:leader="dot" w:pos="9356"/>
               <w:tab w:val="clear" w:pos="709"/>
               <w:tab w:val="clear" w:pos="9678"/>
             </w:tabs>
@@ -5141,7 +5382,7 @@
               <w:sz w:val="26"/>
               <w:szCs w:val="26"/>
             </w:rPr>
-            <w:instrText xml:space="preserve"> HYPERLINK \l _Toc5002 </w:instrText>
+            <w:instrText xml:space="preserve"> HYPERLINK \l _Toc5588 </w:instrText>
           </w:r>
           <w:r>
             <w:rPr>
@@ -5181,7 +5422,7 @@
               <w:sz w:val="26"/>
               <w:szCs w:val="26"/>
             </w:rPr>
-            <w:instrText xml:space="preserve"> PAGEREF _Toc5002 \h </w:instrText>
+            <w:instrText xml:space="preserve"> PAGEREF _Toc5588 \h </w:instrText>
           </w:r>
           <w:r>
             <w:rPr>
@@ -5220,7 +5461,7 @@
           <w:pPr>
             <w:pStyle w:val="15"/>
             <w:tabs>
-              <w:tab w:val="right" w:leader="dot" w:pos="9072"/>
+              <w:tab w:val="right" w:leader="dot" w:pos="9356"/>
               <w:tab w:val="clear" w:pos="709"/>
               <w:tab w:val="clear" w:pos="9678"/>
             </w:tabs>
@@ -5244,7 +5485,7 @@
               <w:sz w:val="26"/>
               <w:szCs w:val="26"/>
             </w:rPr>
-            <w:instrText xml:space="preserve"> HYPERLINK \l _Toc4586 </w:instrText>
+            <w:instrText xml:space="preserve"> HYPERLINK \l _Toc2012 </w:instrText>
           </w:r>
           <w:r>
             <w:rPr>
@@ -5284,7 +5525,7 @@
               <w:sz w:val="26"/>
               <w:szCs w:val="26"/>
             </w:rPr>
-            <w:instrText xml:space="preserve"> PAGEREF _Toc4586 \h </w:instrText>
+            <w:instrText xml:space="preserve"> PAGEREF _Toc2012 \h </w:instrText>
           </w:r>
           <w:r>
             <w:rPr>
@@ -5323,7 +5564,9 @@
           <w:pPr>
             <w:pStyle w:val="14"/>
             <w:tabs>
+              <w:tab w:val="right" w:leader="dot" w:pos="9356"/>
               <w:tab w:val="clear" w:pos="284"/>
+              <w:tab w:val="clear" w:pos="9072"/>
             </w:tabs>
             <w:rPr>
               <w:rFonts w:hint="default" w:ascii="Times New Roman" w:hAnsi="Times New Roman" w:cs="Times New Roman"/>
@@ -5345,7 +5588,7 @@
               <w:sz w:val="26"/>
               <w:szCs w:val="26"/>
             </w:rPr>
-            <w:instrText xml:space="preserve"> HYPERLINK \l _Toc7672 </w:instrText>
+            <w:instrText xml:space="preserve"> HYPERLINK \l _Toc24234 </w:instrText>
           </w:r>
           <w:r>
             <w:rPr>
@@ -5385,7 +5628,7 @@
               <w:sz w:val="26"/>
               <w:szCs w:val="26"/>
             </w:rPr>
-            <w:instrText xml:space="preserve"> PAGEREF _Toc7672 \h </w:instrText>
+            <w:instrText xml:space="preserve"> PAGEREF _Toc24234 \h </w:instrText>
           </w:r>
           <w:r>
             <w:rPr>
@@ -5424,7 +5667,7 @@
           <w:pPr>
             <w:pStyle w:val="15"/>
             <w:tabs>
-              <w:tab w:val="right" w:leader="dot" w:pos="9072"/>
+              <w:tab w:val="right" w:leader="dot" w:pos="9356"/>
               <w:tab w:val="clear" w:pos="709"/>
               <w:tab w:val="clear" w:pos="9678"/>
             </w:tabs>
@@ -5448,7 +5691,7 @@
               <w:sz w:val="26"/>
               <w:szCs w:val="26"/>
             </w:rPr>
-            <w:instrText xml:space="preserve"> HYPERLINK \l _Toc25969 </w:instrText>
+            <w:instrText xml:space="preserve"> HYPERLINK \l _Toc28864 </w:instrText>
           </w:r>
           <w:r>
             <w:rPr>
@@ -5488,7 +5731,7 @@
               <w:sz w:val="26"/>
               <w:szCs w:val="26"/>
             </w:rPr>
-            <w:instrText xml:space="preserve"> PAGEREF _Toc25969 \h </w:instrText>
+            <w:instrText xml:space="preserve"> PAGEREF _Toc28864 \h </w:instrText>
           </w:r>
           <w:r>
             <w:rPr>
@@ -5527,7 +5770,7 @@
           <w:pPr>
             <w:pStyle w:val="15"/>
             <w:tabs>
-              <w:tab w:val="right" w:leader="dot" w:pos="9072"/>
+              <w:tab w:val="right" w:leader="dot" w:pos="9356"/>
               <w:tab w:val="clear" w:pos="709"/>
               <w:tab w:val="clear" w:pos="9678"/>
             </w:tabs>
@@ -5551,7 +5794,7 @@
               <w:sz w:val="26"/>
               <w:szCs w:val="26"/>
             </w:rPr>
-            <w:instrText xml:space="preserve"> HYPERLINK \l _Toc2185 </w:instrText>
+            <w:instrText xml:space="preserve"> HYPERLINK \l _Toc24430 </w:instrText>
           </w:r>
           <w:r>
             <w:rPr>
@@ -5591,7 +5834,7 @@
               <w:sz w:val="26"/>
               <w:szCs w:val="26"/>
             </w:rPr>
-            <w:instrText xml:space="preserve"> PAGEREF _Toc2185 \h </w:instrText>
+            <w:instrText xml:space="preserve"> PAGEREF _Toc24430 \h </w:instrText>
           </w:r>
           <w:r>
             <w:rPr>
@@ -5630,7 +5873,7 @@
           <w:pPr>
             <w:pStyle w:val="15"/>
             <w:tabs>
-              <w:tab w:val="right" w:leader="dot" w:pos="9072"/>
+              <w:tab w:val="right" w:leader="dot" w:pos="9356"/>
               <w:tab w:val="clear" w:pos="709"/>
               <w:tab w:val="clear" w:pos="9678"/>
             </w:tabs>
@@ -5654,7 +5897,7 @@
               <w:sz w:val="26"/>
               <w:szCs w:val="26"/>
             </w:rPr>
-            <w:instrText xml:space="preserve"> HYPERLINK \l _Toc15719 </w:instrText>
+            <w:instrText xml:space="preserve"> HYPERLINK \l _Toc11072 </w:instrText>
           </w:r>
           <w:r>
             <w:rPr>
@@ -5694,7 +5937,7 @@
               <w:sz w:val="26"/>
               <w:szCs w:val="26"/>
             </w:rPr>
-            <w:instrText xml:space="preserve"> PAGEREF _Toc15719 \h </w:instrText>
+            <w:instrText xml:space="preserve"> PAGEREF _Toc11072 \h </w:instrText>
           </w:r>
           <w:r>
             <w:rPr>
@@ -5733,7 +5976,7 @@
           <w:pPr>
             <w:pStyle w:val="16"/>
             <w:tabs>
-              <w:tab w:val="right" w:leader="dot" w:pos="9072"/>
+              <w:tab w:val="right" w:leader="dot" w:pos="9356"/>
               <w:tab w:val="clear" w:pos="1134"/>
               <w:tab w:val="clear" w:pos="9678"/>
             </w:tabs>
@@ -5757,7 +6000,7 @@
               <w:sz w:val="26"/>
               <w:szCs w:val="26"/>
             </w:rPr>
-            <w:instrText xml:space="preserve"> HYPERLINK \l _Toc25672 </w:instrText>
+            <w:instrText xml:space="preserve"> HYPERLINK \l _Toc11307 </w:instrText>
           </w:r>
           <w:r>
             <w:rPr>
@@ -5797,7 +6040,7 @@
               <w:sz w:val="26"/>
               <w:szCs w:val="26"/>
             </w:rPr>
-            <w:instrText xml:space="preserve"> PAGEREF _Toc25672 \h </w:instrText>
+            <w:instrText xml:space="preserve"> PAGEREF _Toc11307 \h </w:instrText>
           </w:r>
           <w:r>
             <w:rPr>
@@ -5836,7 +6079,7 @@
           <w:pPr>
             <w:pStyle w:val="16"/>
             <w:tabs>
-              <w:tab w:val="right" w:leader="dot" w:pos="9072"/>
+              <w:tab w:val="right" w:leader="dot" w:pos="9356"/>
               <w:tab w:val="clear" w:pos="1134"/>
               <w:tab w:val="clear" w:pos="9678"/>
             </w:tabs>
@@ -5860,7 +6103,7 @@
               <w:sz w:val="26"/>
               <w:szCs w:val="26"/>
             </w:rPr>
-            <w:instrText xml:space="preserve"> HYPERLINK \l _Toc32613 </w:instrText>
+            <w:instrText xml:space="preserve"> HYPERLINK \l _Toc14455 </w:instrText>
           </w:r>
           <w:r>
             <w:rPr>
@@ -5909,7 +6152,7 @@
               <w:sz w:val="26"/>
               <w:szCs w:val="26"/>
             </w:rPr>
-            <w:instrText xml:space="preserve"> PAGEREF _Toc32613 \h </w:instrText>
+            <w:instrText xml:space="preserve"> PAGEREF _Toc14455 \h </w:instrText>
           </w:r>
           <w:r>
             <w:rPr>
@@ -5925,7 +6168,7 @@
               <w:sz w:val="26"/>
               <w:szCs w:val="26"/>
             </w:rPr>
-            <w:t>7</w:t>
+            <w:t>6</w:t>
           </w:r>
           <w:r>
             <w:rPr>
@@ -5948,7 +6191,7 @@
           <w:pPr>
             <w:pStyle w:val="16"/>
             <w:tabs>
-              <w:tab w:val="right" w:leader="dot" w:pos="9072"/>
+              <w:tab w:val="right" w:leader="dot" w:pos="9356"/>
               <w:tab w:val="clear" w:pos="1134"/>
               <w:tab w:val="clear" w:pos="9678"/>
             </w:tabs>
@@ -5972,7 +6215,7 @@
               <w:sz w:val="26"/>
               <w:szCs w:val="26"/>
             </w:rPr>
-            <w:instrText xml:space="preserve"> HYPERLINK \l _Toc7739 </w:instrText>
+            <w:instrText xml:space="preserve"> HYPERLINK \l _Toc29151 </w:instrText>
           </w:r>
           <w:r>
             <w:rPr>
@@ -6012,7 +6255,7 @@
               <w:sz w:val="26"/>
               <w:szCs w:val="26"/>
             </w:rPr>
-            <w:instrText xml:space="preserve"> PAGEREF _Toc7739 \h </w:instrText>
+            <w:instrText xml:space="preserve"> PAGEREF _Toc29151 \h </w:instrText>
           </w:r>
           <w:r>
             <w:rPr>
@@ -6028,7 +6271,7 @@
               <w:sz w:val="26"/>
               <w:szCs w:val="26"/>
             </w:rPr>
-            <w:t>8</w:t>
+            <w:t>7</w:t>
           </w:r>
           <w:r>
             <w:rPr>
@@ -6051,7 +6294,7 @@
           <w:pPr>
             <w:pStyle w:val="16"/>
             <w:tabs>
-              <w:tab w:val="right" w:leader="dot" w:pos="9072"/>
+              <w:tab w:val="right" w:leader="dot" w:pos="9356"/>
               <w:tab w:val="clear" w:pos="1134"/>
               <w:tab w:val="clear" w:pos="9678"/>
             </w:tabs>
@@ -6075,7 +6318,7 @@
               <w:sz w:val="26"/>
               <w:szCs w:val="26"/>
             </w:rPr>
-            <w:instrText xml:space="preserve"> HYPERLINK \l _Toc21220 </w:instrText>
+            <w:instrText xml:space="preserve"> HYPERLINK \l _Toc18548 </w:instrText>
           </w:r>
           <w:r>
             <w:rPr>
@@ -6115,7 +6358,7 @@
               <w:sz w:val="26"/>
               <w:szCs w:val="26"/>
             </w:rPr>
-            <w:instrText xml:space="preserve"> PAGEREF _Toc21220 \h </w:instrText>
+            <w:instrText xml:space="preserve"> PAGEREF _Toc18548 \h </w:instrText>
           </w:r>
           <w:r>
             <w:rPr>
@@ -6154,7 +6397,7 @@
           <w:pPr>
             <w:pStyle w:val="16"/>
             <w:tabs>
-              <w:tab w:val="right" w:leader="dot" w:pos="9072"/>
+              <w:tab w:val="right" w:leader="dot" w:pos="9356"/>
               <w:tab w:val="clear" w:pos="1134"/>
               <w:tab w:val="clear" w:pos="9678"/>
             </w:tabs>
@@ -6178,7 +6421,7 @@
               <w:sz w:val="26"/>
               <w:szCs w:val="26"/>
             </w:rPr>
-            <w:instrText xml:space="preserve"> HYPERLINK \l _Toc7261 </w:instrText>
+            <w:instrText xml:space="preserve"> HYPERLINK \l _Toc9021 </w:instrText>
           </w:r>
           <w:r>
             <w:rPr>
@@ -6218,7 +6461,7 @@
               <w:sz w:val="26"/>
               <w:szCs w:val="26"/>
             </w:rPr>
-            <w:instrText xml:space="preserve"> PAGEREF _Toc7261 \h </w:instrText>
+            <w:instrText xml:space="preserve"> PAGEREF _Toc9021 \h </w:instrText>
           </w:r>
           <w:r>
             <w:rPr>
@@ -6234,7 +6477,7 @@
               <w:sz w:val="26"/>
               <w:szCs w:val="26"/>
             </w:rPr>
-            <w:t>10</w:t>
+            <w:t>9</w:t>
           </w:r>
           <w:r>
             <w:rPr>
@@ -6257,7 +6500,9 @@
           <w:pPr>
             <w:pStyle w:val="14"/>
             <w:tabs>
+              <w:tab w:val="right" w:leader="dot" w:pos="9356"/>
               <w:tab w:val="clear" w:pos="284"/>
+              <w:tab w:val="clear" w:pos="9072"/>
             </w:tabs>
             <w:rPr>
               <w:rFonts w:hint="default" w:ascii="Times New Roman" w:hAnsi="Times New Roman" w:cs="Times New Roman"/>
@@ -6279,7 +6524,7 @@
               <w:sz w:val="26"/>
               <w:szCs w:val="26"/>
             </w:rPr>
-            <w:instrText xml:space="preserve"> HYPERLINK \l _Toc30923 </w:instrText>
+            <w:instrText xml:space="preserve"> HYPERLINK \l _Toc629 </w:instrText>
           </w:r>
           <w:r>
             <w:rPr>
@@ -6319,7 +6564,7 @@
               <w:sz w:val="26"/>
               <w:szCs w:val="26"/>
             </w:rPr>
-            <w:instrText xml:space="preserve"> PAGEREF _Toc30923 \h </w:instrText>
+            <w:instrText xml:space="preserve"> PAGEREF _Toc629 \h </w:instrText>
           </w:r>
           <w:r>
             <w:rPr>
@@ -6358,7 +6603,7 @@
           <w:pPr>
             <w:pStyle w:val="15"/>
             <w:tabs>
-              <w:tab w:val="right" w:leader="dot" w:pos="9072"/>
+              <w:tab w:val="right" w:leader="dot" w:pos="9356"/>
               <w:tab w:val="clear" w:pos="709"/>
               <w:tab w:val="clear" w:pos="9678"/>
             </w:tabs>
@@ -6382,7 +6627,7 @@
               <w:sz w:val="26"/>
               <w:szCs w:val="26"/>
             </w:rPr>
-            <w:instrText xml:space="preserve"> HYPERLINK \l _Toc11108 </w:instrText>
+            <w:instrText xml:space="preserve"> HYPERLINK \l _Toc13440 </w:instrText>
           </w:r>
           <w:r>
             <w:rPr>
@@ -6422,7 +6667,7 @@
               <w:sz w:val="26"/>
               <w:szCs w:val="26"/>
             </w:rPr>
-            <w:instrText xml:space="preserve"> PAGEREF _Toc11108 \h </w:instrText>
+            <w:instrText xml:space="preserve"> PAGEREF _Toc13440 \h </w:instrText>
           </w:r>
           <w:r>
             <w:rPr>
@@ -6461,7 +6706,7 @@
           <w:pPr>
             <w:pStyle w:val="16"/>
             <w:tabs>
-              <w:tab w:val="right" w:leader="dot" w:pos="9072"/>
+              <w:tab w:val="right" w:leader="dot" w:pos="9356"/>
               <w:tab w:val="clear" w:pos="1134"/>
               <w:tab w:val="clear" w:pos="9678"/>
             </w:tabs>
@@ -6485,7 +6730,7 @@
               <w:sz w:val="26"/>
               <w:szCs w:val="26"/>
             </w:rPr>
-            <w:instrText xml:space="preserve"> HYPERLINK \l _Toc9378 </w:instrText>
+            <w:instrText xml:space="preserve"> HYPERLINK \l _Toc5115 </w:instrText>
           </w:r>
           <w:r>
             <w:rPr>
@@ -6525,7 +6770,7 @@
               <w:sz w:val="26"/>
               <w:szCs w:val="26"/>
             </w:rPr>
-            <w:instrText xml:space="preserve"> PAGEREF _Toc9378 \h </w:instrText>
+            <w:instrText xml:space="preserve"> PAGEREF _Toc5115 \h </w:instrText>
           </w:r>
           <w:r>
             <w:rPr>
@@ -6564,7 +6809,7 @@
           <w:pPr>
             <w:pStyle w:val="16"/>
             <w:tabs>
-              <w:tab w:val="right" w:leader="dot" w:pos="9072"/>
+              <w:tab w:val="right" w:leader="dot" w:pos="9356"/>
               <w:tab w:val="clear" w:pos="1134"/>
               <w:tab w:val="clear" w:pos="9678"/>
             </w:tabs>
@@ -6588,7 +6833,7 @@
               <w:sz w:val="26"/>
               <w:szCs w:val="26"/>
             </w:rPr>
-            <w:instrText xml:space="preserve"> HYPERLINK \l _Toc3005 </w:instrText>
+            <w:instrText xml:space="preserve"> HYPERLINK \l _Toc9894 </w:instrText>
           </w:r>
           <w:r>
             <w:rPr>
@@ -6645,7 +6890,7 @@
               <w:sz w:val="26"/>
               <w:szCs w:val="26"/>
             </w:rPr>
-            <w:instrText xml:space="preserve"> PAGEREF _Toc3005 \h </w:instrText>
+            <w:instrText xml:space="preserve"> PAGEREF _Toc9894 \h </w:instrText>
           </w:r>
           <w:r>
             <w:rPr>
@@ -6684,7 +6929,7 @@
           <w:pPr>
             <w:pStyle w:val="16"/>
             <w:tabs>
-              <w:tab w:val="right" w:leader="dot" w:pos="9072"/>
+              <w:tab w:val="right" w:leader="dot" w:pos="9356"/>
               <w:tab w:val="clear" w:pos="1134"/>
               <w:tab w:val="clear" w:pos="9678"/>
             </w:tabs>
@@ -6708,7 +6953,7 @@
               <w:sz w:val="26"/>
               <w:szCs w:val="26"/>
             </w:rPr>
-            <w:instrText xml:space="preserve"> HYPERLINK \l _Toc3098 </w:instrText>
+            <w:instrText xml:space="preserve"> HYPERLINK \l _Toc25982 </w:instrText>
           </w:r>
           <w:r>
             <w:rPr>
@@ -6748,7 +6993,7 @@
               <w:sz w:val="26"/>
               <w:szCs w:val="26"/>
             </w:rPr>
-            <w:instrText xml:space="preserve"> PAGEREF _Toc3098 \h </w:instrText>
+            <w:instrText xml:space="preserve"> PAGEREF _Toc25982 \h </w:instrText>
           </w:r>
           <w:r>
             <w:rPr>
@@ -6787,7 +7032,7 @@
           <w:pPr>
             <w:pStyle w:val="15"/>
             <w:tabs>
-              <w:tab w:val="right" w:leader="dot" w:pos="9072"/>
+              <w:tab w:val="right" w:leader="dot" w:pos="9356"/>
               <w:tab w:val="clear" w:pos="709"/>
               <w:tab w:val="clear" w:pos="9678"/>
             </w:tabs>
@@ -6811,7 +7056,7 @@
               <w:sz w:val="26"/>
               <w:szCs w:val="26"/>
             </w:rPr>
-            <w:instrText xml:space="preserve"> HYPERLINK \l _Toc8038 </w:instrText>
+            <w:instrText xml:space="preserve"> HYPERLINK \l _Toc26074 </w:instrText>
           </w:r>
           <w:r>
             <w:rPr>
@@ -6851,7 +7096,7 @@
               <w:sz w:val="26"/>
               <w:szCs w:val="26"/>
             </w:rPr>
-            <w:instrText xml:space="preserve"> PAGEREF _Toc8038 \h </w:instrText>
+            <w:instrText xml:space="preserve"> PAGEREF _Toc26074 \h </w:instrText>
           </w:r>
           <w:r>
             <w:rPr>
@@ -6890,7 +7135,7 @@
           <w:pPr>
             <w:pStyle w:val="15"/>
             <w:tabs>
-              <w:tab w:val="right" w:leader="dot" w:pos="9072"/>
+              <w:tab w:val="right" w:leader="dot" w:pos="9356"/>
               <w:tab w:val="clear" w:pos="709"/>
               <w:tab w:val="clear" w:pos="9678"/>
             </w:tabs>
@@ -6914,7 +7159,7 @@
               <w:sz w:val="26"/>
               <w:szCs w:val="26"/>
             </w:rPr>
-            <w:instrText xml:space="preserve"> HYPERLINK \l _Toc18439 </w:instrText>
+            <w:instrText xml:space="preserve"> HYPERLINK \l _Toc2508 </w:instrText>
           </w:r>
           <w:r>
             <w:rPr>
@@ -6954,7 +7199,7 @@
               <w:sz w:val="26"/>
               <w:szCs w:val="26"/>
             </w:rPr>
-            <w:instrText xml:space="preserve"> PAGEREF _Toc18439 \h </w:instrText>
+            <w:instrText xml:space="preserve"> PAGEREF _Toc2508 \h </w:instrText>
           </w:r>
           <w:r>
             <w:rPr>
@@ -6993,7 +7238,7 @@
           <w:pPr>
             <w:pStyle w:val="16"/>
             <w:tabs>
-              <w:tab w:val="right" w:leader="dot" w:pos="9072"/>
+              <w:tab w:val="right" w:leader="dot" w:pos="9356"/>
               <w:tab w:val="clear" w:pos="1134"/>
               <w:tab w:val="clear" w:pos="9678"/>
             </w:tabs>
@@ -7017,7 +7262,7 @@
               <w:sz w:val="26"/>
               <w:szCs w:val="26"/>
             </w:rPr>
-            <w:instrText xml:space="preserve"> HYPERLINK \l _Toc1929 </w:instrText>
+            <w:instrText xml:space="preserve"> HYPERLINK \l _Toc23507 </w:instrText>
           </w:r>
           <w:r>
             <w:rPr>
@@ -7057,7 +7302,7 @@
               <w:sz w:val="26"/>
               <w:szCs w:val="26"/>
             </w:rPr>
-            <w:instrText xml:space="preserve"> PAGEREF _Toc1929 \h </w:instrText>
+            <w:instrText xml:space="preserve"> PAGEREF _Toc23507 \h </w:instrText>
           </w:r>
           <w:r>
             <w:rPr>
@@ -7096,7 +7341,7 @@
           <w:pPr>
             <w:pStyle w:val="16"/>
             <w:tabs>
-              <w:tab w:val="right" w:leader="dot" w:pos="9072"/>
+              <w:tab w:val="right" w:leader="dot" w:pos="9356"/>
               <w:tab w:val="clear" w:pos="1134"/>
               <w:tab w:val="clear" w:pos="9678"/>
             </w:tabs>
@@ -7120,7 +7365,7 @@
               <w:sz w:val="26"/>
               <w:szCs w:val="26"/>
             </w:rPr>
-            <w:instrText xml:space="preserve"> HYPERLINK \l _Toc14850 </w:instrText>
+            <w:instrText xml:space="preserve"> HYPERLINK \l _Toc25944 </w:instrText>
           </w:r>
           <w:r>
             <w:rPr>
@@ -7160,7 +7405,7 @@
               <w:sz w:val="26"/>
               <w:szCs w:val="26"/>
             </w:rPr>
-            <w:instrText xml:space="preserve"> PAGEREF _Toc14850 \h </w:instrText>
+            <w:instrText xml:space="preserve"> PAGEREF _Toc25944 \h </w:instrText>
           </w:r>
           <w:r>
             <w:rPr>
@@ -7199,12 +7444,6 @@
           <w:pPr>
             <w:spacing w:after="0" w:line="360" w:lineRule="auto"/>
             <w:jc w:val="both"/>
-            <w:rPr>
-              <w:rFonts w:hint="default" w:ascii="Times New Roman" w:hAnsi="Times New Roman" w:cs="Times New Roman" w:eastAsiaTheme="minorHAnsi"/>
-              <w:sz w:val="26"/>
-              <w:szCs w:val="26"/>
-              <w:lang w:val="en-US" w:eastAsia="en-US" w:bidi="ar-SA"/>
-            </w:rPr>
           </w:pPr>
           <w:r>
             <w:rPr>
@@ -7219,49 +7458,13 @@
     </w:sdt>
     <w:p>
       <w:pPr>
-        <w:spacing w:after="0" w:line="360" w:lineRule="auto"/>
-        <w:jc w:val="both"/>
-        <w:rPr>
-          <w:rFonts w:ascii="Times New Roman" w:hAnsi="Times New Roman" w:cs="Times New Roman" w:eastAsiaTheme="minorHAnsi"/>
-          <w:sz w:val="22"/>
-          <w:szCs w:val="26"/>
-          <w:lang w:val="en-US" w:eastAsia="en-US" w:bidi="ar-SA"/>
-        </w:rPr>
-      </w:pPr>
-    </w:p>
-    <w:p>
-      <w:pPr>
-        <w:spacing w:after="0" w:line="360" w:lineRule="auto"/>
-        <w:rPr>
-          <w:rFonts w:ascii="Times New Roman" w:hAnsi="Times New Roman" w:cs="Times New Roman"/>
-          <w:sz w:val="26"/>
-          <w:szCs w:val="26"/>
-        </w:rPr>
-      </w:pPr>
-    </w:p>
-    <w:p>
-      <w:pPr>
-        <w:tabs>
-          <w:tab w:val="left" w:pos="3495"/>
-        </w:tabs>
-        <w:spacing w:after="0" w:line="360" w:lineRule="auto"/>
-        <w:jc w:val="both"/>
-        <w:rPr>
-          <w:rFonts w:ascii="Times New Roman" w:hAnsi="Times New Roman" w:cs="Times New Roman"/>
-          <w:sz w:val="26"/>
-          <w:szCs w:val="26"/>
-        </w:rPr>
-      </w:pPr>
-    </w:p>
-    <w:p>
-      <w:pPr>
-        <w:pStyle w:val="2"/>
         <w:numPr>
           <w:ilvl w:val="0"/>
           <w:numId w:val="1"/>
         </w:numPr>
-        <w:spacing w:before="0" w:line="360" w:lineRule="auto"/>
-        <w:ind w:left="284" w:hanging="284"/>
+        <w:spacing w:after="0" w:line="360" w:lineRule="auto"/>
+        <w:jc w:val="both"/>
+        <w:outlineLvl w:val="0"/>
         <w:rPr>
           <w:rFonts w:ascii="Times New Roman" w:hAnsi="Times New Roman" w:cs="Times New Roman"/>
           <w:b/>
@@ -7277,9 +7480,9 @@
         </w:rPr>
         <w:br w:type="page"/>
       </w:r>
-      <w:bookmarkStart w:id="1" w:name="_Toc70258533"/>
+      <w:bookmarkStart w:id="1" w:name="_Toc9467"/>
       <w:bookmarkStart w:id="2" w:name="_Toc71830092"/>
-      <w:bookmarkStart w:id="3" w:name="_Toc729"/>
+      <w:bookmarkStart w:id="3" w:name="_Toc70258533"/>
       <w:r>
         <w:rPr>
           <w:rFonts w:ascii="Times New Roman" w:hAnsi="Times New Roman" w:cs="Times New Roman"/>
@@ -7293,18 +7496,50 @@
             </w14:solidFill>
           </w14:textFill>
         </w:rPr>
-        <w:t>GIỚI THIỆU</w:t>
+        <w:t xml:space="preserve">GIỚI </w:t>
       </w:r>
       <w:bookmarkEnd w:id="1"/>
       <w:bookmarkEnd w:id="2"/>
       <w:bookmarkEnd w:id="3"/>
+      <w:r>
+        <w:rPr>
+          <w:rFonts w:hint="default" w:ascii="Times New Roman" w:hAnsi="Times New Roman" w:cs="Times New Roman"/>
+          <w:b/>
+          <w:color w:val="000000" w:themeColor="text1"/>
+          <w:sz w:val="26"/>
+          <w:szCs w:val="26"/>
+          <w:lang w:val="en-US"/>
+          <w14:textFill>
+            <w14:solidFill>
+              <w14:schemeClr w14:val="tx1"/>
+            </w14:solidFill>
+          </w14:textFill>
+        </w:rPr>
+        <w:t xml:space="preserve"> TH</w:t>
+      </w:r>
+      <w:r>
+        <w:rPr>
+          <w:rFonts w:hint="default" w:ascii="Times New Roman" w:hAnsi="Times New Roman" w:cs="Times New Roman"/>
+          <w:b/>
+          <w:color w:val="000000" w:themeColor="text1"/>
+          <w:sz w:val="26"/>
+          <w:szCs w:val="26"/>
+          <w:lang w:val="vi-VN"/>
+          <w14:textFill>
+            <w14:solidFill>
+              <w14:schemeClr w14:val="tx1"/>
+            </w14:solidFill>
+          </w14:textFill>
+        </w:rPr>
+        <w:t>IỆU</w:t>
+      </w:r>
     </w:p>
     <w:p>
       <w:pPr>
         <w:pStyle w:val="3"/>
         <w:numPr>
           <w:ilvl w:val="1"/>
-          <w:numId w:val="1"/>
+          <w:numId w:val="2"/>
         </w:numPr>
         <w:spacing w:before="0" w:line="360" w:lineRule="auto"/>
         <w:ind w:left="567" w:leftChars="0" w:hanging="567" w:firstLineChars="0"/>
@@ -7314,9 +7549,9 @@
           <w:color w:val="auto"/>
         </w:rPr>
       </w:pPr>
-      <w:bookmarkStart w:id="4" w:name="_Toc70258534"/>
-      <w:bookmarkStart w:id="5" w:name="_Toc71830093"/>
-      <w:bookmarkStart w:id="6" w:name="_Toc22676"/>
+      <w:bookmarkStart w:id="4" w:name="_Toc21120"/>
+      <w:bookmarkStart w:id="5" w:name="_Toc70258534"/>
+      <w:bookmarkStart w:id="6" w:name="_Toc71830093"/>
       <w:r>
         <w:rPr>
           <w:rFonts w:ascii="Times New Roman" w:hAnsi="Times New Roman" w:cs="Times New Roman"/>
@@ -7328,31 +7563,8 @@
       <w:bookmarkEnd w:id="4"/>
       <w:bookmarkEnd w:id="5"/>
       <w:bookmarkEnd w:id="6"/>
-    </w:p>
-    <w:p>
-      <w:pPr>
-        <w:pStyle w:val="19"/>
-        <w:numPr>
-          <w:ilvl w:val="0"/>
-          <w:numId w:val="2"/>
-        </w:numPr>
-        <w:spacing w:after="0" w:line="360" w:lineRule="auto"/>
-        <w:ind w:left="851" w:hanging="284"/>
-        <w:jc w:val="both"/>
-        <w:rPr>
-          <w:rFonts w:ascii="Times New Roman" w:hAnsi="Times New Roman" w:cs="Times New Roman"/>
-          <w:sz w:val="26"/>
-          <w:szCs w:val="26"/>
-        </w:rPr>
-      </w:pPr>
-      <w:r>
-        <w:rPr>
-          <w:rFonts w:ascii="Times New Roman" w:hAnsi="Times New Roman" w:cs="Times New Roman"/>
-          <w:sz w:val="26"/>
-          <w:szCs w:val="26"/>
-        </w:rPr>
-        <w:t>Mục đích của tài liệu này:</w:t>
-      </w:r>
+      <w:bookmarkStart w:id="67" w:name="_GoBack"/>
+      <w:bookmarkEnd w:id="67"/>
     </w:p>
     <w:p>
       <w:pPr>
@@ -7362,6 +7574,31 @@
           <w:numId w:val="3"/>
         </w:numPr>
         <w:spacing w:after="0" w:line="360" w:lineRule="auto"/>
+        <w:ind w:left="851" w:leftChars="0" w:hanging="284" w:firstLineChars="0"/>
+        <w:jc w:val="both"/>
+        <w:rPr>
+          <w:rFonts w:ascii="Times New Roman" w:hAnsi="Times New Roman" w:cs="Times New Roman"/>
+          <w:sz w:val="26"/>
+          <w:szCs w:val="26"/>
+        </w:rPr>
+      </w:pPr>
+      <w:r>
+        <w:rPr>
+          <w:rFonts w:ascii="Times New Roman" w:hAnsi="Times New Roman" w:cs="Times New Roman"/>
+          <w:sz w:val="26"/>
+          <w:szCs w:val="26"/>
+        </w:rPr>
+        <w:t>Mục đích của tài liệu này:</w:t>
+      </w:r>
+    </w:p>
+    <w:p>
+      <w:pPr>
+        <w:pStyle w:val="19"/>
+        <w:numPr>
+          <w:ilvl w:val="0"/>
+          <w:numId w:val="4"/>
+        </w:numPr>
+        <w:spacing w:after="0" w:line="360" w:lineRule="auto"/>
         <w:ind w:left="1134" w:hanging="283"/>
         <w:jc w:val="both"/>
         <w:rPr>
@@ -7378,6 +7615,61 @@
         </w:rPr>
         <w:t xml:space="preserve">Xác định yêu cầu, ý tưởng các vấn đề liên quan đến việc xây dựng dự án </w:t>
       </w:r>
+    </w:p>
+    <w:p>
+      <w:pPr>
+        <w:pStyle w:val="19"/>
+        <w:numPr>
+          <w:ilvl w:val="0"/>
+          <w:numId w:val="4"/>
+        </w:numPr>
+        <w:spacing w:after="0" w:line="360" w:lineRule="auto"/>
+        <w:ind w:left="1134" w:hanging="283"/>
+        <w:jc w:val="both"/>
+        <w:rPr>
+          <w:rFonts w:ascii="Times New Roman" w:hAnsi="Times New Roman" w:cs="Times New Roman"/>
+          <w:sz w:val="26"/>
+          <w:szCs w:val="26"/>
+        </w:rPr>
+      </w:pPr>
+      <w:r>
+        <w:rPr>
+          <w:rFonts w:ascii="Times New Roman" w:hAnsi="Times New Roman" w:cs="Times New Roman"/>
+          <w:sz w:val="26"/>
+          <w:szCs w:val="26"/>
+        </w:rPr>
+        <w:t>Đưa ra các đề xuất dự án, kế hoạch hành động dự án, kiến trúc, giải pháp thực hiện, bao gồm cả về kế hoạch, phát triển, thực hiện và giám sát dự án.</w:t>
+      </w:r>
+    </w:p>
+    <w:p>
+      <w:pPr>
+        <w:pStyle w:val="3"/>
+        <w:numPr>
+          <w:ilvl w:val="1"/>
+          <w:numId w:val="2"/>
+        </w:numPr>
+        <w:spacing w:before="0" w:line="360" w:lineRule="auto"/>
+        <w:ind w:left="567" w:leftChars="0" w:hanging="567" w:firstLineChars="0"/>
+        <w:rPr>
+          <w:rFonts w:ascii="Times New Roman" w:hAnsi="Times New Roman" w:cs="Times New Roman"/>
+          <w:b/>
+          <w:color w:val="auto"/>
+        </w:rPr>
+      </w:pPr>
+      <w:bookmarkStart w:id="7" w:name="_Toc70258535"/>
+      <w:bookmarkStart w:id="8" w:name="_Toc71830094"/>
+      <w:bookmarkStart w:id="9" w:name="_Toc5588"/>
+      <w:r>
+        <w:rPr>
+          <w:rFonts w:ascii="Times New Roman" w:hAnsi="Times New Roman" w:cs="Times New Roman"/>
+          <w:b/>
+          <w:color w:val="auto"/>
+        </w:rPr>
+        <w:t>Phạm vi</w:t>
+      </w:r>
+      <w:bookmarkEnd w:id="7"/>
+      <w:bookmarkEnd w:id="8"/>
+      <w:bookmarkEnd w:id="9"/>
     </w:p>
     <w:p>
       <w:pPr>
@@ -7387,7 +7679,7 @@
           <w:numId w:val="3"/>
         </w:numPr>
         <w:spacing w:after="0" w:line="360" w:lineRule="auto"/>
-        <w:ind w:left="1134" w:hanging="283"/>
+        <w:ind w:left="851" w:leftChars="0" w:hanging="284" w:firstLineChars="0"/>
         <w:jc w:val="both"/>
         <w:rPr>
           <w:rFonts w:ascii="Times New Roman" w:hAnsi="Times New Roman" w:cs="Times New Roman"/>
@@ -7401,7 +7693,57 @@
           <w:sz w:val="26"/>
           <w:szCs w:val="26"/>
         </w:rPr>
-        <w:t>Đưa ra các đề xuất dự án, kế hoạch hành động dự án, kiến trúc, giải pháp thực hiện, bao gồm cả về kế hoạch, phát triển, thực hiện và giám sát dự án.</w:t>
+        <w:t>Bên cạnh việc cung cấp cho bạn các tài liệu, nó sẽ liệt kê tất cả các thành viên trong nhóm phát triển trong dự án này, quy trình và khuôn khổ mà dự án sẽ áp dụng.</w:t>
+      </w:r>
+    </w:p>
+    <w:p>
+      <w:pPr>
+        <w:pStyle w:val="19"/>
+        <w:numPr>
+          <w:ilvl w:val="0"/>
+          <w:numId w:val="3"/>
+        </w:numPr>
+        <w:spacing w:after="0" w:line="360" w:lineRule="auto"/>
+        <w:ind w:left="851" w:leftChars="0" w:hanging="284" w:firstLineChars="0"/>
+        <w:jc w:val="both"/>
+        <w:rPr>
+          <w:rFonts w:ascii="Times New Roman" w:hAnsi="Times New Roman" w:cs="Times New Roman"/>
+          <w:sz w:val="26"/>
+          <w:szCs w:val="26"/>
+        </w:rPr>
+      </w:pPr>
+      <w:r>
+        <w:rPr>
+          <w:rFonts w:ascii="Times New Roman" w:hAnsi="Times New Roman" w:cs="Times New Roman"/>
+          <w:sz w:val="26"/>
+          <w:szCs w:val="26"/>
+        </w:rPr>
+        <w:t>Cung cấp kế hoạch cho từng giai đoạn của quy trình phát triển phần mềm dựa trên quy trình Scrum bao gồm: Thời gian bắt đầu, thời gian kết thúc và các mốc thời gian quan trọng trong dự án v.v....</w:t>
+      </w:r>
+    </w:p>
+    <w:p>
+      <w:pPr>
+        <w:pStyle w:val="19"/>
+        <w:numPr>
+          <w:ilvl w:val="0"/>
+          <w:numId w:val="3"/>
+        </w:numPr>
+        <w:spacing w:after="0" w:line="360" w:lineRule="auto"/>
+        <w:ind w:left="851" w:leftChars="0" w:hanging="284" w:firstLineChars="0"/>
+        <w:jc w:val="both"/>
+        <w:rPr>
+          <w:rFonts w:ascii="Times New Roman" w:hAnsi="Times New Roman" w:cs="Times New Roman"/>
+          <w:sz w:val="26"/>
+          <w:szCs w:val="26"/>
+        </w:rPr>
+      </w:pPr>
+      <w:r>
+        <w:rPr>
+          <w:rFonts w:ascii="Times New Roman" w:hAnsi="Times New Roman" w:cs="Times New Roman"/>
+          <w:sz w:val="26"/>
+          <w:szCs w:val="26"/>
+        </w:rPr>
+        <w:t>Đề xuất bao gồm giới thiệu các giải pháp, xác định cách tốt nhất để phát triển mà chúng tôi tạo ra, tổng chi phí ước tính, thời gian hoàn vốn và khối lượng hoàn vốn cho dự án.</w:t>
       </w:r>
     </w:p>
     <w:p>
@@ -7409,7 +7751,7 @@
         <w:pStyle w:val="3"/>
         <w:numPr>
           <w:ilvl w:val="1"/>
-          <w:numId w:val="1"/>
+          <w:numId w:val="2"/>
         </w:numPr>
         <w:spacing w:before="0" w:line="360" w:lineRule="auto"/>
         <w:ind w:left="567" w:leftChars="0" w:hanging="567" w:firstLineChars="0"/>
@@ -7419,114 +7761,9 @@
           <w:color w:val="auto"/>
         </w:rPr>
       </w:pPr>
-      <w:bookmarkStart w:id="7" w:name="_Toc71830094"/>
-      <w:bookmarkStart w:id="8" w:name="_Toc70258535"/>
-      <w:bookmarkStart w:id="9" w:name="_Toc5002"/>
-      <w:r>
-        <w:rPr>
-          <w:rFonts w:ascii="Times New Roman" w:hAnsi="Times New Roman" w:cs="Times New Roman"/>
-          <w:b/>
-          <w:color w:val="auto"/>
-        </w:rPr>
-        <w:t>Phạm vi</w:t>
-      </w:r>
-      <w:bookmarkEnd w:id="7"/>
-      <w:bookmarkEnd w:id="8"/>
-      <w:bookmarkEnd w:id="9"/>
-    </w:p>
-    <w:p>
-      <w:pPr>
-        <w:pStyle w:val="19"/>
-        <w:numPr>
-          <w:ilvl w:val="0"/>
-          <w:numId w:val="2"/>
-        </w:numPr>
-        <w:spacing w:after="0" w:line="360" w:lineRule="auto"/>
-        <w:ind w:left="851" w:hanging="284"/>
-        <w:jc w:val="both"/>
-        <w:rPr>
-          <w:rFonts w:ascii="Times New Roman" w:hAnsi="Times New Roman" w:cs="Times New Roman"/>
-          <w:sz w:val="26"/>
-          <w:szCs w:val="26"/>
-        </w:rPr>
-      </w:pPr>
-      <w:r>
-        <w:rPr>
-          <w:rFonts w:ascii="Times New Roman" w:hAnsi="Times New Roman" w:cs="Times New Roman"/>
-          <w:sz w:val="26"/>
-          <w:szCs w:val="26"/>
-        </w:rPr>
-        <w:t>Bên cạnh việc cung cấp cho bạn các tài liệu, nó sẽ liệt kê tất cả các thành viên trong nhóm phát triển trong dự án này, quy trình và khuôn khổ mà dự án sẽ áp dụng.</w:t>
-      </w:r>
-    </w:p>
-    <w:p>
-      <w:pPr>
-        <w:pStyle w:val="19"/>
-        <w:numPr>
-          <w:ilvl w:val="0"/>
-          <w:numId w:val="2"/>
-        </w:numPr>
-        <w:spacing w:after="0" w:line="360" w:lineRule="auto"/>
-        <w:ind w:left="851" w:hanging="284"/>
-        <w:jc w:val="both"/>
-        <w:rPr>
-          <w:rFonts w:ascii="Times New Roman" w:hAnsi="Times New Roman" w:cs="Times New Roman"/>
-          <w:sz w:val="26"/>
-          <w:szCs w:val="26"/>
-        </w:rPr>
-      </w:pPr>
-      <w:r>
-        <w:rPr>
-          <w:rFonts w:ascii="Times New Roman" w:hAnsi="Times New Roman" w:cs="Times New Roman"/>
-          <w:sz w:val="26"/>
-          <w:szCs w:val="26"/>
-        </w:rPr>
-        <w:t>Cung cấp kế hoạch cho từng giai đoạn của quy trình phát triển phần mềm dựa trên quy trình Scrum bao gồm: Thời gian bắt đầu, thời gian kết thúc và các mốc thời gian quan trọng trong dự án v.v....</w:t>
-      </w:r>
-    </w:p>
-    <w:p>
-      <w:pPr>
-        <w:pStyle w:val="19"/>
-        <w:numPr>
-          <w:ilvl w:val="0"/>
-          <w:numId w:val="2"/>
-        </w:numPr>
-        <w:spacing w:after="0" w:line="360" w:lineRule="auto"/>
-        <w:ind w:left="851" w:hanging="284"/>
-        <w:jc w:val="both"/>
-        <w:rPr>
-          <w:rFonts w:ascii="Times New Roman" w:hAnsi="Times New Roman" w:cs="Times New Roman"/>
-          <w:sz w:val="26"/>
-          <w:szCs w:val="26"/>
-        </w:rPr>
-      </w:pPr>
-      <w:r>
-        <w:rPr>
-          <w:rFonts w:ascii="Times New Roman" w:hAnsi="Times New Roman" w:cs="Times New Roman"/>
-          <w:sz w:val="26"/>
-          <w:szCs w:val="26"/>
-        </w:rPr>
-        <w:t>Đề xuất bao gồm giới thiệu các giải pháp, xác định cách tốt nhất để phát triển mà chúng tôi tạo ra, tổng chi phí ước tính, thời gian hoàn vốn và khối lượng hoàn vốn cho dự án.</w:t>
-      </w:r>
-    </w:p>
-    <w:p>
-      <w:pPr>
-        <w:pStyle w:val="3"/>
-        <w:numPr>
-          <w:ilvl w:val="1"/>
-          <w:numId w:val="1"/>
-        </w:numPr>
-        <w:spacing w:before="0" w:line="360" w:lineRule="auto"/>
-        <w:ind w:left="567" w:leftChars="0" w:hanging="567" w:firstLineChars="0"/>
-        <w:rPr>
-          <w:rFonts w:ascii="Times New Roman" w:hAnsi="Times New Roman" w:cs="Times New Roman"/>
-          <w:b/>
-          <w:color w:val="auto"/>
-        </w:rPr>
-      </w:pPr>
-      <w:bookmarkStart w:id="10" w:name="_Toc70258536"/>
-      <w:bookmarkStart w:id="11" w:name="_Toc71830095"/>
-      <w:bookmarkStart w:id="12" w:name="_Toc4586"/>
+      <w:bookmarkStart w:id="10" w:name="_Toc71830095"/>
+      <w:bookmarkStart w:id="11" w:name="_Toc70258536"/>
+      <w:bookmarkStart w:id="12" w:name="_Toc2012"/>
       <w:r>
         <w:rPr>
           <w:rFonts w:ascii="Times New Roman" w:hAnsi="Times New Roman" w:cs="Times New Roman"/>
@@ -7564,7 +7801,7 @@
     <w:tbl>
       <w:tblPr>
         <w:tblStyle w:val="13"/>
-        <w:tblW w:w="0" w:type="auto"/>
+        <w:tblW w:w="4998" w:type="pct"/>
         <w:jc w:val="center"/>
         <w:tblBorders>
           <w:top w:val="single" w:color="auto" w:sz="4" w:space="0"/>
@@ -7583,9 +7820,9 @@
         </w:tblCellMar>
       </w:tblPr>
       <w:tblGrid>
-        <w:gridCol w:w="937"/>
-        <w:gridCol w:w="1945"/>
-        <w:gridCol w:w="5906"/>
+        <w:gridCol w:w="1018"/>
+        <w:gridCol w:w="2257"/>
+        <w:gridCol w:w="6293"/>
       </w:tblGrid>
       <w:tr>
         <w:tblPrEx>
@@ -7597,19 +7834,13 @@
             <w:insideH w:val="single" w:color="auto" w:sz="4" w:space="0"/>
             <w:insideV w:val="single" w:color="auto" w:sz="4" w:space="0"/>
           </w:tblBorders>
-          <w:tblCellMar>
-            <w:top w:w="0" w:type="dxa"/>
-            <w:left w:w="108" w:type="dxa"/>
-            <w:bottom w:w="0" w:type="dxa"/>
-            <w:right w:w="108" w:type="dxa"/>
-          </w:tblCellMar>
         </w:tblPrEx>
         <w:trPr>
           <w:jc w:val="center"/>
         </w:trPr>
         <w:tc>
           <w:tcPr>
-            <w:tcW w:w="937" w:type="dxa"/>
+            <w:tcW w:w="532" w:type="pct"/>
             <w:shd w:val="clear" w:color="auto" w:fill="DEEAF6" w:themeFill="accent1" w:themeFillTint="33"/>
           </w:tcPr>
           <w:p>
@@ -7638,7 +7869,7 @@
         </w:tc>
         <w:tc>
           <w:tcPr>
-            <w:tcW w:w="1945" w:type="dxa"/>
+            <w:tcW w:w="1179" w:type="pct"/>
             <w:shd w:val="clear" w:color="auto" w:fill="DEEAF6" w:themeFill="accent1" w:themeFillTint="33"/>
           </w:tcPr>
           <w:p>
@@ -7667,7 +7898,7 @@
         </w:tc>
         <w:tc>
           <w:tcPr>
-            <w:tcW w:w="5906" w:type="dxa"/>
+            <w:tcW w:w="3287" w:type="pct"/>
             <w:shd w:val="clear" w:color="auto" w:fill="DEEAF6" w:themeFill="accent1" w:themeFillTint="33"/>
           </w:tcPr>
           <w:p>
@@ -7717,7 +7948,7 @@
         </w:trPr>
         <w:tc>
           <w:tcPr>
-            <w:tcW w:w="937" w:type="dxa"/>
+            <w:tcW w:w="532" w:type="pct"/>
           </w:tcPr>
           <w:p>
             <w:pPr>
@@ -7743,7 +7974,7 @@
         </w:tc>
         <w:tc>
           <w:tcPr>
-            <w:tcW w:w="1945" w:type="dxa"/>
+            <w:tcW w:w="1179" w:type="pct"/>
           </w:tcPr>
           <w:p>
             <w:pPr>
@@ -7769,7 +8000,7 @@
         </w:tc>
         <w:tc>
           <w:tcPr>
-            <w:tcW w:w="5906" w:type="dxa"/>
+            <w:tcW w:w="3287" w:type="pct"/>
           </w:tcPr>
           <w:p>
             <w:pPr>
@@ -7835,7 +8066,7 @@
         </w:trPr>
         <w:tc>
           <w:tcPr>
-            <w:tcW w:w="937" w:type="dxa"/>
+            <w:tcW w:w="532" w:type="pct"/>
           </w:tcPr>
           <w:p>
             <w:pPr>
@@ -7863,7 +8094,7 @@
         </w:tc>
         <w:tc>
           <w:tcPr>
-            <w:tcW w:w="1945" w:type="dxa"/>
+            <w:tcW w:w="1179" w:type="pct"/>
           </w:tcPr>
           <w:p>
             <w:pPr>
@@ -7889,7 +8120,7 @@
         </w:tc>
         <w:tc>
           <w:tcPr>
-            <w:tcW w:w="5906" w:type="dxa"/>
+            <w:tcW w:w="3287" w:type="pct"/>
           </w:tcPr>
           <w:p>
             <w:pPr>
@@ -7917,7 +8148,16 @@
                 <w:sz w:val="26"/>
                 <w:szCs w:val="26"/>
               </w:rPr>
-              <w:t>https://www.javatpoint.com/java-tutorial</w:t>
+              <w:t>https://</w:t>
+            </w:r>
+            <w:r>
+              <w:rPr>
+                <w:rStyle w:val="11"/>
+                <w:rFonts w:hint="default" w:ascii="Times New Roman" w:hAnsi="Times New Roman"/>
+                <w:sz w:val="26"/>
+                <w:szCs w:val="26"/>
+              </w:rPr>
+              <w:t>www.php.net/manual/en/getting-started.php</w:t>
             </w:r>
             <w:r>
               <w:rPr>
@@ -7953,7 +8193,7 @@
         </w:trPr>
         <w:tc>
           <w:tcPr>
-            <w:tcW w:w="937" w:type="dxa"/>
+            <w:tcW w:w="532" w:type="pct"/>
           </w:tcPr>
           <w:p>
             <w:pPr>
@@ -7981,7 +8221,7 @@
         </w:tc>
         <w:tc>
           <w:tcPr>
-            <w:tcW w:w="1945" w:type="dxa"/>
+            <w:tcW w:w="1179" w:type="pct"/>
           </w:tcPr>
           <w:p>
             <w:pPr>
@@ -7997,17 +8237,26 @@
             </w:pPr>
             <w:r>
               <w:rPr>
-                <w:rFonts w:ascii="Times New Roman" w:hAnsi="Times New Roman" w:cs="Times New Roman"/>
-                <w:sz w:val="26"/>
-                <w:szCs w:val="26"/>
-              </w:rPr>
-              <w:t>4 laravel</w:t>
-            </w:r>
-          </w:p>
-        </w:tc>
-        <w:tc>
-          <w:tcPr>
-            <w:tcW w:w="5906" w:type="dxa"/>
+                <w:rFonts w:hint="default" w:ascii="Times New Roman" w:hAnsi="Times New Roman" w:cs="Times New Roman"/>
+                <w:sz w:val="26"/>
+                <w:szCs w:val="26"/>
+                <w:lang w:val="en-US"/>
+              </w:rPr>
+              <w:t>L</w:t>
+            </w:r>
+            <w:r>
+              <w:rPr>
+                <w:rFonts w:ascii="Times New Roman" w:hAnsi="Times New Roman" w:cs="Times New Roman"/>
+                <w:sz w:val="26"/>
+                <w:szCs w:val="26"/>
+              </w:rPr>
+              <w:t>aravel</w:t>
+            </w:r>
+          </w:p>
+        </w:tc>
+        <w:tc>
+          <w:tcPr>
+            <w:tcW w:w="3287" w:type="pct"/>
           </w:tcPr>
           <w:p>
             <w:pPr>
@@ -8026,7 +8275,26 @@
                 <w:sz w:val="26"/>
                 <w:szCs w:val="26"/>
               </w:rPr>
-              <w:t>https://laravel.com/docs/10.x/releases</w:t>
+              <w:t>https://laravel.com/docs/1</w:t>
+            </w:r>
+            <w:r>
+              <w:rPr>
+                <w:rStyle w:val="11"/>
+                <w:rFonts w:hint="default" w:ascii="Times New Roman" w:hAnsi="Times New Roman" w:cs="Times New Roman"/>
+                <w:sz w:val="26"/>
+                <w:szCs w:val="26"/>
+                <w:lang w:val="vi-VN"/>
+              </w:rPr>
+              <w:t>2</w:t>
+            </w:r>
+            <w:r>
+              <w:rPr>
+                <w:rStyle w:val="11"/>
+                <w:rFonts w:ascii="Times New Roman" w:hAnsi="Times New Roman" w:cs="Times New Roman"/>
+                <w:sz w:val="26"/>
+                <w:szCs w:val="26"/>
+              </w:rPr>
+              <w:t>.x/releases</w:t>
             </w:r>
           </w:p>
         </w:tc>
@@ -8053,7 +8321,7 @@
         </w:trPr>
         <w:tc>
           <w:tcPr>
-            <w:tcW w:w="937" w:type="dxa"/>
+            <w:tcW w:w="532" w:type="pct"/>
           </w:tcPr>
           <w:p>
             <w:pPr>
@@ -8081,7 +8349,7 @@
         </w:tc>
         <w:tc>
           <w:tcPr>
-            <w:tcW w:w="1945" w:type="dxa"/>
+            <w:tcW w:w="1179" w:type="pct"/>
             <w:vAlign w:val="top"/>
           </w:tcPr>
           <w:p>
@@ -8089,9 +8357,10 @@
               <w:spacing w:after="0" w:line="360" w:lineRule="auto"/>
               <w:jc w:val="both"/>
               <w:rPr>
-                <w:rFonts w:ascii="Times New Roman" w:hAnsi="Times New Roman" w:cs="Times New Roman"/>
-                <w:sz w:val="26"/>
-                <w:szCs w:val="26"/>
+                <w:rFonts w:hint="default" w:ascii="Times New Roman" w:hAnsi="Times New Roman" w:cs="Times New Roman"/>
+                <w:sz w:val="26"/>
+                <w:szCs w:val="26"/>
+                <w:lang w:val="vi-VN"/>
               </w:rPr>
             </w:pPr>
             <w:r>
@@ -8107,7 +8376,7 @@
         </w:tc>
         <w:tc>
           <w:tcPr>
-            <w:tcW w:w="5906" w:type="dxa"/>
+            <w:tcW w:w="3287" w:type="pct"/>
             <w:vAlign w:val="top"/>
           </w:tcPr>
           <w:p>
@@ -8165,7 +8434,7 @@
         </w:trPr>
         <w:tc>
           <w:tcPr>
-            <w:tcW w:w="937" w:type="dxa"/>
+            <w:tcW w:w="532" w:type="pct"/>
           </w:tcPr>
           <w:p>
             <w:pPr>
@@ -8193,7 +8462,7 @@
         </w:tc>
         <w:tc>
           <w:tcPr>
-            <w:tcW w:w="1945" w:type="dxa"/>
+            <w:tcW w:w="1179" w:type="pct"/>
             <w:vAlign w:val="top"/>
           </w:tcPr>
           <w:p>
@@ -8201,25 +8470,34 @@
               <w:spacing w:after="0" w:line="360" w:lineRule="auto"/>
               <w:jc w:val="both"/>
               <w:rPr>
-                <w:rFonts w:ascii="Times New Roman" w:hAnsi="Times New Roman" w:cs="Times New Roman"/>
-                <w:sz w:val="26"/>
-                <w:szCs w:val="26"/>
-              </w:rPr>
-            </w:pPr>
-            <w:r>
-              <w:rPr>
-                <w:rFonts w:ascii="Times New Roman" w:hAnsi="Times New Roman" w:eastAsia="Times New Roman" w:cs="Times New Roman"/>
-                <w:sz w:val="26"/>
-                <w:szCs w:val="26"/>
-                <w:rtl w:val="0"/>
-              </w:rPr>
-              <w:t>React.JS</w:t>
-            </w:r>
-          </w:p>
-        </w:tc>
-        <w:tc>
-          <w:tcPr>
-            <w:tcW w:w="5906" w:type="dxa"/>
+                <w:rFonts w:hint="default" w:ascii="Times New Roman" w:hAnsi="Times New Roman" w:cs="Times New Roman"/>
+                <w:sz w:val="26"/>
+                <w:szCs w:val="26"/>
+                <w:lang w:val="vi-VN"/>
+              </w:rPr>
+            </w:pPr>
+            <w:r>
+              <w:rPr>
+                <w:rFonts w:hint="default" w:ascii="Times New Roman" w:hAnsi="Times New Roman"/>
+                <w:sz w:val="26"/>
+                <w:szCs w:val="26"/>
+              </w:rPr>
+              <w:t>Vue.</w:t>
+            </w:r>
+            <w:r>
+              <w:rPr>
+                <w:rFonts w:hint="default" w:ascii="Times New Roman" w:hAnsi="Times New Roman"/>
+                <w:sz w:val="26"/>
+                <w:szCs w:val="26"/>
+                <w:lang w:val="vi-VN"/>
+              </w:rPr>
+              <w:t>JS</w:t>
+            </w:r>
+          </w:p>
+        </w:tc>
+        <w:tc>
+          <w:tcPr>
+            <w:tcW w:w="3287" w:type="pct"/>
             <w:vAlign w:val="top"/>
           </w:tcPr>
           <w:p>
@@ -8245,12 +8523,140 @@
             <w:r>
               <w:rPr>
                 <w:rStyle w:val="11"/>
-                <w:rFonts w:ascii="Times New Roman" w:hAnsi="Times New Roman" w:cs="Times New Roman"/>
+                <w:rFonts w:hint="default" w:ascii="Times New Roman" w:hAnsi="Times New Roman"/>
                 <w:sz w:val="26"/>
                 <w:szCs w:val="26"/>
                 <w:rtl w:val="0"/>
               </w:rPr>
-              <w:t>react.dev/learn/tutorial-tic-tac-toe</w:t>
+              <w:t>vuejs.org/guide/introduction.html</w:t>
+            </w:r>
+          </w:p>
+        </w:tc>
+      </w:tr>
+      <w:tr>
+        <w:tblPrEx>
+          <w:tblBorders>
+            <w:top w:val="single" w:color="auto" w:sz="4" w:space="0"/>
+            <w:left w:val="single" w:color="auto" w:sz="4" w:space="0"/>
+            <w:bottom w:val="single" w:color="auto" w:sz="4" w:space="0"/>
+            <w:right w:val="single" w:color="auto" w:sz="4" w:space="0"/>
+            <w:insideH w:val="single" w:color="auto" w:sz="4" w:space="0"/>
+            <w:insideV w:val="single" w:color="auto" w:sz="4" w:space="0"/>
+          </w:tblBorders>
+          <w:tblCellMar>
+            <w:top w:w="0" w:type="dxa"/>
+            <w:left w:w="108" w:type="dxa"/>
+            <w:bottom w:w="0" w:type="dxa"/>
+            <w:right w:w="108" w:type="dxa"/>
+          </w:tblCellMar>
+        </w:tblPrEx>
+        <w:trPr>
+          <w:jc w:val="center"/>
+        </w:trPr>
+        <w:tc>
+          <w:tcPr>
+            <w:tcW w:w="532" w:type="pct"/>
+          </w:tcPr>
+          <w:p>
+            <w:pPr>
+              <w:pStyle w:val="19"/>
+              <w:spacing w:after="0" w:line="360" w:lineRule="auto"/>
+              <w:ind w:left="0"/>
+              <w:jc w:val="center"/>
+              <w:rPr>
+                <w:rFonts w:hint="default" w:ascii="Times New Roman" w:hAnsi="Times New Roman" w:cs="Times New Roman"/>
+                <w:sz w:val="26"/>
+                <w:szCs w:val="26"/>
+                <w:lang w:val="vi-VN"/>
+              </w:rPr>
+            </w:pPr>
+            <w:r>
+              <w:rPr>
+                <w:rFonts w:hint="default" w:ascii="Times New Roman" w:hAnsi="Times New Roman" w:cs="Times New Roman"/>
+                <w:sz w:val="26"/>
+                <w:szCs w:val="26"/>
+                <w:lang w:val="vi-VN"/>
+              </w:rPr>
+              <w:t>6</w:t>
+            </w:r>
+          </w:p>
+        </w:tc>
+        <w:tc>
+          <w:tcPr>
+            <w:tcW w:w="1179" w:type="pct"/>
+            <w:vAlign w:val="top"/>
+          </w:tcPr>
+          <w:p>
+            <w:pPr>
+              <w:spacing w:after="0" w:line="360" w:lineRule="auto"/>
+              <w:jc w:val="both"/>
+              <w:rPr>
+                <w:rFonts w:hint="default" w:ascii="Times New Roman" w:hAnsi="Times New Roman"/>
+                <w:sz w:val="26"/>
+                <w:szCs w:val="26"/>
+              </w:rPr>
+            </w:pPr>
+            <w:r>
+              <w:rPr>
+                <w:rFonts w:hint="default" w:ascii="Times New Roman" w:hAnsi="Times New Roman"/>
+                <w:sz w:val="26"/>
+                <w:szCs w:val="26"/>
+              </w:rPr>
+              <w:t>Python</w:t>
+            </w:r>
+            <w:r>
+              <w:rPr>
+                <w:rFonts w:hint="default" w:ascii="Times New Roman" w:hAnsi="Times New Roman"/>
+                <w:sz w:val="26"/>
+                <w:szCs w:val="26"/>
+                <w:lang w:val="vi-VN"/>
+              </w:rPr>
+              <w:t xml:space="preserve"> </w:t>
+            </w:r>
+            <w:r>
+              <w:rPr>
+                <w:rFonts w:hint="default" w:ascii="Times New Roman" w:hAnsi="Times New Roman"/>
+                <w:sz w:val="26"/>
+                <w:szCs w:val="26"/>
+              </w:rPr>
+              <w:t>/ FastAPI</w:t>
+            </w:r>
+          </w:p>
+        </w:tc>
+        <w:tc>
+          <w:tcPr>
+            <w:tcW w:w="6106" w:type="dxa"/>
+            <w:vAlign w:val="top"/>
+          </w:tcPr>
+          <w:p>
+            <w:pPr>
+              <w:spacing w:after="0" w:line="360" w:lineRule="auto"/>
+              <w:jc w:val="both"/>
+              <w:rPr>
+                <w:rStyle w:val="11"/>
+                <w:rFonts w:ascii="Times New Roman" w:hAnsi="Times New Roman" w:cs="Times New Roman"/>
+                <w:sz w:val="26"/>
+                <w:szCs w:val="26"/>
+              </w:rPr>
+            </w:pPr>
+            <w:r>
+              <w:rPr>
+                <w:rStyle w:val="11"/>
+                <w:rFonts w:ascii="Times New Roman" w:hAnsi="Times New Roman" w:cs="Times New Roman"/>
+                <w:sz w:val="26"/>
+                <w:szCs w:val="26"/>
+              </w:rPr>
+              <w:t>https://</w:t>
+            </w:r>
+            <w:r>
+              <w:rPr>
+                <w:rStyle w:val="11"/>
+                <w:rFonts w:hint="default" w:ascii="Times New Roman" w:hAnsi="Times New Roman"/>
+                <w:sz w:val="26"/>
+                <w:szCs w:val="26"/>
+                <w:rtl w:val="0"/>
+              </w:rPr>
+              <w:t>fastapi.tiangolo.com/tutorial/</w:t>
             </w:r>
           </w:p>
         </w:tc>
@@ -8296,7 +8702,7 @@
         <w:pStyle w:val="2"/>
         <w:numPr>
           <w:ilvl w:val="0"/>
-          <w:numId w:val="1"/>
+          <w:numId w:val="2"/>
         </w:numPr>
         <w:spacing w:before="0" w:line="360" w:lineRule="auto"/>
         <w:ind w:left="284" w:hanging="284"/>
@@ -8308,9 +8714,9 @@
           <w:szCs w:val="26"/>
         </w:rPr>
       </w:pPr>
-      <w:bookmarkStart w:id="13" w:name="_Toc70258537"/>
-      <w:bookmarkStart w:id="14" w:name="_Toc71830096"/>
-      <w:bookmarkStart w:id="15" w:name="_Toc7672"/>
+      <w:bookmarkStart w:id="13" w:name="_Toc24234"/>
+      <w:bookmarkStart w:id="14" w:name="_Toc70258537"/>
+      <w:bookmarkStart w:id="15" w:name="_Toc71830096"/>
       <w:r>
         <w:rPr>
           <w:rFonts w:ascii="Times New Roman" w:hAnsi="Times New Roman" w:cs="Times New Roman"/>
@@ -8330,7 +8736,7 @@
         <w:pStyle w:val="3"/>
         <w:numPr>
           <w:ilvl w:val="1"/>
-          <w:numId w:val="1"/>
+          <w:numId w:val="2"/>
         </w:numPr>
         <w:spacing w:before="0" w:line="360" w:lineRule="auto"/>
         <w:ind w:left="567" w:leftChars="0" w:hanging="567" w:firstLineChars="0"/>
@@ -8340,9 +8746,9 @@
           <w:color w:val="auto"/>
         </w:rPr>
       </w:pPr>
-      <w:bookmarkStart w:id="16" w:name="_Toc71830097"/>
-      <w:bookmarkStart w:id="17" w:name="_Toc70258538"/>
-      <w:bookmarkStart w:id="18" w:name="_Toc25969"/>
+      <w:bookmarkStart w:id="16" w:name="_Toc28864"/>
+      <w:bookmarkStart w:id="17" w:name="_Toc71830097"/>
+      <w:bookmarkStart w:id="18" w:name="_Toc70258538"/>
       <w:r>
         <w:rPr>
           <w:rFonts w:ascii="Times New Roman" w:hAnsi="Times New Roman" w:cs="Times New Roman"/>
@@ -8360,10 +8766,10 @@
         <w:pStyle w:val="19"/>
         <w:numPr>
           <w:ilvl w:val="0"/>
-          <w:numId w:val="2"/>
+          <w:numId w:val="3"/>
         </w:numPr>
         <w:spacing w:after="0" w:line="360" w:lineRule="auto"/>
-        <w:ind w:left="851" w:hanging="284"/>
+        <w:ind w:left="851" w:leftChars="0" w:hanging="284" w:firstLineChars="0"/>
         <w:jc w:val="both"/>
         <w:rPr>
           <w:rFonts w:ascii="Times New Roman" w:hAnsi="Times New Roman" w:cs="Times New Roman"/>
@@ -8393,10 +8799,10 @@
         <w:pStyle w:val="19"/>
         <w:numPr>
           <w:ilvl w:val="0"/>
-          <w:numId w:val="2"/>
+          <w:numId w:val="3"/>
         </w:numPr>
         <w:spacing w:after="0" w:line="360" w:lineRule="auto"/>
-        <w:ind w:left="851" w:hanging="284"/>
+        <w:ind w:left="851" w:leftChars="0" w:hanging="284" w:firstLineChars="0"/>
         <w:jc w:val="both"/>
         <w:rPr>
           <w:rFonts w:ascii="Times New Roman" w:hAnsi="Times New Roman" w:cs="Times New Roman"/>
@@ -8427,10 +8833,10 @@
         <w:pStyle w:val="19"/>
         <w:numPr>
           <w:ilvl w:val="0"/>
-          <w:numId w:val="2"/>
+          <w:numId w:val="3"/>
         </w:numPr>
         <w:spacing w:after="0" w:line="360" w:lineRule="auto"/>
-        <w:ind w:left="851" w:hanging="284"/>
+        <w:ind w:left="851" w:leftChars="0" w:hanging="284" w:firstLineChars="0"/>
         <w:jc w:val="both"/>
         <w:rPr>
           <w:rFonts w:ascii="Times New Roman" w:hAnsi="Times New Roman" w:cs="Times New Roman"/>
@@ -8461,7 +8867,7 @@
         <w:pStyle w:val="3"/>
         <w:numPr>
           <w:ilvl w:val="1"/>
-          <w:numId w:val="1"/>
+          <w:numId w:val="2"/>
         </w:numPr>
         <w:spacing w:before="0" w:line="360" w:lineRule="auto"/>
         <w:ind w:left="567" w:leftChars="0" w:hanging="567" w:firstLineChars="0"/>
@@ -8472,8 +8878,8 @@
         </w:rPr>
       </w:pPr>
       <w:bookmarkStart w:id="19" w:name="_Toc70258539"/>
-      <w:bookmarkStart w:id="20" w:name="_Toc71830098"/>
-      <w:bookmarkStart w:id="21" w:name="_Toc2185"/>
+      <w:bookmarkStart w:id="20" w:name="_Toc24430"/>
+      <w:bookmarkStart w:id="21" w:name="_Toc71830098"/>
       <w:r>
         <w:rPr>
           <w:rFonts w:ascii="Times New Roman" w:hAnsi="Times New Roman" w:cs="Times New Roman"/>
@@ -8491,10 +8897,10 @@
         <w:pStyle w:val="19"/>
         <w:numPr>
           <w:ilvl w:val="0"/>
-          <w:numId w:val="2"/>
+          <w:numId w:val="3"/>
         </w:numPr>
         <w:spacing w:after="0" w:line="360" w:lineRule="auto"/>
-        <w:ind w:left="851" w:hanging="284"/>
+        <w:ind w:left="851" w:leftChars="0" w:hanging="284" w:firstLineChars="0"/>
         <w:jc w:val="both"/>
         <w:rPr>
           <w:rFonts w:ascii="Times New Roman" w:hAnsi="Times New Roman" w:cs="Times New Roman"/>
@@ -8548,7 +8954,7 @@
         <w:pStyle w:val="3"/>
         <w:numPr>
           <w:ilvl w:val="1"/>
-          <w:numId w:val="1"/>
+          <w:numId w:val="2"/>
         </w:numPr>
         <w:spacing w:before="0" w:line="360" w:lineRule="auto"/>
         <w:ind w:left="567" w:leftChars="0" w:hanging="567" w:firstLineChars="0"/>
@@ -8558,9 +8964,9 @@
           <w:color w:val="auto"/>
         </w:rPr>
       </w:pPr>
-      <w:bookmarkStart w:id="22" w:name="_Toc70258540"/>
+      <w:bookmarkStart w:id="22" w:name="_Toc11072"/>
       <w:bookmarkStart w:id="23" w:name="_Toc71830099"/>
-      <w:bookmarkStart w:id="24" w:name="_Toc15719"/>
+      <w:bookmarkStart w:id="24" w:name="_Toc70258540"/>
       <w:r>
         <w:rPr>
           <w:rFonts w:ascii="Times New Roman" w:hAnsi="Times New Roman" w:cs="Times New Roman"/>
@@ -8578,10 +8984,10 @@
         <w:pStyle w:val="19"/>
         <w:numPr>
           <w:ilvl w:val="0"/>
-          <w:numId w:val="2"/>
+          <w:numId w:val="3"/>
         </w:numPr>
         <w:spacing w:after="0" w:line="360" w:lineRule="auto"/>
-        <w:ind w:left="851" w:hanging="284"/>
+        <w:ind w:left="851" w:leftChars="0" w:hanging="284" w:firstLineChars="0"/>
         <w:jc w:val="both"/>
         <w:rPr>
           <w:rFonts w:ascii="Times New Roman" w:hAnsi="Times New Roman" w:cs="Times New Roman"/>
@@ -8604,518 +9010,6 @@
           <w:szCs w:val="26"/>
         </w:rPr>
         <w:t xml:space="preserve"> được xây dựng dựa trên một số yêu cầu đặc biệt của người dùng như:</w:t>
-      </w:r>
-    </w:p>
-    <w:p>
-      <w:pPr>
-        <w:pStyle w:val="19"/>
-        <w:numPr>
-          <w:ilvl w:val="0"/>
-          <w:numId w:val="4"/>
-        </w:numPr>
-        <w:spacing w:after="0" w:line="360" w:lineRule="auto"/>
-        <w:ind w:left="1134" w:hanging="283"/>
-        <w:jc w:val="both"/>
-        <w:rPr>
-          <w:rFonts w:hint="default" w:ascii="Times New Roman" w:hAnsi="Times New Roman"/>
-          <w:sz w:val="26"/>
-          <w:szCs w:val="26"/>
-        </w:rPr>
-      </w:pPr>
-      <w:r>
-        <w:rPr>
-          <w:rFonts w:hint="default" w:ascii="Times New Roman" w:hAnsi="Times New Roman"/>
-          <w:sz w:val="26"/>
-          <w:szCs w:val="26"/>
-        </w:rPr>
-        <w:t>Người dùng có thể đăng ký, đăng nhập vào hệ thống để quản lý thông tin cá nhân, cập nhật hồ sơ (CV) và tìm kiếm các cơ hội việc làm phù hợp.</w:t>
-      </w:r>
-    </w:p>
-    <w:p>
-      <w:pPr>
-        <w:pStyle w:val="19"/>
-        <w:numPr>
-          <w:ilvl w:val="0"/>
-          <w:numId w:val="4"/>
-        </w:numPr>
-        <w:spacing w:after="0" w:line="360" w:lineRule="auto"/>
-        <w:ind w:left="1134" w:hanging="283"/>
-        <w:jc w:val="both"/>
-        <w:rPr>
-          <w:rFonts w:hint="default" w:ascii="Times New Roman" w:hAnsi="Times New Roman"/>
-          <w:sz w:val="26"/>
-          <w:szCs w:val="26"/>
-        </w:rPr>
-      </w:pPr>
-      <w:r>
-        <w:rPr>
-          <w:rFonts w:hint="default" w:ascii="Times New Roman" w:hAnsi="Times New Roman"/>
-          <w:sz w:val="26"/>
-          <w:szCs w:val="26"/>
-        </w:rPr>
-        <w:t>Doanh nghiệp có thể đăng tin tuyển dụng, quản lý danh sách ứng viên và theo dõi mức độ phù hợp của từng ứng viên đối với vị trí công việc.</w:t>
-      </w:r>
-    </w:p>
-    <w:p>
-      <w:pPr>
-        <w:pStyle w:val="19"/>
-        <w:numPr>
-          <w:ilvl w:val="0"/>
-          <w:numId w:val="4"/>
-        </w:numPr>
-        <w:spacing w:after="0" w:line="360" w:lineRule="auto"/>
-        <w:ind w:left="1134" w:hanging="283"/>
-        <w:jc w:val="both"/>
-        <w:rPr>
-          <w:rFonts w:hint="default" w:ascii="Times New Roman" w:hAnsi="Times New Roman"/>
-          <w:sz w:val="26"/>
-          <w:szCs w:val="26"/>
-        </w:rPr>
-      </w:pPr>
-      <w:r>
-        <w:rPr>
-          <w:rFonts w:hint="default" w:ascii="Times New Roman" w:hAnsi="Times New Roman"/>
-          <w:sz w:val="26"/>
-          <w:szCs w:val="26"/>
-        </w:rPr>
-        <w:t>Quản trị viên có toàn quyền quản lý hệ thống, bao gồm quản lý người dùng, kiểm duyệt nội dung và đảm bảo tính an toàn, bảo mật của hệ thống.</w:t>
-      </w:r>
-    </w:p>
-    <w:p>
-      <w:pPr>
-        <w:pStyle w:val="19"/>
-        <w:numPr>
-          <w:ilvl w:val="0"/>
-          <w:numId w:val="4"/>
-        </w:numPr>
-        <w:spacing w:after="0" w:line="360" w:lineRule="auto"/>
-        <w:ind w:left="1134" w:hanging="283"/>
-        <w:jc w:val="both"/>
-        <w:rPr>
-          <w:rFonts w:ascii="Times New Roman" w:hAnsi="Times New Roman" w:cs="Times New Roman"/>
-          <w:sz w:val="26"/>
-          <w:szCs w:val="26"/>
-        </w:rPr>
-      </w:pPr>
-      <w:r>
-        <w:rPr>
-          <w:rFonts w:hint="default" w:ascii="Times New Roman" w:hAnsi="Times New Roman"/>
-          <w:sz w:val="26"/>
-          <w:szCs w:val="26"/>
-        </w:rPr>
-        <w:t>Hệ thống tích hợp module trí tuệ nhân tạo nhằm hỗ trợ tính toán Matching Score, phân tích Skill Gap và đưa ra gợi ý nghề nghiệp phù hợp cho người dùng.</w:t>
-      </w:r>
-    </w:p>
-    <w:p>
-      <w:pPr>
-        <w:pStyle w:val="19"/>
-        <w:numPr>
-          <w:ilvl w:val="0"/>
-          <w:numId w:val="4"/>
-        </w:numPr>
-        <w:spacing w:after="0" w:line="360" w:lineRule="auto"/>
-        <w:ind w:left="1134" w:hanging="283"/>
-        <w:jc w:val="both"/>
-        <w:rPr>
-          <w:rFonts w:ascii="Times New Roman" w:hAnsi="Times New Roman" w:cs="Times New Roman"/>
-          <w:sz w:val="26"/>
-          <w:szCs w:val="26"/>
-        </w:rPr>
-      </w:pPr>
-      <w:r>
-        <w:rPr>
-          <w:rFonts w:ascii="Times New Roman" w:hAnsi="Times New Roman" w:cs="Times New Roman"/>
-          <w:sz w:val="26"/>
-          <w:szCs w:val="26"/>
-        </w:rPr>
-        <w:t>Công nghệ thực hiện:</w:t>
-      </w:r>
-      <w:r>
-        <w:rPr>
-          <w:rFonts w:hint="default" w:ascii="Times New Roman" w:hAnsi="Times New Roman" w:cs="Times New Roman"/>
-          <w:sz w:val="26"/>
-          <w:szCs w:val="26"/>
-          <w:lang w:val="vi-VN"/>
-        </w:rPr>
-        <w:t xml:space="preserve"> Laravel, VueJS, MySQL</w:t>
-      </w:r>
-      <w:r>
-        <w:rPr>
-          <w:rFonts w:ascii="Times New Roman" w:hAnsi="Times New Roman" w:cs="Times New Roman"/>
-          <w:sz w:val="26"/>
-          <w:szCs w:val="26"/>
-        </w:rPr>
-        <w:t>.</w:t>
-      </w:r>
-    </w:p>
-    <w:p>
-      <w:pPr>
-        <w:pStyle w:val="19"/>
-        <w:numPr>
-          <w:ilvl w:val="0"/>
-          <w:numId w:val="4"/>
-        </w:numPr>
-        <w:spacing w:after="0" w:line="360" w:lineRule="auto"/>
-        <w:ind w:left="1134" w:hanging="283"/>
-        <w:jc w:val="both"/>
-        <w:rPr>
-          <w:rFonts w:ascii="Times New Roman" w:hAnsi="Times New Roman" w:cs="Times New Roman"/>
-          <w:sz w:val="26"/>
-          <w:szCs w:val="26"/>
-        </w:rPr>
-      </w:pPr>
-      <w:r>
-        <w:rPr>
-          <w:rFonts w:ascii="Times New Roman" w:hAnsi="Times New Roman" w:cs="Times New Roman"/>
-          <w:sz w:val="26"/>
-          <w:szCs w:val="26"/>
-        </w:rPr>
-        <w:t>Quy trình phát triển ứng dựng: Quy trình Scrum.</w:t>
-      </w:r>
-      <w:bookmarkStart w:id="25" w:name="_Toc70258541"/>
-    </w:p>
-    <w:p>
-      <w:pPr>
-        <w:pStyle w:val="4"/>
-        <w:numPr>
-          <w:ilvl w:val="2"/>
-          <w:numId w:val="1"/>
-        </w:numPr>
-        <w:spacing w:before="0" w:line="360" w:lineRule="auto"/>
-        <w:ind w:left="709" w:leftChars="0" w:hanging="709" w:firstLineChars="0"/>
-        <w:rPr>
-          <w:rFonts w:ascii="Times New Roman" w:hAnsi="Times New Roman" w:cs="Times New Roman"/>
-          <w:b/>
-          <w:color w:val="auto"/>
-          <w:sz w:val="26"/>
-          <w:szCs w:val="26"/>
-        </w:rPr>
-      </w:pPr>
-      <w:bookmarkStart w:id="26" w:name="_Toc71830100"/>
-      <w:bookmarkStart w:id="27" w:name="_Toc25672"/>
-      <w:r>
-        <w:rPr>
-          <w:rFonts w:ascii="Times New Roman" w:hAnsi="Times New Roman" w:cs="Times New Roman"/>
-          <w:b/>
-          <w:color w:val="auto"/>
-          <w:sz w:val="26"/>
-          <w:szCs w:val="26"/>
-        </w:rPr>
-        <w:t>Mục tiêu dự án</w:t>
-      </w:r>
-      <w:bookmarkEnd w:id="25"/>
-      <w:bookmarkEnd w:id="26"/>
-      <w:bookmarkEnd w:id="27"/>
-    </w:p>
-    <w:p>
-      <w:pPr>
-        <w:pStyle w:val="19"/>
-        <w:numPr>
-          <w:ilvl w:val="0"/>
-          <w:numId w:val="2"/>
-        </w:numPr>
-        <w:spacing w:after="0" w:line="360" w:lineRule="auto"/>
-        <w:ind w:left="1276" w:hanging="283"/>
-        <w:jc w:val="both"/>
-        <w:rPr>
-          <w:rFonts w:hint="default" w:ascii="Times New Roman" w:hAnsi="Times New Roman"/>
-          <w:sz w:val="26"/>
-          <w:szCs w:val="26"/>
-        </w:rPr>
-      </w:pPr>
-      <w:r>
-        <w:rPr>
-          <w:rFonts w:hint="default" w:ascii="Times New Roman" w:hAnsi="Times New Roman"/>
-          <w:sz w:val="26"/>
-          <w:szCs w:val="26"/>
-        </w:rPr>
-        <w:t>Xây dựng hệ thống tuyển dụng và tư vấn việc làm tích hợp trí tuệ nhân tạo nhằm nâng cao hiệu quả kết nối giữa ứng viên và doanh nghiệp trong môi trường số.</w:t>
-      </w:r>
-    </w:p>
-    <w:p>
-      <w:pPr>
-        <w:pStyle w:val="19"/>
-        <w:numPr>
-          <w:ilvl w:val="0"/>
-          <w:numId w:val="2"/>
-        </w:numPr>
-        <w:spacing w:after="0" w:line="360" w:lineRule="auto"/>
-        <w:ind w:left="1276" w:hanging="283"/>
-        <w:jc w:val="both"/>
-        <w:rPr>
-          <w:rFonts w:hint="default" w:ascii="Times New Roman" w:hAnsi="Times New Roman"/>
-          <w:sz w:val="26"/>
-          <w:szCs w:val="26"/>
-        </w:rPr>
-      </w:pPr>
-      <w:r>
-        <w:rPr>
-          <w:rFonts w:hint="default" w:ascii="Times New Roman" w:hAnsi="Times New Roman"/>
-          <w:sz w:val="26"/>
-          <w:szCs w:val="26"/>
-        </w:rPr>
-        <w:t>Tự động hóa quá trình phân tích và so khớp hồ sơ ứng viên với yêu cầu công việc, hỗ trợ tuyển dụng và định hướng nghề nghiệp một cách chính xác, khoa học.</w:t>
-      </w:r>
-    </w:p>
-    <w:p>
-      <w:pPr>
-        <w:pStyle w:val="19"/>
-        <w:numPr>
-          <w:ilvl w:val="0"/>
-          <w:numId w:val="2"/>
-        </w:numPr>
-        <w:spacing w:after="0" w:line="360" w:lineRule="auto"/>
-        <w:ind w:left="1276" w:hanging="283"/>
-        <w:jc w:val="both"/>
-        <w:rPr>
-          <w:rFonts w:hint="default" w:ascii="Times New Roman" w:hAnsi="Times New Roman"/>
-          <w:sz w:val="26"/>
-          <w:szCs w:val="26"/>
-        </w:rPr>
-      </w:pPr>
-      <w:r>
-        <w:rPr>
-          <w:rFonts w:hint="default" w:ascii="Times New Roman" w:hAnsi="Times New Roman"/>
-          <w:sz w:val="26"/>
-          <w:szCs w:val="26"/>
-        </w:rPr>
-        <w:t>Phân tích, thiết kế và phát triển hệ thống Web-based theo kiến trúc Client–Server sử dụng Laravel, VueJS và MySQL.</w:t>
-      </w:r>
-    </w:p>
-    <w:p>
-      <w:pPr>
-        <w:pStyle w:val="19"/>
-        <w:numPr>
-          <w:ilvl w:val="0"/>
-          <w:numId w:val="2"/>
-        </w:numPr>
-        <w:spacing w:after="0" w:line="360" w:lineRule="auto"/>
-        <w:ind w:left="1276" w:hanging="283"/>
-        <w:jc w:val="both"/>
-        <w:rPr>
-          <w:rFonts w:hint="default" w:ascii="Times New Roman" w:hAnsi="Times New Roman"/>
-          <w:sz w:val="26"/>
-          <w:szCs w:val="26"/>
-        </w:rPr>
-      </w:pPr>
-      <w:r>
-        <w:rPr>
-          <w:rFonts w:hint="default" w:ascii="Times New Roman" w:hAnsi="Times New Roman"/>
-          <w:sz w:val="26"/>
-          <w:szCs w:val="26"/>
-        </w:rPr>
-        <w:t>Ứng dụng các kỹ thuật xử lý ngôn ngữ tự nhiên như TF-IDF và Cosine Similarity để tính toán Matching Score và thực hiện phân tích Skill Gap.</w:t>
-      </w:r>
-    </w:p>
-    <w:p>
-      <w:pPr>
-        <w:pStyle w:val="19"/>
-        <w:numPr>
-          <w:ilvl w:val="0"/>
-          <w:numId w:val="2"/>
-        </w:numPr>
-        <w:spacing w:after="0" w:line="360" w:lineRule="auto"/>
-        <w:ind w:left="1276" w:hanging="283"/>
-        <w:jc w:val="both"/>
-        <w:rPr>
-          <w:rFonts w:ascii="Times New Roman" w:hAnsi="Times New Roman" w:cs="Times New Roman"/>
-          <w:sz w:val="26"/>
-          <w:szCs w:val="26"/>
-        </w:rPr>
-      </w:pPr>
-      <w:r>
-        <w:rPr>
-          <w:rFonts w:hint="default" w:ascii="Times New Roman" w:hAnsi="Times New Roman"/>
-          <w:sz w:val="26"/>
-          <w:szCs w:val="26"/>
-        </w:rPr>
-        <w:t>Xây dựng sản phẩm phần mềm có tính ứng dụng thực tiễn trong lĩnh vực tuyển dụng, đồng thời vận dụng kiến thức về phân tích thiết kế hệ thống, công nghệ Web và trí tuệ nhân tạo để giải quyết bài toán thực tế.</w:t>
-      </w:r>
-    </w:p>
-    <w:p>
-      <w:pPr>
-        <w:pStyle w:val="19"/>
-        <w:spacing w:after="0" w:line="360" w:lineRule="auto"/>
-        <w:ind w:left="1560"/>
-        <w:jc w:val="both"/>
-        <w:rPr>
-          <w:rFonts w:ascii="Times New Roman" w:hAnsi="Times New Roman" w:cs="Times New Roman"/>
-          <w:sz w:val="26"/>
-          <w:szCs w:val="26"/>
-        </w:rPr>
-      </w:pPr>
-    </w:p>
-    <w:p>
-      <w:pPr>
-        <w:pStyle w:val="19"/>
-        <w:spacing w:after="0" w:line="360" w:lineRule="auto"/>
-        <w:ind w:left="1560"/>
-        <w:jc w:val="both"/>
-        <w:rPr>
-          <w:rFonts w:ascii="Times New Roman" w:hAnsi="Times New Roman" w:cs="Times New Roman"/>
-          <w:sz w:val="26"/>
-          <w:szCs w:val="26"/>
-        </w:rPr>
-      </w:pPr>
-    </w:p>
-    <w:p>
-      <w:pPr>
-        <w:pStyle w:val="19"/>
-        <w:spacing w:after="0" w:line="360" w:lineRule="auto"/>
-        <w:ind w:left="1560"/>
-        <w:jc w:val="both"/>
-        <w:rPr>
-          <w:rFonts w:ascii="Times New Roman" w:hAnsi="Times New Roman" w:cs="Times New Roman"/>
-          <w:sz w:val="26"/>
-          <w:szCs w:val="26"/>
-        </w:rPr>
-      </w:pPr>
-    </w:p>
-    <w:p>
-      <w:pPr>
-        <w:pStyle w:val="19"/>
-        <w:spacing w:after="0" w:line="360" w:lineRule="auto"/>
-        <w:ind w:left="1560"/>
-        <w:jc w:val="both"/>
-        <w:rPr>
-          <w:rFonts w:ascii="Times New Roman" w:hAnsi="Times New Roman" w:cs="Times New Roman"/>
-          <w:sz w:val="26"/>
-          <w:szCs w:val="26"/>
-        </w:rPr>
-      </w:pPr>
-    </w:p>
-    <w:p>
-      <w:pPr>
-        <w:pStyle w:val="19"/>
-        <w:spacing w:after="0" w:line="360" w:lineRule="auto"/>
-        <w:ind w:left="1560"/>
-        <w:jc w:val="both"/>
-        <w:rPr>
-          <w:rFonts w:ascii="Times New Roman" w:hAnsi="Times New Roman" w:cs="Times New Roman"/>
-          <w:sz w:val="26"/>
-          <w:szCs w:val="26"/>
-        </w:rPr>
-      </w:pPr>
-    </w:p>
-    <w:p>
-      <w:pPr>
-        <w:pStyle w:val="19"/>
-        <w:spacing w:after="0" w:line="360" w:lineRule="auto"/>
-        <w:ind w:left="1560"/>
-        <w:jc w:val="both"/>
-        <w:rPr>
-          <w:rFonts w:ascii="Times New Roman" w:hAnsi="Times New Roman" w:cs="Times New Roman"/>
-          <w:sz w:val="26"/>
-          <w:szCs w:val="26"/>
-        </w:rPr>
-      </w:pPr>
-    </w:p>
-    <w:p>
-      <w:pPr>
-        <w:pStyle w:val="19"/>
-        <w:spacing w:after="0" w:line="360" w:lineRule="auto"/>
-        <w:ind w:left="1560"/>
-        <w:jc w:val="both"/>
-        <w:rPr>
-          <w:rFonts w:ascii="Times New Roman" w:hAnsi="Times New Roman" w:cs="Times New Roman"/>
-          <w:sz w:val="26"/>
-          <w:szCs w:val="26"/>
-        </w:rPr>
-      </w:pPr>
-    </w:p>
-    <w:p>
-      <w:pPr>
-        <w:pStyle w:val="4"/>
-        <w:numPr>
-          <w:ilvl w:val="2"/>
-          <w:numId w:val="1"/>
-        </w:numPr>
-        <w:spacing w:before="0" w:line="360" w:lineRule="auto"/>
-        <w:ind w:left="709" w:leftChars="0" w:hanging="709" w:firstLineChars="0"/>
-        <w:rPr>
-          <w:rFonts w:ascii="Times New Roman" w:hAnsi="Times New Roman" w:cs="Times New Roman"/>
-          <w:b/>
-          <w:color w:val="auto"/>
-          <w:sz w:val="26"/>
-          <w:szCs w:val="26"/>
-        </w:rPr>
-      </w:pPr>
-      <w:bookmarkStart w:id="28" w:name="_Toc70258542"/>
-      <w:bookmarkStart w:id="29" w:name="_Toc71830101"/>
-      <w:bookmarkStart w:id="30" w:name="_Toc32613"/>
-      <w:r>
-        <w:rPr>
-          <w:rFonts w:ascii="Times New Roman" w:hAnsi="Times New Roman" w:cs="Times New Roman"/>
-          <w:b/>
-          <w:color w:val="auto"/>
-          <w:sz w:val="26"/>
-          <w:szCs w:val="26"/>
-        </w:rPr>
-        <w:t xml:space="preserve">Hoạt động của </w:t>
-      </w:r>
-      <w:bookmarkEnd w:id="28"/>
-      <w:bookmarkEnd w:id="29"/>
-      <w:r>
-        <w:rPr>
-          <w:rFonts w:hint="default" w:ascii="Times New Roman" w:hAnsi="Times New Roman" w:cs="Times New Roman"/>
-          <w:b/>
-          <w:color w:val="auto"/>
-          <w:sz w:val="26"/>
-          <w:szCs w:val="26"/>
-          <w:lang w:val="en-US"/>
-        </w:rPr>
-        <w:t>hệ thống</w:t>
-      </w:r>
-      <w:bookmarkEnd w:id="30"/>
-    </w:p>
-    <w:p>
-      <w:pPr>
-        <w:pStyle w:val="19"/>
-        <w:numPr>
-          <w:ilvl w:val="0"/>
-          <w:numId w:val="2"/>
-        </w:numPr>
-        <w:spacing w:after="0" w:line="360" w:lineRule="auto"/>
-        <w:ind w:left="1276" w:hanging="283"/>
-        <w:jc w:val="both"/>
-        <w:rPr>
-          <w:rFonts w:ascii="Times New Roman" w:hAnsi="Times New Roman" w:cs="Times New Roman"/>
-          <w:sz w:val="26"/>
-          <w:szCs w:val="26"/>
-        </w:rPr>
-      </w:pPr>
-      <w:r>
-        <w:rPr>
-          <w:rFonts w:hint="default" w:ascii="Times New Roman" w:hAnsi="Times New Roman" w:cs="Times New Roman"/>
-          <w:sz w:val="26"/>
-          <w:szCs w:val="26"/>
-        </w:rPr>
-        <w:t xml:space="preserve">Hệ thống tuyển dụng và tư vấn việc làm tích hợp trí tuệ nhân tạo gồm 3 tác nhân chính: Ứng viên, </w:t>
-      </w:r>
-      <w:r>
-        <w:rPr>
-          <w:rFonts w:hint="default" w:ascii="Times New Roman" w:hAnsi="Times New Roman" w:cs="Times New Roman"/>
-          <w:sz w:val="26"/>
-          <w:szCs w:val="26"/>
-          <w:lang w:val="vi-VN"/>
-        </w:rPr>
-        <w:t>Nhà tuyển dụng</w:t>
-      </w:r>
-      <w:r>
-        <w:rPr>
-          <w:rFonts w:hint="default" w:ascii="Times New Roman" w:hAnsi="Times New Roman" w:cs="Times New Roman"/>
-          <w:sz w:val="26"/>
-          <w:szCs w:val="26"/>
-        </w:rPr>
-        <w:t xml:space="preserve"> và Quản trị viên (Admin).</w:t>
-      </w:r>
-      <w:r>
-        <w:rPr>
-          <w:rFonts w:ascii="Times New Roman" w:hAnsi="Times New Roman" w:cs="Times New Roman"/>
-          <w:sz w:val="26"/>
-          <w:szCs w:val="26"/>
-        </w:rPr>
-        <w:t xml:space="preserve"> </w:t>
       </w:r>
     </w:p>
     <w:p>
@@ -9126,45 +9020,21 @@
           <w:numId w:val="5"/>
         </w:numPr>
         <w:spacing w:after="0" w:line="360" w:lineRule="auto"/>
-        <w:ind w:left="1560" w:hanging="284"/>
-        <w:rPr>
-          <w:rFonts w:ascii="Times New Roman" w:hAnsi="Times New Roman" w:cs="Times New Roman"/>
-          <w:sz w:val="26"/>
-          <w:szCs w:val="26"/>
-        </w:rPr>
-      </w:pPr>
-      <w:r>
-        <w:rPr>
-          <w:rFonts w:ascii="Times New Roman" w:hAnsi="Times New Roman" w:cs="Times New Roman"/>
-          <w:sz w:val="26"/>
-          <w:szCs w:val="26"/>
-        </w:rPr>
-        <w:t>Đối với</w:t>
-      </w:r>
-      <w:r>
-        <w:rPr>
-          <w:rFonts w:hint="default" w:ascii="Times New Roman" w:hAnsi="Times New Roman" w:cs="Times New Roman"/>
-          <w:sz w:val="26"/>
-          <w:szCs w:val="26"/>
-          <w:lang w:val="en-US"/>
-        </w:rPr>
-        <w:t xml:space="preserve"> Ứng</w:t>
-      </w:r>
-      <w:r>
-        <w:rPr>
-          <w:rFonts w:ascii="Times New Roman" w:hAnsi="Times New Roman" w:cs="Times New Roman"/>
-          <w:sz w:val="26"/>
-          <w:szCs w:val="26"/>
-        </w:rPr>
-        <w:t xml:space="preserve"> viên: </w:t>
-      </w:r>
-      <w:r>
-        <w:rPr>
-          <w:rFonts w:hint="default" w:ascii="Times New Roman" w:hAnsi="Times New Roman" w:cs="Times New Roman"/>
-          <w:sz w:val="26"/>
-          <w:szCs w:val="26"/>
-        </w:rPr>
-        <w:t>(1) Khi ứng viên gửi yêu cầu đến hệ thống (đăng ký, đăng nhập, upload CV, tìm kiếm việc làm), hệ thống sẽ tiếp nhận và xử lý dữ liệu.(2) Hệ thống phản hồi kết quả cho ứng viên bao gồm danh sách công việc phù hợp, chỉ số Matching Score và các gợi ý kỹ năng cần cải thiện</w:t>
+        <w:ind w:left="1134" w:hanging="283"/>
+        <w:jc w:val="both"/>
+        <w:rPr>
+          <w:rFonts w:hint="default" w:ascii="Times New Roman" w:hAnsi="Times New Roman"/>
+          <w:sz w:val="26"/>
+          <w:szCs w:val="26"/>
+        </w:rPr>
+      </w:pPr>
+      <w:r>
+        <w:rPr>
+          <w:rFonts w:hint="default" w:ascii="Times New Roman" w:hAnsi="Times New Roman"/>
+          <w:sz w:val="26"/>
+          <w:szCs w:val="26"/>
+        </w:rPr>
+        <w:t>Người dùng có thể đăng ký, đăng nhập vào hệ thống để quản lý thông tin cá nhân, cập nhật hồ sơ (CV) và tìm kiếm các cơ hội việc làm phù hợp.</w:t>
       </w:r>
     </w:p>
     <w:p>
@@ -9175,62 +9045,21 @@
           <w:numId w:val="5"/>
         </w:numPr>
         <w:spacing w:after="0" w:line="360" w:lineRule="auto"/>
-        <w:ind w:left="1560" w:hanging="284"/>
-        <w:rPr>
-          <w:rFonts w:ascii="Times New Roman" w:hAnsi="Times New Roman" w:cs="Times New Roman"/>
-          <w:sz w:val="26"/>
-          <w:szCs w:val="26"/>
-        </w:rPr>
-      </w:pPr>
-      <w:r>
-        <w:rPr>
-          <w:rFonts w:ascii="Times New Roman" w:hAnsi="Times New Roman" w:cs="Times New Roman"/>
-          <w:sz w:val="26"/>
-          <w:szCs w:val="26"/>
-        </w:rPr>
-        <w:t xml:space="preserve">Đối với </w:t>
-      </w:r>
-      <w:r>
-        <w:rPr>
-          <w:rFonts w:hint="default" w:ascii="Times New Roman" w:hAnsi="Times New Roman" w:cs="Times New Roman"/>
-          <w:sz w:val="26"/>
-          <w:szCs w:val="26"/>
-          <w:lang w:val="vi-VN"/>
-        </w:rPr>
-        <w:t>Nhà tuyển dụng</w:t>
-      </w:r>
-      <w:r>
-        <w:rPr>
-          <w:rFonts w:ascii="Times New Roman" w:hAnsi="Times New Roman" w:cs="Times New Roman"/>
-          <w:sz w:val="26"/>
-          <w:szCs w:val="26"/>
-        </w:rPr>
-        <w:t xml:space="preserve">: </w:t>
-      </w:r>
-      <w:r>
-        <w:rPr>
-          <w:rFonts w:hint="default" w:ascii="Times New Roman" w:hAnsi="Times New Roman" w:cs="Times New Roman"/>
-          <w:sz w:val="26"/>
-          <w:szCs w:val="26"/>
-        </w:rPr>
-        <w:t xml:space="preserve">(3) Khi </w:t>
-      </w:r>
-      <w:r>
-        <w:rPr>
-          <w:rFonts w:hint="default" w:ascii="Times New Roman" w:hAnsi="Times New Roman" w:cs="Times New Roman"/>
-          <w:sz w:val="26"/>
-          <w:szCs w:val="26"/>
-          <w:lang w:val="vi-VN"/>
-        </w:rPr>
-        <w:t>nhà tuyển dụng</w:t>
-      </w:r>
-      <w:r>
-        <w:rPr>
-          <w:rFonts w:hint="default" w:ascii="Times New Roman" w:hAnsi="Times New Roman" w:cs="Times New Roman"/>
-          <w:sz w:val="26"/>
-          <w:szCs w:val="26"/>
-        </w:rPr>
-        <w:t xml:space="preserve"> gửi yêu cầu đến hệ thống (đăng tin tuyển dụng, tìm kiếm ứng viên), hệ thống sẽ tiếp nhận và phân tích dữ liệu tuyển dụng.(4) Hệ thống phản hồi danh sách ứng viên phù hợp, kèm theo mức độ Matching Score và các thông tin thống kê </w:t>
+        <w:ind w:left="1134" w:hanging="283"/>
+        <w:jc w:val="both"/>
+        <w:rPr>
+          <w:rFonts w:hint="default" w:ascii="Times New Roman" w:hAnsi="Times New Roman"/>
+          <w:sz w:val="26"/>
+          <w:szCs w:val="26"/>
+        </w:rPr>
+      </w:pPr>
+      <w:r>
+        <w:rPr>
+          <w:rFonts w:hint="default" w:ascii="Times New Roman" w:hAnsi="Times New Roman"/>
+          <w:sz w:val="26"/>
+          <w:szCs w:val="26"/>
+        </w:rPr>
+        <w:t>Doanh nghiệp có thể đăng tin tuyển dụng, quản lý danh sách ứng viên và theo dõi mức độ phù hợp của từng ứng viên đối với vị trí công việc.</w:t>
       </w:r>
     </w:p>
     <w:p>
@@ -9241,45 +9070,384 @@
           <w:numId w:val="5"/>
         </w:numPr>
         <w:spacing w:after="0" w:line="360" w:lineRule="auto"/>
-        <w:ind w:left="1560" w:hanging="284"/>
-        <w:rPr>
-          <w:rFonts w:ascii="Times New Roman" w:hAnsi="Times New Roman" w:cs="Times New Roman"/>
-          <w:sz w:val="26"/>
-          <w:szCs w:val="26"/>
-        </w:rPr>
-      </w:pPr>
-      <w:r>
-        <w:rPr>
-          <w:rFonts w:ascii="Times New Roman" w:hAnsi="Times New Roman" w:cs="Times New Roman"/>
-          <w:sz w:val="26"/>
-          <w:szCs w:val="26"/>
-        </w:rPr>
-        <w:t xml:space="preserve">Đối với </w:t>
+        <w:ind w:left="1134" w:hanging="283"/>
+        <w:jc w:val="both"/>
+        <w:rPr>
+          <w:rFonts w:hint="default" w:ascii="Times New Roman" w:hAnsi="Times New Roman"/>
+          <w:sz w:val="26"/>
+          <w:szCs w:val="26"/>
+        </w:rPr>
+      </w:pPr>
+      <w:r>
+        <w:rPr>
+          <w:rFonts w:hint="default" w:ascii="Times New Roman" w:hAnsi="Times New Roman"/>
+          <w:sz w:val="26"/>
+          <w:szCs w:val="26"/>
+        </w:rPr>
+        <w:t>Quản trị viên có toàn quyền quản lý hệ thống, bao gồm quản lý người dùng, kiểm duyệt nội dung và đảm bảo tính an toàn, bảo mật của hệ thống.</w:t>
+      </w:r>
+    </w:p>
+    <w:p>
+      <w:pPr>
+        <w:pStyle w:val="19"/>
+        <w:numPr>
+          <w:ilvl w:val="0"/>
+          <w:numId w:val="5"/>
+        </w:numPr>
+        <w:spacing w:after="0" w:line="360" w:lineRule="auto"/>
+        <w:ind w:left="1134" w:hanging="283"/>
+        <w:jc w:val="both"/>
+        <w:rPr>
+          <w:rFonts w:ascii="Times New Roman" w:hAnsi="Times New Roman" w:cs="Times New Roman"/>
+          <w:sz w:val="26"/>
+          <w:szCs w:val="26"/>
+        </w:rPr>
+      </w:pPr>
+      <w:r>
+        <w:rPr>
+          <w:rFonts w:hint="default" w:ascii="Times New Roman" w:hAnsi="Times New Roman"/>
+          <w:sz w:val="26"/>
+          <w:szCs w:val="26"/>
+        </w:rPr>
+        <w:t>Hệ thống tích hợp module trí tuệ nhân tạo nhằm hỗ trợ tính toán Matching Score, phân tích Skill Gap và đưa ra gợi ý nghề nghiệp phù hợp cho người dùng.</w:t>
+      </w:r>
+    </w:p>
+    <w:p>
+      <w:pPr>
+        <w:pStyle w:val="19"/>
+        <w:numPr>
+          <w:ilvl w:val="0"/>
+          <w:numId w:val="5"/>
+        </w:numPr>
+        <w:spacing w:after="0" w:line="360" w:lineRule="auto"/>
+        <w:ind w:left="1134" w:hanging="283"/>
+        <w:jc w:val="both"/>
+        <w:rPr>
+          <w:rFonts w:ascii="Times New Roman" w:hAnsi="Times New Roman" w:cs="Times New Roman"/>
+          <w:sz w:val="26"/>
+          <w:szCs w:val="26"/>
+        </w:rPr>
+      </w:pPr>
+      <w:r>
+        <w:rPr>
+          <w:rFonts w:ascii="Times New Roman" w:hAnsi="Times New Roman" w:cs="Times New Roman"/>
+          <w:sz w:val="26"/>
+          <w:szCs w:val="26"/>
+        </w:rPr>
+        <w:t>Công nghệ thực hiện:</w:t>
       </w:r>
       <w:r>
         <w:rPr>
           <w:rFonts w:hint="default" w:ascii="Times New Roman" w:hAnsi="Times New Roman" w:cs="Times New Roman"/>
           <w:sz w:val="26"/>
           <w:szCs w:val="26"/>
+          <w:lang w:val="vi-VN"/>
+        </w:rPr>
+        <w:t xml:space="preserve"> Laravel, VueJS, MySQL</w:t>
+      </w:r>
+      <w:r>
+        <w:rPr>
+          <w:rFonts w:ascii="Times New Roman" w:hAnsi="Times New Roman" w:cs="Times New Roman"/>
+          <w:sz w:val="26"/>
+          <w:szCs w:val="26"/>
+        </w:rPr>
+        <w:t>.</w:t>
+      </w:r>
+    </w:p>
+    <w:p>
+      <w:pPr>
+        <w:pStyle w:val="19"/>
+        <w:numPr>
+          <w:ilvl w:val="0"/>
+          <w:numId w:val="5"/>
+        </w:numPr>
+        <w:spacing w:after="0" w:line="360" w:lineRule="auto"/>
+        <w:ind w:left="1134" w:hanging="283"/>
+        <w:jc w:val="both"/>
+        <w:rPr>
+          <w:rFonts w:ascii="Times New Roman" w:hAnsi="Times New Roman" w:cs="Times New Roman"/>
+          <w:sz w:val="26"/>
+          <w:szCs w:val="26"/>
+        </w:rPr>
+      </w:pPr>
+      <w:r>
+        <w:rPr>
+          <w:rFonts w:ascii="Times New Roman" w:hAnsi="Times New Roman" w:cs="Times New Roman"/>
+          <w:sz w:val="26"/>
+          <w:szCs w:val="26"/>
+        </w:rPr>
+        <w:t xml:space="preserve">Quy trình phát triển ứng </w:t>
+      </w:r>
+      <w:r>
+        <w:rPr>
+          <w:rFonts w:hint="default" w:ascii="Times New Roman" w:hAnsi="Times New Roman" w:cs="Times New Roman"/>
+          <w:sz w:val="26"/>
+          <w:szCs w:val="26"/>
+          <w:lang w:val="vi-VN"/>
+        </w:rPr>
+        <w:t>dụng</w:t>
+      </w:r>
+      <w:r>
+        <w:rPr>
+          <w:rFonts w:ascii="Times New Roman" w:hAnsi="Times New Roman" w:cs="Times New Roman"/>
+          <w:sz w:val="26"/>
+          <w:szCs w:val="26"/>
+        </w:rPr>
+        <w:t>: Quy trình Scrum.</w:t>
+      </w:r>
+      <w:bookmarkStart w:id="25" w:name="_Toc70258541"/>
+    </w:p>
+    <w:p>
+      <w:pPr>
+        <w:pStyle w:val="4"/>
+        <w:numPr>
+          <w:ilvl w:val="2"/>
+          <w:numId w:val="2"/>
+        </w:numPr>
+        <w:spacing w:before="0" w:line="360" w:lineRule="auto"/>
+        <w:ind w:left="709" w:leftChars="0" w:hanging="709" w:firstLineChars="0"/>
+        <w:rPr>
+          <w:rFonts w:ascii="Times New Roman" w:hAnsi="Times New Roman" w:cs="Times New Roman"/>
+          <w:b/>
+          <w:color w:val="auto"/>
+          <w:sz w:val="26"/>
+          <w:szCs w:val="26"/>
+        </w:rPr>
+      </w:pPr>
+      <w:bookmarkStart w:id="26" w:name="_Toc11307"/>
+      <w:bookmarkStart w:id="27" w:name="_Toc71830100"/>
+      <w:r>
+        <w:rPr>
+          <w:rFonts w:ascii="Times New Roman" w:hAnsi="Times New Roman" w:cs="Times New Roman"/>
+          <w:b/>
+          <w:color w:val="auto"/>
+          <w:sz w:val="26"/>
+          <w:szCs w:val="26"/>
+        </w:rPr>
+        <w:t>Mục tiêu dự án</w:t>
+      </w:r>
+      <w:bookmarkEnd w:id="25"/>
+      <w:bookmarkEnd w:id="26"/>
+      <w:bookmarkEnd w:id="27"/>
+    </w:p>
+    <w:p>
+      <w:pPr>
+        <w:pStyle w:val="19"/>
+        <w:numPr>
+          <w:ilvl w:val="0"/>
+          <w:numId w:val="3"/>
+        </w:numPr>
+        <w:spacing w:after="0" w:line="360" w:lineRule="auto"/>
+        <w:ind w:left="992" w:leftChars="0" w:hanging="283" w:firstLineChars="0"/>
+        <w:jc w:val="both"/>
+        <w:rPr>
+          <w:rFonts w:hint="default" w:ascii="Times New Roman" w:hAnsi="Times New Roman"/>
+          <w:sz w:val="26"/>
+          <w:szCs w:val="26"/>
+        </w:rPr>
+      </w:pPr>
+      <w:r>
+        <w:rPr>
+          <w:rFonts w:hint="default" w:ascii="Times New Roman" w:hAnsi="Times New Roman"/>
+          <w:sz w:val="26"/>
+          <w:szCs w:val="26"/>
+        </w:rPr>
+        <w:t>Xây dựng hệ thống tuyển dụng và tư vấn việc làm tích hợp trí tuệ nhân tạo nhằm nâng cao hiệu quả kết nối giữa ứng viên và doanh nghiệp trong môi trường số.</w:t>
+      </w:r>
+    </w:p>
+    <w:p>
+      <w:pPr>
+        <w:pStyle w:val="19"/>
+        <w:numPr>
+          <w:ilvl w:val="0"/>
+          <w:numId w:val="3"/>
+        </w:numPr>
+        <w:spacing w:after="0" w:line="360" w:lineRule="auto"/>
+        <w:ind w:left="992" w:leftChars="0" w:hanging="283" w:firstLineChars="0"/>
+        <w:jc w:val="both"/>
+        <w:rPr>
+          <w:rFonts w:hint="default" w:ascii="Times New Roman" w:hAnsi="Times New Roman"/>
+          <w:sz w:val="26"/>
+          <w:szCs w:val="26"/>
+        </w:rPr>
+      </w:pPr>
+      <w:r>
+        <w:rPr>
+          <w:rFonts w:hint="default" w:ascii="Times New Roman" w:hAnsi="Times New Roman"/>
+          <w:sz w:val="26"/>
+          <w:szCs w:val="26"/>
+        </w:rPr>
+        <w:t>Tự động hóa quá trình phân tích và so khớp hồ sơ ứng viên với yêu cầu công việc, hỗ trợ tuyển dụng và định hướng nghề nghiệp một cách chính xác, khoa học.</w:t>
+      </w:r>
+    </w:p>
+    <w:p>
+      <w:pPr>
+        <w:pStyle w:val="19"/>
+        <w:numPr>
+          <w:ilvl w:val="0"/>
+          <w:numId w:val="3"/>
+        </w:numPr>
+        <w:spacing w:after="0" w:line="360" w:lineRule="auto"/>
+        <w:ind w:left="992" w:leftChars="0" w:hanging="283" w:firstLineChars="0"/>
+        <w:jc w:val="both"/>
+        <w:rPr>
+          <w:rFonts w:hint="default" w:ascii="Times New Roman" w:hAnsi="Times New Roman"/>
+          <w:sz w:val="26"/>
+          <w:szCs w:val="26"/>
+        </w:rPr>
+      </w:pPr>
+      <w:r>
+        <w:rPr>
+          <w:rFonts w:hint="default" w:ascii="Times New Roman" w:hAnsi="Times New Roman"/>
+          <w:sz w:val="26"/>
+          <w:szCs w:val="26"/>
+        </w:rPr>
+        <w:t>Phân tích, thiết kế và phát triển hệ thống Web-based theo kiến trúc Client–Server sử dụng Laravel, VueJS và MySQL.</w:t>
+      </w:r>
+    </w:p>
+    <w:p>
+      <w:pPr>
+        <w:pStyle w:val="19"/>
+        <w:numPr>
+          <w:ilvl w:val="0"/>
+          <w:numId w:val="3"/>
+        </w:numPr>
+        <w:spacing w:after="0" w:line="360" w:lineRule="auto"/>
+        <w:ind w:left="992" w:leftChars="0" w:hanging="283" w:firstLineChars="0"/>
+        <w:jc w:val="both"/>
+        <w:rPr>
+          <w:rFonts w:hint="default" w:ascii="Times New Roman" w:hAnsi="Times New Roman"/>
+          <w:sz w:val="26"/>
+          <w:szCs w:val="26"/>
+        </w:rPr>
+      </w:pPr>
+      <w:r>
+        <w:rPr>
+          <w:rFonts w:hint="default" w:ascii="Times New Roman" w:hAnsi="Times New Roman"/>
+          <w:sz w:val="26"/>
+          <w:szCs w:val="26"/>
+        </w:rPr>
+        <w:t>Ứng dụng các kỹ thuật xử lý ngôn ngữ tự nhiên như TF-IDF và Cosine Similarity để tính toán Matching Score và thực hiện phân tích Skill Gap.</w:t>
+      </w:r>
+    </w:p>
+    <w:p>
+      <w:pPr>
+        <w:pStyle w:val="19"/>
+        <w:numPr>
+          <w:ilvl w:val="0"/>
+          <w:numId w:val="3"/>
+        </w:numPr>
+        <w:spacing w:after="0" w:line="360" w:lineRule="auto"/>
+        <w:ind w:left="992" w:leftChars="0" w:hanging="283" w:firstLineChars="0"/>
+        <w:jc w:val="both"/>
+        <w:rPr>
+          <w:rFonts w:ascii="Times New Roman" w:hAnsi="Times New Roman" w:cs="Times New Roman"/>
+          <w:sz w:val="26"/>
+          <w:szCs w:val="26"/>
+        </w:rPr>
+      </w:pPr>
+      <w:r>
+        <w:rPr>
+          <w:rFonts w:hint="default" w:ascii="Times New Roman" w:hAnsi="Times New Roman"/>
+          <w:sz w:val="26"/>
+          <w:szCs w:val="26"/>
+        </w:rPr>
+        <w:t>Xây dựng sản phẩm phần mềm có tính ứng dụng thực tiễn trong lĩnh vực tuyển dụng, đồng thời vận dụng kiến thức về phân tích thiết kế hệ thống, công nghệ Web và trí tuệ nhân tạo để giải quyết bài toán thực tế.</w:t>
+      </w:r>
+    </w:p>
+    <w:p>
+      <w:pPr>
+        <w:pStyle w:val="4"/>
+        <w:numPr>
+          <w:ilvl w:val="2"/>
+          <w:numId w:val="2"/>
+        </w:numPr>
+        <w:spacing w:before="0" w:line="360" w:lineRule="auto"/>
+        <w:ind w:left="709" w:leftChars="0" w:hanging="709" w:firstLineChars="0"/>
+        <w:rPr>
+          <w:rFonts w:ascii="Times New Roman" w:hAnsi="Times New Roman" w:cs="Times New Roman"/>
+          <w:b/>
+          <w:color w:val="auto"/>
+          <w:sz w:val="26"/>
+          <w:szCs w:val="26"/>
+        </w:rPr>
+      </w:pPr>
+      <w:bookmarkStart w:id="28" w:name="_Toc71830101"/>
+      <w:bookmarkStart w:id="29" w:name="_Toc70258542"/>
+      <w:bookmarkStart w:id="30" w:name="_Toc14455"/>
+      <w:r>
+        <w:rPr>
+          <w:rFonts w:ascii="Times New Roman" w:hAnsi="Times New Roman" w:cs="Times New Roman"/>
+          <w:b/>
+          <w:color w:val="auto"/>
+          <w:sz w:val="26"/>
+          <w:szCs w:val="26"/>
+        </w:rPr>
+        <w:t xml:space="preserve">Hoạt động của </w:t>
+      </w:r>
+      <w:bookmarkEnd w:id="28"/>
+      <w:bookmarkEnd w:id="29"/>
+      <w:r>
+        <w:rPr>
+          <w:rFonts w:hint="default" w:ascii="Times New Roman" w:hAnsi="Times New Roman" w:cs="Times New Roman"/>
+          <w:b/>
+          <w:color w:val="auto"/>
+          <w:sz w:val="26"/>
+          <w:szCs w:val="26"/>
           <w:lang w:val="en-US"/>
         </w:rPr>
-        <w:t>Quản trị viên</w:t>
-      </w:r>
-      <w:r>
-        <w:rPr>
-          <w:rFonts w:ascii="Times New Roman" w:hAnsi="Times New Roman" w:cs="Times New Roman"/>
-          <w:sz w:val="26"/>
-          <w:szCs w:val="26"/>
-        </w:rPr>
-        <w:t xml:space="preserve">: </w:t>
-      </w:r>
+        <w:t>hệ thống</w:t>
+      </w:r>
+      <w:bookmarkEnd w:id="30"/>
+    </w:p>
+    <w:p>
+      <w:pPr>
+        <w:pStyle w:val="19"/>
+        <w:numPr>
+          <w:ilvl w:val="0"/>
+          <w:numId w:val="3"/>
+        </w:numPr>
+        <w:spacing w:after="0" w:line="360" w:lineRule="auto"/>
+        <w:ind w:left="992" w:leftChars="0" w:hanging="283" w:firstLineChars="0"/>
+        <w:jc w:val="both"/>
+        <w:rPr>
+          <w:rFonts w:ascii="Times New Roman" w:hAnsi="Times New Roman" w:cs="Times New Roman"/>
+          <w:sz w:val="26"/>
+          <w:szCs w:val="26"/>
+        </w:rPr>
+      </w:pPr>
       <w:r>
         <w:rPr>
           <w:rFonts w:hint="default" w:ascii="Times New Roman" w:hAnsi="Times New Roman" w:cs="Times New Roman"/>
           <w:sz w:val="26"/>
           <w:szCs w:val="26"/>
         </w:rPr>
-        <w:t>(5) Khi quản trị viên gửi yêu cầu đến hệ thống (quản lý người dùng, kiểm duyệt nội dung, theo dõi hoạt động hệ thống), hệ thống sẽ xử lý dữ liệu.(6) Hệ thống phản hồi thông tin quản trị, báo cáo thống kê và trạng thái hoạt động của hệ thống.</w:t>
+        <w:t xml:space="preserve">Hệ thống tuyển dụng và tư vấn việc làm tích hợp trí tuệ nhân tạo gồm 3 tác nhân chính: Ứng viên, </w:t>
+      </w:r>
+      <w:r>
+        <w:rPr>
+          <w:rFonts w:hint="default" w:ascii="Times New Roman" w:hAnsi="Times New Roman" w:cs="Times New Roman"/>
+          <w:sz w:val="26"/>
+          <w:szCs w:val="26"/>
+          <w:lang w:val="vi-VN"/>
+        </w:rPr>
+        <w:t>Nhà tuyển dụng</w:t>
+      </w:r>
+      <w:r>
+        <w:rPr>
+          <w:rFonts w:hint="default" w:ascii="Times New Roman" w:hAnsi="Times New Roman" w:cs="Times New Roman"/>
+          <w:sz w:val="26"/>
+          <w:szCs w:val="26"/>
+        </w:rPr>
+        <w:t xml:space="preserve"> và Quản trị viên (Admin).</w:t>
+      </w:r>
+      <w:r>
+        <w:rPr>
+          <w:rFonts w:ascii="Times New Roman" w:hAnsi="Times New Roman" w:cs="Times New Roman"/>
+          <w:sz w:val="26"/>
+          <w:szCs w:val="26"/>
+        </w:rPr>
+        <w:t xml:space="preserve"> </w:t>
       </w:r>
     </w:p>
     <w:p>
@@ -9290,7 +9458,171 @@
           <w:numId w:val="6"/>
         </w:numPr>
         <w:spacing w:after="0" w:line="360" w:lineRule="auto"/>
-        <w:ind w:left="851"/>
+        <w:ind w:left="1276" w:leftChars="0" w:hanging="284" w:firstLineChars="0"/>
+        <w:rPr>
+          <w:rFonts w:ascii="Times New Roman" w:hAnsi="Times New Roman" w:cs="Times New Roman"/>
+          <w:sz w:val="26"/>
+          <w:szCs w:val="26"/>
+        </w:rPr>
+      </w:pPr>
+      <w:r>
+        <w:rPr>
+          <w:rFonts w:ascii="Times New Roman" w:hAnsi="Times New Roman" w:cs="Times New Roman"/>
+          <w:sz w:val="26"/>
+          <w:szCs w:val="26"/>
+        </w:rPr>
+        <w:t>Đối với</w:t>
+      </w:r>
+      <w:r>
+        <w:rPr>
+          <w:rFonts w:hint="default" w:ascii="Times New Roman" w:hAnsi="Times New Roman" w:cs="Times New Roman"/>
+          <w:sz w:val="26"/>
+          <w:szCs w:val="26"/>
+          <w:lang w:val="en-US"/>
+        </w:rPr>
+        <w:t xml:space="preserve"> Ứng</w:t>
+      </w:r>
+      <w:r>
+        <w:rPr>
+          <w:rFonts w:ascii="Times New Roman" w:hAnsi="Times New Roman" w:cs="Times New Roman"/>
+          <w:sz w:val="26"/>
+          <w:szCs w:val="26"/>
+        </w:rPr>
+        <w:t xml:space="preserve"> viên: </w:t>
+      </w:r>
+      <w:r>
+        <w:rPr>
+          <w:rFonts w:hint="default" w:ascii="Times New Roman" w:hAnsi="Times New Roman" w:cs="Times New Roman"/>
+          <w:sz w:val="26"/>
+          <w:szCs w:val="26"/>
+        </w:rPr>
+        <w:t>(1) Khi ứng viên gửi yêu cầu đến hệ thống (đăng ký, đăng nhập, upload CV, tìm kiếm việc làm), hệ thống sẽ tiếp nhận và xử lý dữ liệu.(2) Hệ thống phản hồi kết quả cho ứng viên bao gồm danh sách công việc phù hợp, chỉ số Matching Score và các gợi ý kỹ năng cần cải thiện</w:t>
+      </w:r>
+    </w:p>
+    <w:p>
+      <w:pPr>
+        <w:pStyle w:val="19"/>
+        <w:numPr>
+          <w:ilvl w:val="0"/>
+          <w:numId w:val="6"/>
+        </w:numPr>
+        <w:spacing w:after="0" w:line="360" w:lineRule="auto"/>
+        <w:ind w:left="1276" w:leftChars="0" w:hanging="284" w:firstLineChars="0"/>
+        <w:rPr>
+          <w:rFonts w:ascii="Times New Roman" w:hAnsi="Times New Roman" w:cs="Times New Roman"/>
+          <w:sz w:val="26"/>
+          <w:szCs w:val="26"/>
+        </w:rPr>
+      </w:pPr>
+      <w:r>
+        <w:rPr>
+          <w:rFonts w:ascii="Times New Roman" w:hAnsi="Times New Roman" w:cs="Times New Roman"/>
+          <w:sz w:val="26"/>
+          <w:szCs w:val="26"/>
+        </w:rPr>
+        <w:t xml:space="preserve">Đối với </w:t>
+      </w:r>
+      <w:r>
+        <w:rPr>
+          <w:rFonts w:hint="default" w:ascii="Times New Roman" w:hAnsi="Times New Roman" w:cs="Times New Roman"/>
+          <w:sz w:val="26"/>
+          <w:szCs w:val="26"/>
+          <w:lang w:val="vi-VN"/>
+        </w:rPr>
+        <w:t>Nhà tuyển dụng</w:t>
+      </w:r>
+      <w:r>
+        <w:rPr>
+          <w:rFonts w:ascii="Times New Roman" w:hAnsi="Times New Roman" w:cs="Times New Roman"/>
+          <w:sz w:val="26"/>
+          <w:szCs w:val="26"/>
+        </w:rPr>
+        <w:t xml:space="preserve">: </w:t>
+      </w:r>
+      <w:r>
+        <w:rPr>
+          <w:rFonts w:hint="default" w:ascii="Times New Roman" w:hAnsi="Times New Roman" w:cs="Times New Roman"/>
+          <w:sz w:val="26"/>
+          <w:szCs w:val="26"/>
+        </w:rPr>
+        <w:t xml:space="preserve">(3) Khi </w:t>
+      </w:r>
+      <w:r>
+        <w:rPr>
+          <w:rFonts w:hint="default" w:ascii="Times New Roman" w:hAnsi="Times New Roman" w:cs="Times New Roman"/>
+          <w:sz w:val="26"/>
+          <w:szCs w:val="26"/>
+          <w:lang w:val="vi-VN"/>
+        </w:rPr>
+        <w:t>nhà tuyển dụng</w:t>
+      </w:r>
+      <w:r>
+        <w:rPr>
+          <w:rFonts w:hint="default" w:ascii="Times New Roman" w:hAnsi="Times New Roman" w:cs="Times New Roman"/>
+          <w:sz w:val="26"/>
+          <w:szCs w:val="26"/>
+        </w:rPr>
+        <w:t xml:space="preserve"> gửi yêu cầu đến hệ thống (đăng tin tuyển dụng, tìm kiếm ứng viên), hệ thống sẽ tiếp nhận và phân tích dữ liệu tuyển dụng.(4) Hệ thống phản hồi danh sách ứng viên phù hợp, kèm theo mức độ Matching Score và các thông tin thống kê </w:t>
+      </w:r>
+    </w:p>
+    <w:p>
+      <w:pPr>
+        <w:pStyle w:val="19"/>
+        <w:numPr>
+          <w:ilvl w:val="0"/>
+          <w:numId w:val="6"/>
+        </w:numPr>
+        <w:spacing w:after="0" w:line="360" w:lineRule="auto"/>
+        <w:ind w:left="1276" w:leftChars="0" w:hanging="284" w:firstLineChars="0"/>
+        <w:rPr>
+          <w:rFonts w:ascii="Times New Roman" w:hAnsi="Times New Roman" w:cs="Times New Roman"/>
+          <w:sz w:val="26"/>
+          <w:szCs w:val="26"/>
+        </w:rPr>
+      </w:pPr>
+      <w:r>
+        <w:rPr>
+          <w:rFonts w:ascii="Times New Roman" w:hAnsi="Times New Roman" w:cs="Times New Roman"/>
+          <w:sz w:val="26"/>
+          <w:szCs w:val="26"/>
+        </w:rPr>
+        <w:t xml:space="preserve">Đối với </w:t>
+      </w:r>
+      <w:r>
+        <w:rPr>
+          <w:rFonts w:hint="default" w:ascii="Times New Roman" w:hAnsi="Times New Roman" w:cs="Times New Roman"/>
+          <w:sz w:val="26"/>
+          <w:szCs w:val="26"/>
+          <w:lang w:val="en-US"/>
+        </w:rPr>
+        <w:t>Quản trị viên</w:t>
+      </w:r>
+      <w:r>
+        <w:rPr>
+          <w:rFonts w:ascii="Times New Roman" w:hAnsi="Times New Roman" w:cs="Times New Roman"/>
+          <w:sz w:val="26"/>
+          <w:szCs w:val="26"/>
+        </w:rPr>
+        <w:t xml:space="preserve">: </w:t>
+      </w:r>
+      <w:r>
+        <w:rPr>
+          <w:rFonts w:hint="default" w:ascii="Times New Roman" w:hAnsi="Times New Roman" w:cs="Times New Roman"/>
+          <w:sz w:val="26"/>
+          <w:szCs w:val="26"/>
+        </w:rPr>
+        <w:t>(5) Khi quản trị viên gửi yêu cầu đến hệ thống (quản lý người dùng, kiểm duyệt nội dung, theo dõi hoạt động hệ thống), hệ thống sẽ xử lý dữ liệu.(6) Hệ thống phản hồi thông tin quản trị, báo cáo thống kê và trạng thái hoạt động của hệ thống.</w:t>
+      </w:r>
+    </w:p>
+    <w:p>
+      <w:pPr>
+        <w:pStyle w:val="19"/>
+        <w:numPr>
+          <w:ilvl w:val="0"/>
+          <w:numId w:val="7"/>
+        </w:numPr>
+        <w:spacing w:after="0" w:line="360" w:lineRule="auto"/>
+        <w:ind w:left="1020" w:leftChars="0" w:hanging="360" w:firstLineChars="0"/>
         <w:rPr>
           <w:rFonts w:ascii="Times New Roman" w:hAnsi="Times New Roman" w:cs="Times New Roman"/>
           <w:sz w:val="26"/>
@@ -9400,18 +9732,18 @@
         <w:pStyle w:val="19"/>
         <w:numPr>
           <w:ilvl w:val="0"/>
-          <w:numId w:val="2"/>
+          <w:numId w:val="3"/>
         </w:numPr>
         <w:spacing w:after="0" w:line="360" w:lineRule="auto"/>
-        <w:ind w:left="1276" w:hanging="283"/>
-        <w:rPr>
-          <w:rFonts w:ascii="Times New Roman" w:hAnsi="Times New Roman" w:cs="Times New Roman"/>
-          <w:sz w:val="26"/>
-          <w:szCs w:val="26"/>
-        </w:rPr>
-      </w:pPr>
-      <w:bookmarkStart w:id="31" w:name="_Toc71830102"/>
-      <w:bookmarkStart w:id="32" w:name="_Toc70258543"/>
+        <w:ind w:left="943" w:leftChars="0" w:hanging="283" w:firstLineChars="0"/>
+        <w:rPr>
+          <w:rFonts w:ascii="Times New Roman" w:hAnsi="Times New Roman" w:cs="Times New Roman"/>
+          <w:sz w:val="26"/>
+          <w:szCs w:val="26"/>
+        </w:rPr>
+      </w:pPr>
+      <w:bookmarkStart w:id="31" w:name="_Toc70258543"/>
+      <w:bookmarkStart w:id="32" w:name="_Toc71830102"/>
       <w:r>
         <w:rPr>
           <w:rFonts w:ascii="Times New Roman" w:hAnsi="Times New Roman" w:cs="Times New Roman"/>
@@ -9451,10 +9783,10 @@
         <w:pStyle w:val="19"/>
         <w:numPr>
           <w:ilvl w:val="0"/>
-          <w:numId w:val="5"/>
+          <w:numId w:val="6"/>
         </w:numPr>
         <w:spacing w:after="0" w:line="360" w:lineRule="auto"/>
-        <w:ind w:left="1560" w:hanging="284"/>
+        <w:ind w:left="1227" w:leftChars="0" w:hanging="284" w:firstLineChars="0"/>
         <w:rPr>
           <w:rFonts w:ascii="Times New Roman" w:hAnsi="Times New Roman" w:cs="Times New Roman"/>
           <w:sz w:val="26"/>
@@ -9501,10 +9833,10 @@
         <w:pStyle w:val="19"/>
         <w:numPr>
           <w:ilvl w:val="0"/>
-          <w:numId w:val="5"/>
+          <w:numId w:val="6"/>
         </w:numPr>
         <w:spacing w:after="0" w:line="360" w:lineRule="auto"/>
-        <w:ind w:left="1560" w:hanging="284"/>
+        <w:ind w:left="1227" w:leftChars="0" w:hanging="284" w:firstLineChars="0"/>
         <w:rPr>
           <w:rFonts w:ascii="Times New Roman" w:hAnsi="Times New Roman" w:cs="Times New Roman"/>
           <w:sz w:val="26"/>
@@ -9542,10 +9874,10 @@
         <w:pStyle w:val="19"/>
         <w:numPr>
           <w:ilvl w:val="0"/>
-          <w:numId w:val="5"/>
+          <w:numId w:val="6"/>
         </w:numPr>
         <w:spacing w:after="0" w:line="360" w:lineRule="auto"/>
-        <w:ind w:left="1560" w:hanging="284"/>
+        <w:ind w:left="1227" w:leftChars="0" w:hanging="284" w:firstLineChars="0"/>
         <w:rPr>
           <w:rFonts w:ascii="Times New Roman" w:hAnsi="Times New Roman" w:cs="Times New Roman"/>
           <w:sz w:val="26"/>
@@ -9591,7 +9923,7 @@
         <w:pStyle w:val="4"/>
         <w:numPr>
           <w:ilvl w:val="2"/>
-          <w:numId w:val="1"/>
+          <w:numId w:val="2"/>
         </w:numPr>
         <w:spacing w:before="0" w:line="360" w:lineRule="auto"/>
         <w:ind w:left="709" w:leftChars="0" w:hanging="709" w:firstLineChars="0"/>
@@ -9603,7 +9935,7 @@
           <w:szCs w:val="26"/>
         </w:rPr>
       </w:pPr>
-      <w:bookmarkStart w:id="33" w:name="_Toc7739"/>
+      <w:bookmarkStart w:id="33" w:name="_Toc29151"/>
       <w:r>
         <w:rPr>
           <w:rFonts w:ascii="Times New Roman" w:hAnsi="Times New Roman" w:cs="Times New Roman"/>
@@ -9623,10 +9955,10 @@
         <w:pStyle w:val="19"/>
         <w:numPr>
           <w:ilvl w:val="0"/>
-          <w:numId w:val="2"/>
+          <w:numId w:val="3"/>
         </w:numPr>
         <w:spacing w:after="0" w:line="360" w:lineRule="auto"/>
-        <w:ind w:left="1276" w:hanging="283"/>
+        <w:ind w:left="1115" w:leftChars="0" w:hanging="406" w:firstLineChars="0"/>
         <w:jc w:val="both"/>
         <w:rPr>
           <w:rFonts w:ascii="Times New Roman" w:hAnsi="Times New Roman" w:cs="Times New Roman"/>
@@ -9658,524 +9990,6 @@
           <w:szCs w:val="26"/>
         </w:rPr>
         <w:t>, có thể:</w:t>
-      </w:r>
-    </w:p>
-    <w:p>
-      <w:pPr>
-        <w:pStyle w:val="19"/>
-        <w:numPr>
-          <w:ilvl w:val="0"/>
-          <w:numId w:val="7"/>
-        </w:numPr>
-        <w:spacing w:after="0" w:line="360" w:lineRule="auto"/>
-        <w:ind w:left="1560" w:hanging="284"/>
-        <w:jc w:val="both"/>
-        <w:rPr>
-          <w:rFonts w:ascii="Times New Roman" w:hAnsi="Times New Roman" w:cs="Times New Roman"/>
-          <w:sz w:val="26"/>
-          <w:szCs w:val="26"/>
-        </w:rPr>
-      </w:pPr>
-      <w:r>
-        <w:rPr>
-          <w:rFonts w:hint="default" w:ascii="Times New Roman" w:hAnsi="Times New Roman"/>
-          <w:sz w:val="26"/>
-          <w:szCs w:val="26"/>
-        </w:rPr>
-        <w:t>Đăng ký</w:t>
-      </w:r>
-    </w:p>
-    <w:p>
-      <w:pPr>
-        <w:pStyle w:val="19"/>
-        <w:numPr>
-          <w:ilvl w:val="0"/>
-          <w:numId w:val="7"/>
-        </w:numPr>
-        <w:spacing w:after="0" w:line="360" w:lineRule="auto"/>
-        <w:ind w:left="1560" w:hanging="284"/>
-        <w:jc w:val="both"/>
-        <w:rPr>
-          <w:rFonts w:ascii="Times New Roman" w:hAnsi="Times New Roman" w:cs="Times New Roman"/>
-          <w:sz w:val="26"/>
-          <w:szCs w:val="26"/>
-        </w:rPr>
-      </w:pPr>
-      <w:r>
-        <w:rPr>
-          <w:rFonts w:hint="default" w:ascii="Times New Roman" w:hAnsi="Times New Roman"/>
-          <w:sz w:val="26"/>
-          <w:szCs w:val="26"/>
-          <w:lang w:val="vi-VN"/>
-        </w:rPr>
-        <w:t>Đ</w:t>
-      </w:r>
-      <w:r>
-        <w:rPr>
-          <w:rFonts w:hint="default" w:ascii="Times New Roman" w:hAnsi="Times New Roman"/>
-          <w:sz w:val="26"/>
-          <w:szCs w:val="26"/>
-        </w:rPr>
-        <w:t>ăng nhập</w:t>
-      </w:r>
-    </w:p>
-    <w:p>
-      <w:pPr>
-        <w:pStyle w:val="19"/>
-        <w:numPr>
-          <w:ilvl w:val="0"/>
-          <w:numId w:val="7"/>
-        </w:numPr>
-        <w:spacing w:after="0" w:line="360" w:lineRule="auto"/>
-        <w:ind w:left="1560" w:hanging="284"/>
-        <w:jc w:val="both"/>
-        <w:rPr>
-          <w:rFonts w:ascii="Times New Roman" w:hAnsi="Times New Roman" w:cs="Times New Roman"/>
-          <w:sz w:val="26"/>
-          <w:szCs w:val="26"/>
-        </w:rPr>
-      </w:pPr>
-      <w:r>
-        <w:rPr>
-          <w:rFonts w:hint="default" w:ascii="Times New Roman" w:hAnsi="Times New Roman"/>
-          <w:sz w:val="26"/>
-          <w:szCs w:val="26"/>
-          <w:lang w:val="vi-VN"/>
-        </w:rPr>
-        <w:t>Đăng xuất</w:t>
-      </w:r>
-    </w:p>
-    <w:p>
-      <w:pPr>
-        <w:pStyle w:val="19"/>
-        <w:numPr>
-          <w:ilvl w:val="0"/>
-          <w:numId w:val="7"/>
-        </w:numPr>
-        <w:spacing w:after="0" w:line="360" w:lineRule="auto"/>
-        <w:ind w:left="1560" w:hanging="284"/>
-        <w:jc w:val="both"/>
-        <w:rPr>
-          <w:rFonts w:ascii="Times New Roman" w:hAnsi="Times New Roman" w:cs="Times New Roman"/>
-          <w:sz w:val="26"/>
-          <w:szCs w:val="26"/>
-        </w:rPr>
-      </w:pPr>
-      <w:r>
-        <w:rPr>
-          <w:rFonts w:hint="default" w:ascii="Times New Roman" w:hAnsi="Times New Roman"/>
-          <w:sz w:val="26"/>
-          <w:szCs w:val="26"/>
-          <w:lang w:val="vi-VN"/>
-        </w:rPr>
-        <w:t>Q</w:t>
-      </w:r>
-      <w:r>
-        <w:rPr>
-          <w:rFonts w:hint="default" w:ascii="Times New Roman" w:hAnsi="Times New Roman"/>
-          <w:sz w:val="26"/>
-          <w:szCs w:val="26"/>
-        </w:rPr>
-        <w:t>uản lý tài khoản cá nhân</w:t>
-      </w:r>
-    </w:p>
-    <w:p>
-      <w:pPr>
-        <w:pStyle w:val="19"/>
-        <w:numPr>
-          <w:ilvl w:val="0"/>
-          <w:numId w:val="7"/>
-        </w:numPr>
-        <w:spacing w:after="0" w:line="360" w:lineRule="auto"/>
-        <w:ind w:left="1560" w:hanging="284"/>
-        <w:jc w:val="both"/>
-        <w:rPr>
-          <w:rFonts w:ascii="Times New Roman" w:hAnsi="Times New Roman" w:cs="Times New Roman"/>
-          <w:sz w:val="26"/>
-          <w:szCs w:val="26"/>
-        </w:rPr>
-      </w:pPr>
-      <w:r>
-        <w:rPr>
-          <w:rFonts w:hint="default" w:ascii="Times New Roman" w:hAnsi="Times New Roman"/>
-          <w:sz w:val="26"/>
-          <w:szCs w:val="26"/>
-        </w:rPr>
-        <w:t>Tạo</w:t>
-      </w:r>
-      <w:r>
-        <w:rPr>
-          <w:rFonts w:hint="default" w:ascii="Times New Roman" w:hAnsi="Times New Roman"/>
-          <w:sz w:val="26"/>
-          <w:szCs w:val="26"/>
-          <w:lang w:val="vi-VN"/>
-        </w:rPr>
-        <w:t xml:space="preserve"> </w:t>
-      </w:r>
-      <w:r>
-        <w:rPr>
-          <w:rFonts w:hint="default" w:ascii="Times New Roman" w:hAnsi="Times New Roman"/>
-          <w:sz w:val="26"/>
-          <w:szCs w:val="26"/>
-        </w:rPr>
-        <w:t>hồ sơ cá nhân</w:t>
-      </w:r>
-    </w:p>
-    <w:p>
-      <w:pPr>
-        <w:pStyle w:val="19"/>
-        <w:numPr>
-          <w:ilvl w:val="0"/>
-          <w:numId w:val="7"/>
-        </w:numPr>
-        <w:spacing w:after="0" w:line="360" w:lineRule="auto"/>
-        <w:ind w:left="1560" w:hanging="284"/>
-        <w:jc w:val="both"/>
-        <w:rPr>
-          <w:rFonts w:ascii="Times New Roman" w:hAnsi="Times New Roman" w:cs="Times New Roman"/>
-          <w:sz w:val="26"/>
-          <w:szCs w:val="26"/>
-        </w:rPr>
-      </w:pPr>
-      <w:r>
-        <w:rPr>
-          <w:rFonts w:hint="default" w:ascii="Times New Roman" w:hAnsi="Times New Roman"/>
-          <w:sz w:val="26"/>
-          <w:szCs w:val="26"/>
-          <w:lang w:val="vi-VN"/>
-        </w:rPr>
-        <w:t>C</w:t>
-      </w:r>
-      <w:r>
-        <w:rPr>
-          <w:rFonts w:hint="default" w:ascii="Times New Roman" w:hAnsi="Times New Roman"/>
-          <w:sz w:val="26"/>
-          <w:szCs w:val="26"/>
-        </w:rPr>
-        <w:t>ập nhật hồ sơ cá nhân</w:t>
-      </w:r>
-    </w:p>
-    <w:p>
-      <w:pPr>
-        <w:pStyle w:val="19"/>
-        <w:numPr>
-          <w:ilvl w:val="0"/>
-          <w:numId w:val="7"/>
-        </w:numPr>
-        <w:spacing w:after="0" w:line="360" w:lineRule="auto"/>
-        <w:ind w:left="1560" w:hanging="284"/>
-        <w:jc w:val="both"/>
-        <w:rPr>
-          <w:rFonts w:ascii="Times New Roman" w:hAnsi="Times New Roman" w:cs="Times New Roman"/>
-          <w:sz w:val="26"/>
-          <w:szCs w:val="26"/>
-        </w:rPr>
-      </w:pPr>
-      <w:r>
-        <w:rPr>
-          <w:rFonts w:hint="default" w:ascii="Times New Roman" w:hAnsi="Times New Roman"/>
-          <w:sz w:val="26"/>
-          <w:szCs w:val="26"/>
-          <w:lang w:val="vi-VN"/>
-        </w:rPr>
-        <w:t>Q</w:t>
-      </w:r>
-      <w:r>
-        <w:rPr>
-          <w:rFonts w:hint="default" w:ascii="Times New Roman" w:hAnsi="Times New Roman"/>
-          <w:sz w:val="26"/>
-          <w:szCs w:val="26"/>
-        </w:rPr>
-        <w:t>uản lý hồ sơ cá nhân</w:t>
-      </w:r>
-    </w:p>
-    <w:p>
-      <w:pPr>
-        <w:pStyle w:val="19"/>
-        <w:numPr>
-          <w:ilvl w:val="0"/>
-          <w:numId w:val="7"/>
-        </w:numPr>
-        <w:spacing w:after="0" w:line="360" w:lineRule="auto"/>
-        <w:ind w:left="1560" w:hanging="284"/>
-        <w:jc w:val="both"/>
-        <w:rPr>
-          <w:rFonts w:ascii="Times New Roman" w:hAnsi="Times New Roman" w:cs="Times New Roman"/>
-          <w:sz w:val="26"/>
-          <w:szCs w:val="26"/>
-        </w:rPr>
-      </w:pPr>
-      <w:r>
-        <w:rPr>
-          <w:rFonts w:hint="default" w:ascii="Times New Roman" w:hAnsi="Times New Roman"/>
-          <w:sz w:val="26"/>
-          <w:szCs w:val="26"/>
-        </w:rPr>
-        <w:t>Upload CV</w:t>
-      </w:r>
-    </w:p>
-    <w:p>
-      <w:pPr>
-        <w:pStyle w:val="19"/>
-        <w:numPr>
-          <w:ilvl w:val="0"/>
-          <w:numId w:val="7"/>
-        </w:numPr>
-        <w:spacing w:after="0" w:line="360" w:lineRule="auto"/>
-        <w:ind w:left="1560" w:hanging="284"/>
-        <w:jc w:val="both"/>
-        <w:rPr>
-          <w:rFonts w:ascii="Times New Roman" w:hAnsi="Times New Roman" w:cs="Times New Roman"/>
-          <w:sz w:val="26"/>
-          <w:szCs w:val="26"/>
-        </w:rPr>
-      </w:pPr>
-      <w:r>
-        <w:rPr>
-          <w:rFonts w:hint="default" w:ascii="Times New Roman" w:hAnsi="Times New Roman"/>
-          <w:sz w:val="26"/>
-          <w:szCs w:val="26"/>
-        </w:rPr>
-        <w:t>Tìm kiếm tin tuyển dụng</w:t>
-      </w:r>
-    </w:p>
-    <w:p>
-      <w:pPr>
-        <w:pStyle w:val="19"/>
-        <w:numPr>
-          <w:ilvl w:val="0"/>
-          <w:numId w:val="7"/>
-        </w:numPr>
-        <w:spacing w:after="0" w:line="360" w:lineRule="auto"/>
-        <w:ind w:left="1560" w:hanging="284"/>
-        <w:jc w:val="both"/>
-        <w:rPr>
-          <w:rFonts w:ascii="Times New Roman" w:hAnsi="Times New Roman" w:cs="Times New Roman"/>
-          <w:sz w:val="26"/>
-          <w:szCs w:val="26"/>
-        </w:rPr>
-      </w:pPr>
-      <w:r>
-        <w:rPr>
-          <w:rFonts w:hint="default" w:ascii="Times New Roman" w:hAnsi="Times New Roman"/>
-          <w:sz w:val="26"/>
-          <w:szCs w:val="26"/>
-          <w:lang w:val="vi-VN"/>
-        </w:rPr>
-        <w:t>L</w:t>
-      </w:r>
-      <w:r>
-        <w:rPr>
-          <w:rFonts w:hint="default" w:ascii="Times New Roman" w:hAnsi="Times New Roman"/>
-          <w:sz w:val="26"/>
-          <w:szCs w:val="26"/>
-        </w:rPr>
-        <w:t>ọc tin tuyển dụng</w:t>
-      </w:r>
-    </w:p>
-    <w:p>
-      <w:pPr>
-        <w:pStyle w:val="19"/>
-        <w:numPr>
-          <w:ilvl w:val="0"/>
-          <w:numId w:val="7"/>
-        </w:numPr>
-        <w:spacing w:after="0" w:line="360" w:lineRule="auto"/>
-        <w:ind w:left="1560" w:hanging="284"/>
-        <w:jc w:val="both"/>
-        <w:rPr>
-          <w:rFonts w:ascii="Times New Roman" w:hAnsi="Times New Roman" w:cs="Times New Roman"/>
-          <w:sz w:val="26"/>
-          <w:szCs w:val="26"/>
-        </w:rPr>
-      </w:pPr>
-      <w:r>
-        <w:rPr>
-          <w:rFonts w:hint="default" w:ascii="Times New Roman" w:hAnsi="Times New Roman"/>
-          <w:sz w:val="26"/>
-          <w:szCs w:val="26"/>
-        </w:rPr>
-        <w:t>Xem chỉ số phù hợp (Matching Score)</w:t>
-      </w:r>
-    </w:p>
-    <w:p>
-      <w:pPr>
-        <w:pStyle w:val="19"/>
-        <w:numPr>
-          <w:ilvl w:val="0"/>
-          <w:numId w:val="7"/>
-        </w:numPr>
-        <w:spacing w:after="0" w:line="360" w:lineRule="auto"/>
-        <w:ind w:left="1560" w:hanging="284"/>
-        <w:jc w:val="both"/>
-        <w:rPr>
-          <w:rFonts w:ascii="Times New Roman" w:hAnsi="Times New Roman" w:cs="Times New Roman"/>
-          <w:sz w:val="26"/>
-          <w:szCs w:val="26"/>
-        </w:rPr>
-      </w:pPr>
-      <w:r>
-        <w:rPr>
-          <w:rFonts w:hint="default" w:ascii="Times New Roman" w:hAnsi="Times New Roman"/>
-          <w:sz w:val="26"/>
-          <w:szCs w:val="26"/>
-        </w:rPr>
-        <w:t>Nhận gợi ý công việc phù hợp dựa trên kỹ năng hiện có</w:t>
-      </w:r>
-    </w:p>
-    <w:p>
-      <w:pPr>
-        <w:pStyle w:val="19"/>
-        <w:numPr>
-          <w:ilvl w:val="0"/>
-          <w:numId w:val="7"/>
-        </w:numPr>
-        <w:spacing w:after="0" w:line="360" w:lineRule="auto"/>
-        <w:ind w:left="1560" w:hanging="284"/>
-        <w:jc w:val="both"/>
-        <w:rPr>
-          <w:rFonts w:ascii="Times New Roman" w:hAnsi="Times New Roman" w:cs="Times New Roman"/>
-          <w:sz w:val="26"/>
-          <w:szCs w:val="26"/>
-        </w:rPr>
-      </w:pPr>
-      <w:r>
-        <w:rPr>
-          <w:rFonts w:hint="default" w:ascii="Times New Roman" w:hAnsi="Times New Roman"/>
-          <w:sz w:val="26"/>
-          <w:szCs w:val="26"/>
-        </w:rPr>
-        <w:t>Xem phân tích khoảng cách kỹ năng</w:t>
-      </w:r>
-    </w:p>
-    <w:p>
-      <w:pPr>
-        <w:pStyle w:val="19"/>
-        <w:numPr>
-          <w:ilvl w:val="0"/>
-          <w:numId w:val="2"/>
-        </w:numPr>
-        <w:spacing w:after="0" w:line="360" w:lineRule="auto"/>
-        <w:ind w:left="1276" w:hanging="283"/>
-        <w:jc w:val="both"/>
-        <w:rPr>
-          <w:rFonts w:ascii="Times New Roman" w:hAnsi="Times New Roman" w:cs="Times New Roman"/>
-          <w:sz w:val="26"/>
-          <w:szCs w:val="26"/>
-          <w:lang w:val="fr-FR"/>
-        </w:rPr>
-      </w:pPr>
-      <w:r>
-        <w:rPr>
-          <w:rFonts w:ascii="Times New Roman" w:hAnsi="Times New Roman" w:cs="Times New Roman"/>
-          <w:sz w:val="26"/>
-          <w:szCs w:val="26"/>
-          <w:lang w:val="fr-FR"/>
-        </w:rPr>
-        <w:t xml:space="preserve">Đối với </w:t>
-      </w:r>
-      <w:r>
-        <w:rPr>
-          <w:rFonts w:hint="default" w:ascii="Times New Roman" w:hAnsi="Times New Roman" w:cs="Times New Roman"/>
-          <w:sz w:val="26"/>
-          <w:szCs w:val="26"/>
-          <w:lang w:val="vi-VN"/>
-        </w:rPr>
-        <w:t>nhà tuyển dụng</w:t>
-      </w:r>
-      <w:r>
-        <w:rPr>
-          <w:rFonts w:ascii="Times New Roman" w:hAnsi="Times New Roman" w:cs="Times New Roman"/>
-          <w:sz w:val="26"/>
-          <w:szCs w:val="26"/>
-          <w:lang w:val="fr-FR"/>
-        </w:rPr>
-        <w:t>, có thể:</w:t>
-      </w:r>
-    </w:p>
-    <w:p>
-      <w:pPr>
-        <w:pStyle w:val="19"/>
-        <w:numPr>
-          <w:ilvl w:val="0"/>
-          <w:numId w:val="7"/>
-        </w:numPr>
-        <w:spacing w:after="0" w:line="360" w:lineRule="auto"/>
-        <w:ind w:left="1560" w:hanging="284"/>
-        <w:jc w:val="both"/>
-        <w:rPr>
-          <w:rFonts w:ascii="Times New Roman" w:hAnsi="Times New Roman" w:cs="Times New Roman"/>
-          <w:sz w:val="26"/>
-          <w:szCs w:val="26"/>
-        </w:rPr>
-      </w:pPr>
-      <w:r>
-        <w:rPr>
-          <w:rFonts w:hint="default" w:ascii="Times New Roman" w:hAnsi="Times New Roman"/>
-          <w:sz w:val="26"/>
-          <w:szCs w:val="26"/>
-        </w:rPr>
-        <w:t>Đăng ký</w:t>
-      </w:r>
-    </w:p>
-    <w:p>
-      <w:pPr>
-        <w:pStyle w:val="19"/>
-        <w:numPr>
-          <w:ilvl w:val="0"/>
-          <w:numId w:val="7"/>
-        </w:numPr>
-        <w:spacing w:after="0" w:line="360" w:lineRule="auto"/>
-        <w:ind w:left="1560" w:hanging="284"/>
-        <w:jc w:val="both"/>
-        <w:rPr>
-          <w:rFonts w:ascii="Times New Roman" w:hAnsi="Times New Roman" w:cs="Times New Roman"/>
-          <w:sz w:val="26"/>
-          <w:szCs w:val="26"/>
-        </w:rPr>
-      </w:pPr>
-      <w:r>
-        <w:rPr>
-          <w:rFonts w:hint="default" w:ascii="Times New Roman" w:hAnsi="Times New Roman"/>
-          <w:sz w:val="26"/>
-          <w:szCs w:val="26"/>
-          <w:lang w:val="vi-VN"/>
-        </w:rPr>
-        <w:t>Đ</w:t>
-      </w:r>
-      <w:r>
-        <w:rPr>
-          <w:rFonts w:hint="default" w:ascii="Times New Roman" w:hAnsi="Times New Roman"/>
-          <w:sz w:val="26"/>
-          <w:szCs w:val="26"/>
-        </w:rPr>
-        <w:t>ăng nhập</w:t>
-      </w:r>
-    </w:p>
-    <w:p>
-      <w:pPr>
-        <w:pStyle w:val="19"/>
-        <w:numPr>
-          <w:ilvl w:val="0"/>
-          <w:numId w:val="7"/>
-        </w:numPr>
-        <w:spacing w:after="0" w:line="360" w:lineRule="auto"/>
-        <w:ind w:left="1560" w:hanging="284"/>
-        <w:jc w:val="both"/>
-        <w:rPr>
-          <w:rFonts w:ascii="Times New Roman" w:hAnsi="Times New Roman" w:cs="Times New Roman"/>
-          <w:sz w:val="26"/>
-          <w:szCs w:val="26"/>
-        </w:rPr>
-      </w:pPr>
-      <w:r>
-        <w:rPr>
-          <w:rFonts w:hint="default" w:ascii="Times New Roman" w:hAnsi="Times New Roman"/>
-          <w:sz w:val="26"/>
-          <w:szCs w:val="26"/>
-          <w:lang w:val="vi-VN"/>
-        </w:rPr>
-        <w:t>Đăng xuất</w:t>
       </w:r>
     </w:p>
     <w:p>
@@ -10186,7 +10000,7 @@
           <w:numId w:val="8"/>
         </w:numPr>
         <w:spacing w:after="0" w:line="360" w:lineRule="auto"/>
-        <w:ind w:left="1560" w:hanging="284"/>
+        <w:ind w:left="1399" w:leftChars="0" w:hanging="284" w:firstLineChars="0"/>
         <w:jc w:val="both"/>
         <w:rPr>
           <w:rFonts w:ascii="Times New Roman" w:hAnsi="Times New Roman" w:cs="Times New Roman"/>
@@ -10199,26 +10013,8 @@
           <w:rFonts w:hint="default" w:ascii="Times New Roman" w:hAnsi="Times New Roman"/>
           <w:sz w:val="26"/>
           <w:szCs w:val="26"/>
-          <w:lang w:val="vi-VN"/>
-        </w:rPr>
-        <w:t>Q</w:t>
-      </w:r>
-      <w:r>
-        <w:rPr>
-          <w:rFonts w:hint="default" w:ascii="Times New Roman" w:hAnsi="Times New Roman"/>
-          <w:sz w:val="26"/>
-          <w:szCs w:val="26"/>
-        </w:rPr>
-        <w:t xml:space="preserve">uản lý tài khoản </w:t>
-      </w:r>
-      <w:r>
-        <w:rPr>
-          <w:rFonts w:hint="default" w:ascii="Times New Roman" w:hAnsi="Times New Roman" w:cs="Times New Roman"/>
-          <w:sz w:val="26"/>
-          <w:szCs w:val="26"/>
-          <w:lang w:val="vi-VN"/>
-        </w:rPr>
-        <w:t>nhà tuyển dụng</w:t>
+        </w:rPr>
+        <w:t>Đăng ký</w:t>
       </w:r>
     </w:p>
     <w:p>
@@ -10229,7 +10025,7 @@
           <w:numId w:val="8"/>
         </w:numPr>
         <w:spacing w:after="0" w:line="360" w:lineRule="auto"/>
-        <w:ind w:left="1560" w:hanging="284"/>
+        <w:ind w:left="1384" w:leftChars="0" w:hanging="284" w:firstLineChars="0"/>
         <w:jc w:val="both"/>
         <w:rPr>
           <w:rFonts w:ascii="Times New Roman" w:hAnsi="Times New Roman" w:cs="Times New Roman"/>
@@ -10242,8 +10038,17 @@
           <w:rFonts w:hint="default" w:ascii="Times New Roman" w:hAnsi="Times New Roman"/>
           <w:sz w:val="26"/>
           <w:szCs w:val="26"/>
-        </w:rPr>
-        <w:t>Đăng tin tuyển dụng</w:t>
+          <w:lang w:val="vi-VN"/>
+        </w:rPr>
+        <w:t>Đ</w:t>
+      </w:r>
+      <w:r>
+        <w:rPr>
+          <w:rFonts w:hint="default" w:ascii="Times New Roman" w:hAnsi="Times New Roman"/>
+          <w:sz w:val="26"/>
+          <w:szCs w:val="26"/>
+        </w:rPr>
+        <w:t>ăng nhập</w:t>
       </w:r>
     </w:p>
     <w:p>
@@ -10254,7 +10059,7 @@
           <w:numId w:val="8"/>
         </w:numPr>
         <w:spacing w:after="0" w:line="360" w:lineRule="auto"/>
-        <w:ind w:left="1560" w:hanging="284"/>
+        <w:ind w:left="1384" w:leftChars="0" w:hanging="284" w:firstLineChars="0"/>
         <w:jc w:val="both"/>
         <w:rPr>
           <w:rFonts w:ascii="Times New Roman" w:hAnsi="Times New Roman" w:cs="Times New Roman"/>
@@ -10269,15 +10074,7 @@
           <w:szCs w:val="26"/>
           <w:lang w:val="vi-VN"/>
         </w:rPr>
-        <w:t>C</w:t>
-      </w:r>
-      <w:r>
-        <w:rPr>
-          <w:rFonts w:hint="default" w:ascii="Times New Roman" w:hAnsi="Times New Roman"/>
-          <w:sz w:val="26"/>
-          <w:szCs w:val="26"/>
-        </w:rPr>
-        <w:t>hỉnh sửa tin tuyển dụng</w:t>
+        <w:t>Đăng xuất</w:t>
       </w:r>
     </w:p>
     <w:p>
@@ -10288,7 +10085,7 @@
           <w:numId w:val="8"/>
         </w:numPr>
         <w:spacing w:after="0" w:line="360" w:lineRule="auto"/>
-        <w:ind w:left="1560" w:hanging="284"/>
+        <w:ind w:left="1384" w:leftChars="0" w:hanging="284" w:firstLineChars="0"/>
         <w:jc w:val="both"/>
         <w:rPr>
           <w:rFonts w:ascii="Times New Roman" w:hAnsi="Times New Roman" w:cs="Times New Roman"/>
@@ -10301,8 +10098,17 @@
           <w:rFonts w:hint="default" w:ascii="Times New Roman" w:hAnsi="Times New Roman"/>
           <w:sz w:val="26"/>
           <w:szCs w:val="26"/>
-        </w:rPr>
-        <w:t>Xem danh sách ứng viên phù hợp theo mức độ Matching Score</w:t>
+          <w:lang w:val="vi-VN"/>
+        </w:rPr>
+        <w:t>Q</w:t>
+      </w:r>
+      <w:r>
+        <w:rPr>
+          <w:rFonts w:hint="default" w:ascii="Times New Roman" w:hAnsi="Times New Roman"/>
+          <w:sz w:val="26"/>
+          <w:szCs w:val="26"/>
+        </w:rPr>
+        <w:t>uản lý tài khoản cá nhân</w:t>
       </w:r>
     </w:p>
     <w:p>
@@ -10313,7 +10119,7 @@
           <w:numId w:val="8"/>
         </w:numPr>
         <w:spacing w:after="0" w:line="360" w:lineRule="auto"/>
-        <w:ind w:left="1560" w:hanging="284"/>
+        <w:ind w:left="1384" w:leftChars="0" w:hanging="284" w:firstLineChars="0"/>
         <w:jc w:val="both"/>
         <w:rPr>
           <w:rFonts w:ascii="Times New Roman" w:hAnsi="Times New Roman" w:cs="Times New Roman"/>
@@ -10327,43 +10133,24 @@
           <w:sz w:val="26"/>
           <w:szCs w:val="26"/>
         </w:rPr>
-        <w:t>Xem thống kê số lượng ứng viên và mức độ phù hợp trung bình</w:t>
-      </w:r>
-    </w:p>
-    <w:p>
-      <w:pPr>
-        <w:pStyle w:val="19"/>
-        <w:numPr>
-          <w:ilvl w:val="0"/>
-          <w:numId w:val="2"/>
-        </w:numPr>
-        <w:spacing w:after="0" w:line="360" w:lineRule="auto"/>
-        <w:ind w:left="1276" w:hanging="283"/>
-        <w:jc w:val="both"/>
-        <w:rPr>
-          <w:rFonts w:ascii="Times New Roman" w:hAnsi="Times New Roman" w:cs="Times New Roman"/>
-          <w:sz w:val="26"/>
-          <w:szCs w:val="26"/>
-          <w:lang w:val="fr-FR"/>
-        </w:rPr>
-      </w:pPr>
-      <w:r>
-        <w:rPr>
-          <w:rFonts w:ascii="Times New Roman" w:hAnsi="Times New Roman" w:cs="Times New Roman"/>
-          <w:sz w:val="26"/>
-          <w:szCs w:val="26"/>
-          <w:lang w:val="fr-FR"/>
-        </w:rPr>
-        <w:t xml:space="preserve">Đối với </w:t>
-      </w:r>
-      <w:r>
-        <w:rPr>
-          <w:rFonts w:hint="default" w:ascii="Times New Roman" w:hAnsi="Times New Roman" w:cs="Times New Roman"/>
+        <w:t>Tạo</w:t>
+      </w:r>
+      <w:r>
+        <w:rPr>
+          <w:rFonts w:hint="default" w:ascii="Times New Roman" w:hAnsi="Times New Roman"/>
           <w:sz w:val="26"/>
           <w:szCs w:val="26"/>
           <w:lang w:val="vi-VN"/>
         </w:rPr>
-        <w:t>quản trị viên, có thể:</w:t>
+        <w:t xml:space="preserve"> </w:t>
+      </w:r>
+      <w:r>
+        <w:rPr>
+          <w:rFonts w:hint="default" w:ascii="Times New Roman" w:hAnsi="Times New Roman"/>
+          <w:sz w:val="26"/>
+          <w:szCs w:val="26"/>
+        </w:rPr>
+        <w:t>hồ sơ cá nhân</w:t>
       </w:r>
     </w:p>
     <w:p>
@@ -10374,7 +10161,7 @@
           <w:numId w:val="8"/>
         </w:numPr>
         <w:spacing w:after="0" w:line="360" w:lineRule="auto"/>
-        <w:ind w:left="1560" w:hanging="284"/>
+        <w:ind w:left="1384" w:leftChars="0" w:hanging="284" w:firstLineChars="0"/>
         <w:jc w:val="both"/>
         <w:rPr>
           <w:rFonts w:ascii="Times New Roman" w:hAnsi="Times New Roman" w:cs="Times New Roman"/>
@@ -10387,17 +10174,9 @@
           <w:rFonts w:hint="default" w:ascii="Times New Roman" w:hAnsi="Times New Roman"/>
           <w:sz w:val="26"/>
           <w:szCs w:val="26"/>
-        </w:rPr>
-        <w:t xml:space="preserve">Quản lý tài khoản người dùng (Ứng viên, </w:t>
-      </w:r>
-      <w:r>
-        <w:rPr>
-          <w:rFonts w:hint="default" w:ascii="Times New Roman" w:hAnsi="Times New Roman" w:cs="Times New Roman"/>
-          <w:sz w:val="26"/>
-          <w:szCs w:val="26"/>
           <w:lang w:val="vi-VN"/>
         </w:rPr>
-        <w:t>Nhà tuyển dụng</w:t>
+        <w:t>C</w:t>
       </w:r>
       <w:r>
         <w:rPr>
@@ -10405,7 +10184,7 @@
           <w:sz w:val="26"/>
           <w:szCs w:val="26"/>
         </w:rPr>
-        <w:t>)</w:t>
+        <w:t>ập nhật hồ sơ cá nhân</w:t>
       </w:r>
     </w:p>
     <w:p>
@@ -10416,7 +10195,7 @@
           <w:numId w:val="8"/>
         </w:numPr>
         <w:spacing w:after="0" w:line="360" w:lineRule="auto"/>
-        <w:ind w:left="1560" w:hanging="284"/>
+        <w:ind w:left="1384" w:leftChars="0" w:hanging="284" w:firstLineChars="0"/>
         <w:jc w:val="both"/>
         <w:rPr>
           <w:rFonts w:ascii="Times New Roman" w:hAnsi="Times New Roman" w:cs="Times New Roman"/>
@@ -10429,8 +10208,17 @@
           <w:rFonts w:hint="default" w:ascii="Times New Roman" w:hAnsi="Times New Roman"/>
           <w:sz w:val="26"/>
           <w:szCs w:val="26"/>
-        </w:rPr>
-        <w:t>Quản lý danh mục ngành nghề, kỹ năng</w:t>
+          <w:lang w:val="vi-VN"/>
+        </w:rPr>
+        <w:t>Q</w:t>
+      </w:r>
+      <w:r>
+        <w:rPr>
+          <w:rFonts w:hint="default" w:ascii="Times New Roman" w:hAnsi="Times New Roman"/>
+          <w:sz w:val="26"/>
+          <w:szCs w:val="26"/>
+        </w:rPr>
+        <w:t>uản lý hồ sơ cá nhân</w:t>
       </w:r>
     </w:p>
     <w:p>
@@ -10441,7 +10229,7 @@
           <w:numId w:val="8"/>
         </w:numPr>
         <w:spacing w:after="0" w:line="360" w:lineRule="auto"/>
-        <w:ind w:left="1560" w:hanging="284"/>
+        <w:ind w:left="1384" w:leftChars="0" w:hanging="284" w:firstLineChars="0"/>
         <w:jc w:val="both"/>
         <w:rPr>
           <w:rFonts w:ascii="Times New Roman" w:hAnsi="Times New Roman" w:cs="Times New Roman"/>
@@ -10455,7 +10243,7 @@
           <w:sz w:val="26"/>
           <w:szCs w:val="26"/>
         </w:rPr>
-        <w:t>Quản lý và kiểm duyệt tin tuyển dụng.</w:t>
+        <w:t>Upload CV</w:t>
       </w:r>
     </w:p>
     <w:p>
@@ -10466,7 +10254,7 @@
           <w:numId w:val="8"/>
         </w:numPr>
         <w:spacing w:after="0" w:line="360" w:lineRule="auto"/>
-        <w:ind w:left="1560" w:hanging="284"/>
+        <w:ind w:left="1384" w:leftChars="0" w:hanging="284" w:firstLineChars="0"/>
         <w:jc w:val="both"/>
         <w:rPr>
           <w:rFonts w:ascii="Times New Roman" w:hAnsi="Times New Roman" w:cs="Times New Roman"/>
@@ -10480,42 +10268,7 @@
           <w:sz w:val="26"/>
           <w:szCs w:val="26"/>
         </w:rPr>
-        <w:t>Theo dõi và thống kê hoạt động hệ thốn</w:t>
-      </w:r>
-      <w:r>
-        <w:rPr>
-          <w:rFonts w:hint="default" w:ascii="Times New Roman" w:hAnsi="Times New Roman"/>
-          <w:sz w:val="26"/>
-          <w:szCs w:val="26"/>
-          <w:lang w:val="vi-VN"/>
-        </w:rPr>
-        <w:t>g</w:t>
-      </w:r>
-    </w:p>
-    <w:p>
-      <w:pPr>
-        <w:pStyle w:val="19"/>
-        <w:numPr>
-          <w:ilvl w:val="0"/>
-          <w:numId w:val="2"/>
-        </w:numPr>
-        <w:spacing w:after="0" w:line="360" w:lineRule="auto"/>
-        <w:ind w:left="1276" w:hanging="283"/>
-        <w:jc w:val="both"/>
-        <w:rPr>
-          <w:rFonts w:ascii="Times New Roman" w:hAnsi="Times New Roman" w:cs="Times New Roman"/>
-          <w:sz w:val="26"/>
-          <w:szCs w:val="26"/>
-        </w:rPr>
-      </w:pPr>
-      <w:r>
-        <w:rPr>
-          <w:rFonts w:hint="default" w:ascii="Times New Roman" w:hAnsi="Times New Roman"/>
-          <w:sz w:val="26"/>
-          <w:szCs w:val="26"/>
-          <w:lang w:val="vi-VN"/>
-        </w:rPr>
-        <w:t>Module Trí tuệ nhân tạo</w:t>
+        <w:t>Tìm kiếm tin tuyển dụng</w:t>
       </w:r>
     </w:p>
     <w:p>
@@ -10526,21 +10279,30 @@
           <w:numId w:val="8"/>
         </w:numPr>
         <w:spacing w:after="0" w:line="360" w:lineRule="auto"/>
-        <w:ind w:left="1560" w:hanging="284"/>
+        <w:ind w:left="1384" w:leftChars="0" w:hanging="284" w:firstLineChars="0"/>
         <w:jc w:val="both"/>
         <w:rPr>
+          <w:rFonts w:ascii="Times New Roman" w:hAnsi="Times New Roman" w:cs="Times New Roman"/>
+          <w:sz w:val="26"/>
+          <w:szCs w:val="26"/>
+        </w:rPr>
+      </w:pPr>
+      <w:r>
+        <w:rPr>
           <w:rFonts w:hint="default" w:ascii="Times New Roman" w:hAnsi="Times New Roman"/>
           <w:sz w:val="26"/>
           <w:szCs w:val="26"/>
-        </w:rPr>
-      </w:pPr>
+          <w:lang w:val="vi-VN"/>
+        </w:rPr>
+        <w:t>L</w:t>
+      </w:r>
       <w:r>
         <w:rPr>
           <w:rFonts w:hint="default" w:ascii="Times New Roman" w:hAnsi="Times New Roman"/>
           <w:sz w:val="26"/>
           <w:szCs w:val="26"/>
         </w:rPr>
-        <w:t>Tiền xử lý văn bản CV và Job Description</w:t>
+        <w:t>ọc tin tuyển dụng</w:t>
       </w:r>
     </w:p>
     <w:p>
@@ -10551,21 +10313,21 @@
           <w:numId w:val="8"/>
         </w:numPr>
         <w:spacing w:after="0" w:line="360" w:lineRule="auto"/>
-        <w:ind w:left="1560" w:hanging="284"/>
+        <w:ind w:left="1384" w:leftChars="0" w:hanging="284" w:firstLineChars="0"/>
         <w:jc w:val="both"/>
         <w:rPr>
+          <w:rFonts w:ascii="Times New Roman" w:hAnsi="Times New Roman" w:cs="Times New Roman"/>
+          <w:sz w:val="26"/>
+          <w:szCs w:val="26"/>
+        </w:rPr>
+      </w:pPr>
+      <w:r>
+        <w:rPr>
           <w:rFonts w:hint="default" w:ascii="Times New Roman" w:hAnsi="Times New Roman"/>
           <w:sz w:val="26"/>
           <w:szCs w:val="26"/>
         </w:rPr>
-      </w:pPr>
-      <w:r>
-        <w:rPr>
-          <w:rFonts w:hint="default" w:ascii="Times New Roman" w:hAnsi="Times New Roman"/>
-          <w:sz w:val="26"/>
-          <w:szCs w:val="26"/>
-        </w:rPr>
-        <w:t>Tính toán Cosine Similarity để xác định Matching Score</w:t>
+        <w:t>Xem chỉ số phù hợp (Matching Score)</w:t>
       </w:r>
     </w:p>
     <w:p>
@@ -10576,21 +10338,21 @@
           <w:numId w:val="8"/>
         </w:numPr>
         <w:spacing w:after="0" w:line="360" w:lineRule="auto"/>
-        <w:ind w:left="1560" w:hanging="284"/>
+        <w:ind w:left="1384" w:leftChars="0" w:hanging="284" w:firstLineChars="0"/>
         <w:jc w:val="both"/>
         <w:rPr>
+          <w:rFonts w:ascii="Times New Roman" w:hAnsi="Times New Roman" w:cs="Times New Roman"/>
+          <w:sz w:val="26"/>
+          <w:szCs w:val="26"/>
+        </w:rPr>
+      </w:pPr>
+      <w:r>
+        <w:rPr>
           <w:rFonts w:hint="default" w:ascii="Times New Roman" w:hAnsi="Times New Roman"/>
           <w:sz w:val="26"/>
           <w:szCs w:val="26"/>
         </w:rPr>
-      </w:pPr>
-      <w:r>
-        <w:rPr>
-          <w:rFonts w:hint="default" w:ascii="Times New Roman" w:hAnsi="Times New Roman"/>
-          <w:sz w:val="26"/>
-          <w:szCs w:val="26"/>
-        </w:rPr>
-        <w:t>Phân tích Skill Gap giữa yêu cầu công việc và kỹ năng ứng viên</w:t>
+        <w:t>Nhận gợi ý công việc phù hợp dựa trên kỹ năng hiện có</w:t>
       </w:r>
     </w:p>
     <w:p>
@@ -10601,7 +10363,7 @@
           <w:numId w:val="8"/>
         </w:numPr>
         <w:spacing w:after="0" w:line="360" w:lineRule="auto"/>
-        <w:ind w:left="1560" w:hanging="284"/>
+        <w:ind w:left="1384" w:leftChars="0" w:hanging="284" w:firstLineChars="0"/>
         <w:jc w:val="both"/>
         <w:rPr>
           <w:rFonts w:ascii="Times New Roman" w:hAnsi="Times New Roman" w:cs="Times New Roman"/>
@@ -10615,82 +10377,52 @@
           <w:sz w:val="26"/>
           <w:szCs w:val="26"/>
         </w:rPr>
-        <w:t>Gợi ý vị trí công việc phù hợp</w:t>
-      </w:r>
-    </w:p>
-    <w:p>
-      <w:pPr>
-        <w:pStyle w:val="4"/>
-        <w:numPr>
-          <w:ilvl w:val="2"/>
-          <w:numId w:val="1"/>
-        </w:numPr>
-        <w:spacing w:before="0" w:line="360" w:lineRule="auto"/>
-        <w:ind w:left="709" w:leftChars="0" w:firstLineChars="0"/>
-        <w:rPr>
-          <w:rFonts w:ascii="Times New Roman" w:hAnsi="Times New Roman" w:cs="Times New Roman"/>
-          <w:b/>
-          <w:color w:val="auto"/>
-          <w:sz w:val="26"/>
-          <w:szCs w:val="26"/>
-        </w:rPr>
-      </w:pPr>
-      <w:bookmarkStart w:id="34" w:name="_Toc70258544"/>
-      <w:bookmarkStart w:id="35" w:name="_Toc71830103"/>
-      <w:bookmarkStart w:id="36" w:name="_Toc21220"/>
-      <w:r>
-        <w:rPr>
-          <w:rFonts w:ascii="Times New Roman" w:hAnsi="Times New Roman" w:cs="Times New Roman"/>
-          <w:b/>
-          <w:color w:val="auto"/>
-          <w:sz w:val="26"/>
-          <w:szCs w:val="26"/>
-        </w:rPr>
-        <w:t>Mô tả</w:t>
-      </w:r>
-      <w:bookmarkEnd w:id="34"/>
-      <w:bookmarkEnd w:id="35"/>
-      <w:bookmarkEnd w:id="36"/>
+        <w:t>Xem phân tích khoảng cách kỹ năng</w:t>
+      </w:r>
     </w:p>
     <w:p>
       <w:pPr>
         <w:pStyle w:val="19"/>
         <w:numPr>
           <w:ilvl w:val="0"/>
-          <w:numId w:val="5"/>
+          <w:numId w:val="3"/>
         </w:numPr>
         <w:spacing w:after="0" w:line="360" w:lineRule="auto"/>
-        <w:ind w:left="1560" w:hanging="284"/>
-        <w:rPr>
-          <w:rFonts w:ascii="Times New Roman" w:hAnsi="Times New Roman" w:cs="Times New Roman"/>
-          <w:sz w:val="26"/>
-          <w:szCs w:val="26"/>
-        </w:rPr>
-      </w:pPr>
+        <w:ind w:left="1115" w:leftChars="0" w:hanging="455" w:firstLineChars="0"/>
+        <w:jc w:val="both"/>
+        <w:rPr>
+          <w:rFonts w:ascii="Times New Roman" w:hAnsi="Times New Roman" w:cs="Times New Roman"/>
+          <w:sz w:val="26"/>
+          <w:szCs w:val="26"/>
+          <w:lang w:val="fr-FR"/>
+        </w:rPr>
+      </w:pPr>
+      <w:r>
+        <w:rPr>
+          <w:rFonts w:ascii="Times New Roman" w:hAnsi="Times New Roman" w:cs="Times New Roman"/>
+          <w:sz w:val="26"/>
+          <w:szCs w:val="26"/>
+          <w:lang w:val="fr-FR"/>
+        </w:rPr>
+        <w:t xml:space="preserve">Đối với </w:t>
+      </w:r>
       <w:r>
         <w:rPr>
           <w:rFonts w:hint="default" w:ascii="Times New Roman" w:hAnsi="Times New Roman" w:cs="Times New Roman"/>
           <w:sz w:val="26"/>
           <w:szCs w:val="26"/>
-        </w:rPr>
-        <w:t xml:space="preserve">Hệ thống “Xây dựng hệ thống tuyển dụng và tư vấn việc làm tích hợp trí tuệ nhân tạo” gồm 3 tác nhân chính: Ứng viên, </w:t>
-      </w:r>
-      <w:r>
-        <w:rPr>
-          <w:rFonts w:hint="default" w:ascii="Times New Roman" w:hAnsi="Times New Roman" w:cs="Times New Roman"/>
-          <w:sz w:val="26"/>
-          <w:szCs w:val="26"/>
           <w:lang w:val="vi-VN"/>
         </w:rPr>
-        <w:t>Nhà tuyển dụng</w:t>
-      </w:r>
-      <w:r>
-        <w:rPr>
-          <w:rFonts w:hint="default" w:ascii="Times New Roman" w:hAnsi="Times New Roman" w:cs="Times New Roman"/>
-          <w:sz w:val="26"/>
-          <w:szCs w:val="26"/>
-        </w:rPr>
-        <w:t xml:space="preserve"> và Quản trị viên (Admin).</w:t>
+        <w:t>nhà tuyển dụng</w:t>
+      </w:r>
+      <w:r>
+        <w:rPr>
+          <w:rFonts w:ascii="Times New Roman" w:hAnsi="Times New Roman" w:cs="Times New Roman"/>
+          <w:sz w:val="26"/>
+          <w:szCs w:val="26"/>
+          <w:lang w:val="fr-FR"/>
+        </w:rPr>
+        <w:t>, có thể:</w:t>
       </w:r>
     </w:p>
     <w:p>
@@ -10698,40 +10430,24 @@
         <w:pStyle w:val="19"/>
         <w:numPr>
           <w:ilvl w:val="0"/>
-          <w:numId w:val="5"/>
+          <w:numId w:val="8"/>
         </w:numPr>
         <w:spacing w:after="0" w:line="360" w:lineRule="auto"/>
-        <w:ind w:left="1560" w:hanging="284"/>
-        <w:rPr>
-          <w:rFonts w:ascii="Times New Roman" w:hAnsi="Times New Roman" w:cs="Times New Roman"/>
-          <w:sz w:val="26"/>
-          <w:szCs w:val="26"/>
-        </w:rPr>
-      </w:pPr>
-      <w:r>
-        <w:rPr>
-          <w:rFonts w:hint="default" w:ascii="Times New Roman" w:hAnsi="Times New Roman" w:cs="Times New Roman"/>
-          <w:sz w:val="26"/>
-          <w:szCs w:val="26"/>
-          <w:lang w:val="en-US"/>
-        </w:rPr>
-        <w:t xml:space="preserve">Ứng </w:t>
-      </w:r>
-      <w:r>
-        <w:rPr>
-          <w:rFonts w:ascii="Times New Roman" w:hAnsi="Times New Roman" w:cs="Times New Roman"/>
-          <w:sz w:val="26"/>
-          <w:szCs w:val="26"/>
-        </w:rPr>
-        <w:t xml:space="preserve">Viên: </w:t>
-      </w:r>
-      <w:r>
-        <w:rPr>
-          <w:rFonts w:hint="default" w:ascii="Times New Roman" w:hAnsi="Times New Roman" w:cs="Times New Roman"/>
-          <w:sz w:val="26"/>
-          <w:szCs w:val="26"/>
-        </w:rPr>
-        <w:t>(1) Khi ứng viên gửi yêu cầu đến hệ thống (đăng ký, đăng nhập, upload CV, tìm kiếm việc làm), hệ thống sẽ tiếp nhận và xử lý dữ liệu.(2) Hệ thống phân tích nội dung CV, thực hiện so khớp với yêu cầu công việc và phản hồi kết quả bao gồm danh sách công việc phù hợp, chỉ số Matching Score và gợi ý kỹ năng cần cải thiện.</w:t>
+        <w:ind w:left="1384" w:leftChars="0" w:hanging="284" w:firstLineChars="0"/>
+        <w:jc w:val="both"/>
+        <w:rPr>
+          <w:rFonts w:ascii="Times New Roman" w:hAnsi="Times New Roman" w:cs="Times New Roman"/>
+          <w:sz w:val="26"/>
+          <w:szCs w:val="26"/>
+        </w:rPr>
+      </w:pPr>
+      <w:r>
+        <w:rPr>
+          <w:rFonts w:hint="default" w:ascii="Times New Roman" w:hAnsi="Times New Roman"/>
+          <w:sz w:val="26"/>
+          <w:szCs w:val="26"/>
+        </w:rPr>
+        <w:t>Đăng ký</w:t>
       </w:r>
     </w:p>
     <w:p>
@@ -10739,57 +10455,33 @@
         <w:pStyle w:val="19"/>
         <w:numPr>
           <w:ilvl w:val="0"/>
-          <w:numId w:val="5"/>
+          <w:numId w:val="8"/>
         </w:numPr>
         <w:spacing w:after="0" w:line="360" w:lineRule="auto"/>
-        <w:ind w:left="1560" w:hanging="284"/>
-        <w:rPr>
-          <w:rFonts w:ascii="Times New Roman" w:hAnsi="Times New Roman" w:cs="Times New Roman"/>
-          <w:sz w:val="26"/>
-          <w:szCs w:val="26"/>
-        </w:rPr>
-      </w:pPr>
-      <w:r>
-        <w:rPr>
-          <w:rFonts w:hint="default" w:ascii="Times New Roman" w:hAnsi="Times New Roman" w:cs="Times New Roman"/>
+        <w:ind w:left="1384" w:leftChars="0" w:hanging="284" w:firstLineChars="0"/>
+        <w:jc w:val="both"/>
+        <w:rPr>
+          <w:rFonts w:ascii="Times New Roman" w:hAnsi="Times New Roman" w:cs="Times New Roman"/>
+          <w:sz w:val="26"/>
+          <w:szCs w:val="26"/>
+        </w:rPr>
+      </w:pPr>
+      <w:r>
+        <w:rPr>
+          <w:rFonts w:hint="default" w:ascii="Times New Roman" w:hAnsi="Times New Roman"/>
           <w:sz w:val="26"/>
           <w:szCs w:val="26"/>
           <w:lang w:val="vi-VN"/>
         </w:rPr>
-        <w:t>Nhà tuyển dụng</w:t>
-      </w:r>
-      <w:r>
-        <w:rPr>
-          <w:rFonts w:ascii="Times New Roman" w:hAnsi="Times New Roman" w:cs="Times New Roman"/>
-          <w:sz w:val="26"/>
-          <w:szCs w:val="26"/>
-        </w:rPr>
-        <w:t xml:space="preserve">: </w:t>
-      </w:r>
-      <w:r>
-        <w:rPr>
-          <w:rFonts w:hint="default" w:ascii="Times New Roman" w:hAnsi="Times New Roman" w:cs="Times New Roman"/>
-          <w:sz w:val="26"/>
-          <w:szCs w:val="26"/>
-        </w:rPr>
-        <w:t xml:space="preserve">(3) Khi </w:t>
-      </w:r>
-      <w:r>
-        <w:rPr>
-          <w:rFonts w:hint="default" w:ascii="Times New Roman" w:hAnsi="Times New Roman" w:cs="Times New Roman"/>
-          <w:sz w:val="26"/>
-          <w:szCs w:val="26"/>
-          <w:lang w:val="vi-VN"/>
-        </w:rPr>
-        <w:t>nhà tuyển dụng</w:t>
-      </w:r>
-      <w:r>
-        <w:rPr>
-          <w:rFonts w:hint="default" w:ascii="Times New Roman" w:hAnsi="Times New Roman" w:cs="Times New Roman"/>
-          <w:sz w:val="26"/>
-          <w:szCs w:val="26"/>
-        </w:rPr>
-        <w:t xml:space="preserve"> gửi yêu cầu đến hệ thống (đăng tin tuyển dụng, tìm kiếm ứng viên), hệ thống sẽ tiếp nhận và phân tích nội dung yêu cầu tuyển dụng.(4) Hệ thống thực hiện so khớp với dữ liệu ứng viên và phản hồi danh sách ứng viên phù hợp, kèm theo mức độ Matching Score và các thông tin thống kê liên quan.</w:t>
+        <w:t>Đ</w:t>
+      </w:r>
+      <w:r>
+        <w:rPr>
+          <w:rFonts w:hint="default" w:ascii="Times New Roman" w:hAnsi="Times New Roman"/>
+          <w:sz w:val="26"/>
+          <w:szCs w:val="26"/>
+        </w:rPr>
+        <w:t>ăng nhập</w:t>
       </w:r>
     </w:p>
     <w:p>
@@ -10797,106 +10489,10 @@
         <w:pStyle w:val="19"/>
         <w:numPr>
           <w:ilvl w:val="0"/>
-          <w:numId w:val="5"/>
+          <w:numId w:val="8"/>
         </w:numPr>
         <w:spacing w:after="0" w:line="360" w:lineRule="auto"/>
-        <w:ind w:left="1560" w:hanging="284"/>
-        <w:rPr>
-          <w:rFonts w:ascii="Times New Roman" w:hAnsi="Times New Roman" w:cs="Times New Roman"/>
-          <w:sz w:val="26"/>
-          <w:szCs w:val="26"/>
-        </w:rPr>
-      </w:pPr>
-      <w:r>
-        <w:rPr>
-          <w:rFonts w:ascii="Times New Roman" w:hAnsi="Times New Roman" w:cs="Times New Roman"/>
-          <w:sz w:val="26"/>
-          <w:szCs w:val="26"/>
-        </w:rPr>
-        <w:t xml:space="preserve">Quản trị viên: </w:t>
-      </w:r>
-      <w:r>
-        <w:rPr>
-          <w:rFonts w:hint="default" w:ascii="Times New Roman" w:hAnsi="Times New Roman" w:cs="Times New Roman"/>
-          <w:sz w:val="26"/>
-          <w:szCs w:val="26"/>
-        </w:rPr>
-        <w:t>(5) Khi quản trị viên gửi yêu cầu đến hệ thống (quản lý người dùng, kiểm duyệt nội dung, theo dõi hoạt động hệ thống), hệ thống sẽ xử lý và kiểm tra dữ liệu.(6) Hệ thống phản hồi thông tin quản trị, báo cáo thống kê và trạng thái hoạt động của hệ thống.</w:t>
-      </w:r>
-    </w:p>
-    <w:p>
-      <w:pPr>
-        <w:pStyle w:val="4"/>
-        <w:numPr>
-          <w:ilvl w:val="2"/>
-          <w:numId w:val="1"/>
-        </w:numPr>
-        <w:spacing w:before="0" w:line="360" w:lineRule="auto"/>
-        <w:ind w:left="709" w:leftChars="0" w:hanging="709" w:firstLineChars="0"/>
-        <w:rPr>
-          <w:rFonts w:ascii="Times New Roman" w:hAnsi="Times New Roman" w:cs="Times New Roman"/>
-          <w:b/>
-          <w:color w:val="auto"/>
-          <w:sz w:val="26"/>
-          <w:szCs w:val="26"/>
-        </w:rPr>
-      </w:pPr>
-      <w:bookmarkStart w:id="37" w:name="_Toc71830104"/>
-      <w:bookmarkStart w:id="38" w:name="_Toc70258545"/>
-      <w:bookmarkStart w:id="39" w:name="_Toc7261"/>
-      <w:r>
-        <w:rPr>
-          <w:rFonts w:ascii="Times New Roman" w:hAnsi="Times New Roman" w:cs="Times New Roman"/>
-          <w:b/>
-          <w:color w:val="auto"/>
-          <w:sz w:val="26"/>
-          <w:szCs w:val="26"/>
-        </w:rPr>
-        <w:t>Các công nghệ ràng buộc</w:t>
-      </w:r>
-      <w:bookmarkEnd w:id="37"/>
-      <w:bookmarkEnd w:id="38"/>
-      <w:bookmarkEnd w:id="39"/>
-    </w:p>
-    <w:p>
-      <w:pPr>
-        <w:pStyle w:val="5"/>
-        <w:numPr>
-          <w:ilvl w:val="3"/>
-          <w:numId w:val="1"/>
-        </w:numPr>
-        <w:spacing w:before="0" w:line="360" w:lineRule="auto"/>
-        <w:ind w:left="1985" w:hanging="851"/>
-        <w:rPr>
-          <w:rFonts w:ascii="Times New Roman" w:hAnsi="Times New Roman" w:cs="Times New Roman"/>
-          <w:b/>
-          <w:i w:val="0"/>
-          <w:color w:val="auto"/>
-          <w:sz w:val="26"/>
-          <w:szCs w:val="26"/>
-        </w:rPr>
-      </w:pPr>
-      <w:r>
-        <w:rPr>
-          <w:rFonts w:ascii="Times New Roman" w:hAnsi="Times New Roman" w:cs="Times New Roman"/>
-          <w:b/>
-          <w:i w:val="0"/>
-          <w:color w:val="auto"/>
-          <w:sz w:val="26"/>
-          <w:szCs w:val="26"/>
-        </w:rPr>
-        <w:t>Kỹ thuật phát triển hệ thống</w:t>
-      </w:r>
-    </w:p>
-    <w:p>
-      <w:pPr>
-        <w:pStyle w:val="19"/>
-        <w:numPr>
-          <w:ilvl w:val="0"/>
-          <w:numId w:val="2"/>
-        </w:numPr>
-        <w:spacing w:after="0" w:line="360" w:lineRule="auto"/>
-        <w:ind w:left="1985" w:hanging="284"/>
+        <w:ind w:left="1384" w:leftChars="0" w:hanging="284" w:firstLineChars="0"/>
         <w:jc w:val="both"/>
         <w:rPr>
           <w:rFonts w:ascii="Times New Roman" w:hAnsi="Times New Roman" w:cs="Times New Roman"/>
@@ -10906,520 +10502,12 @@
       </w:pPr>
       <w:r>
         <w:rPr>
-          <w:rFonts w:ascii="Times New Roman" w:hAnsi="Times New Roman" w:cs="Times New Roman"/>
-          <w:sz w:val="26"/>
-          <w:szCs w:val="26"/>
-        </w:rPr>
-        <w:t>Nền tảng ứng dụng web.</w:t>
-      </w:r>
-    </w:p>
-    <w:p>
-      <w:pPr>
-        <w:pStyle w:val="19"/>
-        <w:numPr>
-          <w:ilvl w:val="0"/>
-          <w:numId w:val="2"/>
-        </w:numPr>
-        <w:spacing w:after="0" w:line="360" w:lineRule="auto"/>
-        <w:ind w:left="1985" w:hanging="284"/>
-        <w:jc w:val="both"/>
-        <w:rPr>
-          <w:rFonts w:ascii="Times New Roman" w:hAnsi="Times New Roman" w:cs="Times New Roman"/>
-          <w:sz w:val="26"/>
-          <w:szCs w:val="26"/>
-        </w:rPr>
-      </w:pPr>
-      <w:r>
-        <w:rPr>
-          <w:rFonts w:ascii="Times New Roman" w:hAnsi="Times New Roman" w:cs="Times New Roman"/>
-          <w:sz w:val="26"/>
-          <w:szCs w:val="26"/>
-        </w:rPr>
-        <w:t xml:space="preserve">Ngôn ngữ lập trình: PHP, </w:t>
-      </w:r>
-      <w:r>
-        <w:rPr>
-          <w:rFonts w:hint="default" w:ascii="Times New Roman" w:hAnsi="Times New Roman" w:cs="Times New Roman"/>
+          <w:rFonts w:hint="default" w:ascii="Times New Roman" w:hAnsi="Times New Roman"/>
           <w:sz w:val="26"/>
           <w:szCs w:val="26"/>
           <w:lang w:val="vi-VN"/>
         </w:rPr>
-        <w:t>VueJS, Css</w:t>
-      </w:r>
-      <w:r>
-        <w:rPr>
-          <w:rFonts w:ascii="Times New Roman" w:hAnsi="Times New Roman" w:cs="Times New Roman"/>
-          <w:sz w:val="26"/>
-          <w:szCs w:val="26"/>
-        </w:rPr>
-        <w:t>.</w:t>
-      </w:r>
-    </w:p>
-    <w:p>
-      <w:pPr>
-        <w:pStyle w:val="19"/>
-        <w:numPr>
-          <w:ilvl w:val="0"/>
-          <w:numId w:val="2"/>
-        </w:numPr>
-        <w:spacing w:after="0" w:line="360" w:lineRule="auto"/>
-        <w:ind w:left="1985" w:hanging="284"/>
-        <w:jc w:val="both"/>
-        <w:rPr>
-          <w:rFonts w:ascii="Times New Roman" w:hAnsi="Times New Roman" w:cs="Times New Roman"/>
-          <w:sz w:val="26"/>
-          <w:szCs w:val="26"/>
-        </w:rPr>
-      </w:pPr>
-      <w:r>
-        <w:rPr>
-          <w:rFonts w:ascii="Times New Roman" w:hAnsi="Times New Roman" w:cs="Times New Roman"/>
-          <w:sz w:val="26"/>
-          <w:szCs w:val="26"/>
-        </w:rPr>
-        <w:t>Cơ sở dữ liệu: MySQL.</w:t>
-      </w:r>
-    </w:p>
-    <w:p>
-      <w:pPr>
-        <w:pStyle w:val="19"/>
-        <w:numPr>
-          <w:ilvl w:val="0"/>
-          <w:numId w:val="2"/>
-        </w:numPr>
-        <w:spacing w:after="0" w:line="360" w:lineRule="auto"/>
-        <w:ind w:left="1985" w:hanging="284"/>
-        <w:jc w:val="both"/>
-        <w:rPr>
-          <w:rFonts w:ascii="Times New Roman" w:hAnsi="Times New Roman" w:cs="Times New Roman"/>
-          <w:sz w:val="26"/>
-          <w:szCs w:val="26"/>
-        </w:rPr>
-      </w:pPr>
-      <w:r>
-        <w:rPr>
-          <w:rFonts w:ascii="Times New Roman" w:hAnsi="Times New Roman" w:cs="Times New Roman"/>
-          <w:sz w:val="26"/>
-          <w:szCs w:val="26"/>
-        </w:rPr>
-        <w:t>Quy trình quản lý ứng dựng: Quy trình Scrum.</w:t>
-      </w:r>
-    </w:p>
-    <w:p>
-      <w:pPr>
-        <w:pStyle w:val="5"/>
-        <w:numPr>
-          <w:ilvl w:val="3"/>
-          <w:numId w:val="1"/>
-        </w:numPr>
-        <w:spacing w:before="0" w:line="360" w:lineRule="auto"/>
-        <w:ind w:left="1985" w:hanging="851"/>
-        <w:rPr>
-          <w:rFonts w:ascii="Times New Roman" w:hAnsi="Times New Roman" w:cs="Times New Roman"/>
-          <w:b/>
-          <w:i w:val="0"/>
-          <w:color w:val="auto"/>
-          <w:sz w:val="26"/>
-          <w:szCs w:val="26"/>
-        </w:rPr>
-      </w:pPr>
-      <w:r>
-        <w:rPr>
-          <w:rFonts w:ascii="Times New Roman" w:hAnsi="Times New Roman" w:cs="Times New Roman"/>
-          <w:b/>
-          <w:i w:val="0"/>
-          <w:color w:val="auto"/>
-          <w:sz w:val="26"/>
-          <w:szCs w:val="26"/>
-        </w:rPr>
-        <w:t>Môi trường</w:t>
-      </w:r>
-    </w:p>
-    <w:p>
-      <w:pPr>
-        <w:pStyle w:val="19"/>
-        <w:numPr>
-          <w:ilvl w:val="0"/>
-          <w:numId w:val="2"/>
-        </w:numPr>
-        <w:spacing w:after="0" w:line="360" w:lineRule="auto"/>
-        <w:ind w:left="1985" w:hanging="284"/>
-        <w:jc w:val="both"/>
-        <w:rPr>
-          <w:rFonts w:ascii="Times New Roman" w:hAnsi="Times New Roman" w:cs="Times New Roman"/>
-          <w:sz w:val="26"/>
-          <w:szCs w:val="26"/>
-        </w:rPr>
-      </w:pPr>
-      <w:r>
-        <w:rPr>
-          <w:rFonts w:ascii="Times New Roman" w:hAnsi="Times New Roman" w:cs="Times New Roman"/>
-          <w:sz w:val="26"/>
-          <w:szCs w:val="26"/>
-        </w:rPr>
-        <w:t>Máy người dùng phải được kết nối Internet, có trình duyệt Web (IE, Google Chrome, Fire Fox v.v..).</w:t>
-      </w:r>
-    </w:p>
-    <w:p>
-      <w:pPr>
-        <w:pStyle w:val="19"/>
-        <w:numPr>
-          <w:ilvl w:val="0"/>
-          <w:numId w:val="2"/>
-        </w:numPr>
-        <w:spacing w:after="0" w:line="360" w:lineRule="auto"/>
-        <w:ind w:left="1985" w:hanging="284"/>
-        <w:jc w:val="both"/>
-        <w:rPr>
-          <w:rFonts w:ascii="Times New Roman" w:hAnsi="Times New Roman" w:cs="Times New Roman"/>
-          <w:sz w:val="26"/>
-          <w:szCs w:val="26"/>
-        </w:rPr>
-      </w:pPr>
-      <w:r>
-        <w:rPr>
-          <w:rFonts w:ascii="Times New Roman" w:hAnsi="Times New Roman" w:cs="Times New Roman"/>
-          <w:sz w:val="26"/>
-          <w:szCs w:val="26"/>
-        </w:rPr>
-        <w:t>Phần mềm phát triển dự án: Xampp, Git, MySQL, VSCode.</w:t>
-      </w:r>
-    </w:p>
-    <w:p>
-      <w:pPr>
-        <w:pStyle w:val="19"/>
-        <w:numPr>
-          <w:ilvl w:val="0"/>
-          <w:numId w:val="2"/>
-        </w:numPr>
-        <w:spacing w:after="0" w:line="360" w:lineRule="auto"/>
-        <w:ind w:left="1985" w:hanging="284"/>
-        <w:jc w:val="both"/>
-        <w:rPr>
-          <w:rFonts w:ascii="Times New Roman" w:hAnsi="Times New Roman" w:cs="Times New Roman"/>
-          <w:sz w:val="26"/>
-          <w:szCs w:val="26"/>
-        </w:rPr>
-      </w:pPr>
-      <w:r>
-        <w:rPr>
-          <w:rFonts w:ascii="Times New Roman" w:hAnsi="Times New Roman" w:cs="Times New Roman"/>
-          <w:sz w:val="26"/>
-          <w:szCs w:val="26"/>
-        </w:rPr>
-        <w:t>Công cụ quản lý mã nguồn: Gi</w:t>
-      </w:r>
-      <w:r>
-        <w:rPr>
-          <w:rFonts w:hint="default" w:ascii="Times New Roman" w:hAnsi="Times New Roman" w:cs="Times New Roman"/>
-          <w:sz w:val="26"/>
-          <w:szCs w:val="26"/>
-          <w:lang w:val="vi-VN"/>
-        </w:rPr>
-        <w:t>t</w:t>
-      </w:r>
-      <w:r>
-        <w:rPr>
-          <w:rFonts w:ascii="Times New Roman" w:hAnsi="Times New Roman" w:cs="Times New Roman"/>
-          <w:sz w:val="26"/>
-          <w:szCs w:val="26"/>
-        </w:rPr>
-        <w:t>hub.</w:t>
-      </w:r>
-    </w:p>
-    <w:p>
-      <w:pPr>
-        <w:pStyle w:val="5"/>
-        <w:numPr>
-          <w:ilvl w:val="3"/>
-          <w:numId w:val="1"/>
-        </w:numPr>
-        <w:spacing w:before="0" w:line="360" w:lineRule="auto"/>
-        <w:ind w:left="1985" w:hanging="851"/>
-        <w:rPr>
-          <w:rFonts w:ascii="Times New Roman" w:hAnsi="Times New Roman" w:cs="Times New Roman"/>
-          <w:b/>
-          <w:i w:val="0"/>
-          <w:color w:val="auto"/>
-          <w:sz w:val="26"/>
-          <w:szCs w:val="26"/>
-        </w:rPr>
-      </w:pPr>
-      <w:r>
-        <w:rPr>
-          <w:rFonts w:ascii="Times New Roman" w:hAnsi="Times New Roman" w:cs="Times New Roman"/>
-          <w:b/>
-          <w:i w:val="0"/>
-          <w:color w:val="auto"/>
-          <w:sz w:val="26"/>
-          <w:szCs w:val="26"/>
-        </w:rPr>
-        <w:t>Các ràng buộc khác</w:t>
-      </w:r>
-    </w:p>
-    <w:p>
-      <w:pPr>
-        <w:pStyle w:val="19"/>
-        <w:numPr>
-          <w:ilvl w:val="0"/>
-          <w:numId w:val="2"/>
-        </w:numPr>
-        <w:spacing w:after="0" w:line="360" w:lineRule="auto"/>
-        <w:ind w:left="1985" w:hanging="284"/>
-        <w:jc w:val="both"/>
-        <w:rPr>
-          <w:rFonts w:ascii="Times New Roman" w:hAnsi="Times New Roman" w:cs="Times New Roman"/>
-          <w:sz w:val="26"/>
-          <w:szCs w:val="26"/>
-        </w:rPr>
-      </w:pPr>
-      <w:r>
-        <w:rPr>
-          <w:rFonts w:ascii="Times New Roman" w:hAnsi="Times New Roman" w:cs="Times New Roman"/>
-          <w:sz w:val="26"/>
-          <w:szCs w:val="26"/>
-        </w:rPr>
-        <w:t>Nguồn lực: 5 người.</w:t>
-      </w:r>
-    </w:p>
-    <w:p>
-      <w:pPr>
-        <w:pStyle w:val="19"/>
-        <w:numPr>
-          <w:ilvl w:val="0"/>
-          <w:numId w:val="2"/>
-        </w:numPr>
-        <w:spacing w:after="0" w:line="360" w:lineRule="auto"/>
-        <w:ind w:left="1985" w:hanging="284"/>
-        <w:jc w:val="both"/>
-        <w:rPr>
-          <w:rFonts w:ascii="Times New Roman" w:hAnsi="Times New Roman" w:cs="Times New Roman"/>
-          <w:sz w:val="26"/>
-          <w:szCs w:val="26"/>
-        </w:rPr>
-      </w:pPr>
-      <w:r>
-        <w:rPr>
-          <w:rFonts w:ascii="Times New Roman" w:hAnsi="Times New Roman" w:cs="Times New Roman"/>
-          <w:sz w:val="26"/>
-          <w:szCs w:val="26"/>
-        </w:rPr>
-        <w:t>Kinh phí: Hạn chế.</w:t>
-      </w:r>
-    </w:p>
-    <w:p>
-      <w:pPr>
-        <w:pStyle w:val="19"/>
-        <w:numPr>
-          <w:ilvl w:val="0"/>
-          <w:numId w:val="2"/>
-        </w:numPr>
-        <w:spacing w:after="0" w:line="360" w:lineRule="auto"/>
-        <w:ind w:left="1985" w:hanging="284"/>
-        <w:jc w:val="both"/>
-        <w:rPr>
-          <w:rFonts w:ascii="Times New Roman" w:hAnsi="Times New Roman" w:cs="Times New Roman"/>
-          <w:sz w:val="26"/>
-          <w:szCs w:val="26"/>
-        </w:rPr>
-      </w:pPr>
-      <w:r>
-        <w:rPr>
-          <w:rFonts w:ascii="Times New Roman" w:hAnsi="Times New Roman" w:cs="Times New Roman"/>
-          <w:sz w:val="26"/>
-          <w:szCs w:val="26"/>
-        </w:rPr>
-        <w:t>Thời gian: Dự án hoàn thành sau 2,5 tháng.</w:t>
-      </w:r>
-    </w:p>
-    <w:p>
-      <w:pPr>
-        <w:pStyle w:val="19"/>
-        <w:numPr>
-          <w:ilvl w:val="0"/>
-          <w:numId w:val="2"/>
-        </w:numPr>
-        <w:spacing w:after="0" w:line="360" w:lineRule="auto"/>
-        <w:ind w:left="1985" w:hanging="284"/>
-        <w:jc w:val="both"/>
-        <w:rPr>
-          <w:rFonts w:ascii="Times New Roman" w:hAnsi="Times New Roman" w:cs="Times New Roman"/>
-          <w:sz w:val="26"/>
-          <w:szCs w:val="26"/>
-        </w:rPr>
-      </w:pPr>
-      <w:r>
-        <w:rPr>
-          <w:rFonts w:ascii="Times New Roman" w:hAnsi="Times New Roman" w:cs="Times New Roman"/>
-          <w:sz w:val="26"/>
-          <w:szCs w:val="26"/>
-        </w:rPr>
-        <w:t xml:space="preserve">Công nghệ: PHP laravel, </w:t>
-      </w:r>
-      <w:r>
-        <w:rPr>
-          <w:rFonts w:hint="default" w:ascii="Times New Roman" w:hAnsi="Times New Roman" w:cs="Times New Roman"/>
-          <w:sz w:val="26"/>
-          <w:szCs w:val="26"/>
-          <w:lang w:val="vi-VN"/>
-        </w:rPr>
-        <w:t>VueJS, Css</w:t>
-      </w:r>
-      <w:r>
-        <w:rPr>
-          <w:rFonts w:ascii="Times New Roman" w:hAnsi="Times New Roman" w:cs="Times New Roman"/>
-          <w:sz w:val="26"/>
-          <w:szCs w:val="26"/>
-        </w:rPr>
-        <w:t>.</w:t>
-      </w:r>
-    </w:p>
-    <w:p>
-      <w:pPr>
-        <w:pStyle w:val="2"/>
-        <w:numPr>
-          <w:ilvl w:val="0"/>
-          <w:numId w:val="1"/>
-        </w:numPr>
-        <w:spacing w:before="0" w:line="360" w:lineRule="auto"/>
-        <w:ind w:left="284" w:hanging="284"/>
-        <w:rPr>
-          <w:rFonts w:ascii="Times New Roman" w:hAnsi="Times New Roman" w:cs="Times New Roman"/>
-          <w:b/>
-          <w:color w:val="auto"/>
-          <w:sz w:val="26"/>
-          <w:szCs w:val="26"/>
-        </w:rPr>
-      </w:pPr>
-      <w:bookmarkStart w:id="40" w:name="_Toc70258546"/>
-      <w:bookmarkStart w:id="41" w:name="_Toc71830105"/>
-      <w:bookmarkStart w:id="42" w:name="_Toc30923"/>
-      <w:r>
-        <w:rPr>
-          <w:rFonts w:ascii="Times New Roman" w:hAnsi="Times New Roman" w:cs="Times New Roman"/>
-          <w:b/>
-          <w:color w:val="auto"/>
-          <w:sz w:val="26"/>
-          <w:szCs w:val="26"/>
-        </w:rPr>
-        <w:t>KẾ HOẠCH TỔNG THỂ DỰ ÁN</w:t>
-      </w:r>
-      <w:bookmarkEnd w:id="40"/>
-      <w:bookmarkEnd w:id="41"/>
-      <w:bookmarkEnd w:id="42"/>
-    </w:p>
-    <w:p>
-      <w:pPr>
-        <w:pStyle w:val="3"/>
-        <w:numPr>
-          <w:ilvl w:val="1"/>
-          <w:numId w:val="1"/>
-        </w:numPr>
-        <w:spacing w:before="0" w:line="360" w:lineRule="auto"/>
-        <w:ind w:left="567" w:leftChars="0" w:hanging="567" w:firstLineChars="0"/>
-        <w:rPr>
-          <w:rFonts w:ascii="Times New Roman" w:hAnsi="Times New Roman" w:cs="Times New Roman"/>
-          <w:b/>
-          <w:color w:val="auto"/>
-        </w:rPr>
-      </w:pPr>
-      <w:bookmarkStart w:id="43" w:name="_Toc70258547"/>
-      <w:bookmarkStart w:id="44" w:name="_Toc71830106"/>
-      <w:bookmarkStart w:id="45" w:name="_Toc11108"/>
-      <w:r>
-        <w:rPr>
-          <w:rFonts w:ascii="Times New Roman" w:hAnsi="Times New Roman" w:cs="Times New Roman"/>
-          <w:b/>
-          <w:color w:val="auto"/>
-        </w:rPr>
-        <w:t>Định nghĩa Scrum</w:t>
-      </w:r>
-      <w:bookmarkEnd w:id="43"/>
-      <w:bookmarkEnd w:id="44"/>
-      <w:bookmarkEnd w:id="45"/>
-    </w:p>
-    <w:p>
-      <w:pPr>
-        <w:pStyle w:val="19"/>
-        <w:numPr>
-          <w:ilvl w:val="0"/>
-          <w:numId w:val="2"/>
-        </w:numPr>
-        <w:spacing w:after="0" w:line="360" w:lineRule="auto"/>
-        <w:ind w:left="851" w:hanging="284"/>
-        <w:jc w:val="both"/>
-        <w:rPr>
-          <w:rFonts w:ascii="Times New Roman" w:hAnsi="Times New Roman" w:cs="Times New Roman"/>
-          <w:sz w:val="26"/>
-          <w:szCs w:val="26"/>
-        </w:rPr>
-      </w:pPr>
-      <w:r>
-        <w:rPr>
-          <w:rFonts w:ascii="Times New Roman" w:hAnsi="Times New Roman" w:cs="Times New Roman"/>
-          <w:sz w:val="26"/>
-          <w:szCs w:val="26"/>
-        </w:rPr>
-        <w:t>Scrum là một tập hợp con của Agile và là một trong những khuôn khổ quá trình phổ biến nhất để triển khai Agile. Nó là một mô hình phát triển phần mềm lặp đi lặp lại được sử dụng để quản lý phát triển phần mềm và sản phẩm phức tạp. Các lần lặp có độ dài cố định, được gọi là nước rút kéo dài từ một đến hai tuần cho phép nhóm vận chuyển phần mềm theo nhịp đều đặn. Vào cuối mỗi Sprint, các bên liên quan và các thánh viên trong nhóm họp lại để lập kế hoạch cho các bước tiếp theo.</w:t>
-      </w:r>
-    </w:p>
-    <w:p>
-      <w:pPr>
-        <w:pStyle w:val="4"/>
-        <w:numPr>
-          <w:ilvl w:val="2"/>
-          <w:numId w:val="1"/>
-        </w:numPr>
-        <w:spacing w:before="0" w:line="360" w:lineRule="auto"/>
-        <w:ind w:left="709" w:leftChars="0" w:hanging="709" w:firstLineChars="0"/>
-        <w:rPr>
-          <w:rFonts w:ascii="Times New Roman" w:hAnsi="Times New Roman" w:cs="Times New Roman"/>
-          <w:b/>
-          <w:color w:val="auto"/>
-          <w:sz w:val="26"/>
-          <w:szCs w:val="26"/>
-        </w:rPr>
-      </w:pPr>
-      <w:bookmarkStart w:id="46" w:name="_Toc70258548"/>
-      <w:bookmarkStart w:id="47" w:name="_Toc71830107"/>
-      <w:bookmarkStart w:id="48" w:name="_Toc9378"/>
-      <w:r>
-        <w:rPr>
-          <w:rFonts w:ascii="Times New Roman" w:hAnsi="Times New Roman" w:cs="Times New Roman"/>
-          <w:b/>
-          <w:color w:val="auto"/>
-          <w:sz w:val="26"/>
-          <w:szCs w:val="26"/>
-        </w:rPr>
-        <w:t>Mô tả Scrum</w:t>
-      </w:r>
-      <w:bookmarkEnd w:id="46"/>
-      <w:bookmarkEnd w:id="47"/>
-      <w:bookmarkEnd w:id="48"/>
-    </w:p>
-    <w:p>
-      <w:pPr>
-        <w:pStyle w:val="19"/>
-        <w:numPr>
-          <w:ilvl w:val="0"/>
-          <w:numId w:val="2"/>
-        </w:numPr>
-        <w:spacing w:after="0" w:line="360" w:lineRule="auto"/>
-        <w:ind w:left="1276" w:hanging="283"/>
-        <w:jc w:val="both"/>
-        <w:rPr>
-          <w:rFonts w:ascii="Times New Roman" w:hAnsi="Times New Roman" w:cs="Times New Roman"/>
-          <w:sz w:val="26"/>
-          <w:szCs w:val="26"/>
-        </w:rPr>
-      </w:pPr>
-      <w:r>
-        <w:rPr>
-          <w:rFonts w:ascii="Times New Roman" w:hAnsi="Times New Roman" w:cs="Times New Roman"/>
-          <w:sz w:val="26"/>
-          <w:szCs w:val="26"/>
-        </w:rPr>
-        <w:t>Có ba vai trò cụ thể trong Scrum:</w:t>
+        <w:t>Đăng xuất</w:t>
       </w:r>
     </w:p>
     <w:p>
@@ -11430,7 +10518,7 @@
           <w:numId w:val="9"/>
         </w:numPr>
         <w:spacing w:after="0" w:line="360" w:lineRule="auto"/>
-        <w:ind w:hanging="295"/>
+        <w:ind w:left="1384" w:leftChars="0" w:hanging="284" w:firstLineChars="0"/>
         <w:jc w:val="both"/>
         <w:rPr>
           <w:rFonts w:ascii="Times New Roman" w:hAnsi="Times New Roman" w:cs="Times New Roman"/>
@@ -11440,20 +10528,29 @@
       </w:pPr>
       <w:r>
         <w:rPr>
-          <w:rFonts w:ascii="Times New Roman" w:hAnsi="Times New Roman" w:cs="Times New Roman"/>
-          <w:b/>
-          <w:sz w:val="26"/>
-          <w:szCs w:val="26"/>
-        </w:rPr>
-        <w:t>Chủ sở hữu sản phẩm</w:t>
-      </w:r>
-      <w:r>
-        <w:rPr>
-          <w:rFonts w:ascii="Times New Roman" w:hAnsi="Times New Roman" w:cs="Times New Roman"/>
-          <w:sz w:val="26"/>
-          <w:szCs w:val="26"/>
-        </w:rPr>
-        <w:t>: Chủ sở hữu sản phẩm tập trung vào các yêu cầu kinh doanh và thị trường, ưu tiên tất cả các công việc cần được thực hiện. Anh ấy hoặc cô ấy xây dựng và quản lý công việc tồn đọng, cung cấp hướng dẫn về các tính năng cần vận chuyển tiếp theo, đồng thời tương tác với nhóm và các bên liên quan khác để đảm bảo mọi người đều hiểu các mục trong sản phẩm tồn đọng. Product Owner không phải là người quản lý dự án. Thay vì quản lý tình trạng và tiến độ, công việc của anh ta hoặc cô ta là thúc đẩy nhóm với mục tiêu và tầm nhìn.</w:t>
+          <w:rFonts w:hint="default" w:ascii="Times New Roman" w:hAnsi="Times New Roman"/>
+          <w:sz w:val="26"/>
+          <w:szCs w:val="26"/>
+          <w:lang w:val="vi-VN"/>
+        </w:rPr>
+        <w:t>Q</w:t>
+      </w:r>
+      <w:r>
+        <w:rPr>
+          <w:rFonts w:hint="default" w:ascii="Times New Roman" w:hAnsi="Times New Roman"/>
+          <w:sz w:val="26"/>
+          <w:szCs w:val="26"/>
+        </w:rPr>
+        <w:t xml:space="preserve">uản lý tài khoản </w:t>
+      </w:r>
+      <w:r>
+        <w:rPr>
+          <w:rFonts w:hint="default" w:ascii="Times New Roman" w:hAnsi="Times New Roman" w:cs="Times New Roman"/>
+          <w:sz w:val="26"/>
+          <w:szCs w:val="26"/>
+          <w:lang w:val="vi-VN"/>
+        </w:rPr>
+        <w:t>nhà tuyển dụng</w:t>
       </w:r>
     </w:p>
     <w:p>
@@ -11464,7 +10561,7 @@
           <w:numId w:val="9"/>
         </w:numPr>
         <w:spacing w:after="0" w:line="360" w:lineRule="auto"/>
-        <w:ind w:hanging="295"/>
+        <w:ind w:left="1384" w:leftChars="0" w:hanging="284" w:firstLineChars="0"/>
         <w:jc w:val="both"/>
         <w:rPr>
           <w:rFonts w:ascii="Times New Roman" w:hAnsi="Times New Roman" w:cs="Times New Roman"/>
@@ -11474,20 +10571,11 @@
       </w:pPr>
       <w:r>
         <w:rPr>
-          <w:rFonts w:ascii="Times New Roman" w:hAnsi="Times New Roman" w:cs="Times New Roman"/>
-          <w:b/>
-          <w:sz w:val="26"/>
-          <w:szCs w:val="26"/>
-        </w:rPr>
-        <w:t>Scrum Master</w:t>
-      </w:r>
-      <w:r>
-        <w:rPr>
-          <w:rFonts w:ascii="Times New Roman" w:hAnsi="Times New Roman" w:cs="Times New Roman"/>
-          <w:sz w:val="26"/>
-          <w:szCs w:val="26"/>
-        </w:rPr>
-        <w:t>: Thường được coi là người huấn luyện cho nhóm, Scrum Master giúp nhóm làm việc tốt nhất có thể. Điều này có nghĩa là tổ chức các cuộc họp, đối phó với rào cản và thách thức, đồng thời làm việc với Product Owner để đảm bảo sản phẩm tồn đọng đã sẵn sàng cho sprint tiếp theo. Scrum Master cũng đảm bảo nhóm tuân thủ quy trình Scrum. Người đó không có quyền đối với các thành viên trong nhóm, nhưng người đó có quyền đối với quy trình. Ví dụ: Scrum Master không thể cho ai đó biết phải làm gì, nhưng có thể đề xuất một nhịp chạy nước rút mới.</w:t>
+          <w:rFonts w:hint="default" w:ascii="Times New Roman" w:hAnsi="Times New Roman"/>
+          <w:sz w:val="26"/>
+          <w:szCs w:val="26"/>
+        </w:rPr>
+        <w:t>Đăng tin tuyển dụng</w:t>
       </w:r>
     </w:p>
     <w:p>
@@ -11498,7 +10586,7 @@
           <w:numId w:val="9"/>
         </w:numPr>
         <w:spacing w:after="0" w:line="360" w:lineRule="auto"/>
-        <w:ind w:hanging="295"/>
+        <w:ind w:left="1384" w:leftChars="0" w:hanging="284" w:firstLineChars="0"/>
         <w:jc w:val="both"/>
         <w:rPr>
           <w:rFonts w:ascii="Times New Roman" w:hAnsi="Times New Roman" w:cs="Times New Roman"/>
@@ -11508,37 +10596,369 @@
       </w:pPr>
       <w:r>
         <w:rPr>
-          <w:rFonts w:ascii="Times New Roman" w:hAnsi="Times New Roman" w:cs="Times New Roman"/>
-          <w:b/>
-          <w:sz w:val="26"/>
-          <w:szCs w:val="26"/>
-        </w:rPr>
-        <w:t>Nhóm làm việc tại Scrum</w:t>
-      </w:r>
-      <w:r>
-        <w:rPr>
-          <w:rFonts w:ascii="Times New Roman" w:hAnsi="Times New Roman" w:cs="Times New Roman"/>
-          <w:sz w:val="26"/>
-          <w:szCs w:val="26"/>
-        </w:rPr>
-        <w:t>: Nhóm Scrum bao gồm từ năm đến bảy thành viên. Mọi người trong dự án làm việc cùng nhau, giúp đỡ lẫn nhau và chia sẻ tình bạn thân thiết sâu sắc. Không giống như các nhóm phát triển truyền thống, không có các vai trò riêng biệt như lập trình viên, nhà thiết kế hoặc người kiểm tra. Mọi người cùng nhau hoàn thành tập hợp công việc. Nhóm Scrum sở hữu kế hoạch cho mỗi sprint; họ dự đoán khối lượng công việc họ có thể hoàn thành trong mỗi lần lặp lại.</w:t>
+          <w:rFonts w:hint="default" w:ascii="Times New Roman" w:hAnsi="Times New Roman"/>
+          <w:sz w:val="26"/>
+          <w:szCs w:val="26"/>
+          <w:lang w:val="vi-VN"/>
+        </w:rPr>
+        <w:t>C</w:t>
+      </w:r>
+      <w:r>
+        <w:rPr>
+          <w:rFonts w:hint="default" w:ascii="Times New Roman" w:hAnsi="Times New Roman"/>
+          <w:sz w:val="26"/>
+          <w:szCs w:val="26"/>
+        </w:rPr>
+        <w:t>hỉnh sửa tin tuyển dụng</w:t>
       </w:r>
     </w:p>
     <w:p>
       <w:pPr>
+        <w:pStyle w:val="19"/>
+        <w:numPr>
+          <w:ilvl w:val="0"/>
+          <w:numId w:val="9"/>
+        </w:numPr>
+        <w:spacing w:after="0" w:line="360" w:lineRule="auto"/>
+        <w:ind w:left="1384" w:leftChars="0" w:hanging="284" w:firstLineChars="0"/>
+        <w:jc w:val="both"/>
+        <w:rPr>
+          <w:rFonts w:ascii="Times New Roman" w:hAnsi="Times New Roman" w:cs="Times New Roman"/>
+          <w:sz w:val="26"/>
+          <w:szCs w:val="26"/>
+        </w:rPr>
+      </w:pPr>
+      <w:r>
+        <w:rPr>
+          <w:rFonts w:hint="default" w:ascii="Times New Roman" w:hAnsi="Times New Roman"/>
+          <w:sz w:val="26"/>
+          <w:szCs w:val="26"/>
+        </w:rPr>
+        <w:t>Xem danh sách ứng viên phù hợp theo mức độ Matching Score</w:t>
+      </w:r>
+    </w:p>
+    <w:p>
+      <w:pPr>
+        <w:pStyle w:val="19"/>
+        <w:numPr>
+          <w:ilvl w:val="0"/>
+          <w:numId w:val="9"/>
+        </w:numPr>
+        <w:spacing w:after="0" w:line="360" w:lineRule="auto"/>
+        <w:ind w:left="1384" w:leftChars="0" w:hanging="284" w:firstLineChars="0"/>
+        <w:jc w:val="both"/>
+        <w:rPr>
+          <w:rFonts w:ascii="Times New Roman" w:hAnsi="Times New Roman" w:cs="Times New Roman"/>
+          <w:sz w:val="26"/>
+          <w:szCs w:val="26"/>
+        </w:rPr>
+      </w:pPr>
+      <w:r>
+        <w:rPr>
+          <w:rFonts w:hint="default" w:ascii="Times New Roman" w:hAnsi="Times New Roman"/>
+          <w:sz w:val="26"/>
+          <w:szCs w:val="26"/>
+        </w:rPr>
+        <w:t>Xem thống kê số lượng ứng viên và mức độ phù hợp trung bình</w:t>
+      </w:r>
+    </w:p>
+    <w:p>
+      <w:pPr>
+        <w:pStyle w:val="19"/>
+        <w:numPr>
+          <w:ilvl w:val="0"/>
+          <w:numId w:val="3"/>
+        </w:numPr>
+        <w:spacing w:after="0" w:line="360" w:lineRule="auto"/>
+        <w:ind w:left="1115" w:leftChars="0" w:hanging="455" w:firstLineChars="0"/>
+        <w:jc w:val="both"/>
+        <w:rPr>
+          <w:rFonts w:ascii="Times New Roman" w:hAnsi="Times New Roman" w:cs="Times New Roman"/>
+          <w:sz w:val="26"/>
+          <w:szCs w:val="26"/>
+          <w:lang w:val="fr-FR"/>
+        </w:rPr>
+      </w:pPr>
+      <w:r>
+        <w:rPr>
+          <w:rFonts w:ascii="Times New Roman" w:hAnsi="Times New Roman" w:cs="Times New Roman"/>
+          <w:sz w:val="26"/>
+          <w:szCs w:val="26"/>
+          <w:lang w:val="fr-FR"/>
+        </w:rPr>
+        <w:t xml:space="preserve">Đối với </w:t>
+      </w:r>
+      <w:r>
+        <w:rPr>
+          <w:rFonts w:hint="default" w:ascii="Times New Roman" w:hAnsi="Times New Roman" w:cs="Times New Roman"/>
+          <w:sz w:val="26"/>
+          <w:szCs w:val="26"/>
+          <w:lang w:val="vi-VN"/>
+        </w:rPr>
+        <w:t>quản trị viên, có thể:</w:t>
+      </w:r>
+    </w:p>
+    <w:p>
+      <w:pPr>
+        <w:pStyle w:val="19"/>
+        <w:numPr>
+          <w:ilvl w:val="0"/>
+          <w:numId w:val="9"/>
+        </w:numPr>
+        <w:spacing w:after="0" w:line="360" w:lineRule="auto"/>
+        <w:ind w:left="1384" w:leftChars="0" w:hanging="284" w:firstLineChars="0"/>
+        <w:jc w:val="both"/>
+        <w:rPr>
+          <w:rFonts w:ascii="Times New Roman" w:hAnsi="Times New Roman" w:cs="Times New Roman"/>
+          <w:sz w:val="26"/>
+          <w:szCs w:val="26"/>
+        </w:rPr>
+      </w:pPr>
+      <w:r>
+        <w:rPr>
+          <w:rFonts w:hint="default" w:ascii="Times New Roman" w:hAnsi="Times New Roman"/>
+          <w:sz w:val="26"/>
+          <w:szCs w:val="26"/>
+        </w:rPr>
+        <w:t xml:space="preserve">Quản lý tài khoản người dùng (Ứng viên, </w:t>
+      </w:r>
+      <w:r>
+        <w:rPr>
+          <w:rFonts w:hint="default" w:ascii="Times New Roman" w:hAnsi="Times New Roman" w:cs="Times New Roman"/>
+          <w:sz w:val="26"/>
+          <w:szCs w:val="26"/>
+          <w:lang w:val="vi-VN"/>
+        </w:rPr>
+        <w:t>Nhà tuyển dụng</w:t>
+      </w:r>
+      <w:r>
+        <w:rPr>
+          <w:rFonts w:hint="default" w:ascii="Times New Roman" w:hAnsi="Times New Roman"/>
+          <w:sz w:val="26"/>
+          <w:szCs w:val="26"/>
+        </w:rPr>
+        <w:t>)</w:t>
+      </w:r>
+    </w:p>
+    <w:p>
+      <w:pPr>
+        <w:pStyle w:val="19"/>
+        <w:numPr>
+          <w:ilvl w:val="0"/>
+          <w:numId w:val="9"/>
+        </w:numPr>
+        <w:spacing w:after="0" w:line="360" w:lineRule="auto"/>
+        <w:ind w:left="1384" w:leftChars="0" w:hanging="284" w:firstLineChars="0"/>
+        <w:jc w:val="both"/>
+        <w:rPr>
+          <w:rFonts w:ascii="Times New Roman" w:hAnsi="Times New Roman" w:cs="Times New Roman"/>
+          <w:sz w:val="26"/>
+          <w:szCs w:val="26"/>
+        </w:rPr>
+      </w:pPr>
+      <w:r>
+        <w:rPr>
+          <w:rFonts w:hint="default" w:ascii="Times New Roman" w:hAnsi="Times New Roman"/>
+          <w:sz w:val="26"/>
+          <w:szCs w:val="26"/>
+        </w:rPr>
+        <w:t>Quản lý danh mục ngành nghề, kỹ năng</w:t>
+      </w:r>
+    </w:p>
+    <w:p>
+      <w:pPr>
+        <w:pStyle w:val="19"/>
+        <w:numPr>
+          <w:ilvl w:val="0"/>
+          <w:numId w:val="9"/>
+        </w:numPr>
+        <w:spacing w:after="0" w:line="360" w:lineRule="auto"/>
+        <w:ind w:left="1384" w:leftChars="0" w:hanging="284" w:firstLineChars="0"/>
+        <w:jc w:val="both"/>
+        <w:rPr>
+          <w:rFonts w:ascii="Times New Roman" w:hAnsi="Times New Roman" w:cs="Times New Roman"/>
+          <w:sz w:val="26"/>
+          <w:szCs w:val="26"/>
+        </w:rPr>
+      </w:pPr>
+      <w:r>
+        <w:rPr>
+          <w:rFonts w:hint="default" w:ascii="Times New Roman" w:hAnsi="Times New Roman"/>
+          <w:sz w:val="26"/>
+          <w:szCs w:val="26"/>
+        </w:rPr>
+        <w:t>Quản lý và kiểm duyệt tin tuyển dụng.</w:t>
+      </w:r>
+    </w:p>
+    <w:p>
+      <w:pPr>
+        <w:pStyle w:val="19"/>
+        <w:numPr>
+          <w:ilvl w:val="0"/>
+          <w:numId w:val="9"/>
+        </w:numPr>
+        <w:spacing w:after="0" w:line="360" w:lineRule="auto"/>
+        <w:ind w:left="1384" w:leftChars="0" w:hanging="284" w:firstLineChars="0"/>
+        <w:jc w:val="both"/>
+        <w:rPr>
+          <w:rFonts w:ascii="Times New Roman" w:hAnsi="Times New Roman" w:cs="Times New Roman"/>
+          <w:sz w:val="26"/>
+          <w:szCs w:val="26"/>
+        </w:rPr>
+      </w:pPr>
+      <w:r>
+        <w:rPr>
+          <w:rFonts w:hint="default" w:ascii="Times New Roman" w:hAnsi="Times New Roman"/>
+          <w:sz w:val="26"/>
+          <w:szCs w:val="26"/>
+        </w:rPr>
+        <w:t>Theo dõi và thống kê hoạt động hệ thốn</w:t>
+      </w:r>
+      <w:r>
+        <w:rPr>
+          <w:rFonts w:hint="default" w:ascii="Times New Roman" w:hAnsi="Times New Roman"/>
+          <w:sz w:val="26"/>
+          <w:szCs w:val="26"/>
+          <w:lang w:val="vi-VN"/>
+        </w:rPr>
+        <w:t>g</w:t>
+      </w:r>
+    </w:p>
+    <w:p>
+      <w:pPr>
+        <w:pStyle w:val="19"/>
+        <w:numPr>
+          <w:ilvl w:val="0"/>
+          <w:numId w:val="3"/>
+        </w:numPr>
+        <w:spacing w:after="0" w:line="360" w:lineRule="auto"/>
+        <w:ind w:left="1115" w:leftChars="0" w:hanging="455" w:firstLineChars="0"/>
+        <w:jc w:val="both"/>
+        <w:rPr>
+          <w:rFonts w:ascii="Times New Roman" w:hAnsi="Times New Roman" w:cs="Times New Roman"/>
+          <w:sz w:val="26"/>
+          <w:szCs w:val="26"/>
+        </w:rPr>
+      </w:pPr>
+      <w:r>
+        <w:rPr>
+          <w:rFonts w:hint="default" w:ascii="Times New Roman" w:hAnsi="Times New Roman"/>
+          <w:sz w:val="26"/>
+          <w:szCs w:val="26"/>
+          <w:lang w:val="vi-VN"/>
+        </w:rPr>
+        <w:t>Module Trí tuệ nhân tạo</w:t>
+      </w:r>
+    </w:p>
+    <w:p>
+      <w:pPr>
+        <w:pStyle w:val="19"/>
+        <w:numPr>
+          <w:ilvl w:val="0"/>
+          <w:numId w:val="9"/>
+        </w:numPr>
+        <w:spacing w:after="0" w:line="360" w:lineRule="auto"/>
+        <w:ind w:left="1384" w:leftChars="0" w:hanging="284" w:firstLineChars="0"/>
+        <w:jc w:val="both"/>
+        <w:rPr>
+          <w:rFonts w:hint="default" w:ascii="Times New Roman" w:hAnsi="Times New Roman"/>
+          <w:sz w:val="26"/>
+          <w:szCs w:val="26"/>
+        </w:rPr>
+      </w:pPr>
+      <w:r>
+        <w:rPr>
+          <w:rFonts w:hint="default" w:ascii="Times New Roman" w:hAnsi="Times New Roman"/>
+          <w:sz w:val="26"/>
+          <w:szCs w:val="26"/>
+        </w:rPr>
+        <w:t>Tiền xử lý văn bản CV và Job Description</w:t>
+      </w:r>
+    </w:p>
+    <w:p>
+      <w:pPr>
+        <w:pStyle w:val="19"/>
+        <w:numPr>
+          <w:ilvl w:val="0"/>
+          <w:numId w:val="9"/>
+        </w:numPr>
+        <w:spacing w:after="0" w:line="360" w:lineRule="auto"/>
+        <w:ind w:left="1384" w:leftChars="0" w:hanging="284" w:firstLineChars="0"/>
+        <w:jc w:val="both"/>
+        <w:rPr>
+          <w:rFonts w:hint="default" w:ascii="Times New Roman" w:hAnsi="Times New Roman"/>
+          <w:sz w:val="26"/>
+          <w:szCs w:val="26"/>
+        </w:rPr>
+      </w:pPr>
+      <w:r>
+        <w:rPr>
+          <w:rFonts w:hint="default" w:ascii="Times New Roman" w:hAnsi="Times New Roman"/>
+          <w:sz w:val="26"/>
+          <w:szCs w:val="26"/>
+        </w:rPr>
+        <w:t>Tính toán Cosine Similarity để xác định Matching Score</w:t>
+      </w:r>
+    </w:p>
+    <w:p>
+      <w:pPr>
+        <w:pStyle w:val="19"/>
+        <w:numPr>
+          <w:ilvl w:val="0"/>
+          <w:numId w:val="9"/>
+        </w:numPr>
+        <w:spacing w:after="0" w:line="360" w:lineRule="auto"/>
+        <w:ind w:left="1384" w:leftChars="0" w:hanging="284" w:firstLineChars="0"/>
+        <w:jc w:val="both"/>
+        <w:rPr>
+          <w:rFonts w:hint="default" w:ascii="Times New Roman" w:hAnsi="Times New Roman"/>
+          <w:sz w:val="26"/>
+          <w:szCs w:val="26"/>
+        </w:rPr>
+      </w:pPr>
+      <w:r>
+        <w:rPr>
+          <w:rFonts w:hint="default" w:ascii="Times New Roman" w:hAnsi="Times New Roman"/>
+          <w:sz w:val="26"/>
+          <w:szCs w:val="26"/>
+        </w:rPr>
+        <w:t>Phân tích Skill Gap giữa yêu cầu công việc và kỹ năng ứng viên</w:t>
+      </w:r>
+    </w:p>
+    <w:p>
+      <w:pPr>
+        <w:pStyle w:val="19"/>
+        <w:numPr>
+          <w:ilvl w:val="0"/>
+          <w:numId w:val="9"/>
+        </w:numPr>
+        <w:spacing w:after="0" w:line="360" w:lineRule="auto"/>
+        <w:ind w:left="1384" w:leftChars="0" w:hanging="284" w:firstLineChars="0"/>
+        <w:jc w:val="both"/>
+        <w:rPr>
+          <w:rFonts w:ascii="Times New Roman" w:hAnsi="Times New Roman" w:cs="Times New Roman"/>
+          <w:sz w:val="26"/>
+          <w:szCs w:val="26"/>
+        </w:rPr>
+      </w:pPr>
+      <w:r>
+        <w:rPr>
+          <w:rFonts w:hint="default" w:ascii="Times New Roman" w:hAnsi="Times New Roman"/>
+          <w:sz w:val="26"/>
+          <w:szCs w:val="26"/>
+        </w:rPr>
+        <w:t>Gợi ý vị trí công việc phù hợp</w:t>
+      </w:r>
+    </w:p>
+    <w:p>
+      <w:pPr>
         <w:pStyle w:val="4"/>
+        <w:numPr>
+          <w:ilvl w:val="2"/>
+          <w:numId w:val="2"/>
+        </w:numPr>
         <w:spacing w:before="0" w:line="360" w:lineRule="auto"/>
-        <w:rPr>
-          <w:rFonts w:ascii="Times New Roman" w:hAnsi="Times New Roman" w:cs="Times New Roman"/>
-          <w:color w:val="auto"/>
-          <w:sz w:val="26"/>
-          <w:szCs w:val="26"/>
-        </w:rPr>
-      </w:pPr>
-      <w:bookmarkStart w:id="49" w:name="_Toc70258549"/>
-      <w:bookmarkStart w:id="50" w:name="_Toc71830108"/>
-      <w:bookmarkStart w:id="51" w:name="_Toc3005"/>
-      <w:r>
+        <w:ind w:left="709" w:leftChars="0" w:firstLineChars="0"/>
         <w:rPr>
           <w:rFonts w:ascii="Times New Roman" w:hAnsi="Times New Roman" w:cs="Times New Roman"/>
           <w:b/>
@@ -11546,20 +10966,205 @@
           <w:sz w:val="26"/>
           <w:szCs w:val="26"/>
         </w:rPr>
-        <w:t>3.1.2. The art</w:t>
-      </w:r>
-      <w:r>
-        <w:rPr>
-          <w:rFonts w:hint="default" w:ascii="Times New Roman" w:hAnsi="Times New Roman" w:cs="Times New Roman"/>
+      </w:pPr>
+      <w:bookmarkStart w:id="34" w:name="_Toc70258544"/>
+      <w:bookmarkStart w:id="35" w:name="_Toc71830103"/>
+      <w:bookmarkStart w:id="36" w:name="_Toc18548"/>
+      <w:r>
+        <w:rPr>
+          <w:rFonts w:ascii="Times New Roman" w:hAnsi="Times New Roman" w:cs="Times New Roman"/>
           <w:b/>
           <w:color w:val="auto"/>
           <w:sz w:val="26"/>
           <w:szCs w:val="26"/>
+        </w:rPr>
+        <w:t>Mô tả</w:t>
+      </w:r>
+      <w:bookmarkEnd w:id="34"/>
+      <w:bookmarkEnd w:id="35"/>
+      <w:bookmarkEnd w:id="36"/>
+    </w:p>
+    <w:p>
+      <w:pPr>
+        <w:pStyle w:val="19"/>
+        <w:numPr>
+          <w:ilvl w:val="0"/>
+          <w:numId w:val="6"/>
+        </w:numPr>
+        <w:spacing w:after="0" w:line="360" w:lineRule="auto"/>
+        <w:ind w:left="993" w:leftChars="0" w:hanging="284" w:firstLineChars="0"/>
+        <w:rPr>
+          <w:rFonts w:ascii="Times New Roman" w:hAnsi="Times New Roman" w:cs="Times New Roman"/>
+          <w:sz w:val="26"/>
+          <w:szCs w:val="26"/>
+        </w:rPr>
+      </w:pPr>
+      <w:r>
+        <w:rPr>
+          <w:rFonts w:hint="default" w:ascii="Times New Roman" w:hAnsi="Times New Roman" w:cs="Times New Roman"/>
+          <w:sz w:val="26"/>
+          <w:szCs w:val="26"/>
+        </w:rPr>
+        <w:t xml:space="preserve">Hệ thống “Xây dựng hệ thống tuyển dụng và tư vấn việc làm tích hợp trí tuệ nhân tạo” gồm 3 tác nhân chính: Ứng viên, </w:t>
+      </w:r>
+      <w:r>
+        <w:rPr>
+          <w:rFonts w:hint="default" w:ascii="Times New Roman" w:hAnsi="Times New Roman" w:cs="Times New Roman"/>
+          <w:sz w:val="26"/>
+          <w:szCs w:val="26"/>
           <w:lang w:val="vi-VN"/>
         </w:rPr>
-        <w:t>if</w:t>
-      </w:r>
-      <w:r>
+        <w:t>Nhà tuyển dụng</w:t>
+      </w:r>
+      <w:r>
+        <w:rPr>
+          <w:rFonts w:hint="default" w:ascii="Times New Roman" w:hAnsi="Times New Roman" w:cs="Times New Roman"/>
+          <w:sz w:val="26"/>
+          <w:szCs w:val="26"/>
+        </w:rPr>
+        <w:t xml:space="preserve"> và Quản trị viên (Admin).</w:t>
+      </w:r>
+    </w:p>
+    <w:p>
+      <w:pPr>
+        <w:pStyle w:val="19"/>
+        <w:numPr>
+          <w:ilvl w:val="0"/>
+          <w:numId w:val="6"/>
+        </w:numPr>
+        <w:spacing w:after="0" w:line="360" w:lineRule="auto"/>
+        <w:ind w:left="993" w:leftChars="0" w:hanging="284" w:firstLineChars="0"/>
+        <w:rPr>
+          <w:rFonts w:ascii="Times New Roman" w:hAnsi="Times New Roman" w:cs="Times New Roman"/>
+          <w:sz w:val="26"/>
+          <w:szCs w:val="26"/>
+        </w:rPr>
+      </w:pPr>
+      <w:r>
+        <w:rPr>
+          <w:rFonts w:hint="default" w:ascii="Times New Roman" w:hAnsi="Times New Roman" w:cs="Times New Roman"/>
+          <w:sz w:val="26"/>
+          <w:szCs w:val="26"/>
+          <w:lang w:val="en-US"/>
+        </w:rPr>
+        <w:t xml:space="preserve">Ứng </w:t>
+      </w:r>
+      <w:r>
+        <w:rPr>
+          <w:rFonts w:ascii="Times New Roman" w:hAnsi="Times New Roman" w:cs="Times New Roman"/>
+          <w:sz w:val="26"/>
+          <w:szCs w:val="26"/>
+        </w:rPr>
+        <w:t xml:space="preserve">Viên: </w:t>
+      </w:r>
+      <w:r>
+        <w:rPr>
+          <w:rFonts w:hint="default" w:ascii="Times New Roman" w:hAnsi="Times New Roman" w:cs="Times New Roman"/>
+          <w:sz w:val="26"/>
+          <w:szCs w:val="26"/>
+        </w:rPr>
+        <w:t>(1) Khi ứng viên gửi yêu cầu đến hệ thống (đăng ký, đăng nhập, upload CV, tìm kiếm việc làm), hệ thống sẽ tiếp nhận và xử lý dữ liệu.(2) Hệ thống phân tích nội dung CV, thực hiện so khớp với yêu cầu công việc và phản hồi kết quả bao gồm danh sách công việc phù hợp, chỉ số Matching Score và gợi ý kỹ năng cần cải thiện.</w:t>
+      </w:r>
+    </w:p>
+    <w:p>
+      <w:pPr>
+        <w:pStyle w:val="19"/>
+        <w:numPr>
+          <w:ilvl w:val="0"/>
+          <w:numId w:val="6"/>
+        </w:numPr>
+        <w:spacing w:after="0" w:line="360" w:lineRule="auto"/>
+        <w:ind w:left="993" w:leftChars="0" w:hanging="284" w:firstLineChars="0"/>
+        <w:rPr>
+          <w:rFonts w:ascii="Times New Roman" w:hAnsi="Times New Roman" w:cs="Times New Roman"/>
+          <w:sz w:val="26"/>
+          <w:szCs w:val="26"/>
+        </w:rPr>
+      </w:pPr>
+      <w:r>
+        <w:rPr>
+          <w:rFonts w:hint="default" w:ascii="Times New Roman" w:hAnsi="Times New Roman" w:cs="Times New Roman"/>
+          <w:sz w:val="26"/>
+          <w:szCs w:val="26"/>
+          <w:lang w:val="vi-VN"/>
+        </w:rPr>
+        <w:t>Nhà tuyển dụng</w:t>
+      </w:r>
+      <w:r>
+        <w:rPr>
+          <w:rFonts w:ascii="Times New Roman" w:hAnsi="Times New Roman" w:cs="Times New Roman"/>
+          <w:sz w:val="26"/>
+          <w:szCs w:val="26"/>
+        </w:rPr>
+        <w:t xml:space="preserve">: </w:t>
+      </w:r>
+      <w:r>
+        <w:rPr>
+          <w:rFonts w:hint="default" w:ascii="Times New Roman" w:hAnsi="Times New Roman" w:cs="Times New Roman"/>
+          <w:sz w:val="26"/>
+          <w:szCs w:val="26"/>
+        </w:rPr>
+        <w:t xml:space="preserve">(3) Khi </w:t>
+      </w:r>
+      <w:r>
+        <w:rPr>
+          <w:rFonts w:hint="default" w:ascii="Times New Roman" w:hAnsi="Times New Roman" w:cs="Times New Roman"/>
+          <w:sz w:val="26"/>
+          <w:szCs w:val="26"/>
+          <w:lang w:val="vi-VN"/>
+        </w:rPr>
+        <w:t>nhà tuyển dụng</w:t>
+      </w:r>
+      <w:r>
+        <w:rPr>
+          <w:rFonts w:hint="default" w:ascii="Times New Roman" w:hAnsi="Times New Roman" w:cs="Times New Roman"/>
+          <w:sz w:val="26"/>
+          <w:szCs w:val="26"/>
+        </w:rPr>
+        <w:t xml:space="preserve"> gửi yêu cầu đến hệ thống (đăng tin tuyển dụng, tìm kiếm ứng viên), hệ thống sẽ tiếp nhận và phân tích nội dung yêu cầu tuyển dụng.(4) Hệ thống thực hiện so khớp với dữ liệu ứng viên và phản hồi danh sách ứng viên phù hợp, kèm theo mức độ Matching Score và các thông tin thống kê liên quan.</w:t>
+      </w:r>
+    </w:p>
+    <w:p>
+      <w:pPr>
+        <w:pStyle w:val="19"/>
+        <w:numPr>
+          <w:ilvl w:val="0"/>
+          <w:numId w:val="6"/>
+        </w:numPr>
+        <w:spacing w:after="0" w:line="360" w:lineRule="auto"/>
+        <w:ind w:left="993" w:leftChars="0" w:hanging="284" w:firstLineChars="0"/>
+        <w:rPr>
+          <w:rFonts w:ascii="Times New Roman" w:hAnsi="Times New Roman" w:cs="Times New Roman"/>
+          <w:sz w:val="26"/>
+          <w:szCs w:val="26"/>
+        </w:rPr>
+      </w:pPr>
+      <w:r>
+        <w:rPr>
+          <w:rFonts w:ascii="Times New Roman" w:hAnsi="Times New Roman" w:cs="Times New Roman"/>
+          <w:sz w:val="26"/>
+          <w:szCs w:val="26"/>
+        </w:rPr>
+        <w:t xml:space="preserve">Quản trị viên: </w:t>
+      </w:r>
+      <w:r>
+        <w:rPr>
+          <w:rFonts w:hint="default" w:ascii="Times New Roman" w:hAnsi="Times New Roman" w:cs="Times New Roman"/>
+          <w:sz w:val="26"/>
+          <w:szCs w:val="26"/>
+        </w:rPr>
+        <w:t>(5) Khi quản trị viên gửi yêu cầu đến hệ thống (quản lý người dùng, kiểm duyệt nội dung, theo dõi hoạt động hệ thống), hệ thống sẽ xử lý và kiểm tra dữ liệu.(6) Hệ thống phản hồi thông tin quản trị, báo cáo thống kê và trạng thái hoạt động của hệ thống.</w:t>
+      </w:r>
+    </w:p>
+    <w:p>
+      <w:pPr>
+        <w:pStyle w:val="4"/>
+        <w:numPr>
+          <w:ilvl w:val="2"/>
+          <w:numId w:val="2"/>
+        </w:numPr>
+        <w:spacing w:before="0" w:line="360" w:lineRule="auto"/>
+        <w:ind w:left="709" w:leftChars="0" w:hanging="709" w:firstLineChars="0"/>
         <w:rPr>
           <w:rFonts w:ascii="Times New Roman" w:hAnsi="Times New Roman" w:cs="Times New Roman"/>
           <w:b/>
@@ -11567,21 +11172,547 @@
           <w:sz w:val="26"/>
           <w:szCs w:val="26"/>
         </w:rPr>
-        <w:t>acts</w:t>
-      </w:r>
-      <w:bookmarkEnd w:id="49"/>
-      <w:bookmarkEnd w:id="50"/>
-      <w:bookmarkEnd w:id="51"/>
+      </w:pPr>
+      <w:bookmarkStart w:id="37" w:name="_Toc71830104"/>
+      <w:bookmarkStart w:id="38" w:name="_Toc9021"/>
+      <w:bookmarkStart w:id="39" w:name="_Toc70258545"/>
+      <w:r>
+        <w:rPr>
+          <w:rFonts w:ascii="Times New Roman" w:hAnsi="Times New Roman" w:cs="Times New Roman"/>
+          <w:b/>
+          <w:color w:val="auto"/>
+          <w:sz w:val="26"/>
+          <w:szCs w:val="26"/>
+        </w:rPr>
+        <w:t>Các công nghệ ràng buộc</w:t>
+      </w:r>
+      <w:bookmarkEnd w:id="37"/>
+      <w:bookmarkEnd w:id="38"/>
+      <w:bookmarkEnd w:id="39"/>
     </w:p>
     <w:p>
       <w:pPr>
+        <w:pStyle w:val="5"/>
+        <w:numPr>
+          <w:ilvl w:val="3"/>
+          <w:numId w:val="2"/>
+        </w:numPr>
+        <w:spacing w:before="0" w:line="360" w:lineRule="auto"/>
+        <w:ind w:left="1560" w:leftChars="0" w:hanging="851" w:firstLineChars="0"/>
+        <w:rPr>
+          <w:rFonts w:ascii="Times New Roman" w:hAnsi="Times New Roman" w:cs="Times New Roman"/>
+          <w:b/>
+          <w:i w:val="0"/>
+          <w:color w:val="auto"/>
+          <w:sz w:val="26"/>
+          <w:szCs w:val="26"/>
+        </w:rPr>
+      </w:pPr>
+      <w:r>
+        <w:rPr>
+          <w:rFonts w:ascii="Times New Roman" w:hAnsi="Times New Roman" w:cs="Times New Roman"/>
+          <w:b/>
+          <w:i w:val="0"/>
+          <w:color w:val="auto"/>
+          <w:sz w:val="26"/>
+          <w:szCs w:val="26"/>
+        </w:rPr>
+        <w:t>Kỹ thuật phát triển hệ thống</w:t>
+      </w:r>
+    </w:p>
+    <w:p>
+      <w:pPr>
         <w:pStyle w:val="19"/>
+        <w:numPr>
+          <w:ilvl w:val="0"/>
+          <w:numId w:val="3"/>
+        </w:numPr>
+        <w:spacing w:after="0" w:line="360" w:lineRule="auto"/>
+        <w:ind w:left="1824" w:leftChars="0" w:hanging="284" w:firstLineChars="0"/>
+        <w:jc w:val="both"/>
+        <w:rPr>
+          <w:rFonts w:ascii="Times New Roman" w:hAnsi="Times New Roman" w:cs="Times New Roman"/>
+          <w:sz w:val="26"/>
+          <w:szCs w:val="26"/>
+        </w:rPr>
+      </w:pPr>
+      <w:r>
+        <w:rPr>
+          <w:rFonts w:ascii="Times New Roman" w:hAnsi="Times New Roman" w:cs="Times New Roman"/>
+          <w:sz w:val="26"/>
+          <w:szCs w:val="26"/>
+        </w:rPr>
+        <w:t>Nền tảng ứng dụng web.</w:t>
+      </w:r>
+    </w:p>
+    <w:p>
+      <w:pPr>
+        <w:pStyle w:val="19"/>
+        <w:numPr>
+          <w:ilvl w:val="0"/>
+          <w:numId w:val="3"/>
+        </w:numPr>
+        <w:spacing w:after="0" w:line="360" w:lineRule="auto"/>
+        <w:ind w:left="1824" w:leftChars="0" w:hanging="284" w:firstLineChars="0"/>
+        <w:jc w:val="both"/>
+        <w:rPr>
+          <w:rFonts w:ascii="Times New Roman" w:hAnsi="Times New Roman" w:cs="Times New Roman"/>
+          <w:sz w:val="26"/>
+          <w:szCs w:val="26"/>
+        </w:rPr>
+      </w:pPr>
+      <w:r>
+        <w:rPr>
+          <w:rFonts w:ascii="Times New Roman" w:hAnsi="Times New Roman" w:cs="Times New Roman"/>
+          <w:sz w:val="26"/>
+          <w:szCs w:val="26"/>
+        </w:rPr>
+        <w:t xml:space="preserve">Ngôn ngữ lập trình: PHP, </w:t>
+      </w:r>
+      <w:r>
+        <w:rPr>
+          <w:rFonts w:hint="default" w:ascii="Times New Roman" w:hAnsi="Times New Roman" w:cs="Times New Roman"/>
+          <w:sz w:val="26"/>
+          <w:szCs w:val="26"/>
+          <w:lang w:val="vi-VN"/>
+        </w:rPr>
+        <w:t>VueJS, Css</w:t>
+      </w:r>
+      <w:r>
+        <w:rPr>
+          <w:rFonts w:ascii="Times New Roman" w:hAnsi="Times New Roman" w:cs="Times New Roman"/>
+          <w:sz w:val="26"/>
+          <w:szCs w:val="26"/>
+        </w:rPr>
+        <w:t>.</w:t>
+      </w:r>
+    </w:p>
+    <w:p>
+      <w:pPr>
+        <w:pStyle w:val="19"/>
+        <w:numPr>
+          <w:ilvl w:val="0"/>
+          <w:numId w:val="3"/>
+        </w:numPr>
+        <w:spacing w:after="0" w:line="360" w:lineRule="auto"/>
+        <w:ind w:left="1824" w:leftChars="0" w:hanging="284" w:firstLineChars="0"/>
+        <w:jc w:val="both"/>
+        <w:rPr>
+          <w:rFonts w:ascii="Times New Roman" w:hAnsi="Times New Roman" w:cs="Times New Roman"/>
+          <w:sz w:val="26"/>
+          <w:szCs w:val="26"/>
+        </w:rPr>
+      </w:pPr>
+      <w:r>
+        <w:rPr>
+          <w:rFonts w:ascii="Times New Roman" w:hAnsi="Times New Roman" w:cs="Times New Roman"/>
+          <w:sz w:val="26"/>
+          <w:szCs w:val="26"/>
+        </w:rPr>
+        <w:t>Cơ sở dữ liệu: MySQL.</w:t>
+      </w:r>
+    </w:p>
+    <w:p>
+      <w:pPr>
+        <w:pStyle w:val="19"/>
+        <w:numPr>
+          <w:ilvl w:val="0"/>
+          <w:numId w:val="3"/>
+        </w:numPr>
+        <w:spacing w:after="0" w:line="360" w:lineRule="auto"/>
+        <w:ind w:left="1824" w:leftChars="0" w:hanging="284" w:firstLineChars="0"/>
+        <w:jc w:val="both"/>
+        <w:rPr>
+          <w:rFonts w:ascii="Times New Roman" w:hAnsi="Times New Roman" w:cs="Times New Roman"/>
+          <w:sz w:val="26"/>
+          <w:szCs w:val="26"/>
+        </w:rPr>
+      </w:pPr>
+      <w:r>
+        <w:rPr>
+          <w:rFonts w:ascii="Times New Roman" w:hAnsi="Times New Roman" w:cs="Times New Roman"/>
+          <w:sz w:val="26"/>
+          <w:szCs w:val="26"/>
+        </w:rPr>
+        <w:t xml:space="preserve">Quy trình quản lý </w:t>
+      </w:r>
+      <w:r>
+        <w:rPr>
+          <w:rFonts w:ascii="Times New Roman" w:hAnsi="Times New Roman" w:cs="Times New Roman"/>
+          <w:sz w:val="26"/>
+          <w:szCs w:val="26"/>
+          <w:lang w:val="vi-VN"/>
+        </w:rPr>
+        <w:t>ứng dụng:</w:t>
+      </w:r>
+      <w:r>
+        <w:rPr>
+          <w:rFonts w:ascii="Times New Roman" w:hAnsi="Times New Roman" w:cs="Times New Roman"/>
+          <w:sz w:val="26"/>
+          <w:szCs w:val="26"/>
+        </w:rPr>
+        <w:t xml:space="preserve"> Quy trình Scrum.</w:t>
+      </w:r>
+    </w:p>
+    <w:p>
+      <w:pPr>
+        <w:pStyle w:val="5"/>
+        <w:numPr>
+          <w:ilvl w:val="3"/>
+          <w:numId w:val="2"/>
+        </w:numPr>
+        <w:spacing w:before="0" w:line="360" w:lineRule="auto"/>
+        <w:ind w:left="1511" w:leftChars="0" w:hanging="851" w:firstLineChars="0"/>
+        <w:rPr>
+          <w:rFonts w:ascii="Times New Roman" w:hAnsi="Times New Roman" w:cs="Times New Roman"/>
+          <w:b/>
+          <w:i w:val="0"/>
+          <w:color w:val="auto"/>
+          <w:sz w:val="26"/>
+          <w:szCs w:val="26"/>
+        </w:rPr>
+      </w:pPr>
+      <w:r>
+        <w:rPr>
+          <w:rFonts w:ascii="Times New Roman" w:hAnsi="Times New Roman" w:cs="Times New Roman"/>
+          <w:b/>
+          <w:i w:val="0"/>
+          <w:color w:val="auto"/>
+          <w:sz w:val="26"/>
+          <w:szCs w:val="26"/>
+        </w:rPr>
+        <w:t>Môi trường</w:t>
+      </w:r>
+    </w:p>
+    <w:p>
+      <w:pPr>
+        <w:pStyle w:val="19"/>
+        <w:numPr>
+          <w:ilvl w:val="0"/>
+          <w:numId w:val="3"/>
+        </w:numPr>
+        <w:spacing w:after="0" w:line="360" w:lineRule="auto"/>
+        <w:ind w:left="1824" w:leftChars="0" w:hanging="284" w:firstLineChars="0"/>
+        <w:jc w:val="both"/>
+        <w:rPr>
+          <w:rFonts w:ascii="Times New Roman" w:hAnsi="Times New Roman" w:cs="Times New Roman"/>
+          <w:sz w:val="26"/>
+          <w:szCs w:val="26"/>
+        </w:rPr>
+      </w:pPr>
+      <w:r>
+        <w:rPr>
+          <w:rFonts w:ascii="Times New Roman" w:hAnsi="Times New Roman" w:cs="Times New Roman"/>
+          <w:sz w:val="26"/>
+          <w:szCs w:val="26"/>
+        </w:rPr>
+        <w:t>Máy người dùng phải được kết nối Internet, có trình duyệt Web (IE, Google Chrome, Fire</w:t>
+      </w:r>
+      <w:r>
+        <w:rPr>
+          <w:rFonts w:hint="default" w:ascii="Times New Roman" w:hAnsi="Times New Roman" w:cs="Times New Roman"/>
+          <w:sz w:val="26"/>
+          <w:szCs w:val="26"/>
+          <w:lang w:val="vi-VN"/>
+        </w:rPr>
+        <w:t>f</w:t>
+      </w:r>
+      <w:r>
+        <w:rPr>
+          <w:rFonts w:ascii="Times New Roman" w:hAnsi="Times New Roman" w:cs="Times New Roman"/>
+          <w:sz w:val="26"/>
+          <w:szCs w:val="26"/>
+        </w:rPr>
+        <w:t>ox v.v..).</w:t>
+      </w:r>
+    </w:p>
+    <w:p>
+      <w:pPr>
+        <w:pStyle w:val="19"/>
+        <w:numPr>
+          <w:ilvl w:val="0"/>
+          <w:numId w:val="3"/>
+        </w:numPr>
+        <w:spacing w:after="0" w:line="360" w:lineRule="auto"/>
+        <w:ind w:left="1824" w:leftChars="0" w:hanging="284" w:firstLineChars="0"/>
+        <w:jc w:val="both"/>
+        <w:rPr>
+          <w:rFonts w:ascii="Times New Roman" w:hAnsi="Times New Roman" w:cs="Times New Roman"/>
+          <w:sz w:val="26"/>
+          <w:szCs w:val="26"/>
+        </w:rPr>
+      </w:pPr>
+      <w:r>
+        <w:rPr>
+          <w:rFonts w:ascii="Times New Roman" w:hAnsi="Times New Roman" w:cs="Times New Roman"/>
+          <w:sz w:val="26"/>
+          <w:szCs w:val="26"/>
+        </w:rPr>
+        <w:t>Phần mềm phát triển dự án: Xampp, Git, MySQL, VSCode.</w:t>
+      </w:r>
+    </w:p>
+    <w:p>
+      <w:pPr>
+        <w:pStyle w:val="19"/>
+        <w:numPr>
+          <w:ilvl w:val="0"/>
+          <w:numId w:val="3"/>
+        </w:numPr>
+        <w:spacing w:after="0" w:line="360" w:lineRule="auto"/>
+        <w:ind w:left="1824" w:leftChars="0" w:hanging="284" w:firstLineChars="0"/>
+        <w:jc w:val="both"/>
+        <w:rPr>
+          <w:rFonts w:ascii="Times New Roman" w:hAnsi="Times New Roman" w:cs="Times New Roman"/>
+          <w:sz w:val="26"/>
+          <w:szCs w:val="26"/>
+        </w:rPr>
+      </w:pPr>
+      <w:r>
+        <w:rPr>
+          <w:rFonts w:ascii="Times New Roman" w:hAnsi="Times New Roman" w:cs="Times New Roman"/>
+          <w:sz w:val="26"/>
+          <w:szCs w:val="26"/>
+        </w:rPr>
+        <w:t>Công cụ quản lý mã nguồn: Gi</w:t>
+      </w:r>
+      <w:r>
+        <w:rPr>
+          <w:rFonts w:hint="default" w:ascii="Times New Roman" w:hAnsi="Times New Roman" w:cs="Times New Roman"/>
+          <w:sz w:val="26"/>
+          <w:szCs w:val="26"/>
+          <w:lang w:val="vi-VN"/>
+        </w:rPr>
+        <w:t>t</w:t>
+      </w:r>
+      <w:r>
+        <w:rPr>
+          <w:rFonts w:ascii="Times New Roman" w:hAnsi="Times New Roman" w:cs="Times New Roman"/>
+          <w:sz w:val="26"/>
+          <w:szCs w:val="26"/>
+        </w:rPr>
+        <w:t>hub.</w:t>
+      </w:r>
+    </w:p>
+    <w:p>
+      <w:pPr>
+        <w:pStyle w:val="5"/>
+        <w:numPr>
+          <w:ilvl w:val="3"/>
+          <w:numId w:val="2"/>
+        </w:numPr>
+        <w:spacing w:before="0" w:line="360" w:lineRule="auto"/>
+        <w:ind w:left="1511" w:leftChars="0" w:hanging="851" w:firstLineChars="0"/>
+        <w:rPr>
+          <w:rFonts w:ascii="Times New Roman" w:hAnsi="Times New Roman" w:cs="Times New Roman"/>
+          <w:b/>
+          <w:i w:val="0"/>
+          <w:color w:val="auto"/>
+          <w:sz w:val="26"/>
+          <w:szCs w:val="26"/>
+        </w:rPr>
+      </w:pPr>
+      <w:r>
+        <w:rPr>
+          <w:rFonts w:ascii="Times New Roman" w:hAnsi="Times New Roman" w:cs="Times New Roman"/>
+          <w:b/>
+          <w:i w:val="0"/>
+          <w:color w:val="auto"/>
+          <w:sz w:val="26"/>
+          <w:szCs w:val="26"/>
+        </w:rPr>
+        <w:t>Các ràng buộc khác</w:t>
+      </w:r>
+    </w:p>
+    <w:p>
+      <w:pPr>
+        <w:pStyle w:val="19"/>
+        <w:numPr>
+          <w:ilvl w:val="0"/>
+          <w:numId w:val="3"/>
+        </w:numPr>
+        <w:spacing w:after="0" w:line="360" w:lineRule="auto"/>
+        <w:ind w:left="1824" w:leftChars="0" w:hanging="284" w:firstLineChars="0"/>
+        <w:jc w:val="both"/>
+        <w:rPr>
+          <w:rFonts w:ascii="Times New Roman" w:hAnsi="Times New Roman" w:cs="Times New Roman"/>
+          <w:sz w:val="26"/>
+          <w:szCs w:val="26"/>
+        </w:rPr>
+      </w:pPr>
+      <w:r>
+        <w:rPr>
+          <w:rFonts w:ascii="Times New Roman" w:hAnsi="Times New Roman" w:cs="Times New Roman"/>
+          <w:sz w:val="26"/>
+          <w:szCs w:val="26"/>
+        </w:rPr>
+        <w:t>Nguồn lực: 5 người.</w:t>
+      </w:r>
+    </w:p>
+    <w:p>
+      <w:pPr>
+        <w:pStyle w:val="19"/>
+        <w:numPr>
+          <w:ilvl w:val="0"/>
+          <w:numId w:val="3"/>
+        </w:numPr>
+        <w:spacing w:after="0" w:line="360" w:lineRule="auto"/>
+        <w:ind w:left="1824" w:leftChars="0" w:hanging="284" w:firstLineChars="0"/>
+        <w:jc w:val="both"/>
+        <w:rPr>
+          <w:rFonts w:ascii="Times New Roman" w:hAnsi="Times New Roman" w:cs="Times New Roman"/>
+          <w:sz w:val="26"/>
+          <w:szCs w:val="26"/>
+        </w:rPr>
+      </w:pPr>
+      <w:r>
+        <w:rPr>
+          <w:rFonts w:ascii="Times New Roman" w:hAnsi="Times New Roman" w:cs="Times New Roman"/>
+          <w:sz w:val="26"/>
+          <w:szCs w:val="26"/>
+        </w:rPr>
+        <w:t>Kinh phí: Hạn chế.</w:t>
+      </w:r>
+    </w:p>
+    <w:p>
+      <w:pPr>
+        <w:pStyle w:val="19"/>
+        <w:numPr>
+          <w:ilvl w:val="0"/>
+          <w:numId w:val="3"/>
+        </w:numPr>
+        <w:spacing w:after="0" w:line="360" w:lineRule="auto"/>
+        <w:ind w:left="1824" w:leftChars="0" w:hanging="284" w:firstLineChars="0"/>
+        <w:jc w:val="both"/>
+        <w:rPr>
+          <w:rFonts w:ascii="Times New Roman" w:hAnsi="Times New Roman" w:cs="Times New Roman"/>
+          <w:sz w:val="26"/>
+          <w:szCs w:val="26"/>
+        </w:rPr>
+      </w:pPr>
+      <w:r>
+        <w:rPr>
+          <w:rFonts w:ascii="Times New Roman" w:hAnsi="Times New Roman" w:cs="Times New Roman"/>
+          <w:sz w:val="26"/>
+          <w:szCs w:val="26"/>
+        </w:rPr>
+        <w:t>Thời gian: Dự án hoàn thành sau 2 tháng.</w:t>
+      </w:r>
+    </w:p>
+    <w:p>
+      <w:pPr>
+        <w:pStyle w:val="19"/>
+        <w:numPr>
+          <w:ilvl w:val="0"/>
+          <w:numId w:val="3"/>
+        </w:numPr>
+        <w:spacing w:after="0" w:line="360" w:lineRule="auto"/>
+        <w:ind w:left="1824" w:leftChars="0" w:hanging="284" w:firstLineChars="0"/>
+        <w:jc w:val="both"/>
+        <w:rPr>
+          <w:rFonts w:ascii="Times New Roman" w:hAnsi="Times New Roman" w:cs="Times New Roman"/>
+          <w:sz w:val="26"/>
+          <w:szCs w:val="26"/>
+        </w:rPr>
+      </w:pPr>
+      <w:r>
+        <w:rPr>
+          <w:rFonts w:ascii="Times New Roman" w:hAnsi="Times New Roman" w:cs="Times New Roman"/>
+          <w:sz w:val="26"/>
+          <w:szCs w:val="26"/>
+        </w:rPr>
+        <w:t xml:space="preserve">Công nghệ: PHP laravel, </w:t>
+      </w:r>
+      <w:r>
+        <w:rPr>
+          <w:rFonts w:hint="default" w:ascii="Times New Roman" w:hAnsi="Times New Roman" w:cs="Times New Roman"/>
+          <w:sz w:val="26"/>
+          <w:szCs w:val="26"/>
+          <w:lang w:val="vi-VN"/>
+        </w:rPr>
+        <w:t>VueJS, Css</w:t>
+      </w:r>
+      <w:r>
+        <w:rPr>
+          <w:rFonts w:ascii="Times New Roman" w:hAnsi="Times New Roman" w:cs="Times New Roman"/>
+          <w:sz w:val="26"/>
+          <w:szCs w:val="26"/>
+        </w:rPr>
+        <w:t>.</w:t>
+      </w:r>
+    </w:p>
+    <w:p>
+      <w:pPr>
+        <w:pStyle w:val="2"/>
         <w:numPr>
           <w:ilvl w:val="0"/>
           <w:numId w:val="2"/>
         </w:numPr>
+        <w:spacing w:before="0" w:line="360" w:lineRule="auto"/>
+        <w:ind w:left="284" w:hanging="284"/>
+        <w:rPr>
+          <w:rFonts w:ascii="Times New Roman" w:hAnsi="Times New Roman" w:cs="Times New Roman"/>
+          <w:b/>
+          <w:color w:val="auto"/>
+          <w:sz w:val="26"/>
+          <w:szCs w:val="26"/>
+        </w:rPr>
+      </w:pPr>
+      <w:bookmarkStart w:id="40" w:name="_Toc71830105"/>
+      <w:bookmarkStart w:id="41" w:name="_Toc70258546"/>
+      <w:bookmarkStart w:id="42" w:name="_Toc629"/>
+      <w:r>
+        <w:rPr>
+          <w:rFonts w:ascii="Times New Roman" w:hAnsi="Times New Roman" w:cs="Times New Roman"/>
+          <w:b/>
+          <w:color w:val="auto"/>
+          <w:sz w:val="26"/>
+          <w:szCs w:val="26"/>
+        </w:rPr>
+        <w:t>KẾ HOẠCH TỔNG THỂ DỰ ÁN</w:t>
+      </w:r>
+      <w:bookmarkEnd w:id="40"/>
+      <w:bookmarkEnd w:id="41"/>
+      <w:bookmarkEnd w:id="42"/>
+    </w:p>
+    <w:p>
+      <w:pPr>
+        <w:pStyle w:val="3"/>
+        <w:numPr>
+          <w:ilvl w:val="1"/>
+          <w:numId w:val="2"/>
+        </w:numPr>
+        <w:spacing w:before="0" w:line="360" w:lineRule="auto"/>
+        <w:ind w:left="567" w:leftChars="0" w:hanging="567" w:firstLineChars="0"/>
+        <w:rPr>
+          <w:rFonts w:ascii="Times New Roman" w:hAnsi="Times New Roman" w:cs="Times New Roman"/>
+          <w:b/>
+          <w:color w:val="auto"/>
+        </w:rPr>
+      </w:pPr>
+      <w:bookmarkStart w:id="43" w:name="_Toc70258547"/>
+      <w:bookmarkStart w:id="44" w:name="_Toc13440"/>
+      <w:bookmarkStart w:id="45" w:name="_Toc71830106"/>
+      <w:r>
+        <w:rPr>
+          <w:rFonts w:ascii="Times New Roman" w:hAnsi="Times New Roman" w:cs="Times New Roman"/>
+          <w:b/>
+          <w:color w:val="auto"/>
+        </w:rPr>
+        <w:t>Định nghĩa Scrum</w:t>
+      </w:r>
+      <w:bookmarkEnd w:id="43"/>
+      <w:bookmarkEnd w:id="44"/>
+      <w:bookmarkEnd w:id="45"/>
+    </w:p>
+    <w:p>
+      <w:pPr>
+        <w:pStyle w:val="19"/>
+        <w:numPr>
+          <w:ilvl w:val="0"/>
+          <w:numId w:val="3"/>
+        </w:numPr>
         <w:spacing w:after="0" w:line="360" w:lineRule="auto"/>
-        <w:ind w:left="1276" w:hanging="283"/>
+        <w:ind w:left="851" w:leftChars="0" w:hanging="284" w:firstLineChars="0"/>
         <w:jc w:val="both"/>
         <w:rPr>
           <w:rFonts w:ascii="Times New Roman" w:hAnsi="Times New Roman" w:cs="Times New Roman"/>
@@ -11592,19 +11723,86 @@
       <w:r>
         <w:rPr>
           <w:rFonts w:ascii="Times New Roman" w:hAnsi="Times New Roman" w:cs="Times New Roman"/>
+          <w:sz w:val="26"/>
+          <w:szCs w:val="26"/>
+        </w:rPr>
+        <w:t xml:space="preserve">Scrum là một tập hợp con của Agile và là một trong những khuôn khổ quá trình phổ biến nhất để triển khai Agile. Nó là một mô hình phát triển phần mềm lặp đi lặp lại được sử dụng để quản lý phát triển phần mềm và sản phẩm phức tạp. Các lần lặp có độ dài cố định, được gọi là nước rút kéo dài từ một đến hai tuần cho phép nhóm vận chuyển phần mềm theo nhịp đều đặn. Vào cuối mỗi Sprint, các bên liên quan và các </w:t>
+      </w:r>
+      <w:r>
+        <w:rPr>
+          <w:rFonts w:hint="default" w:ascii="Times New Roman" w:hAnsi="Times New Roman" w:cs="Times New Roman"/>
+          <w:sz w:val="26"/>
+          <w:szCs w:val="26"/>
+          <w:lang w:val="vi-VN"/>
+        </w:rPr>
+        <w:t xml:space="preserve">thành </w:t>
+      </w:r>
+      <w:r>
+        <w:rPr>
+          <w:rFonts w:ascii="Times New Roman" w:hAnsi="Times New Roman" w:cs="Times New Roman"/>
+          <w:sz w:val="26"/>
+          <w:szCs w:val="26"/>
+        </w:rPr>
+        <w:t>viên trong nhóm họp lại để lập kế hoạch cho các bước tiếp theo.</w:t>
+      </w:r>
+    </w:p>
+    <w:p>
+      <w:pPr>
+        <w:pStyle w:val="4"/>
+        <w:numPr>
+          <w:ilvl w:val="2"/>
+          <w:numId w:val="2"/>
+        </w:numPr>
+        <w:spacing w:before="0" w:line="360" w:lineRule="auto"/>
+        <w:ind w:left="709" w:leftChars="0" w:hanging="709" w:firstLineChars="0"/>
+        <w:rPr>
+          <w:rFonts w:ascii="Times New Roman" w:hAnsi="Times New Roman" w:cs="Times New Roman"/>
           <w:b/>
-          <w:sz w:val="26"/>
-          <w:szCs w:val="26"/>
-        </w:rPr>
-        <w:t>Product Backlog</w:t>
-      </w:r>
-      <w:r>
-        <w:rPr>
-          <w:rFonts w:ascii="Times New Roman" w:hAnsi="Times New Roman" w:cs="Times New Roman"/>
-          <w:sz w:val="26"/>
-          <w:szCs w:val="26"/>
-        </w:rPr>
-        <w:t>: Product Owner và Nhóm Scrum họp để sắp xếp thứ tự ưu tiên các hạng mục trong product backlog (công việc trên product backlog đến từ các câu chuyện và yêu cầu của người dùng). Product backlog không phải là danh sách những thứ cần hoàn thành, mà nó là danh sách tất cả các tính năng mong muốn của sản phẩm. Sau đó, nhóm phát triển kéo công việc từ sản phẩm tồn đọng để hoàn thành trong mỗi sprint.</w:t>
+          <w:color w:val="auto"/>
+          <w:sz w:val="26"/>
+          <w:szCs w:val="26"/>
+        </w:rPr>
+      </w:pPr>
+      <w:bookmarkStart w:id="46" w:name="_Toc5115"/>
+      <w:bookmarkStart w:id="47" w:name="_Toc70258548"/>
+      <w:bookmarkStart w:id="48" w:name="_Toc71830107"/>
+      <w:r>
+        <w:rPr>
+          <w:rFonts w:ascii="Times New Roman" w:hAnsi="Times New Roman" w:cs="Times New Roman"/>
+          <w:b/>
+          <w:color w:val="auto"/>
+          <w:sz w:val="26"/>
+          <w:szCs w:val="26"/>
+        </w:rPr>
+        <w:t>Mô tả Scrum</w:t>
+      </w:r>
+      <w:bookmarkEnd w:id="46"/>
+      <w:bookmarkEnd w:id="47"/>
+      <w:bookmarkEnd w:id="48"/>
+    </w:p>
+    <w:p>
+      <w:pPr>
+        <w:pStyle w:val="19"/>
+        <w:numPr>
+          <w:ilvl w:val="0"/>
+          <w:numId w:val="3"/>
+        </w:numPr>
+        <w:spacing w:after="0" w:line="360" w:lineRule="auto"/>
+        <w:ind w:left="992" w:leftChars="0" w:hanging="283" w:firstLineChars="0"/>
+        <w:jc w:val="both"/>
+        <w:rPr>
+          <w:rFonts w:ascii="Times New Roman" w:hAnsi="Times New Roman" w:cs="Times New Roman"/>
+          <w:sz w:val="26"/>
+          <w:szCs w:val="26"/>
+        </w:rPr>
+      </w:pPr>
+      <w:r>
+        <w:rPr>
+          <w:rFonts w:ascii="Times New Roman" w:hAnsi="Times New Roman" w:cs="Times New Roman"/>
+          <w:sz w:val="26"/>
+          <w:szCs w:val="26"/>
+        </w:rPr>
+        <w:t>Có ba vai trò cụ thể trong Scrum:</w:t>
       </w:r>
     </w:p>
     <w:p>
@@ -11615,7 +11813,7 @@
           <w:numId w:val="10"/>
         </w:numPr>
         <w:spacing w:after="0" w:line="360" w:lineRule="auto"/>
-        <w:ind w:left="1276" w:hanging="283"/>
+        <w:ind w:left="1287" w:leftChars="0" w:hanging="295" w:firstLineChars="0"/>
         <w:jc w:val="both"/>
         <w:rPr>
           <w:rFonts w:ascii="Times New Roman" w:hAnsi="Times New Roman" w:cs="Times New Roman"/>
@@ -11630,15 +11828,15 @@
           <w:sz w:val="26"/>
           <w:szCs w:val="26"/>
         </w:rPr>
-        <w:t>Sprint Backlog</w:t>
-      </w:r>
-      <w:r>
-        <w:rPr>
-          <w:rFonts w:ascii="Times New Roman" w:hAnsi="Times New Roman" w:cs="Times New Roman"/>
-          <w:sz w:val="26"/>
-          <w:szCs w:val="26"/>
-        </w:rPr>
-        <w:t>: là danh sách các chức năng được phát triển cho Sprint; nó được xác định bởi cuộc họp “Lập kế hoạch Sprint’. Sprint Backlog là chức năng được chọn từ Product Backlog dựa trên mức độ ưu tiên và khả năng phát triển của nhóm.</w:t>
+        <w:t>Chủ sở hữu sản phẩm</w:t>
+      </w:r>
+      <w:r>
+        <w:rPr>
+          <w:rFonts w:ascii="Times New Roman" w:hAnsi="Times New Roman" w:cs="Times New Roman"/>
+          <w:sz w:val="26"/>
+          <w:szCs w:val="26"/>
+        </w:rPr>
+        <w:t>: Chủ sở hữu sản phẩm tập trung vào các yêu cầu kinh doanh và thị trường, ưu tiên tất cả các công việc cần được thực hiện. Anh ấy hoặc cô ấy xây dựng và quản lý công việc tồn đọng, cung cấp hướng dẫn về các tính năng cần vận chuyển tiếp theo, đồng thời tương tác với nhóm và các bên liên quan khác để đảm bảo mọi người đều hiểu các mục trong sản phẩm tồn đọng. Product Owner không phải là người quản lý dự án. Thay vì quản lý tình trạng và tiến độ, công việc của anh ta hoặc cô ta là thúc đẩy nhóm với mục tiêu và tầm nhìn.</w:t>
       </w:r>
     </w:p>
     <w:p>
@@ -11649,7 +11847,7 @@
           <w:numId w:val="10"/>
         </w:numPr>
         <w:spacing w:after="0" w:line="360" w:lineRule="auto"/>
-        <w:ind w:left="1276" w:hanging="283"/>
+        <w:ind w:left="1287" w:leftChars="0" w:hanging="295" w:firstLineChars="0"/>
         <w:jc w:val="both"/>
         <w:rPr>
           <w:rFonts w:ascii="Times New Roman" w:hAnsi="Times New Roman" w:cs="Times New Roman"/>
@@ -11664,19 +11862,53 @@
           <w:sz w:val="26"/>
           <w:szCs w:val="26"/>
         </w:rPr>
-        <w:t>Estimation</w:t>
-      </w:r>
-      <w:r>
-        <w:rPr>
-          <w:rFonts w:ascii="Times New Roman" w:hAnsi="Times New Roman" w:cs="Times New Roman"/>
-          <w:sz w:val="26"/>
-          <w:szCs w:val="26"/>
-        </w:rPr>
-        <w:t>: Trong SCRUM, các thành viên của Nhóm công tác sẽ do chính bạn lựa chọn và ước tính thời gian phát triển dự kiến và chịu trách nhiệm về ước tính này. Sau khi hoàn thành bảng sẽ cập nhật Sprint Backlog.</w:t>
+        <w:t>Scrum Master</w:t>
+      </w:r>
+      <w:r>
+        <w:rPr>
+          <w:rFonts w:ascii="Times New Roman" w:hAnsi="Times New Roman" w:cs="Times New Roman"/>
+          <w:sz w:val="26"/>
+          <w:szCs w:val="26"/>
+        </w:rPr>
+        <w:t>: Thường được coi là người huấn luyện cho nhóm, Scrum Master giúp nhóm làm việc tốt nhất có thể. Điều này có nghĩa là tổ chức các cuộc họp, đối phó với rào cản và thách thức, đồng thời làm việc với Product Owner để đảm bảo sản phẩm tồn đọng đã sẵn sàng cho sprint tiếp theo. Scrum Master cũng đảm bảo nhóm tuân thủ quy trình Scrum. Người đó không có quyền đối với các thành viên trong nhóm, nhưng người đó có quyền đối với quy trình. Ví dụ: Scrum Master không thể cho ai đó biết phải làm gì, nhưng có thể đề xuất một nhịp chạy nước rút mới.</w:t>
       </w:r>
     </w:p>
     <w:p>
       <w:pPr>
+        <w:pStyle w:val="19"/>
+        <w:numPr>
+          <w:ilvl w:val="0"/>
+          <w:numId w:val="10"/>
+        </w:numPr>
+        <w:spacing w:after="0" w:line="360" w:lineRule="auto"/>
+        <w:ind w:left="1287" w:leftChars="0" w:hanging="295" w:firstLineChars="0"/>
+        <w:jc w:val="both"/>
+        <w:rPr>
+          <w:rFonts w:ascii="Times New Roman" w:hAnsi="Times New Roman" w:cs="Times New Roman"/>
+          <w:sz w:val="26"/>
+          <w:szCs w:val="26"/>
+        </w:rPr>
+      </w:pPr>
+      <w:r>
+        <w:rPr>
+          <w:rFonts w:ascii="Times New Roman" w:hAnsi="Times New Roman" w:cs="Times New Roman"/>
+          <w:b/>
+          <w:sz w:val="26"/>
+          <w:szCs w:val="26"/>
+        </w:rPr>
+        <w:t>Nhóm làm việc tại Scrum</w:t>
+      </w:r>
+      <w:r>
+        <w:rPr>
+          <w:rFonts w:ascii="Times New Roman" w:hAnsi="Times New Roman" w:cs="Times New Roman"/>
+          <w:sz w:val="26"/>
+          <w:szCs w:val="26"/>
+        </w:rPr>
+        <w:t>: Nhóm Scrum bao gồm từ năm đến bảy thành viên. Mọi người trong dự án làm việc cùng nhau, giúp đỡ lẫn nhau và chia sẻ tình bạn thân thiết sâu sắc. Không giống như các nhóm phát triển truyền thống, không có các vai trò riêng biệt như lập trình viên, nhà thiết kế hoặc người kiểm tra. Mọi người cùng nhau hoàn thành tập hợp công việc. Nhóm Scrum sở hữu kế hoạch cho mỗi sprint; họ dự đoán khối lượng công việc họ có thể hoàn thành trong mỗi lần lặp lại.</w:t>
+      </w:r>
+    </w:p>
+    <w:p>
+      <w:pPr>
         <w:pStyle w:val="4"/>
         <w:spacing w:before="0" w:line="360" w:lineRule="auto"/>
         <w:rPr>
@@ -11686,7 +11918,9 @@
           <w:szCs w:val="26"/>
         </w:rPr>
       </w:pPr>
-      <w:bookmarkStart w:id="52" w:name="_Toc3098"/>
+      <w:bookmarkStart w:id="49" w:name="_Toc71830108"/>
+      <w:bookmarkStart w:id="50" w:name="_Toc70258549"/>
+      <w:bookmarkStart w:id="51" w:name="_Toc9894"/>
       <w:r>
         <w:rPr>
           <w:rFonts w:ascii="Times New Roman" w:hAnsi="Times New Roman" w:cs="Times New Roman"/>
@@ -11695,6 +11929,155 @@
           <w:sz w:val="26"/>
           <w:szCs w:val="26"/>
         </w:rPr>
+        <w:t>3.1.2. The art</w:t>
+      </w:r>
+      <w:r>
+        <w:rPr>
+          <w:rFonts w:hint="default" w:ascii="Times New Roman" w:hAnsi="Times New Roman" w:cs="Times New Roman"/>
+          <w:b/>
+          <w:color w:val="auto"/>
+          <w:sz w:val="26"/>
+          <w:szCs w:val="26"/>
+          <w:lang w:val="vi-VN"/>
+        </w:rPr>
+        <w:t>if</w:t>
+      </w:r>
+      <w:r>
+        <w:rPr>
+          <w:rFonts w:ascii="Times New Roman" w:hAnsi="Times New Roman" w:cs="Times New Roman"/>
+          <w:b/>
+          <w:color w:val="auto"/>
+          <w:sz w:val="26"/>
+          <w:szCs w:val="26"/>
+        </w:rPr>
+        <w:t>acts</w:t>
+      </w:r>
+      <w:bookmarkEnd w:id="49"/>
+      <w:bookmarkEnd w:id="50"/>
+      <w:bookmarkEnd w:id="51"/>
+    </w:p>
+    <w:p>
+      <w:pPr>
+        <w:pStyle w:val="19"/>
+        <w:numPr>
+          <w:ilvl w:val="0"/>
+          <w:numId w:val="3"/>
+        </w:numPr>
+        <w:spacing w:after="0" w:line="360" w:lineRule="auto"/>
+        <w:ind w:left="943" w:leftChars="0" w:hanging="283" w:firstLineChars="0"/>
+        <w:jc w:val="both"/>
+        <w:rPr>
+          <w:rFonts w:ascii="Times New Roman" w:hAnsi="Times New Roman" w:cs="Times New Roman"/>
+          <w:sz w:val="26"/>
+          <w:szCs w:val="26"/>
+        </w:rPr>
+      </w:pPr>
+      <w:r>
+        <w:rPr>
+          <w:rFonts w:ascii="Times New Roman" w:hAnsi="Times New Roman" w:cs="Times New Roman"/>
+          <w:b/>
+          <w:sz w:val="26"/>
+          <w:szCs w:val="26"/>
+        </w:rPr>
+        <w:t>Product Backlog</w:t>
+      </w:r>
+      <w:r>
+        <w:rPr>
+          <w:rFonts w:ascii="Times New Roman" w:hAnsi="Times New Roman" w:cs="Times New Roman"/>
+          <w:sz w:val="26"/>
+          <w:szCs w:val="26"/>
+        </w:rPr>
+        <w:t>: Product Owner và Nhóm Scrum họp để sắp xếp thứ tự ưu tiên các hạng mục trong product backlog (công việc trên product backlog đến từ các câu chuyện và yêu cầu của người dùng). Product backlog không phải là danh sách những thứ cần hoàn thành, mà nó là danh sách tất cả các tính năng mong muốn của sản phẩm. Sau đó, nhóm phát triển kéo công việc từ sản phẩm tồn đọng để hoàn thành trong mỗi sprint.</w:t>
+      </w:r>
+    </w:p>
+    <w:p>
+      <w:pPr>
+        <w:pStyle w:val="19"/>
+        <w:numPr>
+          <w:ilvl w:val="0"/>
+          <w:numId w:val="11"/>
+        </w:numPr>
+        <w:spacing w:after="0" w:line="360" w:lineRule="auto"/>
+        <w:ind w:left="943" w:leftChars="0" w:hanging="283" w:firstLineChars="0"/>
+        <w:jc w:val="both"/>
+        <w:rPr>
+          <w:rFonts w:ascii="Times New Roman" w:hAnsi="Times New Roman" w:cs="Times New Roman"/>
+          <w:sz w:val="26"/>
+          <w:szCs w:val="26"/>
+        </w:rPr>
+      </w:pPr>
+      <w:r>
+        <w:rPr>
+          <w:rFonts w:ascii="Times New Roman" w:hAnsi="Times New Roman" w:cs="Times New Roman"/>
+          <w:b/>
+          <w:sz w:val="26"/>
+          <w:szCs w:val="26"/>
+        </w:rPr>
+        <w:t>Sprint Backlog</w:t>
+      </w:r>
+      <w:r>
+        <w:rPr>
+          <w:rFonts w:ascii="Times New Roman" w:hAnsi="Times New Roman" w:cs="Times New Roman"/>
+          <w:sz w:val="26"/>
+          <w:szCs w:val="26"/>
+        </w:rPr>
+        <w:t>: là danh sách các chức năng được phát triển cho Sprint; nó được xác định bởi cuộc họp “Lập kế hoạch Sprint’. Sprint Backlog là chức năng được chọn từ Product Backlog dựa trên mức độ ưu tiên và khả năng phát triển của nhóm.</w:t>
+      </w:r>
+    </w:p>
+    <w:p>
+      <w:pPr>
+        <w:pStyle w:val="19"/>
+        <w:numPr>
+          <w:ilvl w:val="0"/>
+          <w:numId w:val="11"/>
+        </w:numPr>
+        <w:spacing w:after="0" w:line="360" w:lineRule="auto"/>
+        <w:ind w:left="943" w:leftChars="0" w:hanging="283" w:firstLineChars="0"/>
+        <w:jc w:val="both"/>
+        <w:rPr>
+          <w:rFonts w:ascii="Times New Roman" w:hAnsi="Times New Roman" w:cs="Times New Roman"/>
+          <w:sz w:val="26"/>
+          <w:szCs w:val="26"/>
+        </w:rPr>
+      </w:pPr>
+      <w:r>
+        <w:rPr>
+          <w:rFonts w:ascii="Times New Roman" w:hAnsi="Times New Roman" w:cs="Times New Roman"/>
+          <w:b/>
+          <w:sz w:val="26"/>
+          <w:szCs w:val="26"/>
+        </w:rPr>
+        <w:t>Estimation</w:t>
+      </w:r>
+      <w:r>
+        <w:rPr>
+          <w:rFonts w:ascii="Times New Roman" w:hAnsi="Times New Roman" w:cs="Times New Roman"/>
+          <w:sz w:val="26"/>
+          <w:szCs w:val="26"/>
+        </w:rPr>
+        <w:t>: Trong SCRUM, các thành viên của Nhóm công tác sẽ do chính bạn lựa chọn và ước tính thời gian phát triển dự kiến và chịu trách nhiệm về ước tính này. Sau khi hoàn thành bảng sẽ cập nhật Sprint Backlog.</w:t>
+      </w:r>
+    </w:p>
+    <w:p>
+      <w:pPr>
+        <w:pStyle w:val="4"/>
+        <w:spacing w:before="0" w:line="360" w:lineRule="auto"/>
+        <w:rPr>
+          <w:rFonts w:ascii="Times New Roman" w:hAnsi="Times New Roman" w:cs="Times New Roman"/>
+          <w:color w:val="auto"/>
+          <w:sz w:val="26"/>
+          <w:szCs w:val="26"/>
+        </w:rPr>
+      </w:pPr>
+      <w:bookmarkStart w:id="52" w:name="_Toc25982"/>
+      <w:r>
+        <w:rPr>
+          <w:rFonts w:ascii="Times New Roman" w:hAnsi="Times New Roman" w:cs="Times New Roman"/>
+          <w:b/>
+          <w:color w:val="auto"/>
+          <w:sz w:val="26"/>
+          <w:szCs w:val="26"/>
+        </w:rPr>
         <w:t>3.1.3.</w:t>
       </w:r>
       <w:r>
@@ -11706,8 +12089,8 @@
         </w:rPr>
         <w:t xml:space="preserve"> </w:t>
       </w:r>
-      <w:bookmarkStart w:id="53" w:name="_Toc71830109"/>
-      <w:bookmarkStart w:id="54" w:name="_Toc70258550"/>
+      <w:bookmarkStart w:id="53" w:name="_Toc70258550"/>
+      <w:bookmarkStart w:id="54" w:name="_Toc71830109"/>
       <w:r>
         <w:rPr>
           <w:rFonts w:ascii="Times New Roman" w:hAnsi="Times New Roman" w:cs="Times New Roman"/>
@@ -11821,7 +12204,7 @@
         <w:pStyle w:val="3"/>
         <w:numPr>
           <w:ilvl w:val="1"/>
-          <w:numId w:val="1"/>
+          <w:numId w:val="2"/>
         </w:numPr>
         <w:spacing w:before="0" w:line="360" w:lineRule="auto"/>
         <w:ind w:left="567" w:leftChars="0" w:hanging="567" w:firstLineChars="0"/>
@@ -11831,9 +12214,9 @@
           <w:color w:val="auto"/>
         </w:rPr>
       </w:pPr>
-      <w:bookmarkStart w:id="55" w:name="_Toc70258551"/>
-      <w:bookmarkStart w:id="56" w:name="_Toc71830110"/>
-      <w:bookmarkStart w:id="57" w:name="_Toc8038"/>
+      <w:bookmarkStart w:id="55" w:name="_Toc71830110"/>
+      <w:bookmarkStart w:id="56" w:name="_Toc26074"/>
+      <w:bookmarkStart w:id="57" w:name="_Toc70258551"/>
       <w:r>
         <w:rPr>
           <w:rFonts w:ascii="Times New Roman" w:hAnsi="Times New Roman" w:cs="Times New Roman"/>
@@ -14075,7 +14458,7 @@
         <w:pStyle w:val="3"/>
         <w:numPr>
           <w:ilvl w:val="1"/>
-          <w:numId w:val="1"/>
+          <w:numId w:val="2"/>
         </w:numPr>
         <w:spacing w:before="0" w:line="360" w:lineRule="auto"/>
         <w:ind w:left="567" w:leftChars="0" w:hanging="567" w:firstLineChars="0"/>
@@ -14086,8 +14469,8 @@
         </w:rPr>
       </w:pPr>
       <w:bookmarkStart w:id="58" w:name="_Toc70258552"/>
-      <w:bookmarkStart w:id="59" w:name="_Toc71830111"/>
-      <w:bookmarkStart w:id="60" w:name="_Toc18439"/>
+      <w:bookmarkStart w:id="59" w:name="_Toc2508"/>
+      <w:bookmarkStart w:id="60" w:name="_Toc71830111"/>
       <w:r>
         <w:rPr>
           <w:rFonts w:ascii="Times New Roman" w:hAnsi="Times New Roman" w:cs="Times New Roman"/>
@@ -14105,7 +14488,7 @@
         <w:pStyle w:val="4"/>
         <w:numPr>
           <w:ilvl w:val="2"/>
-          <w:numId w:val="1"/>
+          <w:numId w:val="2"/>
         </w:numPr>
         <w:spacing w:before="0" w:line="360" w:lineRule="auto"/>
         <w:ind w:left="709" w:leftChars="0" w:hanging="709" w:firstLineChars="0"/>
@@ -14117,9 +14500,9 @@
           <w:szCs w:val="26"/>
         </w:rPr>
       </w:pPr>
-      <w:bookmarkStart w:id="61" w:name="_Toc71830112"/>
+      <w:bookmarkStart w:id="61" w:name="_Toc23507"/>
       <w:bookmarkStart w:id="62" w:name="_Toc70258553"/>
-      <w:bookmarkStart w:id="63" w:name="_Toc1929"/>
+      <w:bookmarkStart w:id="63" w:name="_Toc71830112"/>
       <w:r>
         <w:rPr>
           <w:rFonts w:ascii="Times New Roman" w:hAnsi="Times New Roman" w:cs="Times New Roman"/>
@@ -14386,7 +14769,7 @@
               <w:pStyle w:val="19"/>
               <w:numPr>
                 <w:ilvl w:val="0"/>
-                <w:numId w:val="11"/>
+                <w:numId w:val="12"/>
               </w:numPr>
               <w:spacing w:after="0" w:line="360" w:lineRule="auto"/>
               <w:ind w:left="397"/>
@@ -14413,7 +14796,7 @@
               <w:pStyle w:val="19"/>
               <w:numPr>
                 <w:ilvl w:val="0"/>
-                <w:numId w:val="11"/>
+                <w:numId w:val="12"/>
               </w:numPr>
               <w:spacing w:after="0" w:line="360" w:lineRule="auto"/>
               <w:ind w:left="397"/>
@@ -14543,7 +14926,7 @@
               <w:pStyle w:val="19"/>
               <w:numPr>
                 <w:ilvl w:val="0"/>
-                <w:numId w:val="11"/>
+                <w:numId w:val="12"/>
               </w:numPr>
               <w:spacing w:after="0" w:line="360" w:lineRule="auto"/>
               <w:ind w:left="397"/>
@@ -14570,7 +14953,7 @@
               <w:pStyle w:val="19"/>
               <w:numPr>
                 <w:ilvl w:val="0"/>
-                <w:numId w:val="11"/>
+                <w:numId w:val="12"/>
               </w:numPr>
               <w:spacing w:after="0" w:line="360" w:lineRule="auto"/>
               <w:ind w:left="397"/>
@@ -14597,7 +14980,7 @@
               <w:pStyle w:val="19"/>
               <w:numPr>
                 <w:ilvl w:val="0"/>
-                <w:numId w:val="11"/>
+                <w:numId w:val="12"/>
               </w:numPr>
               <w:spacing w:after="0" w:line="360" w:lineRule="auto"/>
               <w:ind w:left="397"/>
@@ -14624,7 +15007,7 @@
               <w:pStyle w:val="19"/>
               <w:numPr>
                 <w:ilvl w:val="0"/>
-                <w:numId w:val="11"/>
+                <w:numId w:val="12"/>
               </w:numPr>
               <w:spacing w:after="0" w:line="360" w:lineRule="auto"/>
               <w:ind w:left="397"/>
@@ -14651,7 +15034,7 @@
               <w:pStyle w:val="19"/>
               <w:numPr>
                 <w:ilvl w:val="0"/>
-                <w:numId w:val="11"/>
+                <w:numId w:val="12"/>
               </w:numPr>
               <w:spacing w:after="0" w:line="360" w:lineRule="auto"/>
               <w:ind w:left="397"/>
@@ -14678,7 +15061,7 @@
               <w:pStyle w:val="19"/>
               <w:numPr>
                 <w:ilvl w:val="0"/>
-                <w:numId w:val="11"/>
+                <w:numId w:val="12"/>
               </w:numPr>
               <w:spacing w:after="0" w:line="360" w:lineRule="auto"/>
               <w:ind w:left="397"/>
@@ -14883,7 +15266,7 @@
               <w:pStyle w:val="19"/>
               <w:numPr>
                 <w:ilvl w:val="0"/>
-                <w:numId w:val="11"/>
+                <w:numId w:val="12"/>
               </w:numPr>
               <w:spacing w:after="0" w:line="360" w:lineRule="auto"/>
               <w:ind w:left="397"/>
@@ -14910,7 +15293,7 @@
               <w:pStyle w:val="19"/>
               <w:numPr>
                 <w:ilvl w:val="0"/>
-                <w:numId w:val="11"/>
+                <w:numId w:val="12"/>
               </w:numPr>
               <w:spacing w:after="0" w:line="360" w:lineRule="auto"/>
               <w:ind w:left="397"/>
@@ -14937,7 +15320,7 @@
               <w:pStyle w:val="19"/>
               <w:numPr>
                 <w:ilvl w:val="0"/>
-                <w:numId w:val="11"/>
+                <w:numId w:val="12"/>
               </w:numPr>
               <w:spacing w:after="0" w:line="360" w:lineRule="auto"/>
               <w:ind w:left="397"/>
@@ -14964,7 +15347,7 @@
               <w:pStyle w:val="19"/>
               <w:numPr>
                 <w:ilvl w:val="0"/>
-                <w:numId w:val="11"/>
+                <w:numId w:val="12"/>
               </w:numPr>
               <w:spacing w:after="0" w:line="360" w:lineRule="auto"/>
               <w:ind w:left="397"/>
@@ -14991,7 +15374,7 @@
               <w:pStyle w:val="19"/>
               <w:numPr>
                 <w:ilvl w:val="0"/>
-                <w:numId w:val="11"/>
+                <w:numId w:val="12"/>
               </w:numPr>
               <w:spacing w:after="0" w:line="360" w:lineRule="auto"/>
               <w:ind w:left="397"/>
@@ -15018,7 +15401,7 @@
               <w:pStyle w:val="19"/>
               <w:numPr>
                 <w:ilvl w:val="0"/>
-                <w:numId w:val="11"/>
+                <w:numId w:val="12"/>
               </w:numPr>
               <w:spacing w:after="0" w:line="360" w:lineRule="auto"/>
               <w:ind w:left="397"/>
@@ -15045,7 +15428,7 @@
               <w:pStyle w:val="19"/>
               <w:numPr>
                 <w:ilvl w:val="0"/>
-                <w:numId w:val="11"/>
+                <w:numId w:val="12"/>
               </w:numPr>
               <w:spacing w:after="0" w:line="360" w:lineRule="auto"/>
               <w:ind w:left="397"/>
@@ -15121,7 +15504,7 @@
         <w:pStyle w:val="4"/>
         <w:numPr>
           <w:ilvl w:val="2"/>
-          <w:numId w:val="1"/>
+          <w:numId w:val="2"/>
         </w:numPr>
         <w:spacing w:before="0" w:line="360" w:lineRule="auto"/>
         <w:ind w:left="709" w:leftChars="0" w:hanging="709" w:firstLineChars="0"/>
@@ -15133,9 +15516,9 @@
           <w:szCs w:val="26"/>
         </w:rPr>
       </w:pPr>
-      <w:bookmarkStart w:id="64" w:name="_Toc70258554"/>
-      <w:bookmarkStart w:id="65" w:name="_Toc71830113"/>
-      <w:bookmarkStart w:id="66" w:name="_Toc14850"/>
+      <w:bookmarkStart w:id="64" w:name="_Toc25944"/>
+      <w:bookmarkStart w:id="65" w:name="_Toc70258554"/>
+      <w:bookmarkStart w:id="66" w:name="_Toc71830113"/>
       <w:r>
         <w:rPr>
           <w:rFonts w:ascii="Times New Roman" w:hAnsi="Times New Roman" w:cs="Times New Roman"/>
@@ -15157,8 +15540,8 @@
           <w:tab w:val="left" w:pos="3686"/>
         </w:tabs>
         <w:spacing w:after="0" w:line="360" w:lineRule="auto"/>
-        <w:ind w:left="1800"/>
-        <w:jc w:val="both"/>
+        <w:ind w:left="0" w:leftChars="0" w:firstLine="0" w:firstLineChars="0"/>
+        <w:jc w:val="center"/>
         <w:rPr>
           <w:rFonts w:ascii="Times New Roman" w:hAnsi="Times New Roman" w:cs="Times New Roman"/>
           <w:i/>
@@ -15166,15 +15549,6 @@
           <w:szCs w:val="26"/>
         </w:rPr>
       </w:pPr>
-      <w:r>
-        <w:rPr>
-          <w:rFonts w:ascii="Times New Roman" w:hAnsi="Times New Roman" w:cs="Times New Roman"/>
-          <w:i/>
-          <w:sz w:val="26"/>
-          <w:szCs w:val="26"/>
-        </w:rPr>
-        <w:tab/>
-      </w:r>
       <w:r>
         <w:rPr>
           <w:rFonts w:ascii="Times New Roman" w:hAnsi="Times New Roman" w:cs="Times New Roman"/>
@@ -15869,18 +16243,9 @@
                 <w:rFonts w:hint="default" w:ascii="Times New Roman" w:hAnsi="Times New Roman" w:cs="Times New Roman"/>
                 <w:sz w:val="26"/>
                 <w:szCs w:val="26"/>
-                <w:lang w:val="en-US"/>
-              </w:rPr>
-              <w:t>21</w:t>
-            </w:r>
-            <w:r>
-              <w:rPr>
-                <w:rFonts w:hint="default" w:ascii="Times New Roman" w:hAnsi="Times New Roman" w:cs="Times New Roman"/>
-                <w:sz w:val="26"/>
-                <w:szCs w:val="26"/>
                 <w:lang w:val="vi-VN"/>
               </w:rPr>
-              <w:t>-</w:t>
+              <w:t>11-</w:t>
             </w:r>
             <w:r>
               <w:rPr>
@@ -16211,18 +16576,9 @@
                 <w:rFonts w:hint="default" w:ascii="Times New Roman" w:hAnsi="Times New Roman" w:cs="Times New Roman"/>
                 <w:sz w:val="26"/>
                 <w:szCs w:val="26"/>
-                <w:lang w:val="en-US"/>
-              </w:rPr>
-              <w:t>21</w:t>
-            </w:r>
-            <w:r>
-              <w:rPr>
-                <w:rFonts w:hint="default" w:ascii="Times New Roman" w:hAnsi="Times New Roman" w:cs="Times New Roman"/>
-                <w:sz w:val="26"/>
-                <w:szCs w:val="26"/>
                 <w:lang w:val="vi-VN"/>
               </w:rPr>
-              <w:t>-</w:t>
+              <w:t>11-</w:t>
             </w:r>
             <w:r>
               <w:rPr>
@@ -16556,18 +16912,9 @@
                 <w:rFonts w:hint="default" w:ascii="Times New Roman" w:hAnsi="Times New Roman" w:cs="Times New Roman"/>
                 <w:sz w:val="26"/>
                 <w:szCs w:val="26"/>
-                <w:lang w:val="en-US"/>
-              </w:rPr>
-              <w:t>21</w:t>
-            </w:r>
-            <w:r>
-              <w:rPr>
-                <w:rFonts w:hint="default" w:ascii="Times New Roman" w:hAnsi="Times New Roman" w:cs="Times New Roman"/>
-                <w:sz w:val="26"/>
-                <w:szCs w:val="26"/>
                 <w:lang w:val="vi-VN"/>
               </w:rPr>
-              <w:t>-</w:t>
+              <w:t>11-</w:t>
             </w:r>
             <w:r>
               <w:rPr>
@@ -16899,18 +17246,9 @@
                 <w:rFonts w:hint="default" w:ascii="Times New Roman" w:hAnsi="Times New Roman" w:cs="Times New Roman"/>
                 <w:sz w:val="26"/>
                 <w:szCs w:val="26"/>
-                <w:lang w:val="en-US"/>
-              </w:rPr>
-              <w:t>21</w:t>
-            </w:r>
-            <w:r>
-              <w:rPr>
-                <w:rFonts w:hint="default" w:ascii="Times New Roman" w:hAnsi="Times New Roman" w:cs="Times New Roman"/>
-                <w:sz w:val="26"/>
-                <w:szCs w:val="26"/>
                 <w:lang w:val="vi-VN"/>
               </w:rPr>
-              <w:t>-</w:t>
+              <w:t>11-</w:t>
             </w:r>
             <w:r>
               <w:rPr>
@@ -16960,7 +17298,7 @@
       <w:headerReference r:id="rId5" w:type="default"/>
       <w:footerReference r:id="rId6" w:type="default"/>
       <w:pgSz w:w="11907" w:h="16839"/>
-      <w:pgMar w:top="1418" w:right="1134" w:bottom="1418" w:left="1701" w:header="720" w:footer="720" w:gutter="0"/>
+      <w:pgMar w:top="1134" w:right="850" w:bottom="1134" w:left="1701" w:header="720" w:footer="720" w:gutter="0"/>
       <w:pgNumType w:start="1"/>
       <w:cols w:space="720" w:num="1"/>
       <w:docGrid w:linePitch="360" w:charSpace="0"/>
@@ -17073,11 +17411,6 @@
       <w:fldChar w:fldCharType="end"/>
     </w:r>
   </w:p>
-  <w:p>
-    <w:pPr>
-      <w:pStyle w:val="9"/>
-    </w:pPr>
-  </w:p>
 </w:ftr>
 </file>
 
@@ -17127,9 +17460,22 @@
       <w:p>
         <w:pPr>
           <w:pStyle w:val="10"/>
+          <w:keepNext w:val="0"/>
+          <w:keepLines w:val="0"/>
+          <w:pageBreakBefore w:val="0"/>
+          <w:widowControl/>
           <w:pBdr>
             <w:bottom w:val="thickThinSmallGap" w:color="823B0B" w:themeColor="accent2" w:themeShade="7F" w:sz="24" w:space="1"/>
           </w:pBdr>
+          <w:kinsoku/>
+          <w:wordWrap/>
+          <w:overflowPunct/>
+          <w:topLinePunct w:val="0"/>
+          <w:bidi w:val="0"/>
+          <w:adjustRightInd/>
+          <w:snapToGrid w:val="0"/>
+          <w:spacing w:after="240"/>
+          <w:textAlignment w:val="auto"/>
           <w:rPr>
             <w:rFonts w:ascii="Times New Roman" w:hAnsi="Times New Roman" w:cs="Times New Roman" w:eastAsiaTheme="majorEastAsia"/>
             <w:sz w:val="26"/>
@@ -17146,17 +17492,24 @@
       </w:p>
     </w:sdtContent>
   </w:sdt>
-  <w:p>
-    <w:pPr>
-      <w:pStyle w:val="10"/>
-    </w:pPr>
-  </w:p>
 </w:hdr>
 </file>
 
 <file path=word/numbering.xml><?xml version="1.0" encoding="utf-8"?>
 <w:numbering xmlns:wpc="http://schemas.microsoft.com/office/word/2010/wordprocessingCanvas" xmlns:mc="http://schemas.openxmlformats.org/markup-compatibility/2006" xmlns:o="urn:schemas-microsoft-com:office:office" xmlns:r="http://schemas.openxmlformats.org/officeDocument/2006/relationships" xmlns:m="http://schemas.openxmlformats.org/officeDocument/2006/math" xmlns:v="urn:schemas-microsoft-com:vml" xmlns:wp14="http://schemas.microsoft.com/office/word/2010/wordprocessingDrawing" xmlns:wp="http://schemas.openxmlformats.org/drawingml/2006/wordprocessingDrawing" xmlns:w10="urn:schemas-microsoft-com:office:word" xmlns:w="http://schemas.openxmlformats.org/wordprocessingml/2006/main" xmlns:w14="http://schemas.microsoft.com/office/word/2010/wordml" xmlns:wpg="http://schemas.microsoft.com/office/word/2010/wordprocessingGroup" xmlns:wpi="http://schemas.microsoft.com/office/word/2010/wordprocessingInk" xmlns:wne="http://schemas.microsoft.com/office/word/2006/wordml" xmlns:wps="http://schemas.microsoft.com/office/word/2010/wordprocessingShape" xmlns:wpsCustomData="http://www.wps.cn/officeDocument/2013/wpsCustomData" mc:Ignorable="w14 wp14">
   <w:abstractNum w:abstractNumId="0">
+    <w:nsid w:val="AED9932C"/>
+    <w:multiLevelType w:val="singleLevel"/>
+    <w:tmpl w:val="AED9932C"/>
+    <w:lvl w:ilvl="0" w:tentative="0">
+      <w:start w:val="1"/>
+      <w:numFmt w:val="decimal"/>
+      <w:suff w:val="space"/>
+      <w:lvlText w:val="%1."/>
+      <w:lvlJc w:val="left"/>
+    </w:lvl>
+  </w:abstractNum>
+  <w:abstractNum w:abstractNumId="1">
     <w:nsid w:val="022F6E9C"/>
     <w:multiLevelType w:val="multilevel"/>
     <w:tmpl w:val="022F6E9C"/>
@@ -17166,7 +17519,7 @@
       <w:lvlText w:val=""/>
       <w:lvlJc w:val="left"/>
       <w:pPr>
-        <w:ind w:left="1571" w:hanging="360"/>
+        <w:ind w:left="1615" w:hanging="360"/>
       </w:pPr>
       <w:rPr>
         <w:rFonts w:hint="default" w:ascii="Symbol" w:hAnsi="Symbol"/>
@@ -17178,7 +17531,7 @@
       <w:lvlText w:val="o"/>
       <w:lvlJc w:val="left"/>
       <w:pPr>
-        <w:ind w:left="2291" w:hanging="360"/>
+        <w:ind w:left="2335" w:hanging="360"/>
       </w:pPr>
       <w:rPr>
         <w:rFonts w:hint="default" w:ascii="Courier New" w:hAnsi="Courier New" w:cs="Courier New"/>
@@ -17190,7 +17543,7 @@
       <w:lvlText w:val=""/>
       <w:lvlJc w:val="left"/>
       <w:pPr>
-        <w:ind w:left="3011" w:hanging="360"/>
+        <w:ind w:left="3055" w:hanging="360"/>
       </w:pPr>
       <w:rPr>
         <w:rFonts w:hint="default" w:ascii="Wingdings" w:hAnsi="Wingdings"/>
@@ -17202,7 +17555,7 @@
       <w:lvlText w:val=""/>
       <w:lvlJc w:val="left"/>
       <w:pPr>
-        <w:ind w:left="3731" w:hanging="360"/>
+        <w:ind w:left="3775" w:hanging="360"/>
       </w:pPr>
       <w:rPr>
         <w:rFonts w:hint="default" w:ascii="Symbol" w:hAnsi="Symbol"/>
@@ -17214,7 +17567,7 @@
       <w:lvlText w:val="o"/>
       <w:lvlJc w:val="left"/>
       <w:pPr>
-        <w:ind w:left="4451" w:hanging="360"/>
+        <w:ind w:left="4495" w:hanging="360"/>
       </w:pPr>
       <w:rPr>
         <w:rFonts w:hint="default" w:ascii="Courier New" w:hAnsi="Courier New" w:cs="Courier New"/>
@@ -17226,7 +17579,7 @@
       <w:lvlText w:val=""/>
       <w:lvlJc w:val="left"/>
       <w:pPr>
-        <w:ind w:left="5171" w:hanging="360"/>
+        <w:ind w:left="5215" w:hanging="360"/>
       </w:pPr>
       <w:rPr>
         <w:rFonts w:hint="default" w:ascii="Wingdings" w:hAnsi="Wingdings"/>
@@ -17238,7 +17591,7 @@
       <w:lvlText w:val=""/>
       <w:lvlJc w:val="left"/>
       <w:pPr>
-        <w:ind w:left="5891" w:hanging="360"/>
+        <w:ind w:left="5935" w:hanging="360"/>
       </w:pPr>
       <w:rPr>
         <w:rFonts w:hint="default" w:ascii="Symbol" w:hAnsi="Symbol"/>
@@ -17250,7 +17603,7 @@
       <w:lvlText w:val="o"/>
       <w:lvlJc w:val="left"/>
       <w:pPr>
-        <w:ind w:left="6611" w:hanging="360"/>
+        <w:ind w:left="6655" w:hanging="360"/>
       </w:pPr>
       <w:rPr>
         <w:rFonts w:hint="default" w:ascii="Courier New" w:hAnsi="Courier New" w:cs="Courier New"/>
@@ -17262,14 +17615,14 @@
       <w:lvlText w:val=""/>
       <w:lvlJc w:val="left"/>
       <w:pPr>
-        <w:ind w:left="7331" w:hanging="360"/>
+        <w:ind w:left="7375" w:hanging="360"/>
       </w:pPr>
       <w:rPr>
         <w:rFonts w:hint="default" w:ascii="Wingdings" w:hAnsi="Wingdings"/>
       </w:rPr>
     </w:lvl>
   </w:abstractNum>
-  <w:abstractNum w:abstractNumId="1">
+  <w:abstractNum w:abstractNumId="2">
     <w:nsid w:val="0FF42F91"/>
     <w:multiLevelType w:val="multilevel"/>
     <w:tmpl w:val="0FF42F91"/>
@@ -17382,7 +17735,7 @@
       </w:rPr>
     </w:lvl>
   </w:abstractNum>
-  <w:abstractNum w:abstractNumId="2">
+  <w:abstractNum w:abstractNumId="3">
     <w:nsid w:val="1F400FE3"/>
     <w:multiLevelType w:val="multilevel"/>
     <w:tmpl w:val="1F400FE3"/>
@@ -17392,7 +17745,7 @@
       <w:lvlText w:val="-"/>
       <w:lvlJc w:val="left"/>
       <w:pPr>
-        <w:ind w:left="1800" w:hanging="360"/>
+        <w:ind w:left="1639" w:hanging="360"/>
       </w:pPr>
       <w:rPr>
         <w:rFonts w:hint="default" w:ascii="Times New Roman" w:hAnsi="Times New Roman" w:cs="Times New Roman" w:eastAsiaTheme="minorHAnsi"/>
@@ -17495,7 +17848,7 @@
       </w:rPr>
     </w:lvl>
   </w:abstractNum>
-  <w:abstractNum w:abstractNumId="3">
+  <w:abstractNum w:abstractNumId="4">
     <w:nsid w:val="23801F12"/>
     <w:multiLevelType w:val="multilevel"/>
     <w:tmpl w:val="23801F12"/>
@@ -17608,7 +17961,7 @@
       </w:rPr>
     </w:lvl>
   </w:abstractNum>
-  <w:abstractNum w:abstractNumId="4">
+  <w:abstractNum w:abstractNumId="5">
     <w:nsid w:val="24A57F90"/>
     <w:multiLevelType w:val="multilevel"/>
     <w:tmpl w:val="24A57F90"/>
@@ -17721,7 +18074,7 @@
       </w:rPr>
     </w:lvl>
   </w:abstractNum>
-  <w:abstractNum w:abstractNumId="5">
+  <w:abstractNum w:abstractNumId="6">
     <w:nsid w:val="26D14983"/>
     <w:multiLevelType w:val="multilevel"/>
     <w:tmpl w:val="26D14983"/>
@@ -17776,7 +18129,7 @@
       <w:lvlText w:val="%1.%2.%3.%4."/>
       <w:lvlJc w:val="left"/>
       <w:pPr>
-        <w:ind w:left="2520" w:hanging="1080"/>
+        <w:ind w:left="2046" w:hanging="1080"/>
       </w:pPr>
       <w:rPr>
         <w:rFonts w:hint="default"/>
@@ -17848,7 +18201,7 @@
       </w:rPr>
     </w:lvl>
   </w:abstractNum>
-  <w:abstractNum w:abstractNumId="6">
+  <w:abstractNum w:abstractNumId="7">
     <w:nsid w:val="30685261"/>
     <w:multiLevelType w:val="multilevel"/>
     <w:tmpl w:val="30685261"/>
@@ -17961,7 +18314,7 @@
       </w:rPr>
     </w:lvl>
   </w:abstractNum>
-  <w:abstractNum w:abstractNumId="7">
+  <w:abstractNum w:abstractNumId="8">
     <w:nsid w:val="5645590A"/>
     <w:multiLevelType w:val="multilevel"/>
     <w:tmpl w:val="5645590A"/>
@@ -18074,7 +18427,7 @@
       </w:rPr>
     </w:lvl>
   </w:abstractNum>
-  <w:abstractNum w:abstractNumId="8">
+  <w:abstractNum w:abstractNumId="9">
     <w:nsid w:val="66482C7D"/>
     <w:multiLevelType w:val="multilevel"/>
     <w:tmpl w:val="66482C7D"/>
@@ -18187,7 +18540,7 @@
       </w:rPr>
     </w:lvl>
   </w:abstractNum>
-  <w:abstractNum w:abstractNumId="9">
+  <w:abstractNum w:abstractNumId="10">
     <w:nsid w:val="6E463EF6"/>
     <w:multiLevelType w:val="multilevel"/>
     <w:tmpl w:val="6E463EF6"/>
@@ -18300,7 +18653,7 @@
       </w:rPr>
     </w:lvl>
   </w:abstractNum>
-  <w:abstractNum w:abstractNumId="10">
+  <w:abstractNum w:abstractNumId="11">
     <w:nsid w:val="70AD7E75"/>
     <w:multiLevelType w:val="multilevel"/>
     <w:tmpl w:val="70AD7E75"/>
@@ -18414,37 +18767,40 @@
     </w:lvl>
   </w:abstractNum>
   <w:num w:numId="1">
+    <w:abstractNumId w:val="0"/>
+  </w:num>
+  <w:num w:numId="2">
+    <w:abstractNumId w:val="6"/>
+  </w:num>
+  <w:num w:numId="3">
+    <w:abstractNumId w:val="3"/>
+  </w:num>
+  <w:num w:numId="4">
+    <w:abstractNumId w:val="9"/>
+  </w:num>
+  <w:num w:numId="5">
+    <w:abstractNumId w:val="8"/>
+  </w:num>
+  <w:num w:numId="6">
     <w:abstractNumId w:val="5"/>
   </w:num>
-  <w:num w:numId="2">
+  <w:num w:numId="7">
     <w:abstractNumId w:val="2"/>
   </w:num>
-  <w:num w:numId="3">
-    <w:abstractNumId w:val="8"/>
-  </w:num>
-  <w:num w:numId="4">
+  <w:num w:numId="8">
     <w:abstractNumId w:val="7"/>
   </w:num>
-  <w:num w:numId="5">
+  <w:num w:numId="9">
+    <w:abstractNumId w:val="11"/>
+  </w:num>
+  <w:num w:numId="10">
+    <w:abstractNumId w:val="1"/>
+  </w:num>
+  <w:num w:numId="11">
     <w:abstractNumId w:val="4"/>
   </w:num>
-  <w:num w:numId="6">
-    <w:abstractNumId w:val="1"/>
-  </w:num>
-  <w:num w:numId="7">
-    <w:abstractNumId w:val="6"/>
-  </w:num>
-  <w:num w:numId="8">
+  <w:num w:numId="12">
     <w:abstractNumId w:val="10"/>
-  </w:num>
-  <w:num w:numId="9">
-    <w:abstractNumId w:val="0"/>
-  </w:num>
-  <w:num w:numId="10">
-    <w:abstractNumId w:val="3"/>
-  </w:num>
-  <w:num w:numId="11">
-    <w:abstractNumId w:val="9"/>
   </w:num>
 </w:numbering>
 </file>
@@ -19169,33 +19525,39 @@
   </w:style>
   <w:style w:type="paragraph" w:customStyle="1" w:styleId="32">
     <w:name w:val="WPSOffice手动目录 1"/>
+    <w:qFormat/>
     <w:uiPriority w:val="0"/>
     <w:pPr>
       <w:ind w:leftChars="0"/>
     </w:pPr>
     <w:rPr>
+      <w:rFonts w:ascii="Times New Roman" w:hAnsi="Times New Roman" w:eastAsia="SimSun" w:cs="Times New Roman"/>
       <w:sz w:val="20"/>
       <w:szCs w:val="20"/>
     </w:rPr>
   </w:style>
   <w:style w:type="paragraph" w:customStyle="1" w:styleId="33">
     <w:name w:val="WPSOffice手动目录 2"/>
+    <w:qFormat/>
     <w:uiPriority w:val="0"/>
     <w:pPr>
       <w:ind w:leftChars="200"/>
     </w:pPr>
     <w:rPr>
+      <w:rFonts w:ascii="Times New Roman" w:hAnsi="Times New Roman" w:eastAsia="SimSun" w:cs="Times New Roman"/>
       <w:sz w:val="20"/>
       <w:szCs w:val="20"/>
     </w:rPr>
   </w:style>
   <w:style w:type="paragraph" w:customStyle="1" w:styleId="34">
     <w:name w:val="WPSOffice手动目录 3"/>
+    <w:qFormat/>
     <w:uiPriority w:val="0"/>
     <w:pPr>
       <w:ind w:leftChars="400"/>
     </w:pPr>
     <w:rPr>
+      <w:rFonts w:ascii="Times New Roman" w:hAnsi="Times New Roman" w:eastAsia="SimSun" w:cs="Times New Roman"/>
       <w:sz w:val="20"/>
       <w:szCs w:val="20"/>
     </w:rPr>
